--- a/NTUitive Gap Fund Application Form_Draft_L.docx
+++ b/NTUitive Gap Fund Application Form_Draft_L.docx
@@ -1,6 +1,6 @@
 
 <file path=word/document.xml><?xml version="1.0" encoding="utf-8"?>
-<w:document xmlns:wpc="http://schemas.microsoft.com/office/word/2010/wordprocessingCanvas" xmlns:cx="http://schemas.microsoft.com/office/drawing/2014/chartex" xmlns:cx1="http://schemas.microsoft.com/office/drawing/2015/9/8/chartex" xmlns:cx2="http://schemas.microsoft.com/office/drawing/2015/10/21/chartex" xmlns:cx3="http://schemas.microsoft.com/office/drawing/2016/5/9/chartex" xmlns:cx4="http://schemas.microsoft.com/office/drawing/2016/5/10/chartex" xmlns:cx5="http://schemas.microsoft.com/office/drawing/2016/5/11/chartex" xmlns:cx6="http://schemas.microsoft.com/office/drawing/2016/5/12/chartex" xmlns:cx7="http://schemas.microsoft.com/office/drawing/2016/5/13/chartex" xmlns:cx8="http://schemas.microsoft.com/office/drawing/2016/5/14/chartex" xmlns:mc="http://schemas.openxmlformats.org/markup-compatibility/2006" xmlns:m="http://schemas.openxmlformats.org/officeDocument/2006/math" xmlns:aink="http://schemas.microsoft.com/office/drawing/2016/ink" xmlns:am3d="http://schemas.microsoft.com/office/drawing/2017/model3d" xmlns:oel="http://schemas.microsoft.com/office/2019/extlst" xmlns:r="http://schemas.openxmlformats.org/officeDocument/2006/relationships" xmlns:wp14="http://schemas.microsoft.com/office/word/2010/wordprocessingDrawing" xmlns:wp="http://schemas.openxmlformats.org/drawingml/2006/wordprocessingDrawing" xmlns:wpg="http://schemas.microsoft.com/office/word/2010/wordprocessingGroup" xmlns:wpi="http://schemas.microsoft.com/office/word/2010/wordprocessingInk" xmlns:wps="http://schemas.microsoft.com/office/word/2010/wordprocessingShape" xmlns:o="urn:schemas-microsoft-com:office:office" xmlns:v="urn:schemas-microsoft-com:vml" xmlns:w10="urn:schemas-microsoft-com:office:word" xmlns:w="http://schemas.openxmlformats.org/wordprocessingml/2006/main" xmlns:w14="http://schemas.microsoft.com/office/word/2010/wordml" xmlns:w15="http://schemas.microsoft.com/office/word/2012/wordml" xmlns:w16cex="http://schemas.microsoft.com/office/word/2018/wordml/cex" xmlns:w16cid="http://schemas.microsoft.com/office/word/2016/wordml/cid" xmlns:w16="http://schemas.microsoft.com/office/word/2018/wordml" xmlns:w16sdtdh="http://schemas.microsoft.com/office/word/2020/wordml/sdtdatahash" xmlns:w16sdtfl="http://schemas.microsoft.com/office/word/2024/wordml/sdtformatlock" xmlns:w16se="http://schemas.microsoft.com/office/word/2015/wordml/symex" xmlns:w16du="http://schemas.microsoft.com/office/word/2023/wordml/word16du" xmlns:wne="http://schemas.microsoft.com/office/word/2006/wordml" mc:Ignorable="w14 w15 w16se w16cid w16 w16cex w16sdtdh w16sdtfl w16du wp14">
+<w:document xmlns:wpc="http://schemas.microsoft.com/office/word/2010/wordprocessingCanvas" xmlns:cx="http://schemas.microsoft.com/office/drawing/2014/chartex" xmlns:cx1="http://schemas.microsoft.com/office/drawing/2015/9/8/chartex" xmlns:cx2="http://schemas.microsoft.com/office/drawing/2015/10/21/chartex" xmlns:cx3="http://schemas.microsoft.com/office/drawing/2016/5/9/chartex" xmlns:cx4="http://schemas.microsoft.com/office/drawing/2016/5/10/chartex" xmlns:cx5="http://schemas.microsoft.com/office/drawing/2016/5/11/chartex" xmlns:cx6="http://schemas.microsoft.com/office/drawing/2016/5/12/chartex" xmlns:cx7="http://schemas.microsoft.com/office/drawing/2016/5/13/chartex" xmlns:cx8="http://schemas.microsoft.com/office/drawing/2016/5/14/chartex" xmlns:mc="http://schemas.openxmlformats.org/markup-compatibility/2006" xmlns:aink="http://schemas.microsoft.com/office/drawing/2016/ink" xmlns:am3d="http://schemas.microsoft.com/office/drawing/2017/model3d" xmlns:o="urn:schemas-microsoft-com:office:office" xmlns:oel="http://schemas.microsoft.com/office/2019/extlst" xmlns:r="http://schemas.openxmlformats.org/officeDocument/2006/relationships" xmlns:m="http://schemas.openxmlformats.org/officeDocument/2006/math" xmlns:v="urn:schemas-microsoft-com:vml" xmlns:wp14="http://schemas.microsoft.com/office/word/2010/wordprocessingDrawing" xmlns:wp="http://schemas.openxmlformats.org/drawingml/2006/wordprocessingDrawing" xmlns:w10="urn:schemas-microsoft-com:office:word" xmlns:w="http://schemas.openxmlformats.org/wordprocessingml/2006/main" xmlns:w14="http://schemas.microsoft.com/office/word/2010/wordml" xmlns:w15="http://schemas.microsoft.com/office/word/2012/wordml" xmlns:w16cei="http://schemas.microsoft.com/office/word/2026/wordml/cei" xmlns:w16cex="http://schemas.microsoft.com/office/word/2018/wordml/cex" xmlns:w16cid="http://schemas.microsoft.com/office/word/2016/wordml/cid" xmlns:w16="http://schemas.microsoft.com/office/word/2018/wordml" xmlns:w16du="http://schemas.microsoft.com/office/word/2023/wordml/word16du" xmlns:w16sdtdh="http://schemas.microsoft.com/office/word/2020/wordml/sdtdatahash" xmlns:w16sdtfl="http://schemas.microsoft.com/office/word/2024/wordml/sdtformatlock" xmlns:w16se="http://schemas.microsoft.com/office/word/2015/wordml/symex" xmlns:wpg="http://schemas.microsoft.com/office/word/2010/wordprocessingGroup" xmlns:wpi="http://schemas.microsoft.com/office/word/2010/wordprocessingInk" xmlns:wne="http://schemas.microsoft.com/office/word/2006/wordml" xmlns:wps="http://schemas.microsoft.com/office/word/2010/wordprocessingShape" mc:Ignorable="w14 w15 w16se w16cid w16 w16cex w16sdtdh w16sdtfl w16du wp14">
   <w:body>
     <w:p>
       <w:pPr>
@@ -1578,7 +1578,7 @@
                 </w14:checkbox>
               </w:sdtPr>
               <w:sdtContent>
-                <w:ins w:id="67" w:author="#CUI SHUAIWEN#" w:date="2026-09-02T18:21:00Z" w16du:dateUtc="2026-09-02T10:21:00Z">
+                <w:ins w:id="67" w:author="#CUI SHUAIWEN#" w:date="2026-09-02T20:28:00Z" w16du:dateUtc="2026-09-02T12:28:00Z">
                   <w:r>
                     <w:rPr>
                       <w:rFonts w:ascii="MS Gothic" w:eastAsia="MS Gothic" w:hAnsi="MS Gothic" w:hint="eastAsia"/>
@@ -1588,7 +1588,7 @@
                     <w:t>☐</w:t>
                   </w:r>
                 </w:ins>
-                <w:del w:id="68" w:author="#CUI SHUAIWEN#" w:date="2026-09-02T18:21:00Z" w16du:dateUtc="2026-09-02T10:21:00Z">
+                <w:del w:id="68" w:author="#CUI SHUAIWEN#" w:date="2026-09-02T20:28:00Z" w16du:dateUtc="2026-09-02T12:28:00Z">
                   <w:r>
                     <w:rPr>
                       <w:rFonts w:ascii="Aptos Narrow" w:hAnsi="Aptos Narrow"/>
@@ -1624,6 +1624,13 @@
               <w:rPr>
                 <w:sz w:val="24"/>
                 <w:szCs w:val="24"/>
+                <w:lang w:val="en-US"/>
+                <w:rPrChange w:id="69" w:author="#CUI SHUAIWEN#" w:date="2026-09-02T20:39:00Z" w16du:dateUtc="2026-09-02T12:39:00Z">
+                  <w:rPr>
+                    <w:sz w:val="24"/>
+                    <w:szCs w:val="24"/>
+                  </w:rPr>
+                </w:rPrChange>
               </w:rPr>
             </w:pPr>
             <w:r>
@@ -1748,7 +1755,7 @@
                 <w:sz w:val="24"/>
                 <w:szCs w:val="24"/>
               </w:rPr>
-              <w:pPrChange w:id="69" w:author="Li Jianfeng" w:date="2026-09-02T16:59:00Z" w16du:dateUtc="2026-09-02T08:59:00Z">
+              <w:pPrChange w:id="70" w:author="Li Jianfeng" w:date="2026-09-02T16:59:00Z" w16du:dateUtc="2026-09-02T08:59:00Z">
                 <w:pPr>
                   <w:pStyle w:val="ListParagraph"/>
                   <w:widowControl w:val="0"/>
@@ -1832,7 +1839,7 @@
                 <w:sz w:val="24"/>
                 <w:szCs w:val="24"/>
               </w:rPr>
-              <w:pPrChange w:id="70" w:author="Li Jianfeng" w:date="2026-09-02T16:59:00Z" w16du:dateUtc="2026-09-02T08:59:00Z">
+              <w:pPrChange w:id="71" w:author="Li Jianfeng" w:date="2026-09-02T16:59:00Z" w16du:dateUtc="2026-09-02T08:59:00Z">
                 <w:pPr>
                   <w:pStyle w:val="ListParagraph"/>
                   <w:widowControl w:val="0"/>
@@ -2174,7 +2181,7 @@
                 <w:sz w:val="24"/>
                 <w:szCs w:val="24"/>
               </w:rPr>
-              <w:pPrChange w:id="71" w:author="Li Jianfeng" w:date="2026-09-02T16:59:00Z" w16du:dateUtc="2026-09-02T08:59:00Z">
+              <w:pPrChange w:id="72" w:author="Li Jianfeng" w:date="2026-09-02T16:59:00Z" w16du:dateUtc="2026-09-02T08:59:00Z">
                 <w:pPr>
                   <w:pStyle w:val="ListParagraph"/>
                   <w:widowControl w:val="0"/>
@@ -2336,7 +2343,7 @@
                 <w:sz w:val="24"/>
                 <w:szCs w:val="24"/>
               </w:rPr>
-              <w:pPrChange w:id="72" w:author="Li Jianfeng" w:date="2026-09-02T16:59:00Z" w16du:dateUtc="2026-09-02T08:59:00Z">
+              <w:pPrChange w:id="73" w:author="Li Jianfeng" w:date="2026-09-02T16:59:00Z" w16du:dateUtc="2026-09-02T08:59:00Z">
                 <w:pPr>
                   <w:pStyle w:val="ListParagraph"/>
                   <w:widowControl w:val="0"/>
@@ -2360,7 +2367,7 @@
                 <w:sz w:val="24"/>
                 <w:szCs w:val="24"/>
               </w:rPr>
-              <w:pPrChange w:id="73" w:author="Li Jianfeng" w:date="2026-09-02T16:59:00Z" w16du:dateUtc="2026-09-02T08:59:00Z">
+              <w:pPrChange w:id="74" w:author="Li Jianfeng" w:date="2026-09-02T16:59:00Z" w16du:dateUtc="2026-09-02T08:59:00Z">
                 <w:pPr>
                   <w:pStyle w:val="ListParagraph"/>
                   <w:widowControl w:val="0"/>
@@ -2557,7 +2564,7 @@
                 <w:sz w:val="24"/>
                 <w:szCs w:val="24"/>
               </w:rPr>
-              <w:pPrChange w:id="74" w:author="Li Jianfeng" w:date="2026-09-02T16:59:00Z" w16du:dateUtc="2026-09-02T08:59:00Z">
+              <w:pPrChange w:id="75" w:author="Li Jianfeng" w:date="2026-09-02T16:59:00Z" w16du:dateUtc="2026-09-02T08:59:00Z">
                 <w:pPr>
                   <w:pStyle w:val="ListParagraph"/>
                   <w:widowControl w:val="0"/>
@@ -2728,7 +2735,7 @@
                 <w:sz w:val="24"/>
                 <w:szCs w:val="24"/>
               </w:rPr>
-              <w:pPrChange w:id="75" w:author="Li Jianfeng" w:date="2026-09-02T16:59:00Z" w16du:dateUtc="2026-09-02T08:59:00Z">
+              <w:pPrChange w:id="76" w:author="Li Jianfeng" w:date="2026-09-02T16:59:00Z" w16du:dateUtc="2026-09-02T08:59:00Z">
                 <w:pPr>
                   <w:pStyle w:val="ListParagraph"/>
                   <w:widowControl w:val="0"/>
@@ -2757,7 +2764,6 @@
                 <w:sz w:val="18"/>
                 <w:szCs w:val="24"/>
               </w:rPr>
-              <w:lastRenderedPageBreak/>
               <w:t>Are you</w:t>
             </w:r>
             <w:r>
@@ -2826,7 +2832,7 @@
                 </w14:checkbox>
               </w:sdtPr>
               <w:sdtContent>
-                <w:ins w:id="76" w:author="#CUI SHUAIWEN#" w:date="2026-09-02T18:18:00Z" w16du:dateUtc="2026-09-02T10:18:00Z">
+                <w:ins w:id="77" w:author="#CUI SHUAIWEN#" w:date="2026-09-02T18:18:00Z" w16du:dateUtc="2026-09-02T10:18:00Z">
                   <w:r>
                     <w:rPr>
                       <w:rFonts w:ascii="Aptos Narrow" w:hAnsi="Aptos Narrow"/>
@@ -2836,7 +2842,7 @@
                     <w:t>☑</w:t>
                   </w:r>
                 </w:ins>
-                <w:del w:id="77" w:author="#CUI SHUAIWEN#" w:date="2026-09-02T18:18:00Z" w16du:dateUtc="2026-09-02T10:18:00Z">
+                <w:del w:id="78" w:author="#CUI SHUAIWEN#" w:date="2026-09-02T18:18:00Z" w16du:dateUtc="2026-09-02T10:18:00Z">
                   <w:r>
                     <w:rPr>
                       <w:rFonts w:hint="eastAsia"/>
@@ -2880,7 +2886,7 @@
                 <w:sz w:val="24"/>
                 <w:szCs w:val="24"/>
               </w:rPr>
-              <w:pPrChange w:id="78" w:author="Li Jianfeng" w:date="2026-09-02T16:59:00Z" w16du:dateUtc="2026-09-02T08:59:00Z">
+              <w:pPrChange w:id="79" w:author="Li Jianfeng" w:date="2026-09-02T16:59:00Z" w16du:dateUtc="2026-09-02T08:59:00Z">
                 <w:pPr>
                   <w:pStyle w:val="ListParagraph"/>
                   <w:widowControl w:val="0"/>
@@ -2907,7 +2913,7 @@
                 <w:szCs w:val="24"/>
                 <w:lang w:val="en-SG"/>
               </w:rPr>
-              <w:pPrChange w:id="79" w:author="Li Jianfeng" w:date="2026-09-02T16:59:00Z" w16du:dateUtc="2026-09-02T08:59:00Z">
+              <w:pPrChange w:id="80" w:author="Li Jianfeng" w:date="2026-09-02T16:59:00Z" w16du:dateUtc="2026-09-02T08:59:00Z">
                 <w:pPr>
                   <w:pStyle w:val="ListParagraph"/>
                   <w:widowControl w:val="0"/>
@@ -3039,7 +3045,7 @@
                 <w:sz w:val="24"/>
                 <w:szCs w:val="24"/>
               </w:rPr>
-              <w:pPrChange w:id="80" w:author="Li Jianfeng" w:date="2026-09-02T16:59:00Z" w16du:dateUtc="2026-09-02T08:59:00Z">
+              <w:pPrChange w:id="81" w:author="Li Jianfeng" w:date="2026-09-02T16:59:00Z" w16du:dateUtc="2026-09-02T08:59:00Z">
                 <w:pPr>
                   <w:pStyle w:val="ListParagraph"/>
                   <w:widowControl w:val="0"/>
@@ -3054,7 +3060,7 @@
               </w:rPr>
               <w:t xml:space="preserve">If yes, kindly </w:t>
             </w:r>
-            <w:commentRangeStart w:id="81"/>
+            <w:commentRangeStart w:id="82"/>
             <w:r>
               <w:rPr>
                 <w:sz w:val="18"/>
@@ -3062,14 +3068,14 @@
               </w:rPr>
               <w:t>state</w:t>
             </w:r>
-            <w:commentRangeEnd w:id="81"/>
+            <w:commentRangeEnd w:id="82"/>
             <w:r>
               <w:rPr>
                 <w:rStyle w:val="CommentReference"/>
                 <w:sz w:val="18"/>
                 <w:szCs w:val="24"/>
               </w:rPr>
-              <w:commentReference w:id="81"/>
+              <w:commentReference w:id="82"/>
             </w:r>
             <w:r>
               <w:rPr>
@@ -3084,7 +3090,7 @@
               <w:widowControl w:val="0"/>
               <w:spacing w:after="40"/>
               <w:jc w:val="both"/>
-              <w:pPrChange w:id="82" w:author="Li Jianfeng" w:date="2026-09-02T16:59:00Z" w16du:dateUtc="2026-09-02T08:59:00Z">
+              <w:pPrChange w:id="83" w:author="Li Jianfeng" w:date="2026-09-02T16:59:00Z" w16du:dateUtc="2026-09-02T08:59:00Z">
                 <w:pPr>
                   <w:widowControl w:val="0"/>
                   <w:spacing w:after="40"/>
@@ -3166,7 +3172,7 @@
                 </w14:checkbox>
               </w:sdtPr>
               <w:sdtContent>
-                <w:ins w:id="83" w:author="#CUI SHUAIWEN#" w:date="2026-09-02T18:24:00Z" w16du:dateUtc="2026-09-02T10:24:00Z">
+                <w:ins w:id="84" w:author="#CUI SHUAIWEN#" w:date="2026-09-02T18:24:00Z" w16du:dateUtc="2026-09-02T10:24:00Z">
                   <w:r>
                     <w:rPr>
                       <w:rFonts w:ascii="Aptos Narrow" w:hAnsi="Aptos Narrow"/>
@@ -3176,7 +3182,7 @@
                     <w:t>☑</w:t>
                   </w:r>
                 </w:ins>
-                <w:del w:id="84" w:author="#CUI SHUAIWEN#" w:date="2026-09-02T18:24:00Z" w16du:dateUtc="2026-09-02T10:24:00Z">
+                <w:del w:id="85" w:author="#CUI SHUAIWEN#" w:date="2026-09-02T18:24:00Z" w16du:dateUtc="2026-09-02T10:24:00Z">
                   <w:r>
                     <w:rPr>
                       <w:rFonts w:hint="eastAsia"/>
@@ -3206,7 +3212,7 @@
                 <w:sz w:val="24"/>
                 <w:szCs w:val="24"/>
               </w:rPr>
-              <w:pPrChange w:id="85" w:author="Li Jianfeng" w:date="2026-09-02T16:59:00Z" w16du:dateUtc="2026-09-02T08:59:00Z">
+              <w:pPrChange w:id="86" w:author="Li Jianfeng" w:date="2026-09-02T16:59:00Z" w16du:dateUtc="2026-09-02T08:59:00Z">
                 <w:pPr>
                   <w:pStyle w:val="ListParagraph"/>
                   <w:widowControl w:val="0"/>
@@ -3232,7 +3238,7 @@
                 <w:sz w:val="24"/>
                 <w:szCs w:val="24"/>
               </w:rPr>
-              <w:pPrChange w:id="86" w:author="Li Jianfeng" w:date="2026-09-02T16:59:00Z" w16du:dateUtc="2026-09-02T08:59:00Z">
+              <w:pPrChange w:id="87" w:author="Li Jianfeng" w:date="2026-09-02T16:59:00Z" w16du:dateUtc="2026-09-02T08:59:00Z">
                 <w:pPr>
                   <w:pStyle w:val="ListParagraph"/>
                   <w:widowControl w:val="0"/>
@@ -3245,7 +3251,7 @@
             <w:pPr>
               <w:spacing w:after="60"/>
               <w:jc w:val="both"/>
-              <w:pPrChange w:id="87" w:author="Li Jianfeng" w:date="2026-09-02T16:59:00Z" w16du:dateUtc="2026-09-02T08:59:00Z">
+              <w:pPrChange w:id="88" w:author="Li Jianfeng" w:date="2026-09-02T16:59:00Z" w16du:dateUtc="2026-09-02T08:59:00Z">
                 <w:pPr>
                   <w:spacing w:after="60"/>
                 </w:pPr>
@@ -3263,7 +3269,7 @@
             <w:pPr>
               <w:spacing w:after="60"/>
               <w:jc w:val="both"/>
-              <w:pPrChange w:id="88" w:author="Li Jianfeng" w:date="2026-09-02T16:59:00Z" w16du:dateUtc="2026-09-02T08:59:00Z">
+              <w:pPrChange w:id="89" w:author="Li Jianfeng" w:date="2026-09-02T16:59:00Z" w16du:dateUtc="2026-09-02T08:59:00Z">
                 <w:pPr>
                   <w:spacing w:after="60"/>
                 </w:pPr>
@@ -3282,7 +3288,7 @@
               </w:rPr>
               <w:t xml:space="preserve">The underlying invention was made at NTU and disclosed to NTUitive, and was filed as Singapore provisional patent application 10202502426R on 26 August 2025. </w:t>
             </w:r>
-            <w:commentRangeStart w:id="89"/>
+            <w:commentRangeStart w:id="90"/>
             <w:r>
               <w:rPr>
                 <w:sz w:val="22"/>
@@ -3290,21 +3296,21 @@
               </w:rPr>
               <w:t>A subsequent filing is not being pursued, so there is no pending application on this invention at present. A separate provisional application, 10202500862P (2 April 2025), relates to sensor-fault self-diagnosis. The status of both, and the Technology Disclosure reference to be quoted above, to be confirmed with NTUitive before submission.</w:t>
             </w:r>
-            <w:commentRangeEnd w:id="89"/>
+            <w:commentRangeEnd w:id="90"/>
             <w:r>
               <w:rPr>
                 <w:rStyle w:val="CommentReference"/>
                 <w:sz w:val="24"/>
                 <w:szCs w:val="24"/>
               </w:rPr>
-              <w:commentReference w:id="89"/>
+              <w:commentReference w:id="90"/>
             </w:r>
           </w:p>
           <w:p>
             <w:pPr>
               <w:spacing w:after="60"/>
               <w:jc w:val="both"/>
-              <w:pPrChange w:id="90" w:author="Li Jianfeng" w:date="2026-09-02T16:59:00Z" w16du:dateUtc="2026-09-02T08:59:00Z">
+              <w:pPrChange w:id="91" w:author="Li Jianfeng" w:date="2026-09-02T16:59:00Z" w16du:dateUtc="2026-09-02T08:59:00Z">
                 <w:pPr>
                   <w:spacing w:after="60"/>
                 </w:pPr>
@@ -3328,7 +3334,7 @@
             <w:pPr>
               <w:spacing w:after="60"/>
               <w:jc w:val="both"/>
-              <w:pPrChange w:id="91" w:author="Li Jianfeng" w:date="2026-09-02T16:59:00Z" w16du:dateUtc="2026-09-02T08:59:00Z">
+              <w:pPrChange w:id="92" w:author="Li Jianfeng" w:date="2026-09-02T16:59:00Z" w16du:dateUtc="2026-09-02T08:59:00Z">
                 <w:pPr>
                   <w:spacing w:after="60"/>
                 </w:pPr>
@@ -3352,7 +3358,7 @@
             <w:pPr>
               <w:spacing w:after="60"/>
               <w:jc w:val="both"/>
-              <w:pPrChange w:id="92" w:author="Li Jianfeng" w:date="2026-09-02T16:59:00Z" w16du:dateUtc="2026-09-02T08:59:00Z">
+              <w:pPrChange w:id="93" w:author="Li Jianfeng" w:date="2026-09-02T16:59:00Z" w16du:dateUtc="2026-09-02T08:59:00Z">
                 <w:pPr>
                   <w:spacing w:after="60"/>
                 </w:pPr>
@@ -3376,7 +3382,7 @@
             <w:pPr>
               <w:spacing w:after="60"/>
               <w:jc w:val="both"/>
-              <w:pPrChange w:id="93" w:author="Li Jianfeng" w:date="2026-09-02T16:59:00Z" w16du:dateUtc="2026-09-02T08:59:00Z">
+              <w:pPrChange w:id="94" w:author="Li Jianfeng" w:date="2026-09-02T16:59:00Z" w16du:dateUtc="2026-09-02T08:59:00Z">
                 <w:pPr>
                   <w:spacing w:after="60"/>
                 </w:pPr>
@@ -3389,7 +3395,7 @@
               </w:rPr>
               <w:t xml:space="preserve">Previously applied for a NTUitive Gap Fund call: </w:t>
             </w:r>
-            <w:del w:id="94" w:author="#CUI SHUAIWEN#" w:date="2026-09-02T18:26:00Z" w16du:dateUtc="2026-09-02T10:26:00Z">
+            <w:del w:id="95" w:author="#CUI SHUAIWEN#" w:date="2026-09-02T18:26:00Z" w16du:dateUtc="2026-09-02T10:26:00Z">
               <w:r>
                 <w:rPr>
                   <w:rFonts w:hint="eastAsia"/>
@@ -3399,7 +3405,7 @@
                 <w:delText>To be confirmed. If yes, the outcome and the stage of rejection should be indicated and Section 7 completed.</w:delText>
               </w:r>
             </w:del>
-            <w:ins w:id="95" w:author="#CUI SHUAIWEN#" w:date="2026-09-02T18:26:00Z" w16du:dateUtc="2026-09-02T10:26:00Z">
+            <w:ins w:id="96" w:author="#CUI SHUAIWEN#" w:date="2026-09-02T18:26:00Z" w16du:dateUtc="2026-09-02T10:26:00Z">
               <w:r>
                 <w:rPr>
                   <w:sz w:val="22"/>
@@ -3412,7 +3418,7 @@
             <w:pPr>
               <w:spacing w:after="60"/>
               <w:jc w:val="both"/>
-              <w:pPrChange w:id="96" w:author="Li Jianfeng" w:date="2026-09-02T16:59:00Z" w16du:dateUtc="2026-09-02T08:59:00Z">
+              <w:pPrChange w:id="97" w:author="Li Jianfeng" w:date="2026-09-02T16:59:00Z" w16du:dateUtc="2026-09-02T08:59:00Z">
                 <w:pPr>
                   <w:spacing w:after="60"/>
                 </w:pPr>
@@ -3425,7 +3431,7 @@
               </w:rPr>
               <w:t xml:space="preserve">Spin-off company started: </w:t>
             </w:r>
-            <w:del w:id="97" w:author="#CUI SHUAIWEN#" w:date="2026-09-02T18:26:00Z" w16du:dateUtc="2026-09-02T10:26:00Z">
+            <w:del w:id="98" w:author="#CUI SHUAIWEN#" w:date="2026-09-02T18:26:00Z" w16du:dateUtc="2026-09-02T10:26:00Z">
               <w:r>
                 <w:rPr>
                   <w:sz w:val="22"/>
@@ -3434,7 +3440,7 @@
                 <w:delText>To be confirmed; understood to be none to date.</w:delText>
               </w:r>
             </w:del>
-            <w:ins w:id="98" w:author="#CUI SHUAIWEN#" w:date="2026-09-02T18:26:00Z" w16du:dateUtc="2026-09-02T10:26:00Z">
+            <w:ins w:id="99" w:author="#CUI SHUAIWEN#" w:date="2026-09-02T18:26:00Z" w16du:dateUtc="2026-09-02T10:26:00Z">
               <w:r>
                 <w:rPr>
                   <w:sz w:val="22"/>
@@ -3447,7 +3453,7 @@
             <w:pPr>
               <w:spacing w:after="60"/>
               <w:jc w:val="both"/>
-              <w:pPrChange w:id="99" w:author="Li Jianfeng" w:date="2026-09-02T16:59:00Z" w16du:dateUtc="2026-09-02T08:59:00Z">
+              <w:pPrChange w:id="100" w:author="Li Jianfeng" w:date="2026-09-02T16:59:00Z" w16du:dateUtc="2026-09-02T08:59:00Z">
                 <w:pPr>
                   <w:spacing w:after="60"/>
                 </w:pPr>
@@ -3472,7 +3478,7 @@
             <w:pPr>
               <w:spacing w:after="60"/>
               <w:jc w:val="both"/>
-              <w:pPrChange w:id="100" w:author="Li Jianfeng" w:date="2026-09-02T16:59:00Z" w16du:dateUtc="2026-09-02T08:59:00Z">
+              <w:pPrChange w:id="101" w:author="Li Jianfeng" w:date="2026-09-02T16:59:00Z" w16du:dateUtc="2026-09-02T08:59:00Z">
                 <w:pPr>
                   <w:spacing w:after="60"/>
                 </w:pPr>
@@ -3497,7 +3503,7 @@
             <w:pPr>
               <w:spacing w:after="60"/>
               <w:jc w:val="both"/>
-              <w:pPrChange w:id="101" w:author="Li Jianfeng" w:date="2026-09-02T16:59:00Z" w16du:dateUtc="2026-09-02T08:59:00Z">
+              <w:pPrChange w:id="102" w:author="Li Jianfeng" w:date="2026-09-02T16:59:00Z" w16du:dateUtc="2026-09-02T08:59:00Z">
                 <w:pPr>
                   <w:spacing w:after="60"/>
                 </w:pPr>
@@ -3521,7 +3527,7 @@
             <w:pPr>
               <w:spacing w:after="60"/>
               <w:jc w:val="both"/>
-              <w:pPrChange w:id="102" w:author="Li Jianfeng" w:date="2026-09-02T16:59:00Z" w16du:dateUtc="2026-09-02T08:59:00Z">
+              <w:pPrChange w:id="103" w:author="Li Jianfeng" w:date="2026-09-02T16:59:00Z" w16du:dateUtc="2026-09-02T08:59:00Z">
                 <w:pPr>
                   <w:spacing w:after="60"/>
                 </w:pPr>
@@ -3687,7 +3693,7 @@
         <w:spacing w:after="80"/>
         <w:jc w:val="both"/>
         <w:rPr>
-          <w:del w:id="103" w:author="Li Jianfeng" w:date="2026-09-02T17:06:00Z" w16du:dateUtc="2026-09-02T09:06:00Z"/>
+          <w:del w:id="104" w:author="Li Jianfeng" w:date="2026-09-02T17:06:00Z" w16du:dateUtc="2026-09-02T09:06:00Z"/>
         </w:rPr>
       </w:pPr>
       <w:r>
@@ -3711,11 +3717,11 @@
         <w:jc w:val="both"/>
         <w:rPr>
           <w:rFonts w:eastAsiaTheme="minorEastAsia"/>
-          <w:rPrChange w:id="104" w:author="Li Jianfeng" w:date="2026-09-02T17:06:00Z" w16du:dateUtc="2026-09-02T09:06:00Z">
+          <w:rPrChange w:id="105" w:author="Li Jianfeng" w:date="2026-09-02T17:06:00Z" w16du:dateUtc="2026-09-02T09:06:00Z">
             <w:rPr/>
           </w:rPrChange>
         </w:rPr>
-        <w:pPrChange w:id="105" w:author="Li Jianfeng" w:date="2026-09-02T17:06:00Z" w16du:dateUtc="2026-09-02T09:06:00Z">
+        <w:pPrChange w:id="106" w:author="Li Jianfeng" w:date="2026-09-02T17:06:00Z" w16du:dateUtc="2026-09-02T09:06:00Z">
           <w:pPr>
             <w:jc w:val="both"/>
           </w:pPr>
@@ -3727,7 +3733,7 @@
         <w:spacing w:after="80"/>
         <w:jc w:val="both"/>
         <w:rPr>
-          <w:del w:id="106" w:author="Li Jianfeng" w:date="2026-09-02T17:06:00Z" w16du:dateUtc="2026-09-02T09:06:00Z"/>
+          <w:del w:id="107" w:author="Li Jianfeng" w:date="2026-09-02T17:06:00Z" w16du:dateUtc="2026-09-02T09:06:00Z"/>
           <w:b/>
           <w:bCs/>
         </w:rPr>
@@ -3744,14 +3750,14 @@
         <w:rPr>
           <w:sz w:val="22"/>
         </w:rPr>
-        <w:t xml:space="preserve"> The central problem is not how to save power, but how to capture the critical moment when it happens. Such events are rare, short, and difficult to reproduce; once missed, the evidence is permanently lost. Always-on recording protects reliability but drains batteries and fills storage. Periodic or duty-cycled sampling saves resources but may sleep through the event that matters. Fixed-threshold triggering improves efficiency, yet depends on manually selected conditions: too strict and critical events are never recorded, too loose and the node </w:t>
+        <w:t xml:space="preserve"> The central problem is not how to save power, but how to capture the critical moment when it happens. Such events are rare, short, and difficult to reproduce; once missed, the evidence is permanently lost. Always-on recording </w:t>
       </w:r>
       <w:r>
         <w:rPr>
           <w:sz w:val="22"/>
         </w:rPr>
         <w:lastRenderedPageBreak/>
-        <w:t>repeatedly wakes for irrelevant data. The need is therefore a reliability-first capture mechanism that keeps missed critical events close to zero while progressively suppressing false triggers and unnecessary recordings.</w:t>
+        <w:t>protects reliability but drains batteries and fills storage. Periodic or duty-cycled sampling saves resources but may sleep through the event that matters. Fixed-threshold triggering improves efficiency, yet depends on manually selected conditions: too strict and critical events are never recorded, too loose and the node repeatedly wakes for irrelevant data. The need is therefore a reliability-first capture mechanism that keeps missed critical events close to zero while progressively suppressing false triggers and unnecessary recordings.</w:t>
       </w:r>
     </w:p>
     <w:p>
@@ -3760,11 +3766,11 @@
         <w:jc w:val="both"/>
         <w:rPr>
           <w:rFonts w:eastAsiaTheme="minorEastAsia"/>
-          <w:rPrChange w:id="107" w:author="Li Jianfeng" w:date="2026-09-02T17:06:00Z" w16du:dateUtc="2026-09-02T09:06:00Z">
+          <w:rPrChange w:id="108" w:author="Li Jianfeng" w:date="2026-09-02T17:06:00Z" w16du:dateUtc="2026-09-02T09:06:00Z">
             <w:rPr/>
           </w:rPrChange>
         </w:rPr>
-        <w:pPrChange w:id="108" w:author="Li Jianfeng" w:date="2026-09-02T17:06:00Z" w16du:dateUtc="2026-09-02T09:06:00Z">
+        <w:pPrChange w:id="109" w:author="Li Jianfeng" w:date="2026-09-02T17:06:00Z" w16du:dateUtc="2026-09-02T09:06:00Z">
           <w:pPr>
             <w:jc w:val="both"/>
           </w:pPr>
@@ -3776,7 +3782,7 @@
         <w:spacing w:after="80"/>
         <w:jc w:val="both"/>
         <w:rPr>
-          <w:del w:id="109" w:author="Li Jianfeng" w:date="2026-09-02T17:06:00Z" w16du:dateUtc="2026-09-02T09:06:00Z"/>
+          <w:del w:id="110" w:author="Li Jianfeng" w:date="2026-09-02T17:06:00Z" w16du:dateUtc="2026-09-02T09:06:00Z"/>
         </w:rPr>
       </w:pPr>
       <w:r>
@@ -3800,11 +3806,11 @@
         <w:jc w:val="both"/>
         <w:rPr>
           <w:rFonts w:eastAsiaTheme="minorEastAsia"/>
-          <w:rPrChange w:id="110" w:author="Li Jianfeng" w:date="2026-09-02T17:06:00Z" w16du:dateUtc="2026-09-02T09:06:00Z">
+          <w:rPrChange w:id="111" w:author="Li Jianfeng" w:date="2026-09-02T17:06:00Z" w16du:dateUtc="2026-09-02T09:06:00Z">
             <w:rPr/>
           </w:rPrChange>
         </w:rPr>
-        <w:pPrChange w:id="111" w:author="Li Jianfeng" w:date="2026-09-02T17:06:00Z" w16du:dateUtc="2026-09-02T09:06:00Z">
+        <w:pPrChange w:id="112" w:author="Li Jianfeng" w:date="2026-09-02T17:06:00Z" w16du:dateUtc="2026-09-02T09:06:00Z">
           <w:pPr>
             <w:jc w:val="both"/>
           </w:pPr>
@@ -3816,7 +3822,7 @@
         <w:spacing w:after="80"/>
         <w:jc w:val="both"/>
         <w:rPr>
-          <w:del w:id="112" w:author="Li Jianfeng" w:date="2026-09-02T17:06:00Z" w16du:dateUtc="2026-09-02T09:06:00Z"/>
+          <w:del w:id="113" w:author="Li Jianfeng" w:date="2026-09-02T17:06:00Z" w16du:dateUtc="2026-09-02T09:06:00Z"/>
         </w:rPr>
       </w:pPr>
       <w:r>
@@ -3840,11 +3846,11 @@
         <w:jc w:val="both"/>
         <w:rPr>
           <w:rFonts w:eastAsiaTheme="minorEastAsia"/>
-          <w:rPrChange w:id="113" w:author="Li Jianfeng" w:date="2026-09-02T17:06:00Z" w16du:dateUtc="2026-09-02T09:06:00Z">
+          <w:rPrChange w:id="114" w:author="Li Jianfeng" w:date="2026-09-02T17:06:00Z" w16du:dateUtc="2026-09-02T09:06:00Z">
             <w:rPr/>
           </w:rPrChange>
         </w:rPr>
-        <w:pPrChange w:id="114" w:author="Li Jianfeng" w:date="2026-09-02T17:06:00Z" w16du:dateUtc="2026-09-02T09:06:00Z">
+        <w:pPrChange w:id="115" w:author="Li Jianfeng" w:date="2026-09-02T17:06:00Z" w16du:dateUtc="2026-09-02T09:06:00Z">
           <w:pPr>
             <w:jc w:val="both"/>
           </w:pPr>
@@ -3953,12 +3959,12 @@
         </w:rPr>
         <w:tab/>
       </w:r>
-      <w:commentRangeStart w:id="115"/>
       <w:commentRangeStart w:id="116"/>
       <w:commentRangeStart w:id="117"/>
       <w:commentRangeStart w:id="118"/>
       <w:commentRangeStart w:id="119"/>
       <w:commentRangeStart w:id="120"/>
+      <w:commentRangeStart w:id="121"/>
       <w:r>
         <w:rPr>
           <w:b/>
@@ -3968,7 +3974,7 @@
         </w:rPr>
         <w:t>Problem Statement</w:t>
       </w:r>
-      <w:commentRangeEnd w:id="115"/>
+      <w:commentRangeEnd w:id="116"/>
       <w:r>
         <w:rPr>
           <w:rStyle w:val="CommentReference"/>
@@ -3978,9 +3984,9 @@
           <w:szCs w:val="24"/>
           <w:lang w:val="en-GB"/>
         </w:rPr>
-        <w:commentReference w:id="115"/>
-      </w:r>
-      <w:commentRangeEnd w:id="116"/>
+        <w:commentReference w:id="116"/>
+      </w:r>
+      <w:commentRangeEnd w:id="117"/>
       <w:r>
         <w:rPr>
           <w:rStyle w:val="CommentReference"/>
@@ -3990,9 +3996,9 @@
           <w:szCs w:val="24"/>
           <w:lang w:val="en-GB"/>
         </w:rPr>
-        <w:commentReference w:id="116"/>
-      </w:r>
-      <w:commentRangeEnd w:id="117"/>
+        <w:commentReference w:id="117"/>
+      </w:r>
+      <w:commentRangeEnd w:id="118"/>
       <w:r>
         <w:rPr>
           <w:rStyle w:val="CommentReference"/>
@@ -4002,9 +4008,9 @@
           <w:szCs w:val="24"/>
           <w:lang w:val="en-GB"/>
         </w:rPr>
-        <w:commentReference w:id="117"/>
-      </w:r>
-      <w:commentRangeEnd w:id="118"/>
+        <w:commentReference w:id="118"/>
+      </w:r>
+      <w:commentRangeEnd w:id="119"/>
       <w:r>
         <w:rPr>
           <w:rStyle w:val="CommentReference"/>
@@ -4014,9 +4020,9 @@
           <w:szCs w:val="24"/>
           <w:lang w:val="en-GB"/>
         </w:rPr>
-        <w:commentReference w:id="118"/>
-      </w:r>
-      <w:commentRangeEnd w:id="119"/>
+        <w:commentReference w:id="119"/>
+      </w:r>
+      <w:commentRangeEnd w:id="120"/>
       <w:r>
         <w:rPr>
           <w:rStyle w:val="CommentReference"/>
@@ -4026,9 +4032,9 @@
           <w:szCs w:val="24"/>
           <w:lang w:val="en-GB"/>
         </w:rPr>
-        <w:commentReference w:id="119"/>
-      </w:r>
-      <w:commentRangeEnd w:id="120"/>
+        <w:commentReference w:id="120"/>
+      </w:r>
+      <w:commentRangeEnd w:id="121"/>
       <w:r>
         <w:rPr>
           <w:rStyle w:val="CommentReference"/>
@@ -4038,7 +4044,7 @@
           <w:szCs w:val="24"/>
           <w:lang w:val="en-GB"/>
         </w:rPr>
-        <w:commentReference w:id="120"/>
+        <w:commentReference w:id="121"/>
       </w:r>
     </w:p>
     <w:p>
@@ -4094,24 +4100,24 @@
         <w:pStyle w:val="FirstParagraph"/>
         <w:spacing w:before="0" w:after="0"/>
         <w:rPr>
-          <w:ins w:id="121" w:author="Li Jianfeng" w:date="2026-09-02T17:08:00Z" w16du:dateUtc="2026-09-02T09:08:00Z"/>
+          <w:ins w:id="122" w:author="Li Jianfeng" w:date="2026-09-02T17:08:00Z" w16du:dateUtc="2026-09-02T09:08:00Z"/>
           <w:rFonts w:ascii="Times New Roman" w:hAnsi="Times New Roman" w:cs="Times New Roman"/>
           <w:sz w:val="22"/>
           <w:szCs w:val="22"/>
-          <w:rPrChange w:id="122" w:author="Li Jianfeng" w:date="2026-09-02T17:08:00Z" w16du:dateUtc="2026-09-02T09:08:00Z">
+          <w:rPrChange w:id="123" w:author="Li Jianfeng" w:date="2026-09-02T17:08:00Z" w16du:dateUtc="2026-09-02T09:08:00Z">
             <w:rPr>
-              <w:ins w:id="123" w:author="Li Jianfeng" w:date="2026-09-02T17:08:00Z" w16du:dateUtc="2026-09-02T09:08:00Z"/>
+              <w:ins w:id="124" w:author="Li Jianfeng" w:date="2026-09-02T17:08:00Z" w16du:dateUtc="2026-09-02T09:08:00Z"/>
               <w:rFonts w:ascii="Times New Roman" w:hAnsi="Times New Roman" w:cs="Times New Roman"/>
             </w:rPr>
           </w:rPrChange>
         </w:rPr>
-        <w:pPrChange w:id="124" w:author="Li Jianfeng" w:date="2026-09-02T17:09:00Z" w16du:dateUtc="2026-09-02T09:09:00Z">
+        <w:pPrChange w:id="125" w:author="Li Jianfeng" w:date="2026-09-02T17:09:00Z" w16du:dateUtc="2026-09-02T09:09:00Z">
           <w:pPr>
             <w:pStyle w:val="BodyText"/>
           </w:pPr>
         </w:pPrChange>
       </w:pPr>
-      <w:del w:id="125" w:author="Li Jianfeng" w:date="2026-09-02T17:09:00Z" w16du:dateUtc="2026-09-02T09:09:00Z">
+      <w:del w:id="126" w:author="Li Jianfeng" w:date="2026-09-02T17:09:00Z" w16du:dateUtc="2026-09-02T09:09:00Z">
         <w:r>
           <w:rPr>
             <w:sz w:val="22"/>
@@ -4119,19 +4125,33 @@
           <w:delText>In infrastructure, industrial operations, construction, transport, and distributed monitoring, the urgent problem is how to capture sudden events and anomalies as completely as possible without wasting scarce system resources on false or low-value records. Critical events such as abnormal vibration, impact, equipment stoppage, or sudden structural response may last only seconds and may not occur again under the same conditions. If the node is asleep, the trigger is too strict, or the system reacts too late, the event may be missed permanently; if the trigger is too loose, the node repeatedly records noise or minor disturbances, consuming battery, storage, wireless bandwidth, and engineering attention. This is a serious gap for resource-constrained monitoring systems deployed at hard-to-access sites: limited power and memory should be reserved for the moments that matter, not exhausted by irrelevant data. The problem to be solved is therefore clear and commercially important: enable broad, near-complete capture of sudden events and anomalies while sharply reducing false triggers, so monitoring systems can use limited resources on critical event records that support safety assessment, fault diagnosis, maintenance decisions, complaint response, and accountability.</w:delText>
         </w:r>
       </w:del>
-      <w:ins w:id="126" w:author="Li Jianfeng" w:date="2026-09-02T17:08:00Z" w16du:dateUtc="2026-09-02T09:08:00Z">
+      <w:ins w:id="127" w:author="Li Jianfeng" w:date="2026-09-02T17:08:00Z" w16du:dateUtc="2026-09-02T09:08:00Z">
         <w:r>
           <w:rPr>
             <w:rFonts w:ascii="Times New Roman" w:hAnsi="Times New Roman" w:cs="Times New Roman"/>
             <w:sz w:val="22"/>
             <w:szCs w:val="22"/>
-            <w:rPrChange w:id="127" w:author="Li Jianfeng" w:date="2026-09-02T17:08:00Z" w16du:dateUtc="2026-09-02T09:08:00Z">
+            <w:rPrChange w:id="128" w:author="Li Jianfeng" w:date="2026-09-02T17:08:00Z" w16du:dateUtc="2026-09-02T09:08:00Z">
               <w:rPr>
                 <w:rFonts w:ascii="Times New Roman" w:hAnsi="Times New Roman" w:cs="Times New Roman"/>
               </w:rPr>
             </w:rPrChange>
           </w:rPr>
-          <w:t>The problem is the loss or dilution of short, non-repeatable event evidence in resource-constrained vibration monitoring. At a construction or civil-asset site, the event of interest may last seconds, yet the node may need to operate for months. A missed event cannot be recreated. Conversely, hundreds of false triggers create avoidable battery drain, data transfer, storage, engineer review and site visits.</w:t>
+          <w:t xml:space="preserve">The problem is the loss or dilution of short, non-repeatable event evidence in resource-constrained vibration monitoring. At a construction or civil-asset site, the event of interest may last seconds, yet the node may need to operate for months. A missed event cannot be recreated. Conversely, hundreds of false triggers </w:t>
+        </w:r>
+        <w:r>
+          <w:rPr>
+            <w:rFonts w:ascii="Times New Roman" w:hAnsi="Times New Roman" w:cs="Times New Roman"/>
+            <w:sz w:val="22"/>
+            <w:szCs w:val="22"/>
+            <w:rPrChange w:id="129" w:author="Li Jianfeng" w:date="2026-09-02T17:08:00Z" w16du:dateUtc="2026-09-02T09:08:00Z">
+              <w:rPr>
+                <w:rFonts w:ascii="Times New Roman" w:hAnsi="Times New Roman" w:cs="Times New Roman"/>
+              </w:rPr>
+            </w:rPrChange>
+          </w:rPr>
+          <w:lastRenderedPageBreak/>
+          <w:t>create avoidable battery drain, data transfer, storage, engineer review and site visits.</w:t>
         </w:r>
         <w:r>
           <w:rPr>
@@ -4147,7 +4167,7 @@
             <w:rFonts w:ascii="Times New Roman" w:hAnsi="Times New Roman" w:cs="Times New Roman"/>
             <w:sz w:val="22"/>
             <w:szCs w:val="22"/>
-            <w:rPrChange w:id="128" w:author="Li Jianfeng" w:date="2026-09-02T17:08:00Z" w16du:dateUtc="2026-09-02T09:08:00Z">
+            <w:rPrChange w:id="130" w:author="Li Jianfeng" w:date="2026-09-02T17:08:00Z" w16du:dateUtc="2026-09-02T09:08:00Z">
               <w:rPr>
                 <w:rFonts w:ascii="Times New Roman" w:hAnsi="Times New Roman" w:cs="Times New Roman"/>
               </w:rPr>
@@ -4167,18 +4187,18 @@
         <w:spacing w:before="0" w:after="0"/>
         <w:ind w:hanging="482"/>
         <w:rPr>
-          <w:ins w:id="129" w:author="Li Jianfeng" w:date="2026-09-02T17:08:00Z" w16du:dateUtc="2026-09-02T09:08:00Z"/>
+          <w:ins w:id="131" w:author="Li Jianfeng" w:date="2026-09-02T17:08:00Z" w16du:dateUtc="2026-09-02T09:08:00Z"/>
           <w:rFonts w:ascii="Times New Roman" w:hAnsi="Times New Roman" w:cs="Times New Roman"/>
           <w:sz w:val="22"/>
           <w:szCs w:val="22"/>
-          <w:rPrChange w:id="130" w:author="Li Jianfeng" w:date="2026-09-02T17:08:00Z" w16du:dateUtc="2026-09-02T09:08:00Z">
+          <w:rPrChange w:id="132" w:author="Li Jianfeng" w:date="2026-09-02T17:08:00Z" w16du:dateUtc="2026-09-02T09:08:00Z">
             <w:rPr>
-              <w:ins w:id="131" w:author="Li Jianfeng" w:date="2026-09-02T17:08:00Z" w16du:dateUtc="2026-09-02T09:08:00Z"/>
+              <w:ins w:id="133" w:author="Li Jianfeng" w:date="2026-09-02T17:08:00Z" w16du:dateUtc="2026-09-02T09:08:00Z"/>
               <w:rFonts w:ascii="Times New Roman" w:hAnsi="Times New Roman" w:cs="Times New Roman"/>
             </w:rPr>
           </w:rPrChange>
         </w:rPr>
-        <w:pPrChange w:id="132" w:author="Li Jianfeng" w:date="2026-09-02T17:09:00Z" w16du:dateUtc="2026-09-02T09:09:00Z">
+        <w:pPrChange w:id="134" w:author="Li Jianfeng" w:date="2026-09-02T17:09:00Z" w16du:dateUtc="2026-09-02T09:09:00Z">
           <w:pPr>
             <w:pStyle w:val="Compact"/>
             <w:numPr>
@@ -4188,7 +4208,7 @@
           </w:pPr>
         </w:pPrChange>
       </w:pPr>
-      <w:ins w:id="133" w:author="Li Jianfeng" w:date="2026-09-02T17:08:00Z" w16du:dateUtc="2026-09-02T09:08:00Z">
+      <w:ins w:id="135" w:author="Li Jianfeng" w:date="2026-09-02T17:08:00Z" w16du:dateUtc="2026-09-02T09:08:00Z">
         <w:r>
           <w:rPr>
             <w:rFonts w:ascii="Times New Roman" w:hAnsi="Times New Roman" w:cs="Times New Roman"/>
@@ -4196,7 +4216,7 @@
             <w:bCs/>
             <w:sz w:val="22"/>
             <w:szCs w:val="22"/>
-            <w:rPrChange w:id="134" w:author="Li Jianfeng" w:date="2026-09-02T17:08:00Z" w16du:dateUtc="2026-09-02T09:08:00Z">
+            <w:rPrChange w:id="136" w:author="Li Jianfeng" w:date="2026-09-02T17:08:00Z" w16du:dateUtc="2026-09-02T09:08:00Z">
               <w:rPr>
                 <w:rFonts w:ascii="Times New Roman" w:hAnsi="Times New Roman" w:cs="Times New Roman"/>
                 <w:b/>
@@ -4211,7 +4231,7 @@
             <w:rFonts w:ascii="Times New Roman" w:hAnsi="Times New Roman" w:cs="Times New Roman"/>
             <w:sz w:val="22"/>
             <w:szCs w:val="22"/>
-            <w:rPrChange w:id="135" w:author="Li Jianfeng" w:date="2026-09-02T17:08:00Z" w16du:dateUtc="2026-09-02T09:08:00Z">
+            <w:rPrChange w:id="137" w:author="Li Jianfeng" w:date="2026-09-02T17:08:00Z" w16du:dateUtc="2026-09-02T09:08:00Z">
               <w:rPr>
                 <w:rFonts w:ascii="Times New Roman" w:hAnsi="Times New Roman" w:cs="Times New Roman"/>
               </w:rPr>
@@ -4229,19 +4249,19 @@
           <w:numId w:val="22"/>
         </w:numPr>
         <w:rPr>
-          <w:ins w:id="136" w:author="Li Jianfeng" w:date="2026-09-02T17:08:00Z" w16du:dateUtc="2026-09-02T09:08:00Z"/>
+          <w:ins w:id="138" w:author="Li Jianfeng" w:date="2026-09-02T17:08:00Z" w16du:dateUtc="2026-09-02T09:08:00Z"/>
           <w:rFonts w:ascii="Times New Roman" w:hAnsi="Times New Roman" w:cs="Times New Roman"/>
           <w:sz w:val="22"/>
           <w:szCs w:val="22"/>
-          <w:rPrChange w:id="137" w:author="Li Jianfeng" w:date="2026-09-02T17:08:00Z" w16du:dateUtc="2026-09-02T09:08:00Z">
+          <w:rPrChange w:id="139" w:author="Li Jianfeng" w:date="2026-09-02T17:08:00Z" w16du:dateUtc="2026-09-02T09:08:00Z">
             <w:rPr>
-              <w:ins w:id="138" w:author="Li Jianfeng" w:date="2026-09-02T17:08:00Z" w16du:dateUtc="2026-09-02T09:08:00Z"/>
+              <w:ins w:id="140" w:author="Li Jianfeng" w:date="2026-09-02T17:08:00Z" w16du:dateUtc="2026-09-02T09:08:00Z"/>
               <w:rFonts w:ascii="Times New Roman" w:hAnsi="Times New Roman" w:cs="Times New Roman"/>
             </w:rPr>
           </w:rPrChange>
         </w:rPr>
       </w:pPr>
-      <w:ins w:id="139" w:author="Li Jianfeng" w:date="2026-09-02T17:08:00Z" w16du:dateUtc="2026-09-02T09:08:00Z">
+      <w:ins w:id="141" w:author="Li Jianfeng" w:date="2026-09-02T17:08:00Z" w16du:dateUtc="2026-09-02T09:08:00Z">
         <w:r>
           <w:rPr>
             <w:rFonts w:ascii="Times New Roman" w:hAnsi="Times New Roman" w:cs="Times New Roman"/>
@@ -4249,7 +4269,7 @@
             <w:bCs/>
             <w:sz w:val="22"/>
             <w:szCs w:val="22"/>
-            <w:rPrChange w:id="140" w:author="Li Jianfeng" w:date="2026-09-02T17:08:00Z" w16du:dateUtc="2026-09-02T09:08:00Z">
+            <w:rPrChange w:id="142" w:author="Li Jianfeng" w:date="2026-09-02T17:08:00Z" w16du:dateUtc="2026-09-02T09:08:00Z">
               <w:rPr>
                 <w:rFonts w:ascii="Times New Roman" w:hAnsi="Times New Roman" w:cs="Times New Roman"/>
                 <w:b/>
@@ -4264,7 +4284,7 @@
             <w:rFonts w:ascii="Times New Roman" w:hAnsi="Times New Roman" w:cs="Times New Roman"/>
             <w:sz w:val="22"/>
             <w:szCs w:val="22"/>
-            <w:rPrChange w:id="141" w:author="Li Jianfeng" w:date="2026-09-02T17:08:00Z" w16du:dateUtc="2026-09-02T09:08:00Z">
+            <w:rPrChange w:id="143" w:author="Li Jianfeng" w:date="2026-09-02T17:08:00Z" w16du:dateUtc="2026-09-02T09:08:00Z">
               <w:rPr>
                 <w:rFonts w:ascii="Times New Roman" w:hAnsi="Times New Roman" w:cs="Times New Roman"/>
               </w:rPr>
@@ -4282,19 +4302,19 @@
           <w:numId w:val="22"/>
         </w:numPr>
         <w:rPr>
-          <w:ins w:id="142" w:author="Li Jianfeng" w:date="2026-09-02T17:08:00Z" w16du:dateUtc="2026-09-02T09:08:00Z"/>
+          <w:ins w:id="144" w:author="Li Jianfeng" w:date="2026-09-02T17:08:00Z" w16du:dateUtc="2026-09-02T09:08:00Z"/>
           <w:rFonts w:ascii="Times New Roman" w:hAnsi="Times New Roman" w:cs="Times New Roman"/>
           <w:sz w:val="22"/>
           <w:szCs w:val="22"/>
-          <w:rPrChange w:id="143" w:author="Li Jianfeng" w:date="2026-09-02T17:08:00Z" w16du:dateUtc="2026-09-02T09:08:00Z">
+          <w:rPrChange w:id="145" w:author="Li Jianfeng" w:date="2026-09-02T17:08:00Z" w16du:dateUtc="2026-09-02T09:08:00Z">
             <w:rPr>
-              <w:ins w:id="144" w:author="Li Jianfeng" w:date="2026-09-02T17:08:00Z" w16du:dateUtc="2026-09-02T09:08:00Z"/>
+              <w:ins w:id="146" w:author="Li Jianfeng" w:date="2026-09-02T17:08:00Z" w16du:dateUtc="2026-09-02T09:08:00Z"/>
               <w:rFonts w:ascii="Times New Roman" w:hAnsi="Times New Roman" w:cs="Times New Roman"/>
             </w:rPr>
           </w:rPrChange>
         </w:rPr>
       </w:pPr>
-      <w:ins w:id="145" w:author="Li Jianfeng" w:date="2026-09-02T17:08:00Z" w16du:dateUtc="2026-09-02T09:08:00Z">
+      <w:ins w:id="147" w:author="Li Jianfeng" w:date="2026-09-02T17:08:00Z" w16du:dateUtc="2026-09-02T09:08:00Z">
         <w:r>
           <w:rPr>
             <w:rFonts w:ascii="Times New Roman" w:hAnsi="Times New Roman" w:cs="Times New Roman"/>
@@ -4302,7 +4322,7 @@
             <w:bCs/>
             <w:sz w:val="22"/>
             <w:szCs w:val="22"/>
-            <w:rPrChange w:id="146" w:author="Li Jianfeng" w:date="2026-09-02T17:08:00Z" w16du:dateUtc="2026-09-02T09:08:00Z">
+            <w:rPrChange w:id="148" w:author="Li Jianfeng" w:date="2026-09-02T17:08:00Z" w16du:dateUtc="2026-09-02T09:08:00Z">
               <w:rPr>
                 <w:rFonts w:ascii="Times New Roman" w:hAnsi="Times New Roman" w:cs="Times New Roman"/>
                 <w:b/>
@@ -4317,7 +4337,7 @@
             <w:rFonts w:ascii="Times New Roman" w:hAnsi="Times New Roman" w:cs="Times New Roman"/>
             <w:sz w:val="22"/>
             <w:szCs w:val="22"/>
-            <w:rPrChange w:id="147" w:author="Li Jianfeng" w:date="2026-09-02T17:08:00Z" w16du:dateUtc="2026-09-02T09:08:00Z">
+            <w:rPrChange w:id="149" w:author="Li Jianfeng" w:date="2026-09-02T17:08:00Z" w16du:dateUtc="2026-09-02T09:08:00Z">
               <w:rPr>
                 <w:rFonts w:ascii="Times New Roman" w:hAnsi="Times New Roman" w:cs="Times New Roman"/>
               </w:rPr>
@@ -4334,24 +4354,24 @@
         <w:rPr>
           <w:sz w:val="22"/>
           <w:szCs w:val="22"/>
-          <w:rPrChange w:id="148" w:author="Li Jianfeng" w:date="2026-09-02T17:08:00Z" w16du:dateUtc="2026-09-02T09:08:00Z">
+          <w:rPrChange w:id="150" w:author="Li Jianfeng" w:date="2026-09-02T17:08:00Z" w16du:dateUtc="2026-09-02T09:08:00Z">
             <w:rPr/>
           </w:rPrChange>
         </w:rPr>
-        <w:pPrChange w:id="149" w:author="Li Jianfeng" w:date="2026-09-02T17:09:00Z" w16du:dateUtc="2026-09-02T09:09:00Z">
+        <w:pPrChange w:id="151" w:author="Li Jianfeng" w:date="2026-09-02T17:09:00Z" w16du:dateUtc="2026-09-02T09:09:00Z">
           <w:pPr>
             <w:spacing w:after="120" w:line="252" w:lineRule="auto"/>
             <w:jc w:val="both"/>
           </w:pPr>
         </w:pPrChange>
       </w:pPr>
-      <w:ins w:id="150" w:author="Li Jianfeng" w:date="2026-09-02T17:08:00Z" w16du:dateUtc="2026-09-02T09:08:00Z">
+      <w:ins w:id="152" w:author="Li Jianfeng" w:date="2026-09-02T17:08:00Z" w16du:dateUtc="2026-09-02T09:08:00Z">
         <w:r>
           <w:rPr>
             <w:rFonts w:ascii="Times New Roman" w:hAnsi="Times New Roman" w:cs="Times New Roman"/>
             <w:sz w:val="22"/>
             <w:szCs w:val="22"/>
-            <w:rPrChange w:id="151" w:author="Li Jianfeng" w:date="2026-09-02T17:08:00Z" w16du:dateUtc="2026-09-02T09:08:00Z">
+            <w:rPrChange w:id="153" w:author="Li Jianfeng" w:date="2026-09-02T17:08:00Z" w16du:dateUtc="2026-09-02T09:08:00Z">
               <w:rPr/>
             </w:rPrChange>
           </w:rPr>
@@ -4367,7 +4387,7 @@
           <w:b/>
           <w:bCs/>
           <w:lang w:val="en-GB"/>
-          <w:rPrChange w:id="152" w:author="Li Jianfeng" w:date="2026-09-02T17:19:00Z" w16du:dateUtc="2026-09-02T09:19:00Z">
+          <w:rPrChange w:id="154" w:author="Li Jianfeng" w:date="2026-09-02T17:19:00Z" w16du:dateUtc="2026-09-02T09:19:00Z">
             <w:rPr>
               <w:b/>
               <w:bCs/>
@@ -4421,7 +4441,7 @@
         <w:spacing w:after="200"/>
         <w:jc w:val="both"/>
         <w:rPr>
-          <w:ins w:id="153" w:author="Li Jianfeng" w:date="2026-09-02T17:36:00Z" w16du:dateUtc="2026-09-02T09:36:00Z"/>
+          <w:ins w:id="155" w:author="Li Jianfeng" w:date="2026-09-02T17:36:00Z" w16du:dateUtc="2026-09-02T09:36:00Z"/>
           <w:rFonts w:eastAsiaTheme="minorEastAsia"/>
           <w:i/>
           <w:iCs/>
@@ -4480,14 +4500,14 @@
         <w:spacing w:after="200"/>
         <w:jc w:val="both"/>
         <w:rPr>
-          <w:ins w:id="154" w:author="Li Jianfeng" w:date="2026-09-02T17:36:00Z" w16du:dateUtc="2026-09-02T09:36:00Z"/>
+          <w:ins w:id="156" w:author="Li Jianfeng" w:date="2026-09-02T17:36:00Z" w16du:dateUtc="2026-09-02T09:36:00Z"/>
           <w:rFonts w:eastAsiaTheme="minorEastAsia"/>
           <w:b/>
           <w:bCs/>
           <w:lang w:val="en-GB"/>
-          <w:rPrChange w:id="155" w:author="Li Jianfeng" w:date="2026-09-02T17:36:00Z" w16du:dateUtc="2026-09-02T09:36:00Z">
+          <w:rPrChange w:id="157" w:author="Li Jianfeng" w:date="2026-09-02T17:36:00Z" w16du:dateUtc="2026-09-02T09:36:00Z">
             <w:rPr>
-              <w:ins w:id="156" w:author="Li Jianfeng" w:date="2026-09-02T17:36:00Z" w16du:dateUtc="2026-09-02T09:36:00Z"/>
+              <w:ins w:id="158" w:author="Li Jianfeng" w:date="2026-09-02T17:36:00Z" w16du:dateUtc="2026-09-02T09:36:00Z"/>
               <w:rFonts w:eastAsiaTheme="minorEastAsia"/>
               <w:i/>
               <w:iCs/>
@@ -4496,14 +4516,14 @@
           </w:rPrChange>
         </w:rPr>
       </w:pPr>
-      <w:ins w:id="157" w:author="Li Jianfeng" w:date="2026-09-02T17:36:00Z" w16du:dateUtc="2026-09-02T09:36:00Z">
+      <w:ins w:id="159" w:author="Li Jianfeng" w:date="2026-09-02T17:36:00Z" w16du:dateUtc="2026-09-02T09:36:00Z">
         <w:r>
           <w:rPr>
             <w:rFonts w:eastAsiaTheme="minorEastAsia"/>
             <w:b/>
             <w:bCs/>
             <w:lang w:val="en-GB"/>
-            <w:rPrChange w:id="158" w:author="Li Jianfeng" w:date="2026-09-02T17:36:00Z" w16du:dateUtc="2026-09-02T09:36:00Z">
+            <w:rPrChange w:id="160" w:author="Li Jianfeng" w:date="2026-09-02T17:36:00Z" w16du:dateUtc="2026-09-02T09:36:00Z">
               <w:rPr>
                 <w:rFonts w:eastAsiaTheme="minorEastAsia"/>
                 <w:i/>
@@ -4521,28 +4541,28 @@
         <w:spacing w:after="200"/>
         <w:jc w:val="both"/>
         <w:rPr>
-          <w:ins w:id="159" w:author="Li Jianfeng" w:date="2026-09-02T17:38:00Z" w16du:dateUtc="2026-09-02T09:38:00Z"/>
+          <w:ins w:id="161" w:author="Li Jianfeng" w:date="2026-09-02T17:38:00Z" w16du:dateUtc="2026-09-02T09:38:00Z"/>
           <w:rFonts w:eastAsiaTheme="minorEastAsia"/>
           <w:sz w:val="22"/>
           <w:szCs w:val="22"/>
           <w:lang w:val="en-GB"/>
-          <w:rPrChange w:id="160" w:author="Li Jianfeng" w:date="2026-09-02T17:39:00Z" w16du:dateUtc="2026-09-02T09:39:00Z">
+          <w:rPrChange w:id="162" w:author="Li Jianfeng" w:date="2026-09-02T17:39:00Z" w16du:dateUtc="2026-09-02T09:39:00Z">
             <w:rPr>
-              <w:ins w:id="161" w:author="Li Jianfeng" w:date="2026-09-02T17:38:00Z" w16du:dateUtc="2026-09-02T09:38:00Z"/>
+              <w:ins w:id="163" w:author="Li Jianfeng" w:date="2026-09-02T17:38:00Z" w16du:dateUtc="2026-09-02T09:38:00Z"/>
               <w:rFonts w:eastAsiaTheme="minorEastAsia"/>
               <w:lang w:val="en-GB"/>
             </w:rPr>
           </w:rPrChange>
         </w:rPr>
       </w:pPr>
-      <w:ins w:id="162" w:author="Li Jianfeng" w:date="2026-09-02T17:36:00Z" w16du:dateUtc="2026-09-02T09:36:00Z">
+      <w:ins w:id="164" w:author="Li Jianfeng" w:date="2026-09-02T17:36:00Z" w16du:dateUtc="2026-09-02T09:36:00Z">
         <w:r>
           <w:rPr>
             <w:rFonts w:eastAsiaTheme="minorEastAsia"/>
             <w:sz w:val="22"/>
             <w:szCs w:val="22"/>
             <w:lang w:val="en-GB"/>
-            <w:rPrChange w:id="163" w:author="Li Jianfeng" w:date="2026-09-02T17:39:00Z" w16du:dateUtc="2026-09-02T09:39:00Z">
+            <w:rPrChange w:id="165" w:author="Li Jianfeng" w:date="2026-09-02T17:39:00Z" w16du:dateUtc="2026-09-02T09:39:00Z">
               <w:rPr>
                 <w:rFonts w:eastAsiaTheme="minorEastAsia"/>
                 <w:i/>
@@ -4551,7 +4571,6 @@
               </w:rPr>
             </w:rPrChange>
           </w:rPr>
-          <w:lastRenderedPageBreak/>
           <w:t>The relevant parent markets are expanding: infrastructure monitoring is estimated at USD 8.74 billion in 2026 and USD 14.05 billion by 2031; structural health monitoring at USD 3.57 billion in 2025 and USD 5.48 billion by 2030; industrial wireless sensor networks at USD 5.19 billion in 2023 with a 12.1% CAGR to 2030; condition-monitoring equipment at USD 3.54 billion in 2026 and USD 5.11 billion by 2031; and predictive maintenance at USD 18.90 billion in 2026 and USD 82.17 billion by 2031 [1–5]. These figures establish sustained expenditure on monitoring, but they are not treated as the project’s addressable revenue. The addressable segment is narrower: battery-powered or bandwidth-constrained vibration nodes for which continuous high-rate acquisition is impractical and failure to preserve a short event record has operational value. The initial beachhead comprises Singapore-based OEMs and system integrators serving construction monitoring, rail-adjacent works and civil assets. Southeast Asia is the next channel-led expansion layer; China is a later OEM/licensing market after interface and manufacturability evidence is established.</w:t>
         </w:r>
       </w:ins>
@@ -4560,11 +4579,11 @@
       <w:pPr>
         <w:jc w:val="center"/>
         <w:rPr>
-          <w:ins w:id="164" w:author="Li Jianfeng" w:date="2026-09-02T17:38:00Z" w16du:dateUtc="2026-09-02T09:38:00Z"/>
+          <w:ins w:id="166" w:author="Li Jianfeng" w:date="2026-09-02T17:38:00Z" w16du:dateUtc="2026-09-02T09:38:00Z"/>
           <w:rFonts w:eastAsiaTheme="minorEastAsia"/>
         </w:rPr>
       </w:pPr>
-      <w:ins w:id="165" w:author="Li Jianfeng" w:date="2026-09-02T17:38:00Z" w16du:dateUtc="2026-09-02T09:38:00Z">
+      <w:ins w:id="167" w:author="Li Jianfeng" w:date="2026-09-02T17:38:00Z" w16du:dateUtc="2026-09-02T09:38:00Z">
         <w:r>
           <w:rPr>
             <w:noProof/>
@@ -4621,13 +4640,13 @@
       <w:pPr>
         <w:jc w:val="center"/>
         <w:rPr>
-          <w:ins w:id="166" w:author="Li Jianfeng" w:date="2026-09-02T17:38:00Z" w16du:dateUtc="2026-09-02T09:38:00Z"/>
+          <w:ins w:id="168" w:author="Li Jianfeng" w:date="2026-09-02T17:38:00Z" w16du:dateUtc="2026-09-02T09:38:00Z"/>
           <w:rFonts w:eastAsiaTheme="minorEastAsia"/>
           <w:i/>
           <w:iCs/>
         </w:rPr>
       </w:pPr>
-      <w:ins w:id="167" w:author="Li Jianfeng" w:date="2026-09-02T17:38:00Z" w16du:dateUtc="2026-09-02T09:38:00Z">
+      <w:ins w:id="169" w:author="Li Jianfeng" w:date="2026-09-02T17:38:00Z" w16du:dateUtc="2026-09-02T09:38:00Z">
         <w:r>
           <w:rPr>
             <w:rFonts w:eastAsiaTheme="minorEastAsia" w:hint="eastAsia"/>
@@ -4666,13 +4685,13 @@
       <w:pPr>
         <w:jc w:val="center"/>
         <w:rPr>
-          <w:ins w:id="168" w:author="Li Jianfeng" w:date="2026-09-02T17:38:00Z" w16du:dateUtc="2026-09-02T09:38:00Z"/>
+          <w:ins w:id="170" w:author="Li Jianfeng" w:date="2026-09-02T17:38:00Z" w16du:dateUtc="2026-09-02T09:38:00Z"/>
           <w:rFonts w:eastAsiaTheme="minorEastAsia"/>
           <w:i/>
           <w:iCs/>
         </w:rPr>
       </w:pPr>
-      <w:ins w:id="169" w:author="Li Jianfeng" w:date="2026-09-02T17:38:00Z" w16du:dateUtc="2026-09-02T09:38:00Z">
+      <w:ins w:id="171" w:author="Li Jianfeng" w:date="2026-09-02T17:38:00Z" w16du:dateUtc="2026-09-02T09:38:00Z">
         <w:r>
           <w:rPr>
             <w:rFonts w:eastAsiaTheme="minorEastAsia" w:hint="eastAsia"/>
@@ -4715,7 +4734,7 @@
       <w:tr>
         <w:trPr>
           <w:jc w:val="center"/>
-          <w:ins w:id="170" w:author="Li Jianfeng" w:date="2026-09-02T17:38:00Z"/>
+          <w:ins w:id="172" w:author="Li Jianfeng" w:date="2026-09-02T17:38:00Z"/>
         </w:trPr>
         <w:tc>
           <w:tcPr>
@@ -4727,10 +4746,10 @@
             <w:pPr>
               <w:jc w:val="center"/>
               <w:rPr>
-                <w:ins w:id="171" w:author="Li Jianfeng" w:date="2026-09-02T17:38:00Z" w16du:dateUtc="2026-09-02T09:38:00Z"/>
-              </w:rPr>
-            </w:pPr>
-            <w:ins w:id="172" w:author="Li Jianfeng" w:date="2026-09-02T17:38:00Z" w16du:dateUtc="2026-09-02T09:38:00Z">
+                <w:ins w:id="173" w:author="Li Jianfeng" w:date="2026-09-02T17:38:00Z" w16du:dateUtc="2026-09-02T09:38:00Z"/>
+              </w:rPr>
+            </w:pPr>
+            <w:ins w:id="174" w:author="Li Jianfeng" w:date="2026-09-02T17:38:00Z" w16du:dateUtc="2026-09-02T09:38:00Z">
               <w:r>
                 <w:rPr>
                   <w:b/>
@@ -4751,10 +4770,10 @@
             <w:pPr>
               <w:jc w:val="center"/>
               <w:rPr>
-                <w:ins w:id="173" w:author="Li Jianfeng" w:date="2026-09-02T17:38:00Z" w16du:dateUtc="2026-09-02T09:38:00Z"/>
-              </w:rPr>
-            </w:pPr>
-            <w:ins w:id="174" w:author="Li Jianfeng" w:date="2026-09-02T17:38:00Z" w16du:dateUtc="2026-09-02T09:38:00Z">
+                <w:ins w:id="175" w:author="Li Jianfeng" w:date="2026-09-02T17:38:00Z" w16du:dateUtc="2026-09-02T09:38:00Z"/>
+              </w:rPr>
+            </w:pPr>
+            <w:ins w:id="176" w:author="Li Jianfeng" w:date="2026-09-02T17:38:00Z" w16du:dateUtc="2026-09-02T09:38:00Z">
               <w:r>
                 <w:rPr>
                   <w:b/>
@@ -4775,10 +4794,10 @@
             <w:pPr>
               <w:jc w:val="center"/>
               <w:rPr>
-                <w:ins w:id="175" w:author="Li Jianfeng" w:date="2026-09-02T17:38:00Z" w16du:dateUtc="2026-09-02T09:38:00Z"/>
-              </w:rPr>
-            </w:pPr>
-            <w:ins w:id="176" w:author="Li Jianfeng" w:date="2026-09-02T17:38:00Z" w16du:dateUtc="2026-09-02T09:38:00Z">
+                <w:ins w:id="177" w:author="Li Jianfeng" w:date="2026-09-02T17:38:00Z" w16du:dateUtc="2026-09-02T09:38:00Z"/>
+              </w:rPr>
+            </w:pPr>
+            <w:ins w:id="178" w:author="Li Jianfeng" w:date="2026-09-02T17:38:00Z" w16du:dateUtc="2026-09-02T09:38:00Z">
               <w:r>
                 <w:rPr>
                   <w:b/>
@@ -4799,10 +4818,10 @@
             <w:pPr>
               <w:jc w:val="center"/>
               <w:rPr>
-                <w:ins w:id="177" w:author="Li Jianfeng" w:date="2026-09-02T17:38:00Z" w16du:dateUtc="2026-09-02T09:38:00Z"/>
-              </w:rPr>
-            </w:pPr>
-            <w:ins w:id="178" w:author="Li Jianfeng" w:date="2026-09-02T17:38:00Z" w16du:dateUtc="2026-09-02T09:38:00Z">
+                <w:ins w:id="179" w:author="Li Jianfeng" w:date="2026-09-02T17:38:00Z" w16du:dateUtc="2026-09-02T09:38:00Z"/>
+              </w:rPr>
+            </w:pPr>
+            <w:ins w:id="180" w:author="Li Jianfeng" w:date="2026-09-02T17:38:00Z" w16du:dateUtc="2026-09-02T09:38:00Z">
               <w:r>
                 <w:rPr>
                   <w:b/>
@@ -4817,7 +4836,7 @@
       <w:tr>
         <w:trPr>
           <w:jc w:val="center"/>
-          <w:ins w:id="179" w:author="Li Jianfeng" w:date="2026-09-02T17:38:00Z"/>
+          <w:ins w:id="181" w:author="Li Jianfeng" w:date="2026-09-02T17:38:00Z"/>
         </w:trPr>
         <w:tc>
           <w:tcPr>
@@ -4829,10 +4848,10 @@
             <w:pPr>
               <w:jc w:val="center"/>
               <w:rPr>
-                <w:ins w:id="180" w:author="Li Jianfeng" w:date="2026-09-02T17:38:00Z" w16du:dateUtc="2026-09-02T09:38:00Z"/>
-              </w:rPr>
-            </w:pPr>
-            <w:ins w:id="181" w:author="Li Jianfeng" w:date="2026-09-02T17:38:00Z" w16du:dateUtc="2026-09-02T09:38:00Z">
+                <w:ins w:id="182" w:author="Li Jianfeng" w:date="2026-09-02T17:38:00Z" w16du:dateUtc="2026-09-02T09:38:00Z"/>
+              </w:rPr>
+            </w:pPr>
+            <w:ins w:id="183" w:author="Li Jianfeng" w:date="2026-09-02T17:38:00Z" w16du:dateUtc="2026-09-02T09:38:00Z">
               <w:r>
                 <w:rPr>
                   <w:sz w:val="17"/>
@@ -4852,10 +4871,10 @@
             <w:pPr>
               <w:jc w:val="center"/>
               <w:rPr>
-                <w:ins w:id="182" w:author="Li Jianfeng" w:date="2026-09-02T17:38:00Z" w16du:dateUtc="2026-09-02T09:38:00Z"/>
-              </w:rPr>
-            </w:pPr>
-            <w:ins w:id="183" w:author="Li Jianfeng" w:date="2026-09-02T17:38:00Z" w16du:dateUtc="2026-09-02T09:38:00Z">
+                <w:ins w:id="184" w:author="Li Jianfeng" w:date="2026-09-02T17:38:00Z" w16du:dateUtc="2026-09-02T09:38:00Z"/>
+              </w:rPr>
+            </w:pPr>
+            <w:ins w:id="185" w:author="Li Jianfeng" w:date="2026-09-02T17:38:00Z" w16du:dateUtc="2026-09-02T09:38:00Z">
               <w:r>
                 <w:rPr>
                   <w:sz w:val="17"/>
@@ -4875,10 +4894,10 @@
             <w:pPr>
               <w:jc w:val="center"/>
               <w:rPr>
-                <w:ins w:id="184" w:author="Li Jianfeng" w:date="2026-09-02T17:38:00Z" w16du:dateUtc="2026-09-02T09:38:00Z"/>
-              </w:rPr>
-            </w:pPr>
-            <w:ins w:id="185" w:author="Li Jianfeng" w:date="2026-09-02T17:38:00Z" w16du:dateUtc="2026-09-02T09:38:00Z">
+                <w:ins w:id="186" w:author="Li Jianfeng" w:date="2026-09-02T17:38:00Z" w16du:dateUtc="2026-09-02T09:38:00Z"/>
+              </w:rPr>
+            </w:pPr>
+            <w:ins w:id="187" w:author="Li Jianfeng" w:date="2026-09-02T17:38:00Z" w16du:dateUtc="2026-09-02T09:38:00Z">
               <w:r>
                 <w:rPr>
                   <w:sz w:val="17"/>
@@ -4898,10 +4917,10 @@
             <w:pPr>
               <w:jc w:val="center"/>
               <w:rPr>
-                <w:ins w:id="186" w:author="Li Jianfeng" w:date="2026-09-02T17:38:00Z" w16du:dateUtc="2026-09-02T09:38:00Z"/>
-              </w:rPr>
-            </w:pPr>
-            <w:ins w:id="187" w:author="Li Jianfeng" w:date="2026-09-02T17:38:00Z" w16du:dateUtc="2026-09-02T09:38:00Z">
+                <w:ins w:id="188" w:author="Li Jianfeng" w:date="2026-09-02T17:38:00Z" w16du:dateUtc="2026-09-02T09:38:00Z"/>
+              </w:rPr>
+            </w:pPr>
+            <w:ins w:id="189" w:author="Li Jianfeng" w:date="2026-09-02T17:38:00Z" w16du:dateUtc="2026-09-02T09:38:00Z">
               <w:r>
                 <w:rPr>
                   <w:sz w:val="17"/>
@@ -4915,7 +4934,7 @@
       <w:tr>
         <w:trPr>
           <w:jc w:val="center"/>
-          <w:ins w:id="188" w:author="Li Jianfeng" w:date="2026-09-02T17:38:00Z"/>
+          <w:ins w:id="190" w:author="Li Jianfeng" w:date="2026-09-02T17:38:00Z"/>
         </w:trPr>
         <w:tc>
           <w:tcPr>
@@ -4927,10 +4946,10 @@
             <w:pPr>
               <w:jc w:val="center"/>
               <w:rPr>
-                <w:ins w:id="189" w:author="Li Jianfeng" w:date="2026-09-02T17:38:00Z" w16du:dateUtc="2026-09-02T09:38:00Z"/>
-              </w:rPr>
-            </w:pPr>
-            <w:ins w:id="190" w:author="Li Jianfeng" w:date="2026-09-02T17:38:00Z" w16du:dateUtc="2026-09-02T09:38:00Z">
+                <w:ins w:id="191" w:author="Li Jianfeng" w:date="2026-09-02T17:38:00Z" w16du:dateUtc="2026-09-02T09:38:00Z"/>
+              </w:rPr>
+            </w:pPr>
+            <w:ins w:id="192" w:author="Li Jianfeng" w:date="2026-09-02T17:38:00Z" w16du:dateUtc="2026-09-02T09:38:00Z">
               <w:r>
                 <w:rPr>
                   <w:sz w:val="17"/>
@@ -4950,10 +4969,10 @@
             <w:pPr>
               <w:jc w:val="center"/>
               <w:rPr>
-                <w:ins w:id="191" w:author="Li Jianfeng" w:date="2026-09-02T17:38:00Z" w16du:dateUtc="2026-09-02T09:38:00Z"/>
-              </w:rPr>
-            </w:pPr>
-            <w:ins w:id="192" w:author="Li Jianfeng" w:date="2026-09-02T17:38:00Z" w16du:dateUtc="2026-09-02T09:38:00Z">
+                <w:ins w:id="193" w:author="Li Jianfeng" w:date="2026-09-02T17:38:00Z" w16du:dateUtc="2026-09-02T09:38:00Z"/>
+              </w:rPr>
+            </w:pPr>
+            <w:ins w:id="194" w:author="Li Jianfeng" w:date="2026-09-02T17:38:00Z" w16du:dateUtc="2026-09-02T09:38:00Z">
               <w:r>
                 <w:rPr>
                   <w:sz w:val="17"/>
@@ -4973,10 +4992,10 @@
             <w:pPr>
               <w:jc w:val="center"/>
               <w:rPr>
-                <w:ins w:id="193" w:author="Li Jianfeng" w:date="2026-09-02T17:38:00Z" w16du:dateUtc="2026-09-02T09:38:00Z"/>
-              </w:rPr>
-            </w:pPr>
-            <w:ins w:id="194" w:author="Li Jianfeng" w:date="2026-09-02T17:38:00Z" w16du:dateUtc="2026-09-02T09:38:00Z">
+                <w:ins w:id="195" w:author="Li Jianfeng" w:date="2026-09-02T17:38:00Z" w16du:dateUtc="2026-09-02T09:38:00Z"/>
+              </w:rPr>
+            </w:pPr>
+            <w:ins w:id="196" w:author="Li Jianfeng" w:date="2026-09-02T17:38:00Z" w16du:dateUtc="2026-09-02T09:38:00Z">
               <w:r>
                 <w:rPr>
                   <w:sz w:val="17"/>
@@ -4996,10 +5015,10 @@
             <w:pPr>
               <w:jc w:val="center"/>
               <w:rPr>
-                <w:ins w:id="195" w:author="Li Jianfeng" w:date="2026-09-02T17:38:00Z" w16du:dateUtc="2026-09-02T09:38:00Z"/>
-              </w:rPr>
-            </w:pPr>
-            <w:ins w:id="196" w:author="Li Jianfeng" w:date="2026-09-02T17:38:00Z" w16du:dateUtc="2026-09-02T09:38:00Z">
+                <w:ins w:id="197" w:author="Li Jianfeng" w:date="2026-09-02T17:38:00Z" w16du:dateUtc="2026-09-02T09:38:00Z"/>
+              </w:rPr>
+            </w:pPr>
+            <w:ins w:id="198" w:author="Li Jianfeng" w:date="2026-09-02T17:38:00Z" w16du:dateUtc="2026-09-02T09:38:00Z">
               <w:r>
                 <w:rPr>
                   <w:sz w:val="17"/>
@@ -5013,7 +5032,7 @@
       <w:tr>
         <w:trPr>
           <w:jc w:val="center"/>
-          <w:ins w:id="197" w:author="Li Jianfeng" w:date="2026-09-02T17:38:00Z"/>
+          <w:ins w:id="199" w:author="Li Jianfeng" w:date="2026-09-02T17:38:00Z"/>
         </w:trPr>
         <w:tc>
           <w:tcPr>
@@ -5025,14 +5044,15 @@
             <w:pPr>
               <w:jc w:val="center"/>
               <w:rPr>
-                <w:ins w:id="198" w:author="Li Jianfeng" w:date="2026-09-02T17:38:00Z" w16du:dateUtc="2026-09-02T09:38:00Z"/>
-              </w:rPr>
-            </w:pPr>
-            <w:ins w:id="199" w:author="Li Jianfeng" w:date="2026-09-02T17:38:00Z" w16du:dateUtc="2026-09-02T09:38:00Z">
+                <w:ins w:id="200" w:author="Li Jianfeng" w:date="2026-09-02T17:38:00Z" w16du:dateUtc="2026-09-02T09:38:00Z"/>
+              </w:rPr>
+            </w:pPr>
+            <w:ins w:id="201" w:author="Li Jianfeng" w:date="2026-09-02T17:38:00Z" w16du:dateUtc="2026-09-02T09:38:00Z">
               <w:r>
                 <w:rPr>
                   <w:sz w:val="17"/>
                 </w:rPr>
+                <w:lastRenderedPageBreak/>
                 <w:t>Beachhead applications</w:t>
               </w:r>
             </w:ins>
@@ -5048,10 +5068,10 @@
             <w:pPr>
               <w:jc w:val="center"/>
               <w:rPr>
-                <w:ins w:id="200" w:author="Li Jianfeng" w:date="2026-09-02T17:38:00Z" w16du:dateUtc="2026-09-02T09:38:00Z"/>
-              </w:rPr>
-            </w:pPr>
-            <w:ins w:id="201" w:author="Li Jianfeng" w:date="2026-09-02T17:38:00Z" w16du:dateUtc="2026-09-02T09:38:00Z">
+                <w:ins w:id="202" w:author="Li Jianfeng" w:date="2026-09-02T17:38:00Z" w16du:dateUtc="2026-09-02T09:38:00Z"/>
+              </w:rPr>
+            </w:pPr>
+            <w:ins w:id="203" w:author="Li Jianfeng" w:date="2026-09-02T17:38:00Z" w16du:dateUtc="2026-09-02T09:38:00Z">
               <w:r>
                 <w:rPr>
                   <w:sz w:val="17"/>
@@ -5071,10 +5091,10 @@
             <w:pPr>
               <w:jc w:val="center"/>
               <w:rPr>
-                <w:ins w:id="202" w:author="Li Jianfeng" w:date="2026-09-02T17:38:00Z" w16du:dateUtc="2026-09-02T09:38:00Z"/>
-              </w:rPr>
-            </w:pPr>
-            <w:ins w:id="203" w:author="Li Jianfeng" w:date="2026-09-02T17:38:00Z" w16du:dateUtc="2026-09-02T09:38:00Z">
+                <w:ins w:id="204" w:author="Li Jianfeng" w:date="2026-09-02T17:38:00Z" w16du:dateUtc="2026-09-02T09:38:00Z"/>
+              </w:rPr>
+            </w:pPr>
+            <w:ins w:id="205" w:author="Li Jianfeng" w:date="2026-09-02T17:38:00Z" w16du:dateUtc="2026-09-02T09:38:00Z">
               <w:r>
                 <w:rPr>
                   <w:sz w:val="17"/>
@@ -5094,10 +5114,10 @@
             <w:pPr>
               <w:jc w:val="center"/>
               <w:rPr>
-                <w:ins w:id="204" w:author="Li Jianfeng" w:date="2026-09-02T17:38:00Z" w16du:dateUtc="2026-09-02T09:38:00Z"/>
-              </w:rPr>
-            </w:pPr>
-            <w:ins w:id="205" w:author="Li Jianfeng" w:date="2026-09-02T17:38:00Z" w16du:dateUtc="2026-09-02T09:38:00Z">
+                <w:ins w:id="206" w:author="Li Jianfeng" w:date="2026-09-02T17:38:00Z" w16du:dateUtc="2026-09-02T09:38:00Z"/>
+              </w:rPr>
+            </w:pPr>
+            <w:ins w:id="207" w:author="Li Jianfeng" w:date="2026-09-02T17:38:00Z" w16du:dateUtc="2026-09-02T09:38:00Z">
               <w:r>
                 <w:rPr>
                   <w:sz w:val="17"/>
@@ -5111,7 +5131,7 @@
       <w:tr>
         <w:trPr>
           <w:jc w:val="center"/>
-          <w:ins w:id="206" w:author="Li Jianfeng" w:date="2026-09-02T17:38:00Z"/>
+          <w:ins w:id="208" w:author="Li Jianfeng" w:date="2026-09-02T17:38:00Z"/>
         </w:trPr>
         <w:tc>
           <w:tcPr>
@@ -5123,10 +5143,10 @@
             <w:pPr>
               <w:jc w:val="center"/>
               <w:rPr>
-                <w:ins w:id="207" w:author="Li Jianfeng" w:date="2026-09-02T17:38:00Z" w16du:dateUtc="2026-09-02T09:38:00Z"/>
-              </w:rPr>
-            </w:pPr>
-            <w:ins w:id="208" w:author="Li Jianfeng" w:date="2026-09-02T17:38:00Z" w16du:dateUtc="2026-09-02T09:38:00Z">
+                <w:ins w:id="209" w:author="Li Jianfeng" w:date="2026-09-02T17:38:00Z" w16du:dateUtc="2026-09-02T09:38:00Z"/>
+              </w:rPr>
+            </w:pPr>
+            <w:ins w:id="210" w:author="Li Jianfeng" w:date="2026-09-02T17:38:00Z" w16du:dateUtc="2026-09-02T09:38:00Z">
               <w:r>
                 <w:rPr>
                   <w:sz w:val="17"/>
@@ -5146,10 +5166,10 @@
             <w:pPr>
               <w:jc w:val="center"/>
               <w:rPr>
-                <w:ins w:id="209" w:author="Li Jianfeng" w:date="2026-09-02T17:38:00Z" w16du:dateUtc="2026-09-02T09:38:00Z"/>
-              </w:rPr>
-            </w:pPr>
-            <w:ins w:id="210" w:author="Li Jianfeng" w:date="2026-09-02T17:38:00Z" w16du:dateUtc="2026-09-02T09:38:00Z">
+                <w:ins w:id="211" w:author="Li Jianfeng" w:date="2026-09-02T17:38:00Z" w16du:dateUtc="2026-09-02T09:38:00Z"/>
+              </w:rPr>
+            </w:pPr>
+            <w:ins w:id="212" w:author="Li Jianfeng" w:date="2026-09-02T17:38:00Z" w16du:dateUtc="2026-09-02T09:38:00Z">
               <w:r>
                 <w:rPr>
                   <w:sz w:val="17"/>
@@ -5169,10 +5189,10 @@
             <w:pPr>
               <w:jc w:val="center"/>
               <w:rPr>
-                <w:ins w:id="211" w:author="Li Jianfeng" w:date="2026-09-02T17:38:00Z" w16du:dateUtc="2026-09-02T09:38:00Z"/>
-              </w:rPr>
-            </w:pPr>
-            <w:ins w:id="212" w:author="Li Jianfeng" w:date="2026-09-02T17:38:00Z" w16du:dateUtc="2026-09-02T09:38:00Z">
+                <w:ins w:id="213" w:author="Li Jianfeng" w:date="2026-09-02T17:38:00Z" w16du:dateUtc="2026-09-02T09:38:00Z"/>
+              </w:rPr>
+            </w:pPr>
+            <w:ins w:id="214" w:author="Li Jianfeng" w:date="2026-09-02T17:38:00Z" w16du:dateUtc="2026-09-02T09:38:00Z">
               <w:r>
                 <w:rPr>
                   <w:sz w:val="17"/>
@@ -5192,10 +5212,10 @@
             <w:pPr>
               <w:jc w:val="center"/>
               <w:rPr>
-                <w:ins w:id="213" w:author="Li Jianfeng" w:date="2026-09-02T17:38:00Z" w16du:dateUtc="2026-09-02T09:38:00Z"/>
-              </w:rPr>
-            </w:pPr>
-            <w:ins w:id="214" w:author="Li Jianfeng" w:date="2026-09-02T17:38:00Z" w16du:dateUtc="2026-09-02T09:38:00Z">
+                <w:ins w:id="215" w:author="Li Jianfeng" w:date="2026-09-02T17:38:00Z" w16du:dateUtc="2026-09-02T09:38:00Z"/>
+              </w:rPr>
+            </w:pPr>
+            <w:ins w:id="216" w:author="Li Jianfeng" w:date="2026-09-02T17:38:00Z" w16du:dateUtc="2026-09-02T09:38:00Z">
               <w:r>
                 <w:rPr>
                   <w:sz w:val="17"/>
@@ -5212,46 +5232,43 @@
         <w:spacing w:after="200"/>
         <w:jc w:val="both"/>
         <w:rPr>
-          <w:ins w:id="215" w:author="Li Jianfeng" w:date="2026-09-02T17:37:00Z" w16du:dateUtc="2026-09-02T09:37:00Z"/>
-          <w:rFonts w:eastAsiaTheme="minorEastAsia" w:hint="eastAsia"/>
-          <w:rPrChange w:id="216" w:author="#CUI SHUAIWEN#" w:date="2026-09-02T18:39:00Z" w16du:dateUtc="2026-09-02T10:39:00Z">
+          <w:ins w:id="217" w:author="Li Jianfeng" w:date="2026-09-02T17:37:00Z" w16du:dateUtc="2026-09-02T09:37:00Z"/>
+          <w:rFonts w:eastAsiaTheme="minorEastAsia"/>
+          <w:rPrChange w:id="218" w:author="#CUI SHUAIWEN#" w:date="2026-09-02T18:39:00Z" w16du:dateUtc="2026-09-02T10:39:00Z">
             <w:rPr>
-              <w:ins w:id="217" w:author="Li Jianfeng" w:date="2026-09-02T17:37:00Z" w16du:dateUtc="2026-09-02T09:37:00Z"/>
+              <w:ins w:id="219" w:author="Li Jianfeng" w:date="2026-09-02T17:37:00Z" w16du:dateUtc="2026-09-02T09:37:00Z"/>
             </w:rPr>
           </w:rPrChange>
         </w:rPr>
-        <w:pPrChange w:id="218" w:author="Li Jianfeng" w:date="2026-09-02T17:37:00Z" w16du:dateUtc="2026-09-02T09:37:00Z">
+        <w:pPrChange w:id="220" w:author="Li Jianfeng" w:date="2026-09-02T17:37:00Z" w16du:dateUtc="2026-09-02T09:37:00Z">
           <w:pPr>
             <w:pStyle w:val="Heading2"/>
           </w:pPr>
         </w:pPrChange>
       </w:pPr>
-      <w:commentRangeStart w:id="219"/>
-      <w:ins w:id="220" w:author="Li Jianfeng" w:date="2026-09-02T17:37:00Z" w16du:dateUtc="2026-09-02T09:37:00Z">
+      <w:commentRangeStart w:id="221"/>
+      <w:ins w:id="222" w:author="Li Jianfeng" w:date="2026-09-02T17:37:00Z" w16du:dateUtc="2026-09-02T09:37:00Z">
         <w:r>
           <w:rPr>
             <w:rFonts w:eastAsiaTheme="minorEastAsia"/>
             <w:b/>
             <w:bCs/>
             <w:lang w:val="en-GB"/>
-            <w:rPrChange w:id="221" w:author="Li Jianfeng" w:date="2026-09-02T17:37:00Z" w16du:dateUtc="2026-09-02T09:37:00Z">
-              <w:rPr>
-                <w:b w:val="0"/>
-                <w:bCs w:val="0"/>
-              </w:rPr>
+            <w:rPrChange w:id="223" w:author="Li Jianfeng" w:date="2026-09-02T17:37:00Z" w16du:dateUtc="2026-09-02T09:37:00Z">
+              <w:rPr/>
             </w:rPrChange>
           </w:rPr>
           <w:t>Customer and procurement logic</w:t>
         </w:r>
       </w:ins>
-      <w:commentRangeEnd w:id="219"/>
+      <w:commentRangeEnd w:id="221"/>
       <w:r>
         <w:rPr>
           <w:rStyle w:val="CommentReference"/>
           <w:rFonts w:eastAsiaTheme="minorEastAsia"/>
           <w:sz w:val="24"/>
           <w:szCs w:val="24"/>
-          <w:rPrChange w:id="222" w:author="#CUI SHUAIWEN#" w:date="2026-09-02T18:39:00Z" w16du:dateUtc="2026-09-02T10:39:00Z">
+          <w:rPrChange w:id="224" w:author="#CUI SHUAIWEN#" w:date="2026-09-02T18:39:00Z" w16du:dateUtc="2026-09-02T10:39:00Z">
             <w:rPr>
               <w:rStyle w:val="CommentReference"/>
               <w:sz w:val="24"/>
@@ -5259,42 +5276,42 @@
             </w:rPr>
           </w:rPrChange>
         </w:rPr>
-        <w:commentReference w:id="219"/>
+        <w:commentReference w:id="221"/>
       </w:r>
     </w:p>
     <w:p>
       <w:pPr>
         <w:jc w:val="both"/>
         <w:rPr>
-          <w:ins w:id="223" w:author="Li Jianfeng" w:date="2026-09-02T17:37:00Z" w16du:dateUtc="2026-09-02T09:37:00Z"/>
-          <w:sz w:val="22"/>
-          <w:rPrChange w:id="224" w:author="Li Jianfeng" w:date="2026-09-02T17:38:00Z" w16du:dateUtc="2026-09-02T09:38:00Z">
+          <w:ins w:id="225" w:author="Li Jianfeng" w:date="2026-09-02T17:37:00Z" w16du:dateUtc="2026-09-02T09:37:00Z"/>
+          <w:sz w:val="22"/>
+          <w:rPrChange w:id="226" w:author="Li Jianfeng" w:date="2026-09-02T17:38:00Z" w16du:dateUtc="2026-09-02T09:38:00Z">
             <w:rPr>
-              <w:ins w:id="225" w:author="Li Jianfeng" w:date="2026-09-02T17:37:00Z" w16du:dateUtc="2026-09-02T09:37:00Z"/>
+              <w:ins w:id="227" w:author="Li Jianfeng" w:date="2026-09-02T17:37:00Z" w16du:dateUtc="2026-09-02T09:37:00Z"/>
               <w:rFonts w:eastAsiaTheme="minorEastAsia"/>
               <w:lang w:val="en-GB"/>
             </w:rPr>
           </w:rPrChange>
         </w:rPr>
-        <w:pPrChange w:id="226" w:author="Li Jianfeng" w:date="2026-09-02T17:37:00Z" w16du:dateUtc="2026-09-02T09:37:00Z">
+        <w:pPrChange w:id="228" w:author="Li Jianfeng" w:date="2026-09-02T17:37:00Z" w16du:dateUtc="2026-09-02T09:37:00Z">
           <w:pPr>
             <w:spacing w:after="200"/>
             <w:jc w:val="both"/>
           </w:pPr>
         </w:pPrChange>
       </w:pPr>
-      <w:ins w:id="227" w:author="Li Jianfeng" w:date="2026-09-02T17:37:00Z" w16du:dateUtc="2026-09-02T09:37:00Z">
+      <w:ins w:id="229" w:author="Li Jianfeng" w:date="2026-09-02T17:37:00Z" w16du:dateUtc="2026-09-02T09:37:00Z">
         <w:r>
           <w:rPr>
             <w:sz w:val="22"/>
-            <w:rPrChange w:id="228" w:author="Li Jianfeng" w:date="2026-09-02T17:38:00Z" w16du:dateUtc="2026-09-02T09:38:00Z">
+            <w:rPrChange w:id="230" w:author="Li Jianfeng" w:date="2026-09-02T17:38:00Z" w16du:dateUtc="2026-09-02T09:38:00Z">
               <w:rPr/>
             </w:rPrChange>
           </w:rPr>
           <w:t>The primary customer is the equipment manufacturer or system integrator—not the asset owner—because this party controls the node architecture, firmware and bill of materials and can replicate the capture function across a product line. Priority equipment-side validation targets include Ackcio, SensingTech, Geokon/BGK, Chengdu Zhongke Cekong and MATGEO. Field-side partners such as Geomotion, Ryobi-G, Smart Sensing, Placid Asia and relevant HDB-linked or bridge-monitoring stakeholders are required to define event classes and confirm operational usefulness; they are validation partners or channel influencers unless they directly procure the node.</w:t>
         </w:r>
       </w:ins>
-      <w:ins w:id="229" w:author="Li Jianfeng" w:date="2026-09-02T17:38:00Z" w16du:dateUtc="2026-09-02T09:38:00Z">
+      <w:ins w:id="231" w:author="Li Jianfeng" w:date="2026-09-02T17:38:00Z" w16du:dateUtc="2026-09-02T09:38:00Z">
         <w:r>
           <w:rPr>
             <w:rFonts w:eastAsiaTheme="minorEastAsia" w:hint="eastAsia"/>
@@ -5303,11 +5320,11 @@
           <w:t xml:space="preserve"> </w:t>
         </w:r>
       </w:ins>
-      <w:ins w:id="230" w:author="Li Jianfeng" w:date="2026-09-02T17:37:00Z" w16du:dateUtc="2026-09-02T09:37:00Z">
+      <w:ins w:id="232" w:author="Li Jianfeng" w:date="2026-09-02T17:37:00Z" w16du:dateUtc="2026-09-02T09:37:00Z">
         <w:r>
           <w:rPr>
             <w:sz w:val="22"/>
-            <w:rPrChange w:id="231" w:author="Li Jianfeng" w:date="2026-09-02T17:38:00Z" w16du:dateUtc="2026-09-02T09:38:00Z">
+            <w:rPrChange w:id="233" w:author="Li Jianfeng" w:date="2026-09-02T17:38:00Z" w16du:dateUtc="2026-09-02T09:38:00Z">
               <w:rPr/>
             </w:rPrChange>
           </w:rPr>
@@ -5322,7 +5339,7 @@
         <w:rPr>
           <w:rFonts w:eastAsiaTheme="minorEastAsia"/>
           <w:lang w:val="en-GB"/>
-          <w:rPrChange w:id="232" w:author="Li Jianfeng" w:date="2026-09-02T17:36:00Z" w16du:dateUtc="2026-09-02T09:36:00Z">
+          <w:rPrChange w:id="234" w:author="Li Jianfeng" w:date="2026-09-02T17:36:00Z" w16du:dateUtc="2026-09-02T09:36:00Z">
             <w:rPr>
               <w:i/>
               <w:iCs/>
@@ -5337,13 +5354,13 @@
         <w:spacing w:line="259" w:lineRule="auto"/>
         <w:jc w:val="both"/>
         <w:rPr>
-          <w:del w:id="233" w:author="Li Jianfeng" w:date="2026-09-02T17:39:00Z" w16du:dateUtc="2026-09-02T09:39:00Z"/>
+          <w:del w:id="235" w:author="Li Jianfeng" w:date="2026-09-02T17:39:00Z" w16du:dateUtc="2026-09-02T09:39:00Z"/>
           <w:rFonts w:eastAsiaTheme="minorEastAsia"/>
           <w:b/>
           <w:sz w:val="22"/>
         </w:rPr>
       </w:pPr>
-      <w:commentRangeStart w:id="234"/>
+      <w:commentRangeStart w:id="236"/>
       <w:r>
         <w:rPr>
           <w:b/>
@@ -5357,29 +5374,22 @@
         </w:rPr>
         <w:t xml:space="preserve"> </w:t>
       </w:r>
-      <w:commentRangeEnd w:id="234"/>
+      <w:commentRangeEnd w:id="236"/>
       <w:r>
         <w:rPr>
           <w:rStyle w:val="CommentReference"/>
           <w:sz w:val="22"/>
           <w:szCs w:val="24"/>
         </w:rPr>
-        <w:commentReference w:id="234"/>
-      </w:r>
-      <w:r>
-        <w:rPr>
-          <w:sz w:val="22"/>
-        </w:rPr>
-        <w:t xml:space="preserve">The market opportunity starts from a broad but relevant shift: monitoring is moving from manual inspection and periodic sampling toward dense, wireless, edge-based monitoring in both infrastructure and industrial environments. Public market estimates support the scale of this shift. Infrastructure monitoring </w:t>
-      </w:r>
-      <w:r>
-        <w:rPr>
-          <w:sz w:val="22"/>
-        </w:rPr>
-        <w:lastRenderedPageBreak/>
-        <w:t>is estimated at about USD 8.74 billion in 2026 and projected to reach about USD 14.05 billion by 2031; structural health monitoring is estimated at about USD 3.57 billion in 2025 and projected to reach about USD 5.48 billion by 2030; industrial wireless sensor networks are estimated at about USD 5.19 billion in 2023 and projected to grow at about 12.1% compound annual growth rate (CAGR) toward 2030; condition monitoring equipment is estimated at about USD 3.54 billion in 2026 and projected to reach about USD 5.11 billion by 2031; and predictive maintenance is estimated at about USD 18.90 billion in 2026 and projected to reach about USD 82.17 billion by 2031.</w:t>
-      </w:r>
-      <w:ins w:id="235" w:author="Li Jianfeng" w:date="2026-09-02T17:39:00Z" w16du:dateUtc="2026-09-02T09:39:00Z">
+        <w:commentReference w:id="236"/>
+      </w:r>
+      <w:r>
+        <w:rPr>
+          <w:sz w:val="22"/>
+        </w:rPr>
+        <w:t>The market opportunity starts from a broad but relevant shift: monitoring is moving from manual inspection and periodic sampling toward dense, wireless, edge-based monitoring in both infrastructure and industrial environments. Public market estimates support the scale of this shift. Infrastructure monitoring is estimated at about USD 8.74 billion in 2026 and projected to reach about USD 14.05 billion by 2031; structural health monitoring is estimated at about USD 3.57 billion in 2025 and projected to reach about USD 5.48 billion by 2030; industrial wireless sensor networks are estimated at about USD 5.19 billion in 2023 and projected to grow at about 12.1% compound annual growth rate (CAGR) toward 2030; condition monitoring equipment is estimated at about USD 3.54 billion in 2026 and projected to reach about USD 5.11 billion by 2031; and predictive maintenance is estimated at about USD 18.90 billion in 2026 and projected to reach about USD 82.17 billion by 2031.</w:t>
+      </w:r>
+      <w:ins w:id="237" w:author="Li Jianfeng" w:date="2026-09-02T17:39:00Z" w16du:dateUtc="2026-09-02T09:39:00Z">
         <w:r>
           <w:rPr>
             <w:rFonts w:eastAsiaTheme="minorEastAsia" w:hint="eastAsia"/>
@@ -5395,11 +5405,11 @@
         <w:spacing w:after="120" w:line="259" w:lineRule="auto"/>
         <w:jc w:val="both"/>
         <w:rPr>
-          <w:ins w:id="236" w:author="#CUI SHUAIWEN#" w:date="2026-09-02T18:42:00Z" w16du:dateUtc="2026-09-02T10:42:00Z"/>
-          <w:rFonts w:eastAsiaTheme="minorEastAsia" w:hint="eastAsia"/>
-          <w:rPrChange w:id="237" w:author="Li Jianfeng" w:date="2026-09-02T17:12:00Z" w16du:dateUtc="2026-09-02T09:12:00Z">
+          <w:ins w:id="238" w:author="#CUI SHUAIWEN#" w:date="2026-09-02T18:42:00Z" w16du:dateUtc="2026-09-02T10:42:00Z"/>
+          <w:rFonts w:eastAsiaTheme="minorEastAsia"/>
+          <w:rPrChange w:id="239" w:author="Li Jianfeng" w:date="2026-09-02T17:12:00Z" w16du:dateUtc="2026-09-02T09:12:00Z">
             <w:rPr>
-              <w:ins w:id="238" w:author="#CUI SHUAIWEN#" w:date="2026-09-02T18:42:00Z" w16du:dateUtc="2026-09-02T10:42:00Z"/>
+              <w:ins w:id="240" w:author="#CUI SHUAIWEN#" w:date="2026-09-02T18:42:00Z" w16du:dateUtc="2026-09-02T10:42:00Z"/>
             </w:rPr>
           </w:rPrChange>
         </w:rPr>
@@ -5410,12 +5420,12 @@
         <w:spacing w:after="120" w:line="259" w:lineRule="auto"/>
         <w:jc w:val="both"/>
         <w:rPr>
-          <w:del w:id="239" w:author="Li Jianfeng" w:date="2026-09-02T17:39:00Z" w16du:dateUtc="2026-09-02T09:39:00Z"/>
+          <w:del w:id="241" w:author="Li Jianfeng" w:date="2026-09-02T17:39:00Z" w16du:dateUtc="2026-09-02T09:39:00Z"/>
           <w:rFonts w:eastAsiaTheme="minorEastAsia"/>
           <w:sz w:val="22"/>
-          <w:rPrChange w:id="240" w:author="Li Jianfeng" w:date="2026-09-02T17:40:00Z" w16du:dateUtc="2026-09-02T09:40:00Z">
+          <w:rPrChange w:id="242" w:author="Li Jianfeng" w:date="2026-09-02T17:40:00Z" w16du:dateUtc="2026-09-02T09:40:00Z">
             <w:rPr>
-              <w:del w:id="241" w:author="Li Jianfeng" w:date="2026-09-02T17:39:00Z" w16du:dateUtc="2026-09-02T09:39:00Z"/>
+              <w:del w:id="243" w:author="Li Jianfeng" w:date="2026-09-02T17:39:00Z" w16du:dateUtc="2026-09-02T09:39:00Z"/>
             </w:rPr>
           </w:rPrChange>
         </w:rPr>
@@ -5433,7 +5443,7 @@
         </w:rPr>
         <w:t xml:space="preserve"> The project does not claim the full value of these parent markets. The relevant opportunity is narrowed in four steps: (1) from all monitoring to monitoring nodes that are distributed, battery-powered, storage-limited, bandwidth-limited, or hard to access; (2) from all recorded data to short, rare, high-value events and anomalies; (3) from all suppliers to equipment manufacturers and system builders that can embed an event/anomaly capture function into many nodes; and (4) from broad market value to attachable module, software, licensing, and integration revenue. This narrowing makes the market logic more credible: the parent markets prove scale, while the narrowed segment defines where customers have a painful and repeated reason to pay.</w:t>
       </w:r>
-      <w:ins w:id="242" w:author="Li Jianfeng" w:date="2026-09-02T17:39:00Z" w16du:dateUtc="2026-09-02T09:39:00Z">
+      <w:ins w:id="244" w:author="Li Jianfeng" w:date="2026-09-02T17:39:00Z" w16du:dateUtc="2026-09-02T09:39:00Z">
         <w:r>
           <w:rPr>
             <w:rFonts w:eastAsiaTheme="minorEastAsia" w:hint="eastAsia"/>
@@ -5449,10 +5459,10 @@
         <w:spacing w:after="120" w:line="259" w:lineRule="auto"/>
         <w:jc w:val="both"/>
         <w:rPr>
-          <w:del w:id="243" w:author="Li Jianfeng" w:date="2026-09-02T17:39:00Z" w16du:dateUtc="2026-09-02T09:39:00Z"/>
-        </w:rPr>
-      </w:pPr>
-      <w:del w:id="244" w:author="Li Jianfeng" w:date="2026-09-02T17:39:00Z" w16du:dateUtc="2026-09-02T09:39:00Z">
+          <w:del w:id="245" w:author="Li Jianfeng" w:date="2026-09-02T17:39:00Z" w16du:dateUtc="2026-09-02T09:39:00Z"/>
+        </w:rPr>
+      </w:pPr>
+      <w:del w:id="246" w:author="Li Jianfeng" w:date="2026-09-02T17:39:00Z" w16du:dateUtc="2026-09-02T09:39:00Z">
         <w:r>
           <w:rPr>
             <w:b/>
@@ -5472,23 +5482,24 @@
       <w:pPr>
         <w:jc w:val="center"/>
         <w:rPr>
-          <w:del w:id="245" w:author="Li Jianfeng" w:date="2026-09-02T17:38:00Z" w16du:dateUtc="2026-09-02T09:38:00Z"/>
+          <w:del w:id="247" w:author="Li Jianfeng" w:date="2026-09-02T17:38:00Z" w16du:dateUtc="2026-09-02T09:38:00Z"/>
           <w:rFonts w:eastAsiaTheme="minorEastAsia"/>
           <w:i/>
           <w:iCs/>
-          <w:rPrChange w:id="246" w:author="Li Jianfeng" w:date="2026-09-02T16:58:00Z" w16du:dateUtc="2026-09-02T08:58:00Z">
+          <w:rPrChange w:id="248" w:author="Li Jianfeng" w:date="2026-09-02T16:58:00Z" w16du:dateUtc="2026-09-02T08:58:00Z">
             <w:rPr>
-              <w:del w:id="247" w:author="Li Jianfeng" w:date="2026-09-02T17:38:00Z" w16du:dateUtc="2026-09-02T09:38:00Z"/>
+              <w:del w:id="249" w:author="Li Jianfeng" w:date="2026-09-02T17:38:00Z" w16du:dateUtc="2026-09-02T09:38:00Z"/>
             </w:rPr>
           </w:rPrChange>
         </w:rPr>
       </w:pPr>
-      <w:del w:id="248" w:author="Li Jianfeng" w:date="2026-09-02T17:38:00Z" w16du:dateUtc="2026-09-02T09:38:00Z">
+      <w:del w:id="250" w:author="Li Jianfeng" w:date="2026-09-02T17:38:00Z" w16du:dateUtc="2026-09-02T09:38:00Z">
         <w:r>
           <w:rPr>
             <w:noProof/>
             <w:sz w:val="22"/>
           </w:rPr>
+          <w:lastRenderedPageBreak/>
           <w:drawing>
             <wp:inline distT="0" distB="0" distL="0" distR="0" wp14:anchorId="38E8C1CB" wp14:editId="41E3B19D">
               <wp:extent cx="4307723" cy="2316817"/>
@@ -5542,7 +5553,7 @@
         <w:tblW w:w="0" w:type="auto"/>
         <w:jc w:val="center"/>
         <w:tblLook w:val="04A0" w:firstRow="1" w:lastRow="0" w:firstColumn="1" w:lastColumn="0" w:noHBand="0" w:noVBand="1"/>
-        <w:tblPrChange w:id="249" w:author="Li Jianfeng" w:date="2026-09-02T17:22:00Z" w16du:dateUtc="2026-09-02T09:22:00Z">
+        <w:tblPrChange w:id="251" w:author="Li Jianfeng" w:date="2026-09-02T17:22:00Z" w16du:dateUtc="2026-09-02T09:22:00Z">
           <w:tblPr>
             <w:tblStyle w:val="TableGrid"/>
             <w:tblW w:w="0" w:type="auto"/>
@@ -5556,7 +5567,7 @@
         <w:gridCol w:w="3042"/>
         <w:gridCol w:w="2770"/>
         <w:gridCol w:w="2397"/>
-        <w:tblGridChange w:id="250">
+        <w:tblGridChange w:id="252">
           <w:tblGrid>
             <w:gridCol w:w="1413"/>
             <w:gridCol w:w="97"/>
@@ -5570,8 +5581,8 @@
       <w:tr>
         <w:trPr>
           <w:jc w:val="center"/>
-          <w:del w:id="251" w:author="Li Jianfeng" w:date="2026-09-02T17:38:00Z"/>
-          <w:trPrChange w:id="252" w:author="Li Jianfeng" w:date="2026-09-02T17:22:00Z" w16du:dateUtc="2026-09-02T09:22:00Z">
+          <w:del w:id="253" w:author="Li Jianfeng" w:date="2026-09-02T17:38:00Z"/>
+          <w:trPrChange w:id="254" w:author="Li Jianfeng" w:date="2026-09-02T17:22:00Z" w16du:dateUtc="2026-09-02T09:22:00Z">
             <w:trPr>
               <w:jc w:val="center"/>
             </w:trPr>
@@ -5582,7 +5593,7 @@
             <w:tcW w:w="1413" w:type="dxa"/>
             <w:shd w:val="clear" w:color="auto" w:fill="EDEDED"/>
             <w:vAlign w:val="center"/>
-            <w:tcPrChange w:id="253" w:author="Li Jianfeng" w:date="2026-09-02T17:22:00Z" w16du:dateUtc="2026-09-02T09:22:00Z">
+            <w:tcPrChange w:id="255" w:author="Li Jianfeng" w:date="2026-09-02T17:22:00Z" w16du:dateUtc="2026-09-02T09:22:00Z">
               <w:tcPr>
                 <w:tcW w:w="1512" w:type="dxa"/>
                 <w:gridSpan w:val="2"/>
@@ -5595,13 +5606,13 @@
             <w:pPr>
               <w:jc w:val="center"/>
               <w:rPr>
-                <w:del w:id="254" w:author="Li Jianfeng" w:date="2026-09-02T17:38:00Z" w16du:dateUtc="2026-09-02T09:38:00Z"/>
-              </w:rPr>
-              <w:pPrChange w:id="255" w:author="Li Jianfeng" w:date="2026-09-02T17:22:00Z" w16du:dateUtc="2026-09-02T09:22:00Z">
+                <w:del w:id="256" w:author="Li Jianfeng" w:date="2026-09-02T17:38:00Z" w16du:dateUtc="2026-09-02T09:38:00Z"/>
+              </w:rPr>
+              <w:pPrChange w:id="257" w:author="Li Jianfeng" w:date="2026-09-02T17:22:00Z" w16du:dateUtc="2026-09-02T09:22:00Z">
                 <w:pPr/>
               </w:pPrChange>
             </w:pPr>
-            <w:del w:id="256" w:author="Li Jianfeng" w:date="2026-09-02T17:38:00Z" w16du:dateUtc="2026-09-02T09:38:00Z">
+            <w:del w:id="258" w:author="Li Jianfeng" w:date="2026-09-02T17:38:00Z" w16du:dateUtc="2026-09-02T09:38:00Z">
               <w:r>
                 <w:rPr>
                   <w:b/>
@@ -5617,7 +5628,7 @@
             <w:tcW w:w="3042" w:type="dxa"/>
             <w:shd w:val="clear" w:color="auto" w:fill="EDEDED"/>
             <w:vAlign w:val="center"/>
-            <w:tcPrChange w:id="257" w:author="Li Jianfeng" w:date="2026-09-02T17:22:00Z" w16du:dateUtc="2026-09-02T09:22:00Z">
+            <w:tcPrChange w:id="259" w:author="Li Jianfeng" w:date="2026-09-02T17:22:00Z" w16du:dateUtc="2026-09-02T09:22:00Z">
               <w:tcPr>
                 <w:tcW w:w="2951" w:type="dxa"/>
                 <w:shd w:val="clear" w:color="auto" w:fill="EDEDED"/>
@@ -5629,13 +5640,13 @@
             <w:pPr>
               <w:jc w:val="center"/>
               <w:rPr>
-                <w:del w:id="258" w:author="Li Jianfeng" w:date="2026-09-02T17:38:00Z" w16du:dateUtc="2026-09-02T09:38:00Z"/>
-              </w:rPr>
-              <w:pPrChange w:id="259" w:author="Li Jianfeng" w:date="2026-09-02T17:22:00Z" w16du:dateUtc="2026-09-02T09:22:00Z">
+                <w:del w:id="260" w:author="Li Jianfeng" w:date="2026-09-02T17:38:00Z" w16du:dateUtc="2026-09-02T09:38:00Z"/>
+              </w:rPr>
+              <w:pPrChange w:id="261" w:author="Li Jianfeng" w:date="2026-09-02T17:22:00Z" w16du:dateUtc="2026-09-02T09:22:00Z">
                 <w:pPr/>
               </w:pPrChange>
             </w:pPr>
-            <w:del w:id="260" w:author="Li Jianfeng" w:date="2026-09-02T17:38:00Z" w16du:dateUtc="2026-09-02T09:38:00Z">
+            <w:del w:id="262" w:author="Li Jianfeng" w:date="2026-09-02T17:38:00Z" w16du:dateUtc="2026-09-02T09:38:00Z">
               <w:r>
                 <w:rPr>
                   <w:b/>
@@ -5651,7 +5662,7 @@
             <w:tcW w:w="2770" w:type="dxa"/>
             <w:shd w:val="clear" w:color="auto" w:fill="EDEDED"/>
             <w:vAlign w:val="center"/>
-            <w:tcPrChange w:id="261" w:author="Li Jianfeng" w:date="2026-09-02T17:22:00Z" w16du:dateUtc="2026-09-02T09:22:00Z">
+            <w:tcPrChange w:id="263" w:author="Li Jianfeng" w:date="2026-09-02T17:22:00Z" w16du:dateUtc="2026-09-02T09:22:00Z">
               <w:tcPr>
                 <w:tcW w:w="2951" w:type="dxa"/>
                 <w:gridSpan w:val="2"/>
@@ -5664,13 +5675,13 @@
             <w:pPr>
               <w:jc w:val="center"/>
               <w:rPr>
-                <w:del w:id="262" w:author="Li Jianfeng" w:date="2026-09-02T17:38:00Z" w16du:dateUtc="2026-09-02T09:38:00Z"/>
-              </w:rPr>
-              <w:pPrChange w:id="263" w:author="Li Jianfeng" w:date="2026-09-02T17:22:00Z" w16du:dateUtc="2026-09-02T09:22:00Z">
+                <w:del w:id="264" w:author="Li Jianfeng" w:date="2026-09-02T17:38:00Z" w16du:dateUtc="2026-09-02T09:38:00Z"/>
+              </w:rPr>
+              <w:pPrChange w:id="265" w:author="Li Jianfeng" w:date="2026-09-02T17:22:00Z" w16du:dateUtc="2026-09-02T09:22:00Z">
                 <w:pPr/>
               </w:pPrChange>
             </w:pPr>
-            <w:del w:id="264" w:author="Li Jianfeng" w:date="2026-09-02T17:38:00Z" w16du:dateUtc="2026-09-02T09:38:00Z">
+            <w:del w:id="266" w:author="Li Jianfeng" w:date="2026-09-02T17:38:00Z" w16du:dateUtc="2026-09-02T09:38:00Z">
               <w:r>
                 <w:rPr>
                   <w:b/>
@@ -5686,7 +5697,7 @@
             <w:tcW w:w="2397" w:type="dxa"/>
             <w:shd w:val="clear" w:color="auto" w:fill="EDEDED"/>
             <w:vAlign w:val="center"/>
-            <w:tcPrChange w:id="265" w:author="Li Jianfeng" w:date="2026-09-02T17:22:00Z" w16du:dateUtc="2026-09-02T09:22:00Z">
+            <w:tcPrChange w:id="267" w:author="Li Jianfeng" w:date="2026-09-02T17:22:00Z" w16du:dateUtc="2026-09-02T09:22:00Z">
               <w:tcPr>
                 <w:tcW w:w="2232" w:type="dxa"/>
                 <w:shd w:val="clear" w:color="auto" w:fill="EDEDED"/>
@@ -5698,13 +5709,13 @@
             <w:pPr>
               <w:jc w:val="center"/>
               <w:rPr>
-                <w:del w:id="266" w:author="Li Jianfeng" w:date="2026-09-02T17:38:00Z" w16du:dateUtc="2026-09-02T09:38:00Z"/>
-              </w:rPr>
-              <w:pPrChange w:id="267" w:author="Li Jianfeng" w:date="2026-09-02T17:22:00Z" w16du:dateUtc="2026-09-02T09:22:00Z">
+                <w:del w:id="268" w:author="Li Jianfeng" w:date="2026-09-02T17:38:00Z" w16du:dateUtc="2026-09-02T09:38:00Z"/>
+              </w:rPr>
+              <w:pPrChange w:id="269" w:author="Li Jianfeng" w:date="2026-09-02T17:22:00Z" w16du:dateUtc="2026-09-02T09:22:00Z">
                 <w:pPr/>
               </w:pPrChange>
             </w:pPr>
-            <w:del w:id="268" w:author="Li Jianfeng" w:date="2026-09-02T17:38:00Z" w16du:dateUtc="2026-09-02T09:38:00Z">
+            <w:del w:id="270" w:author="Li Jianfeng" w:date="2026-09-02T17:38:00Z" w16du:dateUtc="2026-09-02T09:38:00Z">
               <w:r>
                 <w:rPr>
                   <w:b/>
@@ -5719,8 +5730,8 @@
       <w:tr>
         <w:trPr>
           <w:jc w:val="center"/>
-          <w:del w:id="269" w:author="Li Jianfeng" w:date="2026-09-02T17:38:00Z"/>
-          <w:trPrChange w:id="270" w:author="Li Jianfeng" w:date="2026-09-02T17:22:00Z" w16du:dateUtc="2026-09-02T09:22:00Z">
+          <w:del w:id="271" w:author="Li Jianfeng" w:date="2026-09-02T17:38:00Z"/>
+          <w:trPrChange w:id="272" w:author="Li Jianfeng" w:date="2026-09-02T17:22:00Z" w16du:dateUtc="2026-09-02T09:22:00Z">
             <w:trPr>
               <w:jc w:val="center"/>
             </w:trPr>
@@ -5731,7 +5742,7 @@
             <w:tcW w:w="1413" w:type="dxa"/>
             <w:shd w:val="clear" w:color="auto" w:fill="FFFFFF"/>
             <w:vAlign w:val="center"/>
-            <w:tcPrChange w:id="271" w:author="Li Jianfeng" w:date="2026-09-02T17:22:00Z" w16du:dateUtc="2026-09-02T09:22:00Z">
+            <w:tcPrChange w:id="273" w:author="Li Jianfeng" w:date="2026-09-02T17:22:00Z" w16du:dateUtc="2026-09-02T09:22:00Z">
               <w:tcPr>
                 <w:tcW w:w="1512" w:type="dxa"/>
                 <w:gridSpan w:val="2"/>
@@ -5744,13 +5755,13 @@
             <w:pPr>
               <w:jc w:val="center"/>
               <w:rPr>
-                <w:del w:id="272" w:author="Li Jianfeng" w:date="2026-09-02T17:38:00Z" w16du:dateUtc="2026-09-02T09:38:00Z"/>
-              </w:rPr>
-              <w:pPrChange w:id="273" w:author="Li Jianfeng" w:date="2026-09-02T17:22:00Z" w16du:dateUtc="2026-09-02T09:22:00Z">
+                <w:del w:id="274" w:author="Li Jianfeng" w:date="2026-09-02T17:38:00Z" w16du:dateUtc="2026-09-02T09:38:00Z"/>
+              </w:rPr>
+              <w:pPrChange w:id="275" w:author="Li Jianfeng" w:date="2026-09-02T17:22:00Z" w16du:dateUtc="2026-09-02T09:22:00Z">
                 <w:pPr/>
               </w:pPrChange>
             </w:pPr>
-            <w:del w:id="274" w:author="Li Jianfeng" w:date="2026-09-02T17:38:00Z" w16du:dateUtc="2026-09-02T09:38:00Z">
+            <w:del w:id="276" w:author="Li Jianfeng" w:date="2026-09-02T17:38:00Z" w16du:dateUtc="2026-09-02T09:38:00Z">
               <w:r>
                 <w:rPr>
                   <w:sz w:val="17"/>
@@ -5765,7 +5776,7 @@
             <w:tcW w:w="3042" w:type="dxa"/>
             <w:shd w:val="clear" w:color="auto" w:fill="FFFFFF"/>
             <w:vAlign w:val="center"/>
-            <w:tcPrChange w:id="275" w:author="Li Jianfeng" w:date="2026-09-02T17:22:00Z" w16du:dateUtc="2026-09-02T09:22:00Z">
+            <w:tcPrChange w:id="277" w:author="Li Jianfeng" w:date="2026-09-02T17:22:00Z" w16du:dateUtc="2026-09-02T09:22:00Z">
               <w:tcPr>
                 <w:tcW w:w="2951" w:type="dxa"/>
                 <w:shd w:val="clear" w:color="auto" w:fill="FFFFFF"/>
@@ -5777,13 +5788,13 @@
             <w:pPr>
               <w:jc w:val="center"/>
               <w:rPr>
-                <w:del w:id="276" w:author="Li Jianfeng" w:date="2026-09-02T17:38:00Z" w16du:dateUtc="2026-09-02T09:38:00Z"/>
-              </w:rPr>
-              <w:pPrChange w:id="277" w:author="Li Jianfeng" w:date="2026-09-02T17:22:00Z" w16du:dateUtc="2026-09-02T09:22:00Z">
+                <w:del w:id="278" w:author="Li Jianfeng" w:date="2026-09-02T17:38:00Z" w16du:dateUtc="2026-09-02T09:38:00Z"/>
+              </w:rPr>
+              <w:pPrChange w:id="279" w:author="Li Jianfeng" w:date="2026-09-02T17:22:00Z" w16du:dateUtc="2026-09-02T09:22:00Z">
                 <w:pPr/>
               </w:pPrChange>
             </w:pPr>
-            <w:del w:id="278" w:author="Li Jianfeng" w:date="2026-09-02T17:38:00Z" w16du:dateUtc="2026-09-02T09:38:00Z">
+            <w:del w:id="280" w:author="Li Jianfeng" w:date="2026-09-02T17:38:00Z" w16du:dateUtc="2026-09-02T09:38:00Z">
               <w:r>
                 <w:rPr>
                   <w:sz w:val="17"/>
@@ -5798,7 +5809,7 @@
             <w:tcW w:w="2770" w:type="dxa"/>
             <w:shd w:val="clear" w:color="auto" w:fill="FFFFFF"/>
             <w:vAlign w:val="center"/>
-            <w:tcPrChange w:id="279" w:author="Li Jianfeng" w:date="2026-09-02T17:22:00Z" w16du:dateUtc="2026-09-02T09:22:00Z">
+            <w:tcPrChange w:id="281" w:author="Li Jianfeng" w:date="2026-09-02T17:22:00Z" w16du:dateUtc="2026-09-02T09:22:00Z">
               <w:tcPr>
                 <w:tcW w:w="2951" w:type="dxa"/>
                 <w:gridSpan w:val="2"/>
@@ -5811,13 +5822,13 @@
             <w:pPr>
               <w:jc w:val="center"/>
               <w:rPr>
-                <w:del w:id="280" w:author="Li Jianfeng" w:date="2026-09-02T17:38:00Z" w16du:dateUtc="2026-09-02T09:38:00Z"/>
-              </w:rPr>
-              <w:pPrChange w:id="281" w:author="Li Jianfeng" w:date="2026-09-02T17:22:00Z" w16du:dateUtc="2026-09-02T09:22:00Z">
+                <w:del w:id="282" w:author="Li Jianfeng" w:date="2026-09-02T17:38:00Z" w16du:dateUtc="2026-09-02T09:38:00Z"/>
+              </w:rPr>
+              <w:pPrChange w:id="283" w:author="Li Jianfeng" w:date="2026-09-02T17:22:00Z" w16du:dateUtc="2026-09-02T09:22:00Z">
                 <w:pPr/>
               </w:pPrChange>
             </w:pPr>
-            <w:del w:id="282" w:author="Li Jianfeng" w:date="2026-09-02T17:38:00Z" w16du:dateUtc="2026-09-02T09:38:00Z">
+            <w:del w:id="284" w:author="Li Jianfeng" w:date="2026-09-02T17:38:00Z" w16du:dateUtc="2026-09-02T09:38:00Z">
               <w:r>
                 <w:rPr>
                   <w:sz w:val="17"/>
@@ -5832,7 +5843,7 @@
             <w:tcW w:w="2397" w:type="dxa"/>
             <w:shd w:val="clear" w:color="auto" w:fill="FFFFFF"/>
             <w:vAlign w:val="center"/>
-            <w:tcPrChange w:id="283" w:author="Li Jianfeng" w:date="2026-09-02T17:22:00Z" w16du:dateUtc="2026-09-02T09:22:00Z">
+            <w:tcPrChange w:id="285" w:author="Li Jianfeng" w:date="2026-09-02T17:22:00Z" w16du:dateUtc="2026-09-02T09:22:00Z">
               <w:tcPr>
                 <w:tcW w:w="2232" w:type="dxa"/>
                 <w:shd w:val="clear" w:color="auto" w:fill="FFFFFF"/>
@@ -5844,13 +5855,13 @@
             <w:pPr>
               <w:jc w:val="center"/>
               <w:rPr>
-                <w:del w:id="284" w:author="Li Jianfeng" w:date="2026-09-02T17:38:00Z" w16du:dateUtc="2026-09-02T09:38:00Z"/>
-              </w:rPr>
-              <w:pPrChange w:id="285" w:author="Li Jianfeng" w:date="2026-09-02T17:22:00Z" w16du:dateUtc="2026-09-02T09:22:00Z">
+                <w:del w:id="286" w:author="Li Jianfeng" w:date="2026-09-02T17:38:00Z" w16du:dateUtc="2026-09-02T09:38:00Z"/>
+              </w:rPr>
+              <w:pPrChange w:id="287" w:author="Li Jianfeng" w:date="2026-09-02T17:22:00Z" w16du:dateUtc="2026-09-02T09:22:00Z">
                 <w:pPr/>
               </w:pPrChange>
             </w:pPr>
-            <w:del w:id="286" w:author="Li Jianfeng" w:date="2026-09-02T17:38:00Z" w16du:dateUtc="2026-09-02T09:38:00Z">
+            <w:del w:id="288" w:author="Li Jianfeng" w:date="2026-09-02T17:38:00Z" w16du:dateUtc="2026-09-02T09:38:00Z">
               <w:r>
                 <w:rPr>
                   <w:sz w:val="17"/>
@@ -5864,8 +5875,8 @@
       <w:tr>
         <w:trPr>
           <w:jc w:val="center"/>
-          <w:del w:id="287" w:author="Li Jianfeng" w:date="2026-09-02T17:38:00Z"/>
-          <w:trPrChange w:id="288" w:author="Li Jianfeng" w:date="2026-09-02T17:22:00Z" w16du:dateUtc="2026-09-02T09:22:00Z">
+          <w:del w:id="289" w:author="Li Jianfeng" w:date="2026-09-02T17:38:00Z"/>
+          <w:trPrChange w:id="290" w:author="Li Jianfeng" w:date="2026-09-02T17:22:00Z" w16du:dateUtc="2026-09-02T09:22:00Z">
             <w:trPr>
               <w:jc w:val="center"/>
             </w:trPr>
@@ -5876,7 +5887,7 @@
             <w:tcW w:w="1413" w:type="dxa"/>
             <w:shd w:val="clear" w:color="auto" w:fill="FFFFFF"/>
             <w:vAlign w:val="center"/>
-            <w:tcPrChange w:id="289" w:author="Li Jianfeng" w:date="2026-09-02T17:22:00Z" w16du:dateUtc="2026-09-02T09:22:00Z">
+            <w:tcPrChange w:id="291" w:author="Li Jianfeng" w:date="2026-09-02T17:22:00Z" w16du:dateUtc="2026-09-02T09:22:00Z">
               <w:tcPr>
                 <w:tcW w:w="1512" w:type="dxa"/>
                 <w:gridSpan w:val="2"/>
@@ -5889,13 +5900,13 @@
             <w:pPr>
               <w:jc w:val="center"/>
               <w:rPr>
-                <w:del w:id="290" w:author="Li Jianfeng" w:date="2026-09-02T17:38:00Z" w16du:dateUtc="2026-09-02T09:38:00Z"/>
-              </w:rPr>
-              <w:pPrChange w:id="291" w:author="Li Jianfeng" w:date="2026-09-02T17:22:00Z" w16du:dateUtc="2026-09-02T09:22:00Z">
+                <w:del w:id="292" w:author="Li Jianfeng" w:date="2026-09-02T17:38:00Z" w16du:dateUtc="2026-09-02T09:38:00Z"/>
+              </w:rPr>
+              <w:pPrChange w:id="293" w:author="Li Jianfeng" w:date="2026-09-02T17:22:00Z" w16du:dateUtc="2026-09-02T09:22:00Z">
                 <w:pPr/>
               </w:pPrChange>
             </w:pPr>
-            <w:del w:id="292" w:author="Li Jianfeng" w:date="2026-09-02T17:38:00Z" w16du:dateUtc="2026-09-02T09:38:00Z">
+            <w:del w:id="294" w:author="Li Jianfeng" w:date="2026-09-02T17:38:00Z" w16du:dateUtc="2026-09-02T09:38:00Z">
               <w:r>
                 <w:rPr>
                   <w:sz w:val="17"/>
@@ -5910,7 +5921,7 @@
             <w:tcW w:w="3042" w:type="dxa"/>
             <w:shd w:val="clear" w:color="auto" w:fill="FFFFFF"/>
             <w:vAlign w:val="center"/>
-            <w:tcPrChange w:id="293" w:author="Li Jianfeng" w:date="2026-09-02T17:22:00Z" w16du:dateUtc="2026-09-02T09:22:00Z">
+            <w:tcPrChange w:id="295" w:author="Li Jianfeng" w:date="2026-09-02T17:22:00Z" w16du:dateUtc="2026-09-02T09:22:00Z">
               <w:tcPr>
                 <w:tcW w:w="2951" w:type="dxa"/>
                 <w:shd w:val="clear" w:color="auto" w:fill="FFFFFF"/>
@@ -5922,13 +5933,13 @@
             <w:pPr>
               <w:jc w:val="center"/>
               <w:rPr>
-                <w:del w:id="294" w:author="Li Jianfeng" w:date="2026-09-02T17:38:00Z" w16du:dateUtc="2026-09-02T09:38:00Z"/>
-              </w:rPr>
-              <w:pPrChange w:id="295" w:author="Li Jianfeng" w:date="2026-09-02T17:22:00Z" w16du:dateUtc="2026-09-02T09:22:00Z">
+                <w:del w:id="296" w:author="Li Jianfeng" w:date="2026-09-02T17:38:00Z" w16du:dateUtc="2026-09-02T09:38:00Z"/>
+              </w:rPr>
+              <w:pPrChange w:id="297" w:author="Li Jianfeng" w:date="2026-09-02T17:22:00Z" w16du:dateUtc="2026-09-02T09:22:00Z">
                 <w:pPr/>
               </w:pPrChange>
             </w:pPr>
-            <w:del w:id="296" w:author="Li Jianfeng" w:date="2026-09-02T17:38:00Z" w16du:dateUtc="2026-09-02T09:38:00Z">
+            <w:del w:id="298" w:author="Li Jianfeng" w:date="2026-09-02T17:38:00Z" w16du:dateUtc="2026-09-02T09:38:00Z">
               <w:r>
                 <w:rPr>
                   <w:sz w:val="17"/>
@@ -5943,7 +5954,7 @@
             <w:tcW w:w="2770" w:type="dxa"/>
             <w:shd w:val="clear" w:color="auto" w:fill="FFFFFF"/>
             <w:vAlign w:val="center"/>
-            <w:tcPrChange w:id="297" w:author="Li Jianfeng" w:date="2026-09-02T17:22:00Z" w16du:dateUtc="2026-09-02T09:22:00Z">
+            <w:tcPrChange w:id="299" w:author="Li Jianfeng" w:date="2026-09-02T17:22:00Z" w16du:dateUtc="2026-09-02T09:22:00Z">
               <w:tcPr>
                 <w:tcW w:w="2951" w:type="dxa"/>
                 <w:gridSpan w:val="2"/>
@@ -5956,13 +5967,13 @@
             <w:pPr>
               <w:jc w:val="center"/>
               <w:rPr>
-                <w:del w:id="298" w:author="Li Jianfeng" w:date="2026-09-02T17:38:00Z" w16du:dateUtc="2026-09-02T09:38:00Z"/>
-              </w:rPr>
-              <w:pPrChange w:id="299" w:author="Li Jianfeng" w:date="2026-09-02T17:22:00Z" w16du:dateUtc="2026-09-02T09:22:00Z">
+                <w:del w:id="300" w:author="Li Jianfeng" w:date="2026-09-02T17:38:00Z" w16du:dateUtc="2026-09-02T09:38:00Z"/>
+              </w:rPr>
+              <w:pPrChange w:id="301" w:author="Li Jianfeng" w:date="2026-09-02T17:22:00Z" w16du:dateUtc="2026-09-02T09:22:00Z">
                 <w:pPr/>
               </w:pPrChange>
             </w:pPr>
-            <w:del w:id="300" w:author="Li Jianfeng" w:date="2026-09-02T17:38:00Z" w16du:dateUtc="2026-09-02T09:38:00Z">
+            <w:del w:id="302" w:author="Li Jianfeng" w:date="2026-09-02T17:38:00Z" w16du:dateUtc="2026-09-02T09:38:00Z">
               <w:r>
                 <w:rPr>
                   <w:sz w:val="17"/>
@@ -5977,7 +5988,7 @@
             <w:tcW w:w="2397" w:type="dxa"/>
             <w:shd w:val="clear" w:color="auto" w:fill="FFFFFF"/>
             <w:vAlign w:val="center"/>
-            <w:tcPrChange w:id="301" w:author="Li Jianfeng" w:date="2026-09-02T17:22:00Z" w16du:dateUtc="2026-09-02T09:22:00Z">
+            <w:tcPrChange w:id="303" w:author="Li Jianfeng" w:date="2026-09-02T17:22:00Z" w16du:dateUtc="2026-09-02T09:22:00Z">
               <w:tcPr>
                 <w:tcW w:w="2232" w:type="dxa"/>
                 <w:shd w:val="clear" w:color="auto" w:fill="FFFFFF"/>
@@ -5989,13 +6000,13 @@
             <w:pPr>
               <w:jc w:val="center"/>
               <w:rPr>
-                <w:del w:id="302" w:author="Li Jianfeng" w:date="2026-09-02T17:38:00Z" w16du:dateUtc="2026-09-02T09:38:00Z"/>
-              </w:rPr>
-              <w:pPrChange w:id="303" w:author="Li Jianfeng" w:date="2026-09-02T17:22:00Z" w16du:dateUtc="2026-09-02T09:22:00Z">
+                <w:del w:id="304" w:author="Li Jianfeng" w:date="2026-09-02T17:38:00Z" w16du:dateUtc="2026-09-02T09:38:00Z"/>
+              </w:rPr>
+              <w:pPrChange w:id="305" w:author="Li Jianfeng" w:date="2026-09-02T17:22:00Z" w16du:dateUtc="2026-09-02T09:22:00Z">
                 <w:pPr/>
               </w:pPrChange>
             </w:pPr>
-            <w:del w:id="304" w:author="Li Jianfeng" w:date="2026-09-02T17:38:00Z" w16du:dateUtc="2026-09-02T09:38:00Z">
+            <w:del w:id="306" w:author="Li Jianfeng" w:date="2026-09-02T17:38:00Z" w16du:dateUtc="2026-09-02T09:38:00Z">
               <w:r>
                 <w:rPr>
                   <w:sz w:val="17"/>
@@ -6009,8 +6020,8 @@
       <w:tr>
         <w:trPr>
           <w:jc w:val="center"/>
-          <w:del w:id="305" w:author="Li Jianfeng" w:date="2026-09-02T17:38:00Z"/>
-          <w:trPrChange w:id="306" w:author="Li Jianfeng" w:date="2026-09-02T17:22:00Z" w16du:dateUtc="2026-09-02T09:22:00Z">
+          <w:del w:id="307" w:author="Li Jianfeng" w:date="2026-09-02T17:38:00Z"/>
+          <w:trPrChange w:id="308" w:author="Li Jianfeng" w:date="2026-09-02T17:22:00Z" w16du:dateUtc="2026-09-02T09:22:00Z">
             <w:trPr>
               <w:jc w:val="center"/>
             </w:trPr>
@@ -6021,7 +6032,7 @@
             <w:tcW w:w="1413" w:type="dxa"/>
             <w:shd w:val="clear" w:color="auto" w:fill="FFFFFF"/>
             <w:vAlign w:val="center"/>
-            <w:tcPrChange w:id="307" w:author="Li Jianfeng" w:date="2026-09-02T17:22:00Z" w16du:dateUtc="2026-09-02T09:22:00Z">
+            <w:tcPrChange w:id="309" w:author="Li Jianfeng" w:date="2026-09-02T17:22:00Z" w16du:dateUtc="2026-09-02T09:22:00Z">
               <w:tcPr>
                 <w:tcW w:w="1512" w:type="dxa"/>
                 <w:gridSpan w:val="2"/>
@@ -6034,13 +6045,13 @@
             <w:pPr>
               <w:jc w:val="center"/>
               <w:rPr>
-                <w:del w:id="308" w:author="Li Jianfeng" w:date="2026-09-02T17:38:00Z" w16du:dateUtc="2026-09-02T09:38:00Z"/>
-              </w:rPr>
-              <w:pPrChange w:id="309" w:author="Li Jianfeng" w:date="2026-09-02T17:22:00Z" w16du:dateUtc="2026-09-02T09:22:00Z">
+                <w:del w:id="310" w:author="Li Jianfeng" w:date="2026-09-02T17:38:00Z" w16du:dateUtc="2026-09-02T09:38:00Z"/>
+              </w:rPr>
+              <w:pPrChange w:id="311" w:author="Li Jianfeng" w:date="2026-09-02T17:22:00Z" w16du:dateUtc="2026-09-02T09:22:00Z">
                 <w:pPr/>
               </w:pPrChange>
             </w:pPr>
-            <w:del w:id="310" w:author="Li Jianfeng" w:date="2026-09-02T17:38:00Z" w16du:dateUtc="2026-09-02T09:38:00Z">
+            <w:del w:id="312" w:author="Li Jianfeng" w:date="2026-09-02T17:38:00Z" w16du:dateUtc="2026-09-02T09:38:00Z">
               <w:r>
                 <w:rPr>
                   <w:sz w:val="17"/>
@@ -6055,7 +6066,7 @@
             <w:tcW w:w="3042" w:type="dxa"/>
             <w:shd w:val="clear" w:color="auto" w:fill="FFFFFF"/>
             <w:vAlign w:val="center"/>
-            <w:tcPrChange w:id="311" w:author="Li Jianfeng" w:date="2026-09-02T17:22:00Z" w16du:dateUtc="2026-09-02T09:22:00Z">
+            <w:tcPrChange w:id="313" w:author="Li Jianfeng" w:date="2026-09-02T17:22:00Z" w16du:dateUtc="2026-09-02T09:22:00Z">
               <w:tcPr>
                 <w:tcW w:w="2951" w:type="dxa"/>
                 <w:shd w:val="clear" w:color="auto" w:fill="FFFFFF"/>
@@ -6067,13 +6078,13 @@
             <w:pPr>
               <w:jc w:val="center"/>
               <w:rPr>
-                <w:del w:id="312" w:author="Li Jianfeng" w:date="2026-09-02T17:38:00Z" w16du:dateUtc="2026-09-02T09:38:00Z"/>
-              </w:rPr>
-              <w:pPrChange w:id="313" w:author="Li Jianfeng" w:date="2026-09-02T17:22:00Z" w16du:dateUtc="2026-09-02T09:22:00Z">
+                <w:del w:id="314" w:author="Li Jianfeng" w:date="2026-09-02T17:38:00Z" w16du:dateUtc="2026-09-02T09:38:00Z"/>
+              </w:rPr>
+              <w:pPrChange w:id="315" w:author="Li Jianfeng" w:date="2026-09-02T17:22:00Z" w16du:dateUtc="2026-09-02T09:22:00Z">
                 <w:pPr/>
               </w:pPrChange>
             </w:pPr>
-            <w:del w:id="314" w:author="Li Jianfeng" w:date="2026-09-02T17:38:00Z" w16du:dateUtc="2026-09-02T09:38:00Z">
+            <w:del w:id="316" w:author="Li Jianfeng" w:date="2026-09-02T17:38:00Z" w16du:dateUtc="2026-09-02T09:38:00Z">
               <w:r>
                 <w:rPr>
                   <w:sz w:val="17"/>
@@ -6088,7 +6099,7 @@
             <w:tcW w:w="2770" w:type="dxa"/>
             <w:shd w:val="clear" w:color="auto" w:fill="FFFFFF"/>
             <w:vAlign w:val="center"/>
-            <w:tcPrChange w:id="315" w:author="Li Jianfeng" w:date="2026-09-02T17:22:00Z" w16du:dateUtc="2026-09-02T09:22:00Z">
+            <w:tcPrChange w:id="317" w:author="Li Jianfeng" w:date="2026-09-02T17:22:00Z" w16du:dateUtc="2026-09-02T09:22:00Z">
               <w:tcPr>
                 <w:tcW w:w="2951" w:type="dxa"/>
                 <w:gridSpan w:val="2"/>
@@ -6101,13 +6112,13 @@
             <w:pPr>
               <w:jc w:val="center"/>
               <w:rPr>
-                <w:del w:id="316" w:author="Li Jianfeng" w:date="2026-09-02T17:38:00Z" w16du:dateUtc="2026-09-02T09:38:00Z"/>
-              </w:rPr>
-              <w:pPrChange w:id="317" w:author="Li Jianfeng" w:date="2026-09-02T17:22:00Z" w16du:dateUtc="2026-09-02T09:22:00Z">
+                <w:del w:id="318" w:author="Li Jianfeng" w:date="2026-09-02T17:38:00Z" w16du:dateUtc="2026-09-02T09:38:00Z"/>
+              </w:rPr>
+              <w:pPrChange w:id="319" w:author="Li Jianfeng" w:date="2026-09-02T17:22:00Z" w16du:dateUtc="2026-09-02T09:22:00Z">
                 <w:pPr/>
               </w:pPrChange>
             </w:pPr>
-            <w:del w:id="318" w:author="Li Jianfeng" w:date="2026-09-02T17:38:00Z" w16du:dateUtc="2026-09-02T09:38:00Z">
+            <w:del w:id="320" w:author="Li Jianfeng" w:date="2026-09-02T17:38:00Z" w16du:dateUtc="2026-09-02T09:38:00Z">
               <w:r>
                 <w:rPr>
                   <w:sz w:val="17"/>
@@ -6122,7 +6133,7 @@
             <w:tcW w:w="2397" w:type="dxa"/>
             <w:shd w:val="clear" w:color="auto" w:fill="FFFFFF"/>
             <w:vAlign w:val="center"/>
-            <w:tcPrChange w:id="319" w:author="Li Jianfeng" w:date="2026-09-02T17:22:00Z" w16du:dateUtc="2026-09-02T09:22:00Z">
+            <w:tcPrChange w:id="321" w:author="Li Jianfeng" w:date="2026-09-02T17:22:00Z" w16du:dateUtc="2026-09-02T09:22:00Z">
               <w:tcPr>
                 <w:tcW w:w="2232" w:type="dxa"/>
                 <w:shd w:val="clear" w:color="auto" w:fill="FFFFFF"/>
@@ -6134,13 +6145,13 @@
             <w:pPr>
               <w:jc w:val="center"/>
               <w:rPr>
-                <w:del w:id="320" w:author="Li Jianfeng" w:date="2026-09-02T17:38:00Z" w16du:dateUtc="2026-09-02T09:38:00Z"/>
-              </w:rPr>
-              <w:pPrChange w:id="321" w:author="Li Jianfeng" w:date="2026-09-02T17:22:00Z" w16du:dateUtc="2026-09-02T09:22:00Z">
+                <w:del w:id="322" w:author="Li Jianfeng" w:date="2026-09-02T17:38:00Z" w16du:dateUtc="2026-09-02T09:38:00Z"/>
+              </w:rPr>
+              <w:pPrChange w:id="323" w:author="Li Jianfeng" w:date="2026-09-02T17:22:00Z" w16du:dateUtc="2026-09-02T09:22:00Z">
                 <w:pPr/>
               </w:pPrChange>
             </w:pPr>
-            <w:del w:id="322" w:author="Li Jianfeng" w:date="2026-09-02T17:38:00Z" w16du:dateUtc="2026-09-02T09:38:00Z">
+            <w:del w:id="324" w:author="Li Jianfeng" w:date="2026-09-02T17:38:00Z" w16du:dateUtc="2026-09-02T09:38:00Z">
               <w:r>
                 <w:rPr>
                   <w:sz w:val="17"/>
@@ -6154,8 +6165,8 @@
       <w:tr>
         <w:trPr>
           <w:jc w:val="center"/>
-          <w:del w:id="323" w:author="Li Jianfeng" w:date="2026-09-02T17:38:00Z"/>
-          <w:trPrChange w:id="324" w:author="Li Jianfeng" w:date="2026-09-02T17:22:00Z" w16du:dateUtc="2026-09-02T09:22:00Z">
+          <w:del w:id="325" w:author="Li Jianfeng" w:date="2026-09-02T17:38:00Z"/>
+          <w:trPrChange w:id="326" w:author="Li Jianfeng" w:date="2026-09-02T17:22:00Z" w16du:dateUtc="2026-09-02T09:22:00Z">
             <w:trPr>
               <w:jc w:val="center"/>
             </w:trPr>
@@ -6166,7 +6177,7 @@
             <w:tcW w:w="1413" w:type="dxa"/>
             <w:shd w:val="clear" w:color="auto" w:fill="FFFFFF"/>
             <w:vAlign w:val="center"/>
-            <w:tcPrChange w:id="325" w:author="Li Jianfeng" w:date="2026-09-02T17:22:00Z" w16du:dateUtc="2026-09-02T09:22:00Z">
+            <w:tcPrChange w:id="327" w:author="Li Jianfeng" w:date="2026-09-02T17:22:00Z" w16du:dateUtc="2026-09-02T09:22:00Z">
               <w:tcPr>
                 <w:tcW w:w="1512" w:type="dxa"/>
                 <w:gridSpan w:val="2"/>
@@ -6179,13 +6190,13 @@
             <w:pPr>
               <w:jc w:val="center"/>
               <w:rPr>
-                <w:del w:id="326" w:author="Li Jianfeng" w:date="2026-09-02T17:38:00Z" w16du:dateUtc="2026-09-02T09:38:00Z"/>
-              </w:rPr>
-              <w:pPrChange w:id="327" w:author="Li Jianfeng" w:date="2026-09-02T17:22:00Z" w16du:dateUtc="2026-09-02T09:22:00Z">
+                <w:del w:id="328" w:author="Li Jianfeng" w:date="2026-09-02T17:38:00Z" w16du:dateUtc="2026-09-02T09:38:00Z"/>
+              </w:rPr>
+              <w:pPrChange w:id="329" w:author="Li Jianfeng" w:date="2026-09-02T17:22:00Z" w16du:dateUtc="2026-09-02T09:22:00Z">
                 <w:pPr/>
               </w:pPrChange>
             </w:pPr>
-            <w:del w:id="328" w:author="Li Jianfeng" w:date="2026-09-02T17:38:00Z" w16du:dateUtc="2026-09-02T09:38:00Z">
+            <w:del w:id="330" w:author="Li Jianfeng" w:date="2026-09-02T17:38:00Z" w16du:dateUtc="2026-09-02T09:38:00Z">
               <w:r>
                 <w:rPr>
                   <w:sz w:val="17"/>
@@ -6200,7 +6211,7 @@
             <w:tcW w:w="3042" w:type="dxa"/>
             <w:shd w:val="clear" w:color="auto" w:fill="FFFFFF"/>
             <w:vAlign w:val="center"/>
-            <w:tcPrChange w:id="329" w:author="Li Jianfeng" w:date="2026-09-02T17:22:00Z" w16du:dateUtc="2026-09-02T09:22:00Z">
+            <w:tcPrChange w:id="331" w:author="Li Jianfeng" w:date="2026-09-02T17:22:00Z" w16du:dateUtc="2026-09-02T09:22:00Z">
               <w:tcPr>
                 <w:tcW w:w="2951" w:type="dxa"/>
                 <w:shd w:val="clear" w:color="auto" w:fill="FFFFFF"/>
@@ -6212,13 +6223,13 @@
             <w:pPr>
               <w:jc w:val="center"/>
               <w:rPr>
-                <w:del w:id="330" w:author="Li Jianfeng" w:date="2026-09-02T17:38:00Z" w16du:dateUtc="2026-09-02T09:38:00Z"/>
-              </w:rPr>
-              <w:pPrChange w:id="331" w:author="Li Jianfeng" w:date="2026-09-02T17:22:00Z" w16du:dateUtc="2026-09-02T09:22:00Z">
+                <w:del w:id="332" w:author="Li Jianfeng" w:date="2026-09-02T17:38:00Z" w16du:dateUtc="2026-09-02T09:38:00Z"/>
+              </w:rPr>
+              <w:pPrChange w:id="333" w:author="Li Jianfeng" w:date="2026-09-02T17:22:00Z" w16du:dateUtc="2026-09-02T09:22:00Z">
                 <w:pPr/>
               </w:pPrChange>
             </w:pPr>
-            <w:del w:id="332" w:author="Li Jianfeng" w:date="2026-09-02T17:38:00Z" w16du:dateUtc="2026-09-02T09:38:00Z">
+            <w:del w:id="334" w:author="Li Jianfeng" w:date="2026-09-02T17:38:00Z" w16du:dateUtc="2026-09-02T09:38:00Z">
               <w:r>
                 <w:rPr>
                   <w:sz w:val="17"/>
@@ -6233,7 +6244,7 @@
             <w:tcW w:w="2770" w:type="dxa"/>
             <w:shd w:val="clear" w:color="auto" w:fill="FFFFFF"/>
             <w:vAlign w:val="center"/>
-            <w:tcPrChange w:id="333" w:author="Li Jianfeng" w:date="2026-09-02T17:22:00Z" w16du:dateUtc="2026-09-02T09:22:00Z">
+            <w:tcPrChange w:id="335" w:author="Li Jianfeng" w:date="2026-09-02T17:22:00Z" w16du:dateUtc="2026-09-02T09:22:00Z">
               <w:tcPr>
                 <w:tcW w:w="2951" w:type="dxa"/>
                 <w:gridSpan w:val="2"/>
@@ -6246,13 +6257,13 @@
             <w:pPr>
               <w:jc w:val="center"/>
               <w:rPr>
-                <w:del w:id="334" w:author="Li Jianfeng" w:date="2026-09-02T17:38:00Z" w16du:dateUtc="2026-09-02T09:38:00Z"/>
-              </w:rPr>
-              <w:pPrChange w:id="335" w:author="Li Jianfeng" w:date="2026-09-02T17:22:00Z" w16du:dateUtc="2026-09-02T09:22:00Z">
+                <w:del w:id="336" w:author="Li Jianfeng" w:date="2026-09-02T17:38:00Z" w16du:dateUtc="2026-09-02T09:38:00Z"/>
+              </w:rPr>
+              <w:pPrChange w:id="337" w:author="Li Jianfeng" w:date="2026-09-02T17:22:00Z" w16du:dateUtc="2026-09-02T09:22:00Z">
                 <w:pPr/>
               </w:pPrChange>
             </w:pPr>
-            <w:del w:id="336" w:author="Li Jianfeng" w:date="2026-09-02T17:38:00Z" w16du:dateUtc="2026-09-02T09:38:00Z">
+            <w:del w:id="338" w:author="Li Jianfeng" w:date="2026-09-02T17:38:00Z" w16du:dateUtc="2026-09-02T09:38:00Z">
               <w:r>
                 <w:rPr>
                   <w:sz w:val="17"/>
@@ -6267,7 +6278,7 @@
             <w:tcW w:w="2397" w:type="dxa"/>
             <w:shd w:val="clear" w:color="auto" w:fill="FFFFFF"/>
             <w:vAlign w:val="center"/>
-            <w:tcPrChange w:id="337" w:author="Li Jianfeng" w:date="2026-09-02T17:22:00Z" w16du:dateUtc="2026-09-02T09:22:00Z">
+            <w:tcPrChange w:id="339" w:author="Li Jianfeng" w:date="2026-09-02T17:22:00Z" w16du:dateUtc="2026-09-02T09:22:00Z">
               <w:tcPr>
                 <w:tcW w:w="2232" w:type="dxa"/>
                 <w:shd w:val="clear" w:color="auto" w:fill="FFFFFF"/>
@@ -6279,13 +6290,13 @@
             <w:pPr>
               <w:jc w:val="center"/>
               <w:rPr>
-                <w:del w:id="338" w:author="Li Jianfeng" w:date="2026-09-02T17:38:00Z" w16du:dateUtc="2026-09-02T09:38:00Z"/>
-              </w:rPr>
-              <w:pPrChange w:id="339" w:author="Li Jianfeng" w:date="2026-09-02T17:22:00Z" w16du:dateUtc="2026-09-02T09:22:00Z">
+                <w:del w:id="340" w:author="Li Jianfeng" w:date="2026-09-02T17:38:00Z" w16du:dateUtc="2026-09-02T09:38:00Z"/>
+              </w:rPr>
+              <w:pPrChange w:id="341" w:author="Li Jianfeng" w:date="2026-09-02T17:22:00Z" w16du:dateUtc="2026-09-02T09:22:00Z">
                 <w:pPr/>
               </w:pPrChange>
             </w:pPr>
-            <w:del w:id="340" w:author="Li Jianfeng" w:date="2026-09-02T17:38:00Z" w16du:dateUtc="2026-09-02T09:38:00Z">
+            <w:del w:id="342" w:author="Li Jianfeng" w:date="2026-09-02T17:38:00Z" w16du:dateUtc="2026-09-02T09:38:00Z">
               <w:r>
                 <w:rPr>
                   <w:sz w:val="17"/>
@@ -6302,7 +6313,7 @@
         <w:spacing w:after="120" w:line="259" w:lineRule="auto"/>
         <w:jc w:val="both"/>
         <w:rPr>
-          <w:del w:id="341" w:author="Li Jianfeng" w:date="2026-09-02T17:40:00Z" w16du:dateUtc="2026-09-02T09:40:00Z"/>
+          <w:del w:id="343" w:author="Li Jianfeng" w:date="2026-09-02T17:40:00Z" w16du:dateUtc="2026-09-02T09:40:00Z"/>
           <w:b/>
           <w:sz w:val="22"/>
         </w:rPr>
@@ -6313,7 +6324,7 @@
         <w:spacing w:line="259" w:lineRule="auto"/>
         <w:jc w:val="both"/>
         <w:rPr>
-          <w:del w:id="342" w:author="Li Jianfeng" w:date="2026-09-02T17:40:00Z" w16du:dateUtc="2026-09-02T09:40:00Z"/>
+          <w:del w:id="344" w:author="Li Jianfeng" w:date="2026-09-02T17:40:00Z" w16du:dateUtc="2026-09-02T09:40:00Z"/>
           <w:rFonts w:eastAsiaTheme="minorEastAsia"/>
           <w:b/>
           <w:sz w:val="22"/>
@@ -6332,7 +6343,7 @@
         </w:rPr>
         <w:t xml:space="preserve"> The highest-fit applications are those where continuous high-volume recording is costly, periodic sampling can miss the critical moment, and fixed thresholds create either missed events or excessive false records. In infrastructure, this includes construction vibration, abnormal structural response, bridge or asset incident monitoring, and civil-asset event review. In industrial monitoring, this includes abnormal vibration, impact, sudden stoppage, transient machine behaviour, motor/pump/compressor anomalies, production-line incidents, utilities, ports, energy assets, and process plants. These are not separate stories; they share the same customer problem: limited node resources should be spent on the moments that matter, not on irrelevant recordings.</w:t>
       </w:r>
-      <w:ins w:id="343" w:author="Li Jianfeng" w:date="2026-09-02T17:40:00Z" w16du:dateUtc="2026-09-02T09:40:00Z">
+      <w:ins w:id="345" w:author="Li Jianfeng" w:date="2026-09-02T17:40:00Z" w16du:dateUtc="2026-09-02T09:40:00Z">
         <w:r>
           <w:rPr>
             <w:rFonts w:eastAsiaTheme="minorEastAsia" w:hint="eastAsia"/>
@@ -6348,10 +6359,9 @@
         <w:spacing w:line="259" w:lineRule="auto"/>
         <w:jc w:val="both"/>
         <w:rPr>
-          <w:ins w:id="344" w:author="#CUI SHUAIWEN#" w:date="2026-09-02T18:42:00Z" w16du:dateUtc="2026-09-02T10:42:00Z"/>
-          <w:rFonts w:hint="eastAsia"/>
-        </w:rPr>
-        <w:pPrChange w:id="345" w:author="Li Jianfeng" w:date="2026-09-02T17:40:00Z" w16du:dateUtc="2026-09-02T09:40:00Z">
+          <w:ins w:id="346" w:author="#CUI SHUAIWEN#" w:date="2026-09-02T18:42:00Z" w16du:dateUtc="2026-09-02T10:42:00Z"/>
+        </w:rPr>
+        <w:pPrChange w:id="347" w:author="Li Jianfeng" w:date="2026-09-02T17:40:00Z" w16du:dateUtc="2026-09-02T09:40:00Z">
           <w:pPr>
             <w:spacing w:after="120" w:line="259" w:lineRule="auto"/>
             <w:jc w:val="both"/>
@@ -6364,7 +6374,7 @@
         <w:spacing w:line="259" w:lineRule="auto"/>
         <w:jc w:val="both"/>
         <w:rPr>
-          <w:del w:id="346" w:author="Li Jianfeng" w:date="2026-09-02T17:40:00Z" w16du:dateUtc="2026-09-02T09:40:00Z"/>
+          <w:del w:id="348" w:author="Li Jianfeng" w:date="2026-09-02T17:40:00Z" w16du:dateUtc="2026-09-02T09:40:00Z"/>
           <w:rFonts w:eastAsiaTheme="minorEastAsia"/>
           <w:b/>
           <w:bCs/>
@@ -6384,7 +6394,7 @@
         </w:rPr>
         <w:t xml:space="preserve"> The supply chain contains useful but incomplete alternatives. Low-power sensors and edge artificial intelligence (AI) development platforms, such as ADI Voyager4-type kits, help engineers build sensing products. Original equipment manufacturer (OEM)-ready acquisition boards such as G-Link-200-OEM-type products reduce hardware development effort. Complete wireless monitoring nodes and platforms, including Worldsensing/Move-type vibration monitoring, SensingTech VM2030-type devices, Geokon/基康 BGK9600-type systems, NCD Gen4-type nodes, industrial condition-monitoring devices, and transport recorders such as MSR175, TCT-2, and ShockLog 298-type products, validate demand for event records. However, many options still rely on fixed configuration, manual thresholds, or closed workflows rather than adaptive capture under changing field conditions.</w:t>
       </w:r>
-      <w:ins w:id="347" w:author="Li Jianfeng" w:date="2026-09-02T17:40:00Z" w16du:dateUtc="2026-09-02T09:40:00Z">
+      <w:ins w:id="349" w:author="Li Jianfeng" w:date="2026-09-02T17:40:00Z" w16du:dateUtc="2026-09-02T09:40:00Z">
         <w:r>
           <w:rPr>
             <w:rFonts w:eastAsiaTheme="minorEastAsia" w:hint="eastAsia"/>
@@ -6401,10 +6411,9 @@
         <w:spacing w:line="259" w:lineRule="auto"/>
         <w:jc w:val="both"/>
         <w:rPr>
-          <w:ins w:id="348" w:author="#CUI SHUAIWEN#" w:date="2026-09-02T18:42:00Z" w16du:dateUtc="2026-09-02T10:42:00Z"/>
-          <w:rFonts w:hint="eastAsia"/>
-        </w:rPr>
-        <w:pPrChange w:id="349" w:author="Li Jianfeng" w:date="2026-09-02T17:40:00Z" w16du:dateUtc="2026-09-02T09:40:00Z">
+          <w:ins w:id="350" w:author="#CUI SHUAIWEN#" w:date="2026-09-02T18:42:00Z" w16du:dateUtc="2026-09-02T10:42:00Z"/>
+        </w:rPr>
+        <w:pPrChange w:id="351" w:author="Li Jianfeng" w:date="2026-09-02T17:40:00Z" w16du:dateUtc="2026-09-02T09:40:00Z">
           <w:pPr>
             <w:spacing w:after="120" w:line="259" w:lineRule="auto"/>
             <w:jc w:val="both"/>
@@ -6417,7 +6426,7 @@
         <w:spacing w:line="259" w:lineRule="auto"/>
         <w:jc w:val="both"/>
         <w:rPr>
-          <w:del w:id="350" w:author="Li Jianfeng" w:date="2026-09-02T17:40:00Z" w16du:dateUtc="2026-09-02T09:40:00Z"/>
+          <w:del w:id="352" w:author="Li Jianfeng" w:date="2026-09-02T17:40:00Z" w16du:dateUtc="2026-09-02T09:40:00Z"/>
           <w:rFonts w:eastAsiaTheme="minorEastAsia"/>
           <w:b/>
           <w:sz w:val="22"/>
@@ -6439,7 +6448,7 @@
       </w:r>
       <w:r>
         <w:rPr>
-          <w:rFonts w:ascii="SimSun" w:eastAsia="SimSun" w:hAnsi="SimSun" w:cs="SimSun" w:hint="eastAsia"/>
+          <w:rFonts w:ascii="宋体" w:eastAsia="宋体" w:hAnsi="宋体" w:cs="宋体" w:hint="eastAsia"/>
           <w:sz w:val="22"/>
         </w:rPr>
         <w:t>基康</w:t>
@@ -6450,7 +6459,7 @@
         </w:rPr>
         <w:t>), Chengdu Zhongke Cekong, MATGEO, and other suppliers serving factories, utilities, ports, energy assets, and process plants. Field validation and market-access partners include monitoring service providers, contractors, industrial maintenance teams, logistics operators, asset owners, and regional distributors. Potential partners and end users include Geomotion, Ryobi-G, Smart Sensing, Placid Asia, Stream Peak, HDB-related construction-monitoring stakeholders, bridge-monitoring organisations, and industrial plant operators across Southeast Asia.</w:t>
       </w:r>
-      <w:ins w:id="351" w:author="Li Jianfeng" w:date="2026-09-02T17:40:00Z" w16du:dateUtc="2026-09-02T09:40:00Z">
+      <w:ins w:id="353" w:author="Li Jianfeng" w:date="2026-09-02T17:40:00Z" w16du:dateUtc="2026-09-02T09:40:00Z">
         <w:r>
           <w:rPr>
             <w:rFonts w:eastAsiaTheme="minorEastAsia" w:hint="eastAsia"/>
@@ -6466,10 +6475,9 @@
         <w:spacing w:line="259" w:lineRule="auto"/>
         <w:jc w:val="both"/>
         <w:rPr>
-          <w:ins w:id="352" w:author="#CUI SHUAIWEN#" w:date="2026-09-02T18:42:00Z" w16du:dateUtc="2026-09-02T10:42:00Z"/>
-          <w:rFonts w:hint="eastAsia"/>
-        </w:rPr>
-        <w:pPrChange w:id="353" w:author="Li Jianfeng" w:date="2026-09-02T17:40:00Z" w16du:dateUtc="2026-09-02T09:40:00Z">
+          <w:ins w:id="354" w:author="#CUI SHUAIWEN#" w:date="2026-09-02T18:42:00Z" w16du:dateUtc="2026-09-02T10:42:00Z"/>
+        </w:rPr>
+        <w:pPrChange w:id="355" w:author="Li Jianfeng" w:date="2026-09-02T17:40:00Z" w16du:dateUtc="2026-09-02T09:40:00Z">
           <w:pPr>
             <w:spacing w:after="120" w:line="259" w:lineRule="auto"/>
             <w:jc w:val="both"/>
@@ -6482,12 +6490,12 @@
         <w:spacing w:line="259" w:lineRule="auto"/>
         <w:jc w:val="both"/>
         <w:rPr>
-          <w:ins w:id="354" w:author="Li Jianfeng" w:date="2026-09-02T17:02:00Z" w16du:dateUtc="2026-09-02T09:02:00Z"/>
+          <w:ins w:id="356" w:author="Li Jianfeng" w:date="2026-09-02T17:02:00Z" w16du:dateUtc="2026-09-02T09:02:00Z"/>
           <w:rFonts w:eastAsiaTheme="minorEastAsia"/>
           <w:sz w:val="22"/>
-          <w:rPrChange w:id="355" w:author="Li Jianfeng" w:date="2026-09-02T17:32:00Z" w16du:dateUtc="2026-09-02T09:32:00Z">
+          <w:rPrChange w:id="357" w:author="Li Jianfeng" w:date="2026-09-02T17:32:00Z" w16du:dateUtc="2026-09-02T09:32:00Z">
             <w:rPr>
-              <w:ins w:id="356" w:author="Li Jianfeng" w:date="2026-09-02T17:02:00Z" w16du:dateUtc="2026-09-02T09:02:00Z"/>
+              <w:ins w:id="358" w:author="Li Jianfeng" w:date="2026-09-02T17:02:00Z" w16du:dateUtc="2026-09-02T09:02:00Z"/>
               <w:rFonts w:eastAsiaTheme="minorEastAsia"/>
               <w:i/>
               <w:iCs/>
@@ -6495,7 +6503,7 @@
             </w:rPr>
           </w:rPrChange>
         </w:rPr>
-        <w:pPrChange w:id="357" w:author="Li Jianfeng" w:date="2026-09-02T17:40:00Z" w16du:dateUtc="2026-09-02T09:40:00Z">
+        <w:pPrChange w:id="359" w:author="Li Jianfeng" w:date="2026-09-02T17:40:00Z" w16du:dateUtc="2026-09-02T09:40:00Z">
           <w:pPr>
             <w:spacing w:after="120" w:line="259" w:lineRule="auto"/>
             <w:jc w:val="both"/>
@@ -6525,38 +6533,37 @@
           <w:i/>
           <w:iCs/>
           <w:sz w:val="22"/>
-          <w:rPrChange w:id="358" w:author="Li Jianfeng" w:date="2026-09-02T16:57:00Z" w16du:dateUtc="2026-09-02T08:57:00Z">
+          <w:rPrChange w:id="360" w:author="Li Jianfeng" w:date="2026-09-02T16:57:00Z" w16du:dateUtc="2026-09-02T08:57:00Z">
             <w:rPr>
               <w:sz w:val="22"/>
             </w:rPr>
           </w:rPrChange>
         </w:rPr>
-        <w:pPrChange w:id="359" w:author="Li Jianfeng" w:date="2026-09-02T17:02:00Z" w16du:dateUtc="2026-09-02T09:02:00Z">
+        <w:pPrChange w:id="361" w:author="Li Jianfeng" w:date="2026-09-02T17:02:00Z" w16du:dateUtc="2026-09-02T09:02:00Z">
           <w:pPr>
             <w:spacing w:after="120" w:line="259" w:lineRule="auto"/>
             <w:jc w:val="both"/>
           </w:pPr>
         </w:pPrChange>
       </w:pPr>
-      <w:ins w:id="360" w:author="Li Jianfeng" w:date="2026-09-02T16:57:00Z" w16du:dateUtc="2026-09-02T08:57:00Z">
+      <w:ins w:id="362" w:author="Li Jianfeng" w:date="2026-09-02T16:57:00Z" w16du:dateUtc="2026-09-02T08:57:00Z">
         <w:r>
           <w:rPr>
             <w:rFonts w:eastAsiaTheme="minorEastAsia"/>
             <w:i/>
             <w:iCs/>
             <w:sz w:val="22"/>
-            <w:rPrChange w:id="361" w:author="Li Jianfeng" w:date="2026-09-02T16:57:00Z" w16du:dateUtc="2026-09-02T08:57:00Z">
+            <w:rPrChange w:id="363" w:author="Li Jianfeng" w:date="2026-09-02T16:57:00Z" w16du:dateUtc="2026-09-02T08:57:00Z">
               <w:rPr>
                 <w:rFonts w:eastAsiaTheme="minorEastAsia"/>
                 <w:sz w:val="22"/>
               </w:rPr>
             </w:rPrChange>
           </w:rPr>
-          <w:lastRenderedPageBreak/>
           <w:t>Table X</w:t>
         </w:r>
       </w:ins>
-      <w:ins w:id="362" w:author="Li Jianfeng" w:date="2026-09-02T17:23:00Z" w16du:dateUtc="2026-09-02T09:23:00Z">
+      <w:ins w:id="364" w:author="Li Jianfeng" w:date="2026-09-02T17:23:00Z" w16du:dateUtc="2026-09-02T09:23:00Z">
         <w:r>
           <w:rPr>
             <w:rFonts w:eastAsiaTheme="minorEastAsia" w:hint="eastAsia"/>
@@ -6567,7 +6574,7 @@
           <w:t xml:space="preserve"> </w:t>
         </w:r>
       </w:ins>
-      <w:ins w:id="363" w:author="Li Jianfeng" w:date="2026-09-02T17:23:00Z">
+      <w:ins w:id="365" w:author="Li Jianfeng" w:date="2026-09-02T17:23:00Z">
         <w:r>
           <w:rPr>
             <w:rFonts w:eastAsiaTheme="minorEastAsia"/>
@@ -6585,7 +6592,7 @@
         <w:tblW w:w="0" w:type="auto"/>
         <w:jc w:val="center"/>
         <w:tblLook w:val="04A0" w:firstRow="1" w:lastRow="0" w:firstColumn="1" w:lastColumn="0" w:noHBand="0" w:noVBand="1"/>
-        <w:tblPrChange w:id="364" w:author="Li Jianfeng" w:date="2026-09-02T17:20:00Z" w16du:dateUtc="2026-09-02T09:20:00Z">
+        <w:tblPrChange w:id="366" w:author="Li Jianfeng" w:date="2026-09-02T17:20:00Z" w16du:dateUtc="2026-09-02T09:20:00Z">
           <w:tblPr>
             <w:tblStyle w:val="TableGrid"/>
             <w:tblW w:w="0" w:type="auto"/>
@@ -6599,7 +6606,7 @@
         <w:gridCol w:w="4737"/>
         <w:gridCol w:w="1893"/>
         <w:gridCol w:w="1355"/>
-        <w:tblGridChange w:id="365">
+        <w:tblGridChange w:id="367">
           <w:tblGrid>
             <w:gridCol w:w="1637"/>
             <w:gridCol w:w="4737"/>
@@ -6612,7 +6619,7 @@
       <w:tr>
         <w:trPr>
           <w:jc w:val="center"/>
-          <w:trPrChange w:id="366" w:author="Li Jianfeng" w:date="2026-09-02T17:20:00Z" w16du:dateUtc="2026-09-02T09:20:00Z">
+          <w:trPrChange w:id="368" w:author="Li Jianfeng" w:date="2026-09-02T17:20:00Z" w16du:dateUtc="2026-09-02T09:20:00Z">
             <w:trPr>
               <w:jc w:val="center"/>
             </w:trPr>
@@ -6629,7 +6636,7 @@
               <w:right w:w="80" w:type="dxa"/>
             </w:tcMar>
             <w:vAlign w:val="center"/>
-            <w:tcPrChange w:id="367" w:author="Li Jianfeng" w:date="2026-09-02T17:20:00Z" w16du:dateUtc="2026-09-02T09:20:00Z">
+            <w:tcPrChange w:id="369" w:author="Li Jianfeng" w:date="2026-09-02T17:20:00Z" w16du:dateUtc="2026-09-02T09:20:00Z">
               <w:tcPr>
                 <w:tcW w:w="1655" w:type="dxa"/>
                 <w:shd w:val="clear" w:color="auto" w:fill="EDEDED"/>
@@ -6646,7 +6653,7 @@
           <w:p>
             <w:pPr>
               <w:jc w:val="center"/>
-              <w:pPrChange w:id="368" w:author="Li Jianfeng" w:date="2026-09-02T17:20:00Z" w16du:dateUtc="2026-09-02T09:20:00Z">
+              <w:pPrChange w:id="370" w:author="Li Jianfeng" w:date="2026-09-02T17:20:00Z" w16du:dateUtc="2026-09-02T09:20:00Z">
                 <w:pPr/>
               </w:pPrChange>
             </w:pPr>
@@ -6654,7 +6661,7 @@
               <w:rPr>
                 <w:b/>
                 <w:sz w:val="24"/>
-                <w:rPrChange w:id="369" w:author="Li Jianfeng" w:date="2026-09-02T17:20:00Z" w16du:dateUtc="2026-09-02T09:20:00Z">
+                <w:rPrChange w:id="371" w:author="Li Jianfeng" w:date="2026-09-02T17:20:00Z" w16du:dateUtc="2026-09-02T09:20:00Z">
                   <w:rPr>
                     <w:b/>
                     <w:sz w:val="17"/>
@@ -6676,7 +6683,7 @@
               <w:right w:w="80" w:type="dxa"/>
             </w:tcMar>
             <w:vAlign w:val="center"/>
-            <w:tcPrChange w:id="370" w:author="Li Jianfeng" w:date="2026-09-02T17:20:00Z" w16du:dateUtc="2026-09-02T09:20:00Z">
+            <w:tcPrChange w:id="372" w:author="Li Jianfeng" w:date="2026-09-02T17:20:00Z" w16du:dateUtc="2026-09-02T09:20:00Z">
               <w:tcPr>
                 <w:tcW w:w="5112" w:type="dxa"/>
                 <w:gridSpan w:val="2"/>
@@ -6694,7 +6701,7 @@
           <w:p>
             <w:pPr>
               <w:jc w:val="center"/>
-              <w:pPrChange w:id="371" w:author="Li Jianfeng" w:date="2026-09-02T17:20:00Z" w16du:dateUtc="2026-09-02T09:20:00Z">
+              <w:pPrChange w:id="373" w:author="Li Jianfeng" w:date="2026-09-02T17:20:00Z" w16du:dateUtc="2026-09-02T09:20:00Z">
                 <w:pPr/>
               </w:pPrChange>
             </w:pPr>
@@ -6702,7 +6709,7 @@
               <w:rPr>
                 <w:b/>
                 <w:sz w:val="24"/>
-                <w:rPrChange w:id="372" w:author="Li Jianfeng" w:date="2026-09-02T17:20:00Z" w16du:dateUtc="2026-09-02T09:20:00Z">
+                <w:rPrChange w:id="374" w:author="Li Jianfeng" w:date="2026-09-02T17:20:00Z" w16du:dateUtc="2026-09-02T09:20:00Z">
                   <w:rPr>
                     <w:b/>
                     <w:sz w:val="17"/>
@@ -6724,7 +6731,7 @@
               <w:right w:w="80" w:type="dxa"/>
             </w:tcMar>
             <w:vAlign w:val="center"/>
-            <w:tcPrChange w:id="373" w:author="Li Jianfeng" w:date="2026-09-02T17:20:00Z" w16du:dateUtc="2026-09-02T09:20:00Z">
+            <w:tcPrChange w:id="375" w:author="Li Jianfeng" w:date="2026-09-02T17:20:00Z" w16du:dateUtc="2026-09-02T09:20:00Z">
               <w:tcPr>
                 <w:tcW w:w="1655" w:type="dxa"/>
                 <w:shd w:val="clear" w:color="auto" w:fill="EDEDED"/>
@@ -6741,7 +6748,7 @@
           <w:p>
             <w:pPr>
               <w:jc w:val="center"/>
-              <w:pPrChange w:id="374" w:author="Li Jianfeng" w:date="2026-09-02T17:20:00Z" w16du:dateUtc="2026-09-02T09:20:00Z">
+              <w:pPrChange w:id="376" w:author="Li Jianfeng" w:date="2026-09-02T17:20:00Z" w16du:dateUtc="2026-09-02T09:20:00Z">
                 <w:pPr/>
               </w:pPrChange>
             </w:pPr>
@@ -6749,7 +6756,7 @@
               <w:rPr>
                 <w:b/>
                 <w:sz w:val="24"/>
-                <w:rPrChange w:id="375" w:author="Li Jianfeng" w:date="2026-09-02T17:20:00Z" w16du:dateUtc="2026-09-02T09:20:00Z">
+                <w:rPrChange w:id="377" w:author="Li Jianfeng" w:date="2026-09-02T17:20:00Z" w16du:dateUtc="2026-09-02T09:20:00Z">
                   <w:rPr>
                     <w:b/>
                     <w:sz w:val="17"/>
@@ -6771,7 +6778,7 @@
               <w:right w:w="80" w:type="dxa"/>
             </w:tcMar>
             <w:vAlign w:val="center"/>
-            <w:tcPrChange w:id="376" w:author="Li Jianfeng" w:date="2026-09-02T17:20:00Z" w16du:dateUtc="2026-09-02T09:20:00Z">
+            <w:tcPrChange w:id="378" w:author="Li Jianfeng" w:date="2026-09-02T17:20:00Z" w16du:dateUtc="2026-09-02T09:20:00Z">
               <w:tcPr>
                 <w:tcW w:w="1368" w:type="dxa"/>
                 <w:shd w:val="clear" w:color="auto" w:fill="EDEDED"/>
@@ -6788,7 +6795,7 @@
           <w:p>
             <w:pPr>
               <w:jc w:val="center"/>
-              <w:pPrChange w:id="377" w:author="Li Jianfeng" w:date="2026-09-02T17:20:00Z" w16du:dateUtc="2026-09-02T09:20:00Z">
+              <w:pPrChange w:id="379" w:author="Li Jianfeng" w:date="2026-09-02T17:20:00Z" w16du:dateUtc="2026-09-02T09:20:00Z">
                 <w:pPr/>
               </w:pPrChange>
             </w:pPr>
@@ -6796,7 +6803,7 @@
               <w:rPr>
                 <w:b/>
                 <w:sz w:val="24"/>
-                <w:rPrChange w:id="378" w:author="Li Jianfeng" w:date="2026-09-02T17:20:00Z" w16du:dateUtc="2026-09-02T09:20:00Z">
+                <w:rPrChange w:id="380" w:author="Li Jianfeng" w:date="2026-09-02T17:20:00Z" w16du:dateUtc="2026-09-02T09:20:00Z">
                   <w:rPr>
                     <w:b/>
                     <w:sz w:val="17"/>
@@ -6811,7 +6818,7 @@
       <w:tr>
         <w:trPr>
           <w:jc w:val="center"/>
-          <w:trPrChange w:id="379" w:author="Li Jianfeng" w:date="2026-09-02T17:20:00Z" w16du:dateUtc="2026-09-02T09:20:00Z">
+          <w:trPrChange w:id="381" w:author="Li Jianfeng" w:date="2026-09-02T17:20:00Z" w16du:dateUtc="2026-09-02T09:20:00Z">
             <w:trPr>
               <w:jc w:val="center"/>
             </w:trPr>
@@ -6828,7 +6835,7 @@
               <w:right w:w="80" w:type="dxa"/>
             </w:tcMar>
             <w:vAlign w:val="center"/>
-            <w:tcPrChange w:id="380" w:author="Li Jianfeng" w:date="2026-09-02T17:20:00Z" w16du:dateUtc="2026-09-02T09:20:00Z">
+            <w:tcPrChange w:id="382" w:author="Li Jianfeng" w:date="2026-09-02T17:20:00Z" w16du:dateUtc="2026-09-02T09:20:00Z">
               <w:tcPr>
                 <w:tcW w:w="1655" w:type="dxa"/>
                 <w:shd w:val="clear" w:color="auto" w:fill="FFFFFF"/>
@@ -6845,14 +6852,14 @@
           <w:p>
             <w:pPr>
               <w:jc w:val="both"/>
-              <w:pPrChange w:id="381" w:author="Li Jianfeng" w:date="2026-09-02T16:59:00Z" w16du:dateUtc="2026-09-02T08:59:00Z">
+              <w:pPrChange w:id="383" w:author="Li Jianfeng" w:date="2026-09-02T16:59:00Z" w16du:dateUtc="2026-09-02T08:59:00Z">
                 <w:pPr/>
               </w:pPrChange>
             </w:pPr>
             <w:r>
               <w:rPr>
                 <w:sz w:val="24"/>
-                <w:rPrChange w:id="382" w:author="Li Jianfeng" w:date="2026-09-02T17:20:00Z" w16du:dateUtc="2026-09-02T09:20:00Z">
+                <w:rPrChange w:id="384" w:author="Li Jianfeng" w:date="2026-09-02T17:20:00Z" w16du:dateUtc="2026-09-02T09:20:00Z">
                   <w:rPr>
                     <w:sz w:val="18"/>
                   </w:rPr>
@@ -6873,7 +6880,7 @@
               <w:right w:w="80" w:type="dxa"/>
             </w:tcMar>
             <w:vAlign w:val="center"/>
-            <w:tcPrChange w:id="383" w:author="Li Jianfeng" w:date="2026-09-02T17:20:00Z" w16du:dateUtc="2026-09-02T09:20:00Z">
+            <w:tcPrChange w:id="385" w:author="Li Jianfeng" w:date="2026-09-02T17:20:00Z" w16du:dateUtc="2026-09-02T09:20:00Z">
               <w:tcPr>
                 <w:tcW w:w="5112" w:type="dxa"/>
                 <w:gridSpan w:val="2"/>
@@ -6891,14 +6898,14 @@
           <w:p>
             <w:pPr>
               <w:jc w:val="both"/>
-              <w:pPrChange w:id="384" w:author="Li Jianfeng" w:date="2026-09-02T16:59:00Z" w16du:dateUtc="2026-09-02T08:59:00Z">
+              <w:pPrChange w:id="386" w:author="Li Jianfeng" w:date="2026-09-02T16:59:00Z" w16du:dateUtc="2026-09-02T08:59:00Z">
                 <w:pPr/>
               </w:pPrChange>
             </w:pPr>
             <w:r>
               <w:rPr>
                 <w:sz w:val="24"/>
-                <w:rPrChange w:id="385" w:author="Li Jianfeng" w:date="2026-09-02T17:20:00Z" w16du:dateUtc="2026-09-02T09:20:00Z">
+                <w:rPrChange w:id="387" w:author="Li Jianfeng" w:date="2026-09-02T17:20:00Z" w16du:dateUtc="2026-09-02T09:20:00Z">
                   <w:rPr>
                     <w:sz w:val="18"/>
                   </w:rPr>
@@ -6919,7 +6926,7 @@
               <w:right w:w="80" w:type="dxa"/>
             </w:tcMar>
             <w:vAlign w:val="center"/>
-            <w:tcPrChange w:id="386" w:author="Li Jianfeng" w:date="2026-09-02T17:20:00Z" w16du:dateUtc="2026-09-02T09:20:00Z">
+            <w:tcPrChange w:id="388" w:author="Li Jianfeng" w:date="2026-09-02T17:20:00Z" w16du:dateUtc="2026-09-02T09:20:00Z">
               <w:tcPr>
                 <w:tcW w:w="1655" w:type="dxa"/>
                 <w:shd w:val="clear" w:color="auto" w:fill="FFFFFF"/>
@@ -6936,14 +6943,14 @@
           <w:p>
             <w:pPr>
               <w:jc w:val="both"/>
-              <w:pPrChange w:id="387" w:author="Li Jianfeng" w:date="2026-09-02T16:59:00Z" w16du:dateUtc="2026-09-02T08:59:00Z">
+              <w:pPrChange w:id="389" w:author="Li Jianfeng" w:date="2026-09-02T16:59:00Z" w16du:dateUtc="2026-09-02T08:59:00Z">
                 <w:pPr/>
               </w:pPrChange>
             </w:pPr>
             <w:r>
               <w:rPr>
                 <w:sz w:val="24"/>
-                <w:rPrChange w:id="388" w:author="Li Jianfeng" w:date="2026-09-02T17:20:00Z" w16du:dateUtc="2026-09-02T09:20:00Z">
+                <w:rPrChange w:id="390" w:author="Li Jianfeng" w:date="2026-09-02T17:20:00Z" w16du:dateUtc="2026-09-02T09:20:00Z">
                   <w:rPr>
                     <w:sz w:val="18"/>
                   </w:rPr>
@@ -6964,7 +6971,7 @@
               <w:right w:w="80" w:type="dxa"/>
             </w:tcMar>
             <w:vAlign w:val="center"/>
-            <w:tcPrChange w:id="389" w:author="Li Jianfeng" w:date="2026-09-02T17:20:00Z" w16du:dateUtc="2026-09-02T09:20:00Z">
+            <w:tcPrChange w:id="391" w:author="Li Jianfeng" w:date="2026-09-02T17:20:00Z" w16du:dateUtc="2026-09-02T09:20:00Z">
               <w:tcPr>
                 <w:tcW w:w="1368" w:type="dxa"/>
                 <w:shd w:val="clear" w:color="auto" w:fill="FFFFFF"/>
@@ -6981,14 +6988,14 @@
           <w:p>
             <w:pPr>
               <w:jc w:val="both"/>
-              <w:pPrChange w:id="390" w:author="Li Jianfeng" w:date="2026-09-02T16:59:00Z" w16du:dateUtc="2026-09-02T08:59:00Z">
+              <w:pPrChange w:id="392" w:author="Li Jianfeng" w:date="2026-09-02T16:59:00Z" w16du:dateUtc="2026-09-02T08:59:00Z">
                 <w:pPr/>
               </w:pPrChange>
             </w:pPr>
             <w:r>
               <w:rPr>
                 <w:sz w:val="24"/>
-                <w:rPrChange w:id="391" w:author="Li Jianfeng" w:date="2026-09-02T17:20:00Z" w16du:dateUtc="2026-09-02T09:20:00Z">
+                <w:rPrChange w:id="393" w:author="Li Jianfeng" w:date="2026-09-02T17:20:00Z" w16du:dateUtc="2026-09-02T09:20:00Z">
                   <w:rPr>
                     <w:sz w:val="18"/>
                   </w:rPr>
@@ -7002,7 +7009,7 @@
       <w:tr>
         <w:trPr>
           <w:jc w:val="center"/>
-          <w:trPrChange w:id="392" w:author="Li Jianfeng" w:date="2026-09-02T17:20:00Z" w16du:dateUtc="2026-09-02T09:20:00Z">
+          <w:trPrChange w:id="394" w:author="Li Jianfeng" w:date="2026-09-02T17:20:00Z" w16du:dateUtc="2026-09-02T09:20:00Z">
             <w:trPr>
               <w:jc w:val="center"/>
             </w:trPr>
@@ -7019,7 +7026,7 @@
               <w:right w:w="80" w:type="dxa"/>
             </w:tcMar>
             <w:vAlign w:val="center"/>
-            <w:tcPrChange w:id="393" w:author="Li Jianfeng" w:date="2026-09-02T17:20:00Z" w16du:dateUtc="2026-09-02T09:20:00Z">
+            <w:tcPrChange w:id="395" w:author="Li Jianfeng" w:date="2026-09-02T17:20:00Z" w16du:dateUtc="2026-09-02T09:20:00Z">
               <w:tcPr>
                 <w:tcW w:w="1655" w:type="dxa"/>
                 <w:shd w:val="clear" w:color="auto" w:fill="FFFFFF"/>
@@ -7036,14 +7043,14 @@
           <w:p>
             <w:pPr>
               <w:jc w:val="both"/>
-              <w:pPrChange w:id="394" w:author="Li Jianfeng" w:date="2026-09-02T16:59:00Z" w16du:dateUtc="2026-09-02T08:59:00Z">
+              <w:pPrChange w:id="396" w:author="Li Jianfeng" w:date="2026-09-02T16:59:00Z" w16du:dateUtc="2026-09-02T08:59:00Z">
                 <w:pPr/>
               </w:pPrChange>
             </w:pPr>
             <w:r>
               <w:rPr>
                 <w:sz w:val="24"/>
-                <w:rPrChange w:id="395" w:author="Li Jianfeng" w:date="2026-09-02T17:20:00Z" w16du:dateUtc="2026-09-02T09:20:00Z">
+                <w:rPrChange w:id="397" w:author="Li Jianfeng" w:date="2026-09-02T17:20:00Z" w16du:dateUtc="2026-09-02T09:20:00Z">
                   <w:rPr>
                     <w:sz w:val="18"/>
                   </w:rPr>
@@ -7064,7 +7071,7 @@
               <w:right w:w="80" w:type="dxa"/>
             </w:tcMar>
             <w:vAlign w:val="center"/>
-            <w:tcPrChange w:id="396" w:author="Li Jianfeng" w:date="2026-09-02T17:20:00Z" w16du:dateUtc="2026-09-02T09:20:00Z">
+            <w:tcPrChange w:id="398" w:author="Li Jianfeng" w:date="2026-09-02T17:20:00Z" w16du:dateUtc="2026-09-02T09:20:00Z">
               <w:tcPr>
                 <w:tcW w:w="5112" w:type="dxa"/>
                 <w:gridSpan w:val="2"/>
@@ -7082,14 +7089,14 @@
           <w:p>
             <w:pPr>
               <w:jc w:val="both"/>
-              <w:pPrChange w:id="397" w:author="Li Jianfeng" w:date="2026-09-02T16:59:00Z" w16du:dateUtc="2026-09-02T08:59:00Z">
+              <w:pPrChange w:id="399" w:author="Li Jianfeng" w:date="2026-09-02T16:59:00Z" w16du:dateUtc="2026-09-02T08:59:00Z">
                 <w:pPr/>
               </w:pPrChange>
             </w:pPr>
             <w:r>
               <w:rPr>
                 <w:sz w:val="24"/>
-                <w:rPrChange w:id="398" w:author="Li Jianfeng" w:date="2026-09-02T17:20:00Z" w16du:dateUtc="2026-09-02T09:20:00Z">
+                <w:rPrChange w:id="400" w:author="Li Jianfeng" w:date="2026-09-02T17:20:00Z" w16du:dateUtc="2026-09-02T09:20:00Z">
                   <w:rPr>
                     <w:sz w:val="18"/>
                   </w:rPr>
@@ -7110,7 +7117,7 @@
               <w:right w:w="80" w:type="dxa"/>
             </w:tcMar>
             <w:vAlign w:val="center"/>
-            <w:tcPrChange w:id="399" w:author="Li Jianfeng" w:date="2026-09-02T17:20:00Z" w16du:dateUtc="2026-09-02T09:20:00Z">
+            <w:tcPrChange w:id="401" w:author="Li Jianfeng" w:date="2026-09-02T17:20:00Z" w16du:dateUtc="2026-09-02T09:20:00Z">
               <w:tcPr>
                 <w:tcW w:w="1655" w:type="dxa"/>
                 <w:shd w:val="clear" w:color="auto" w:fill="FFFFFF"/>
@@ -7127,14 +7134,14 @@
           <w:p>
             <w:pPr>
               <w:jc w:val="both"/>
-              <w:pPrChange w:id="400" w:author="Li Jianfeng" w:date="2026-09-02T16:59:00Z" w16du:dateUtc="2026-09-02T08:59:00Z">
+              <w:pPrChange w:id="402" w:author="Li Jianfeng" w:date="2026-09-02T16:59:00Z" w16du:dateUtc="2026-09-02T08:59:00Z">
                 <w:pPr/>
               </w:pPrChange>
             </w:pPr>
             <w:r>
               <w:rPr>
                 <w:sz w:val="24"/>
-                <w:rPrChange w:id="401" w:author="Li Jianfeng" w:date="2026-09-02T17:20:00Z" w16du:dateUtc="2026-09-02T09:20:00Z">
+                <w:rPrChange w:id="403" w:author="Li Jianfeng" w:date="2026-09-02T17:20:00Z" w16du:dateUtc="2026-09-02T09:20:00Z">
                   <w:rPr>
                     <w:sz w:val="18"/>
                   </w:rPr>
@@ -7155,7 +7162,7 @@
               <w:right w:w="80" w:type="dxa"/>
             </w:tcMar>
             <w:vAlign w:val="center"/>
-            <w:tcPrChange w:id="402" w:author="Li Jianfeng" w:date="2026-09-02T17:20:00Z" w16du:dateUtc="2026-09-02T09:20:00Z">
+            <w:tcPrChange w:id="404" w:author="Li Jianfeng" w:date="2026-09-02T17:20:00Z" w16du:dateUtc="2026-09-02T09:20:00Z">
               <w:tcPr>
                 <w:tcW w:w="1368" w:type="dxa"/>
                 <w:shd w:val="clear" w:color="auto" w:fill="FFFFFF"/>
@@ -7172,14 +7179,14 @@
           <w:p>
             <w:pPr>
               <w:jc w:val="both"/>
-              <w:pPrChange w:id="403" w:author="Li Jianfeng" w:date="2026-09-02T16:59:00Z" w16du:dateUtc="2026-09-02T08:59:00Z">
+              <w:pPrChange w:id="405" w:author="Li Jianfeng" w:date="2026-09-02T16:59:00Z" w16du:dateUtc="2026-09-02T08:59:00Z">
                 <w:pPr/>
               </w:pPrChange>
             </w:pPr>
             <w:r>
               <w:rPr>
                 <w:sz w:val="24"/>
-                <w:rPrChange w:id="404" w:author="Li Jianfeng" w:date="2026-09-02T17:20:00Z" w16du:dateUtc="2026-09-02T09:20:00Z">
+                <w:rPrChange w:id="406" w:author="Li Jianfeng" w:date="2026-09-02T17:20:00Z" w16du:dateUtc="2026-09-02T09:20:00Z">
                   <w:rPr>
                     <w:sz w:val="18"/>
                   </w:rPr>
@@ -7193,7 +7200,7 @@
       <w:tr>
         <w:trPr>
           <w:jc w:val="center"/>
-          <w:trPrChange w:id="405" w:author="Li Jianfeng" w:date="2026-09-02T17:20:00Z" w16du:dateUtc="2026-09-02T09:20:00Z">
+          <w:trPrChange w:id="407" w:author="Li Jianfeng" w:date="2026-09-02T17:20:00Z" w16du:dateUtc="2026-09-02T09:20:00Z">
             <w:trPr>
               <w:jc w:val="center"/>
             </w:trPr>
@@ -7210,7 +7217,7 @@
               <w:right w:w="80" w:type="dxa"/>
             </w:tcMar>
             <w:vAlign w:val="center"/>
-            <w:tcPrChange w:id="406" w:author="Li Jianfeng" w:date="2026-09-02T17:20:00Z" w16du:dateUtc="2026-09-02T09:20:00Z">
+            <w:tcPrChange w:id="408" w:author="Li Jianfeng" w:date="2026-09-02T17:20:00Z" w16du:dateUtc="2026-09-02T09:20:00Z">
               <w:tcPr>
                 <w:tcW w:w="1655" w:type="dxa"/>
                 <w:shd w:val="clear" w:color="auto" w:fill="FFFFFF"/>
@@ -7227,14 +7234,14 @@
           <w:p>
             <w:pPr>
               <w:jc w:val="both"/>
-              <w:pPrChange w:id="407" w:author="Li Jianfeng" w:date="2026-09-02T16:59:00Z" w16du:dateUtc="2026-09-02T08:59:00Z">
+              <w:pPrChange w:id="409" w:author="Li Jianfeng" w:date="2026-09-02T16:59:00Z" w16du:dateUtc="2026-09-02T08:59:00Z">
                 <w:pPr/>
               </w:pPrChange>
             </w:pPr>
             <w:r>
               <w:rPr>
                 <w:sz w:val="24"/>
-                <w:rPrChange w:id="408" w:author="Li Jianfeng" w:date="2026-09-02T17:20:00Z" w16du:dateUtc="2026-09-02T09:20:00Z">
+                <w:rPrChange w:id="410" w:author="Li Jianfeng" w:date="2026-09-02T17:20:00Z" w16du:dateUtc="2026-09-02T09:20:00Z">
                   <w:rPr>
                     <w:sz w:val="18"/>
                   </w:rPr>
@@ -7255,7 +7262,7 @@
               <w:right w:w="80" w:type="dxa"/>
             </w:tcMar>
             <w:vAlign w:val="center"/>
-            <w:tcPrChange w:id="409" w:author="Li Jianfeng" w:date="2026-09-02T17:20:00Z" w16du:dateUtc="2026-09-02T09:20:00Z">
+            <w:tcPrChange w:id="411" w:author="Li Jianfeng" w:date="2026-09-02T17:20:00Z" w16du:dateUtc="2026-09-02T09:20:00Z">
               <w:tcPr>
                 <w:tcW w:w="5112" w:type="dxa"/>
                 <w:gridSpan w:val="2"/>
@@ -7273,14 +7280,14 @@
           <w:p>
             <w:pPr>
               <w:jc w:val="both"/>
-              <w:pPrChange w:id="410" w:author="Li Jianfeng" w:date="2026-09-02T16:59:00Z" w16du:dateUtc="2026-09-02T08:59:00Z">
+              <w:pPrChange w:id="412" w:author="Li Jianfeng" w:date="2026-09-02T16:59:00Z" w16du:dateUtc="2026-09-02T08:59:00Z">
                 <w:pPr/>
               </w:pPrChange>
             </w:pPr>
             <w:r>
               <w:rPr>
                 <w:sz w:val="24"/>
-                <w:rPrChange w:id="411" w:author="Li Jianfeng" w:date="2026-09-02T17:20:00Z" w16du:dateUtc="2026-09-02T09:20:00Z">
+                <w:rPrChange w:id="413" w:author="Li Jianfeng" w:date="2026-09-02T17:20:00Z" w16du:dateUtc="2026-09-02T09:20:00Z">
                   <w:rPr>
                     <w:sz w:val="18"/>
                   </w:rPr>
@@ -7301,7 +7308,7 @@
               <w:right w:w="80" w:type="dxa"/>
             </w:tcMar>
             <w:vAlign w:val="center"/>
-            <w:tcPrChange w:id="412" w:author="Li Jianfeng" w:date="2026-09-02T17:20:00Z" w16du:dateUtc="2026-09-02T09:20:00Z">
+            <w:tcPrChange w:id="414" w:author="Li Jianfeng" w:date="2026-09-02T17:20:00Z" w16du:dateUtc="2026-09-02T09:20:00Z">
               <w:tcPr>
                 <w:tcW w:w="1655" w:type="dxa"/>
                 <w:shd w:val="clear" w:color="auto" w:fill="FFFFFF"/>
@@ -7318,14 +7325,14 @@
           <w:p>
             <w:pPr>
               <w:jc w:val="both"/>
-              <w:pPrChange w:id="413" w:author="Li Jianfeng" w:date="2026-09-02T16:59:00Z" w16du:dateUtc="2026-09-02T08:59:00Z">
+              <w:pPrChange w:id="415" w:author="Li Jianfeng" w:date="2026-09-02T16:59:00Z" w16du:dateUtc="2026-09-02T08:59:00Z">
                 <w:pPr/>
               </w:pPrChange>
             </w:pPr>
             <w:r>
               <w:rPr>
                 <w:sz w:val="24"/>
-                <w:rPrChange w:id="414" w:author="Li Jianfeng" w:date="2026-09-02T17:20:00Z" w16du:dateUtc="2026-09-02T09:20:00Z">
+                <w:rPrChange w:id="416" w:author="Li Jianfeng" w:date="2026-09-02T17:20:00Z" w16du:dateUtc="2026-09-02T09:20:00Z">
                   <w:rPr>
                     <w:sz w:val="18"/>
                   </w:rPr>
@@ -7346,7 +7353,7 @@
               <w:right w:w="80" w:type="dxa"/>
             </w:tcMar>
             <w:vAlign w:val="center"/>
-            <w:tcPrChange w:id="415" w:author="Li Jianfeng" w:date="2026-09-02T17:20:00Z" w16du:dateUtc="2026-09-02T09:20:00Z">
+            <w:tcPrChange w:id="417" w:author="Li Jianfeng" w:date="2026-09-02T17:20:00Z" w16du:dateUtc="2026-09-02T09:20:00Z">
               <w:tcPr>
                 <w:tcW w:w="1368" w:type="dxa"/>
                 <w:shd w:val="clear" w:color="auto" w:fill="FFFFFF"/>
@@ -7363,14 +7370,14 @@
           <w:p>
             <w:pPr>
               <w:jc w:val="both"/>
-              <w:pPrChange w:id="416" w:author="Li Jianfeng" w:date="2026-09-02T16:59:00Z" w16du:dateUtc="2026-09-02T08:59:00Z">
+              <w:pPrChange w:id="418" w:author="Li Jianfeng" w:date="2026-09-02T16:59:00Z" w16du:dateUtc="2026-09-02T08:59:00Z">
                 <w:pPr/>
               </w:pPrChange>
             </w:pPr>
             <w:r>
               <w:rPr>
                 <w:sz w:val="24"/>
-                <w:rPrChange w:id="417" w:author="Li Jianfeng" w:date="2026-09-02T17:20:00Z" w16du:dateUtc="2026-09-02T09:20:00Z">
+                <w:rPrChange w:id="419" w:author="Li Jianfeng" w:date="2026-09-02T17:20:00Z" w16du:dateUtc="2026-09-02T09:20:00Z">
                   <w:rPr>
                     <w:sz w:val="18"/>
                   </w:rPr>
@@ -7384,7 +7391,7 @@
       <w:tr>
         <w:trPr>
           <w:jc w:val="center"/>
-          <w:trPrChange w:id="418" w:author="Li Jianfeng" w:date="2026-09-02T17:20:00Z" w16du:dateUtc="2026-09-02T09:20:00Z">
+          <w:trPrChange w:id="420" w:author="Li Jianfeng" w:date="2026-09-02T17:20:00Z" w16du:dateUtc="2026-09-02T09:20:00Z">
             <w:trPr>
               <w:jc w:val="center"/>
             </w:trPr>
@@ -7401,7 +7408,7 @@
               <w:right w:w="80" w:type="dxa"/>
             </w:tcMar>
             <w:vAlign w:val="center"/>
-            <w:tcPrChange w:id="419" w:author="Li Jianfeng" w:date="2026-09-02T17:20:00Z" w16du:dateUtc="2026-09-02T09:20:00Z">
+            <w:tcPrChange w:id="421" w:author="Li Jianfeng" w:date="2026-09-02T17:20:00Z" w16du:dateUtc="2026-09-02T09:20:00Z">
               <w:tcPr>
                 <w:tcW w:w="1655" w:type="dxa"/>
                 <w:shd w:val="clear" w:color="auto" w:fill="FFFFFF"/>
@@ -7418,14 +7425,14 @@
           <w:p>
             <w:pPr>
               <w:jc w:val="both"/>
-              <w:pPrChange w:id="420" w:author="Li Jianfeng" w:date="2026-09-02T16:59:00Z" w16du:dateUtc="2026-09-02T08:59:00Z">
+              <w:pPrChange w:id="422" w:author="Li Jianfeng" w:date="2026-09-02T16:59:00Z" w16du:dateUtc="2026-09-02T08:59:00Z">
                 <w:pPr/>
               </w:pPrChange>
             </w:pPr>
             <w:r>
               <w:rPr>
                 <w:sz w:val="24"/>
-                <w:rPrChange w:id="421" w:author="Li Jianfeng" w:date="2026-09-02T17:20:00Z" w16du:dateUtc="2026-09-02T09:20:00Z">
+                <w:rPrChange w:id="423" w:author="Li Jianfeng" w:date="2026-09-02T17:20:00Z" w16du:dateUtc="2026-09-02T09:20:00Z">
                   <w:rPr>
                     <w:sz w:val="18"/>
                   </w:rPr>
@@ -7446,7 +7453,7 @@
               <w:right w:w="80" w:type="dxa"/>
             </w:tcMar>
             <w:vAlign w:val="center"/>
-            <w:tcPrChange w:id="422" w:author="Li Jianfeng" w:date="2026-09-02T17:20:00Z" w16du:dateUtc="2026-09-02T09:20:00Z">
+            <w:tcPrChange w:id="424" w:author="Li Jianfeng" w:date="2026-09-02T17:20:00Z" w16du:dateUtc="2026-09-02T09:20:00Z">
               <w:tcPr>
                 <w:tcW w:w="5112" w:type="dxa"/>
                 <w:gridSpan w:val="2"/>
@@ -7464,14 +7471,14 @@
           <w:p>
             <w:pPr>
               <w:jc w:val="both"/>
-              <w:pPrChange w:id="423" w:author="Li Jianfeng" w:date="2026-09-02T16:59:00Z" w16du:dateUtc="2026-09-02T08:59:00Z">
+              <w:pPrChange w:id="425" w:author="Li Jianfeng" w:date="2026-09-02T16:59:00Z" w16du:dateUtc="2026-09-02T08:59:00Z">
                 <w:pPr/>
               </w:pPrChange>
             </w:pPr>
             <w:r>
               <w:rPr>
                 <w:sz w:val="24"/>
-                <w:rPrChange w:id="424" w:author="Li Jianfeng" w:date="2026-09-02T17:20:00Z" w16du:dateUtc="2026-09-02T09:20:00Z">
+                <w:rPrChange w:id="426" w:author="Li Jianfeng" w:date="2026-09-02T17:20:00Z" w16du:dateUtc="2026-09-02T09:20:00Z">
                   <w:rPr>
                     <w:sz w:val="18"/>
                   </w:rPr>
@@ -7492,7 +7499,7 @@
               <w:right w:w="80" w:type="dxa"/>
             </w:tcMar>
             <w:vAlign w:val="center"/>
-            <w:tcPrChange w:id="425" w:author="Li Jianfeng" w:date="2026-09-02T17:20:00Z" w16du:dateUtc="2026-09-02T09:20:00Z">
+            <w:tcPrChange w:id="427" w:author="Li Jianfeng" w:date="2026-09-02T17:20:00Z" w16du:dateUtc="2026-09-02T09:20:00Z">
               <w:tcPr>
                 <w:tcW w:w="1655" w:type="dxa"/>
                 <w:shd w:val="clear" w:color="auto" w:fill="FFFFFF"/>
@@ -7509,14 +7516,14 @@
           <w:p>
             <w:pPr>
               <w:jc w:val="both"/>
-              <w:pPrChange w:id="426" w:author="Li Jianfeng" w:date="2026-09-02T16:59:00Z" w16du:dateUtc="2026-09-02T08:59:00Z">
+              <w:pPrChange w:id="428" w:author="Li Jianfeng" w:date="2026-09-02T16:59:00Z" w16du:dateUtc="2026-09-02T08:59:00Z">
                 <w:pPr/>
               </w:pPrChange>
             </w:pPr>
             <w:r>
               <w:rPr>
                 <w:sz w:val="24"/>
-                <w:rPrChange w:id="427" w:author="Li Jianfeng" w:date="2026-09-02T17:20:00Z" w16du:dateUtc="2026-09-02T09:20:00Z">
+                <w:rPrChange w:id="429" w:author="Li Jianfeng" w:date="2026-09-02T17:20:00Z" w16du:dateUtc="2026-09-02T09:20:00Z">
                   <w:rPr>
                     <w:sz w:val="18"/>
                   </w:rPr>
@@ -7537,7 +7544,7 @@
               <w:right w:w="80" w:type="dxa"/>
             </w:tcMar>
             <w:vAlign w:val="center"/>
-            <w:tcPrChange w:id="428" w:author="Li Jianfeng" w:date="2026-09-02T17:20:00Z" w16du:dateUtc="2026-09-02T09:20:00Z">
+            <w:tcPrChange w:id="430" w:author="Li Jianfeng" w:date="2026-09-02T17:20:00Z" w16du:dateUtc="2026-09-02T09:20:00Z">
               <w:tcPr>
                 <w:tcW w:w="1368" w:type="dxa"/>
                 <w:shd w:val="clear" w:color="auto" w:fill="FFFFFF"/>
@@ -7554,14 +7561,14 @@
           <w:p>
             <w:pPr>
               <w:jc w:val="both"/>
-              <w:pPrChange w:id="429" w:author="Li Jianfeng" w:date="2026-09-02T16:59:00Z" w16du:dateUtc="2026-09-02T08:59:00Z">
+              <w:pPrChange w:id="431" w:author="Li Jianfeng" w:date="2026-09-02T16:59:00Z" w16du:dateUtc="2026-09-02T08:59:00Z">
                 <w:pPr/>
               </w:pPrChange>
             </w:pPr>
             <w:r>
               <w:rPr>
                 <w:sz w:val="24"/>
-                <w:rPrChange w:id="430" w:author="Li Jianfeng" w:date="2026-09-02T17:20:00Z" w16du:dateUtc="2026-09-02T09:20:00Z">
+                <w:rPrChange w:id="432" w:author="Li Jianfeng" w:date="2026-09-02T17:20:00Z" w16du:dateUtc="2026-09-02T09:20:00Z">
                   <w:rPr>
                     <w:sz w:val="18"/>
                   </w:rPr>
@@ -7609,7 +7616,7 @@
       <w:pPr>
         <w:jc w:val="center"/>
         <w:rPr>
-          <w:del w:id="431" w:author="Li Jianfeng" w:date="2026-09-02T16:53:00Z" w16du:dateUtc="2026-09-02T08:53:00Z"/>
+          <w:del w:id="433" w:author="Li Jianfeng" w:date="2026-09-02T16:53:00Z" w16du:dateUtc="2026-09-02T08:53:00Z"/>
           <w:rFonts w:eastAsiaTheme="minorEastAsia"/>
         </w:rPr>
       </w:pPr>
@@ -7669,7 +7676,7 @@
         <w:spacing w:after="120" w:line="252" w:lineRule="auto"/>
         <w:jc w:val="center"/>
         <w:rPr>
-          <w:ins w:id="432" w:author="Li Jianfeng" w:date="2026-09-02T16:57:00Z" w16du:dateUtc="2026-09-02T08:57:00Z"/>
+          <w:ins w:id="434" w:author="Li Jianfeng" w:date="2026-09-02T16:57:00Z" w16du:dateUtc="2026-09-02T08:57:00Z"/>
           <w:rFonts w:eastAsiaTheme="minorEastAsia"/>
         </w:rPr>
       </w:pPr>
@@ -7681,7 +7688,7 @@
           <w:rFonts w:eastAsiaTheme="minorEastAsia"/>
           <w:i/>
           <w:iCs/>
-          <w:rPrChange w:id="433" w:author="Li Jianfeng" w:date="2026-09-02T16:57:00Z" w16du:dateUtc="2026-09-02T08:57:00Z">
+          <w:rPrChange w:id="435" w:author="Li Jianfeng" w:date="2026-09-02T16:57:00Z" w16du:dateUtc="2026-09-02T08:57:00Z">
             <w:rPr>
               <w:b/>
               <w:bCs/>
@@ -7689,13 +7696,13 @@
             </w:rPr>
           </w:rPrChange>
         </w:rPr>
-        <w:pPrChange w:id="434" w:author="Li Jianfeng" w:date="2026-09-02T17:02:00Z" w16du:dateUtc="2026-09-02T09:02:00Z">
+        <w:pPrChange w:id="436" w:author="Li Jianfeng" w:date="2026-09-02T17:02:00Z" w16du:dateUtc="2026-09-02T09:02:00Z">
           <w:pPr>
             <w:jc w:val="both"/>
           </w:pPr>
         </w:pPrChange>
       </w:pPr>
-      <w:ins w:id="435" w:author="Li Jianfeng" w:date="2026-09-02T16:57:00Z" w16du:dateUtc="2026-09-02T08:57:00Z">
+      <w:ins w:id="437" w:author="Li Jianfeng" w:date="2026-09-02T16:57:00Z" w16du:dateUtc="2026-09-02T08:57:00Z">
         <w:r>
           <w:rPr>
             <w:rFonts w:eastAsiaTheme="minorEastAsia" w:hint="eastAsia"/>
@@ -7713,7 +7720,7 @@
           <w:t>X</w:t>
         </w:r>
       </w:ins>
-      <w:ins w:id="436" w:author="Li Jianfeng" w:date="2026-09-02T17:21:00Z" w16du:dateUtc="2026-09-02T09:21:00Z">
+      <w:ins w:id="438" w:author="Li Jianfeng" w:date="2026-09-02T17:21:00Z" w16du:dateUtc="2026-09-02T09:21:00Z">
         <w:r>
           <w:rPr>
             <w:rFonts w:eastAsiaTheme="minorEastAsia" w:hint="eastAsia"/>
@@ -7776,7 +7783,7 @@
         <w:spacing w:after="200"/>
         <w:jc w:val="both"/>
         <w:rPr>
-          <w:del w:id="437" w:author="Li Jianfeng" w:date="2026-09-02T17:14:00Z" w16du:dateUtc="2026-09-02T09:14:00Z"/>
+          <w:del w:id="439" w:author="Li Jianfeng" w:date="2026-09-02T17:14:00Z" w16du:dateUtc="2026-09-02T09:14:00Z"/>
           <w:i/>
           <w:iCs/>
           <w:lang w:val="en-GB"/>
@@ -7797,15 +7804,15 @@
         <w:spacing w:after="200"/>
         <w:jc w:val="both"/>
         <w:rPr>
-          <w:del w:id="438" w:author="Li Jianfeng" w:date="2026-09-02T17:39:00Z" w16du:dateUtc="2026-09-02T09:39:00Z"/>
+          <w:del w:id="440" w:author="Li Jianfeng" w:date="2026-09-02T17:39:00Z" w16du:dateUtc="2026-09-02T09:39:00Z"/>
           <w:rFonts w:eastAsiaTheme="minorEastAsia"/>
-          <w:rPrChange w:id="439" w:author="Li Jianfeng" w:date="2026-09-02T17:14:00Z" w16du:dateUtc="2026-09-02T09:14:00Z">
+          <w:rPrChange w:id="441" w:author="Li Jianfeng" w:date="2026-09-02T17:14:00Z" w16du:dateUtc="2026-09-02T09:14:00Z">
             <w:rPr>
-              <w:del w:id="440" w:author="Li Jianfeng" w:date="2026-09-02T17:39:00Z" w16du:dateUtc="2026-09-02T09:39:00Z"/>
+              <w:del w:id="442" w:author="Li Jianfeng" w:date="2026-09-02T17:39:00Z" w16du:dateUtc="2026-09-02T09:39:00Z"/>
             </w:rPr>
           </w:rPrChange>
         </w:rPr>
-        <w:pPrChange w:id="441" w:author="Li Jianfeng" w:date="2026-09-02T17:14:00Z" w16du:dateUtc="2026-09-02T09:14:00Z">
+        <w:pPrChange w:id="443" w:author="Li Jianfeng" w:date="2026-09-02T17:14:00Z" w16du:dateUtc="2026-09-02T09:14:00Z">
           <w:pPr>
             <w:spacing w:after="60" w:line="252" w:lineRule="auto"/>
             <w:jc w:val="both"/>
@@ -7818,11 +7825,11 @@
         <w:spacing w:after="120" w:line="259" w:lineRule="auto"/>
         <w:jc w:val="both"/>
         <w:rPr>
-          <w:del w:id="442" w:author="Li Jianfeng" w:date="2026-09-02T17:14:00Z" w16du:dateUtc="2026-09-02T09:14:00Z"/>
-          <w:sz w:val="22"/>
-        </w:rPr>
-      </w:pPr>
-      <w:del w:id="443" w:author="Li Jianfeng" w:date="2026-09-02T17:39:00Z" w16du:dateUtc="2026-09-02T09:39:00Z">
+          <w:del w:id="444" w:author="Li Jianfeng" w:date="2026-09-02T17:14:00Z" w16du:dateUtc="2026-09-02T09:14:00Z"/>
+          <w:sz w:val="22"/>
+        </w:rPr>
+      </w:pPr>
+      <w:del w:id="445" w:author="Li Jianfeng" w:date="2026-09-02T17:39:00Z" w16du:dateUtc="2026-09-02T09:39:00Z">
         <w:r>
           <w:rPr>
             <w:b/>
@@ -7843,15 +7850,15 @@
         <w:spacing w:after="120" w:line="259" w:lineRule="auto"/>
         <w:jc w:val="both"/>
         <w:rPr>
-          <w:del w:id="444" w:author="Li Jianfeng" w:date="2026-09-02T17:39:00Z" w16du:dateUtc="2026-09-02T09:39:00Z"/>
+          <w:del w:id="446" w:author="Li Jianfeng" w:date="2026-09-02T17:39:00Z" w16du:dateUtc="2026-09-02T09:39:00Z"/>
           <w:rFonts w:eastAsiaTheme="minorEastAsia"/>
-          <w:rPrChange w:id="445" w:author="Li Jianfeng" w:date="2026-09-02T17:14:00Z" w16du:dateUtc="2026-09-02T09:14:00Z">
+          <w:rPrChange w:id="447" w:author="Li Jianfeng" w:date="2026-09-02T17:14:00Z" w16du:dateUtc="2026-09-02T09:14:00Z">
             <w:rPr>
-              <w:del w:id="446" w:author="Li Jianfeng" w:date="2026-09-02T17:39:00Z" w16du:dateUtc="2026-09-02T09:39:00Z"/>
+              <w:del w:id="448" w:author="Li Jianfeng" w:date="2026-09-02T17:39:00Z" w16du:dateUtc="2026-09-02T09:39:00Z"/>
             </w:rPr>
           </w:rPrChange>
         </w:rPr>
-        <w:pPrChange w:id="447" w:author="Li Jianfeng" w:date="2026-09-02T17:39:00Z" w16du:dateUtc="2026-09-02T09:39:00Z">
+        <w:pPrChange w:id="449" w:author="Li Jianfeng" w:date="2026-09-02T17:39:00Z" w16du:dateUtc="2026-09-02T09:39:00Z">
           <w:pPr>
             <w:spacing w:after="60" w:line="252" w:lineRule="auto"/>
             <w:jc w:val="both"/>
@@ -7864,11 +7871,11 @@
         <w:spacing w:after="120" w:line="259" w:lineRule="auto"/>
         <w:jc w:val="both"/>
         <w:rPr>
-          <w:del w:id="448" w:author="Li Jianfeng" w:date="2026-09-02T17:14:00Z" w16du:dateUtc="2026-09-02T09:14:00Z"/>
-          <w:sz w:val="22"/>
-        </w:rPr>
-      </w:pPr>
-      <w:del w:id="449" w:author="Li Jianfeng" w:date="2026-09-02T17:39:00Z" w16du:dateUtc="2026-09-02T09:39:00Z">
+          <w:del w:id="450" w:author="Li Jianfeng" w:date="2026-09-02T17:14:00Z" w16du:dateUtc="2026-09-02T09:14:00Z"/>
+          <w:sz w:val="22"/>
+        </w:rPr>
+      </w:pPr>
+      <w:del w:id="451" w:author="Li Jianfeng" w:date="2026-09-02T17:39:00Z" w16du:dateUtc="2026-09-02T09:39:00Z">
         <w:r>
           <w:rPr>
             <w:b/>
@@ -7889,15 +7896,15 @@
         <w:spacing w:after="120" w:line="259" w:lineRule="auto"/>
         <w:jc w:val="both"/>
         <w:rPr>
-          <w:del w:id="450" w:author="Li Jianfeng" w:date="2026-09-02T17:39:00Z" w16du:dateUtc="2026-09-02T09:39:00Z"/>
+          <w:del w:id="452" w:author="Li Jianfeng" w:date="2026-09-02T17:39:00Z" w16du:dateUtc="2026-09-02T09:39:00Z"/>
           <w:rFonts w:eastAsiaTheme="minorEastAsia"/>
-          <w:rPrChange w:id="451" w:author="Li Jianfeng" w:date="2026-09-02T17:14:00Z" w16du:dateUtc="2026-09-02T09:14:00Z">
+          <w:rPrChange w:id="453" w:author="Li Jianfeng" w:date="2026-09-02T17:14:00Z" w16du:dateUtc="2026-09-02T09:14:00Z">
             <w:rPr>
-              <w:del w:id="452" w:author="Li Jianfeng" w:date="2026-09-02T17:39:00Z" w16du:dateUtc="2026-09-02T09:39:00Z"/>
+              <w:del w:id="454" w:author="Li Jianfeng" w:date="2026-09-02T17:39:00Z" w16du:dateUtc="2026-09-02T09:39:00Z"/>
             </w:rPr>
           </w:rPrChange>
         </w:rPr>
-        <w:pPrChange w:id="453" w:author="Li Jianfeng" w:date="2026-09-02T17:39:00Z" w16du:dateUtc="2026-09-02T09:39:00Z">
+        <w:pPrChange w:id="455" w:author="Li Jianfeng" w:date="2026-09-02T17:39:00Z" w16du:dateUtc="2026-09-02T09:39:00Z">
           <w:pPr>
             <w:spacing w:after="60" w:line="252" w:lineRule="auto"/>
             <w:jc w:val="both"/>
@@ -7910,12 +7917,12 @@
         <w:spacing w:after="120" w:line="259" w:lineRule="auto"/>
         <w:jc w:val="both"/>
         <w:rPr>
-          <w:ins w:id="454" w:author="Li Jianfeng" w:date="2026-09-02T17:39:00Z" w16du:dateUtc="2026-09-02T09:39:00Z"/>
+          <w:ins w:id="456" w:author="Li Jianfeng" w:date="2026-09-02T17:39:00Z" w16du:dateUtc="2026-09-02T09:39:00Z"/>
           <w:rFonts w:eastAsiaTheme="minorEastAsia"/>
           <w:sz w:val="22"/>
         </w:rPr>
       </w:pPr>
-      <w:del w:id="455" w:author="Li Jianfeng" w:date="2026-09-02T17:39:00Z" w16du:dateUtc="2026-09-02T09:39:00Z">
+      <w:del w:id="457" w:author="Li Jianfeng" w:date="2026-09-02T17:39:00Z" w16du:dateUtc="2026-09-02T09:39:00Z">
         <w:r>
           <w:rPr>
             <w:b/>
@@ -7937,23 +7944,23 @@
         <w:rPr>
           <w:sz w:val="22"/>
           <w:szCs w:val="22"/>
-          <w:rPrChange w:id="456" w:author="Li Jianfeng" w:date="2026-09-02T17:39:00Z" w16du:dateUtc="2026-09-02T09:39:00Z">
+          <w:rPrChange w:id="458" w:author="Li Jianfeng" w:date="2026-09-02T17:39:00Z" w16du:dateUtc="2026-09-02T09:39:00Z">
             <w:rPr/>
           </w:rPrChange>
         </w:rPr>
-        <w:pPrChange w:id="457" w:author="Li Jianfeng" w:date="2026-09-02T17:39:00Z" w16du:dateUtc="2026-09-02T09:39:00Z">
+        <w:pPrChange w:id="459" w:author="Li Jianfeng" w:date="2026-09-02T17:39:00Z" w16du:dateUtc="2026-09-02T09:39:00Z">
           <w:pPr>
             <w:spacing w:after="120" w:line="259" w:lineRule="auto"/>
             <w:jc w:val="both"/>
           </w:pPr>
         </w:pPrChange>
       </w:pPr>
-      <w:ins w:id="458" w:author="Li Jianfeng" w:date="2026-09-02T17:39:00Z" w16du:dateUtc="2026-09-02T09:39:00Z">
+      <w:ins w:id="460" w:author="Li Jianfeng" w:date="2026-09-02T17:39:00Z" w16du:dateUtc="2026-09-02T09:39:00Z">
         <w:r>
           <w:rPr>
             <w:sz w:val="22"/>
             <w:szCs w:val="22"/>
-            <w:rPrChange w:id="459" w:author="Li Jianfeng" w:date="2026-09-02T17:39:00Z" w16du:dateUtc="2026-09-02T09:39:00Z">
+            <w:rPrChange w:id="461" w:author="Li Jianfeng" w:date="2026-09-02T17:39:00Z" w16du:dateUtc="2026-09-02T09:39:00Z">
               <w:rPr/>
             </w:rPrChange>
           </w:rPr>
@@ -7971,7 +7978,7 @@
           <w:rPr>
             <w:sz w:val="22"/>
             <w:szCs w:val="22"/>
-            <w:rPrChange w:id="460" w:author="Li Jianfeng" w:date="2026-09-02T17:39:00Z" w16du:dateUtc="2026-09-02T09:39:00Z">
+            <w:rPrChange w:id="462" w:author="Li Jianfeng" w:date="2026-09-02T17:39:00Z" w16du:dateUtc="2026-09-02T09:39:00Z">
               <w:rPr/>
             </w:rPrChange>
           </w:rPr>
@@ -7989,7 +7996,7 @@
           <w:rPr>
             <w:sz w:val="22"/>
             <w:szCs w:val="22"/>
-            <w:rPrChange w:id="461" w:author="Li Jianfeng" w:date="2026-09-02T17:39:00Z" w16du:dateUtc="2026-09-02T09:39:00Z">
+            <w:rPrChange w:id="463" w:author="Li Jianfeng" w:date="2026-09-02T17:39:00Z" w16du:dateUtc="2026-09-02T09:39:00Z">
               <w:rPr/>
             </w:rPrChange>
           </w:rPr>
@@ -8023,7 +8030,6 @@
           <w:sz w:val="22"/>
           <w:lang w:val="en-GB"/>
         </w:rPr>
-        <w:lastRenderedPageBreak/>
         <w:t>2.4</w:t>
       </w:r>
       <w:r>
@@ -8052,7 +8058,7 @@
         <w:spacing w:after="200"/>
         <w:jc w:val="both"/>
         <w:rPr>
-          <w:ins w:id="462" w:author="Li Jianfeng" w:date="2026-09-02T17:40:00Z" w16du:dateUtc="2026-09-02T09:40:00Z"/>
+          <w:ins w:id="464" w:author="Li Jianfeng" w:date="2026-09-02T17:40:00Z" w16du:dateUtc="2026-09-02T09:40:00Z"/>
           <w:rFonts w:eastAsiaTheme="minorEastAsia"/>
           <w:i/>
           <w:iCs/>
@@ -8129,22 +8135,33 @@
         <w:spacing w:after="120" w:line="259" w:lineRule="auto"/>
         <w:jc w:val="both"/>
         <w:rPr>
-          <w:del w:id="463" w:author="Li Jianfeng" w:date="2026-09-02T17:40:00Z" w16du:dateUtc="2026-09-02T09:40:00Z"/>
+          <w:del w:id="465" w:author="Li Jianfeng" w:date="2026-09-02T17:40:00Z" w16du:dateUtc="2026-09-02T09:40:00Z"/>
           <w:rFonts w:eastAsiaTheme="minorEastAsia"/>
           <w:sz w:val="22"/>
           <w:szCs w:val="22"/>
         </w:rPr>
       </w:pPr>
-      <w:ins w:id="464" w:author="Li Jianfeng" w:date="2026-09-02T17:40:00Z" w16du:dateUtc="2026-09-02T09:40:00Z">
+      <w:ins w:id="466" w:author="Li Jianfeng" w:date="2026-09-02T17:40:00Z" w16du:dateUtc="2026-09-02T09:40:00Z">
         <w:r>
           <w:rPr>
             <w:sz w:val="22"/>
             <w:szCs w:val="22"/>
-            <w:rPrChange w:id="465" w:author="Li Jianfeng" w:date="2026-09-02T17:40:00Z" w16du:dateUtc="2026-09-02T09:40:00Z">
+            <w:rPrChange w:id="467" w:author="Li Jianfeng" w:date="2026-09-02T17:40:00Z" w16du:dateUtc="2026-09-02T09:40:00Z">
               <w:rPr/>
             </w:rPrChange>
           </w:rPr>
-          <w:t>Singapore provides a concentrated validation environment in which the same capture problem occurs across construction sites, rail-adjacent works, bridges and selected industrial assets. BCA projects 2026 construction demand of S$47–53 billion [6]. Applying the original draft’s 0.02–0.08% monitoring-spend assumption gives S$9.4–42.4 million; applying a 3–8% event-capture share gives an indicative S$0.28–3.39 million annual add-on pool. Singapore’s 2025 manufacturing output was S$479.1 billion [7]. Using the draft’s 0.003–0.010% monitoring-node assumption and a 2–6% capture add-on gives S$0.29–2.87 million. Combined, the indicative local add-on pool is S$0.6–6.3 million. These percentages are working hypotheses and will be tested through customer budgets and quotations; they are not official market statistics.</w:t>
+          <w:t xml:space="preserve">Singapore provides a concentrated validation environment in which the same capture problem occurs across construction sites, rail-adjacent works, bridges and selected industrial assets. BCA projects 2026 construction demand of S$47–53 billion [6]. Applying the original draft’s 0.02–0.08% monitoring-spend assumption gives S$9.4–42.4 million; applying a 3–8% event-capture share gives an indicative S$0.28–3.39 million annual add-on pool. Singapore’s 2025 manufacturing output was S$479.1 billion [7]. Using the draft’s 0.003–0.010% monitoring-node assumption and a 2–6% capture add-on gives S$0.29–2.87 million. Combined, the indicative </w:t>
+        </w:r>
+        <w:r>
+          <w:rPr>
+            <w:sz w:val="22"/>
+            <w:szCs w:val="22"/>
+            <w:rPrChange w:id="468" w:author="Li Jianfeng" w:date="2026-09-02T17:40:00Z" w16du:dateUtc="2026-09-02T09:40:00Z">
+              <w:rPr/>
+            </w:rPrChange>
+          </w:rPr>
+          <w:lastRenderedPageBreak/>
+          <w:t>local add-on pool is S$0.6–6.3 million. These percentages are working hypotheses and will be tested through customer budgets and quotations; they are not official market statistics.</w:t>
         </w:r>
         <w:r>
           <w:rPr>
@@ -8155,7 +8172,7 @@
           <w:t xml:space="preserve"> </w:t>
         </w:r>
       </w:ins>
-      <w:ins w:id="466" w:author="Li Jianfeng" w:date="2026-09-02T17:41:00Z" w16du:dateUtc="2026-09-02T09:41:00Z">
+      <w:ins w:id="469" w:author="Li Jianfeng" w:date="2026-09-02T17:41:00Z" w16du:dateUtc="2026-09-02T09:41:00Z">
         <w:r>
           <w:rPr>
             <w:rFonts w:eastAsiaTheme="minorEastAsia"/>
@@ -8186,7 +8203,7 @@
       <w:pPr>
         <w:jc w:val="both"/>
         <w:rPr>
-          <w:ins w:id="467" w:author="Li Jianfeng" w:date="2026-09-02T17:40:00Z" w16du:dateUtc="2026-09-02T09:40:00Z"/>
+          <w:ins w:id="470" w:author="Li Jianfeng" w:date="2026-09-02T17:40:00Z" w16du:dateUtc="2026-09-02T09:40:00Z"/>
           <w:rFonts w:eastAsiaTheme="minorEastAsia"/>
           <w:sz w:val="22"/>
           <w:szCs w:val="22"/>
@@ -8197,20 +8214,20 @@
       <w:pPr>
         <w:jc w:val="both"/>
         <w:rPr>
-          <w:ins w:id="468" w:author="Li Jianfeng" w:date="2026-09-02T17:40:00Z" w16du:dateUtc="2026-09-02T09:40:00Z"/>
+          <w:ins w:id="471" w:author="Li Jianfeng" w:date="2026-09-02T17:40:00Z" w16du:dateUtc="2026-09-02T09:40:00Z"/>
           <w:rFonts w:eastAsiaTheme="minorEastAsia"/>
           <w:sz w:val="22"/>
           <w:szCs w:val="22"/>
-          <w:rPrChange w:id="469" w:author="Li Jianfeng" w:date="2026-09-02T17:40:00Z" w16du:dateUtc="2026-09-02T09:40:00Z">
+          <w:rPrChange w:id="472" w:author="Li Jianfeng" w:date="2026-09-02T17:40:00Z" w16du:dateUtc="2026-09-02T09:40:00Z">
             <w:rPr>
-              <w:ins w:id="470" w:author="Li Jianfeng" w:date="2026-09-02T17:40:00Z" w16du:dateUtc="2026-09-02T09:40:00Z"/>
+              <w:ins w:id="473" w:author="Li Jianfeng" w:date="2026-09-02T17:40:00Z" w16du:dateUtc="2026-09-02T09:40:00Z"/>
               <w:i/>
               <w:iCs/>
               <w:lang w:val="en-GB"/>
             </w:rPr>
           </w:rPrChange>
         </w:rPr>
-        <w:pPrChange w:id="471" w:author="Li Jianfeng" w:date="2026-09-02T17:40:00Z" w16du:dateUtc="2026-09-02T09:40:00Z">
+        <w:pPrChange w:id="474" w:author="Li Jianfeng" w:date="2026-09-02T17:40:00Z" w16du:dateUtc="2026-09-02T09:40:00Z">
           <w:pPr>
             <w:spacing w:after="200"/>
             <w:jc w:val="both"/>
@@ -8242,7 +8259,7 @@
         <w:spacing w:after="120" w:line="259" w:lineRule="auto"/>
         <w:jc w:val="both"/>
         <w:rPr>
-          <w:ins w:id="472" w:author="Li Jianfeng" w:date="2026-09-02T16:57:00Z" w16du:dateUtc="2026-09-02T08:57:00Z"/>
+          <w:ins w:id="475" w:author="Li Jianfeng" w:date="2026-09-02T16:57:00Z" w16du:dateUtc="2026-09-02T08:57:00Z"/>
           <w:rFonts w:eastAsiaTheme="minorEastAsia"/>
           <w:sz w:val="22"/>
         </w:rPr>
@@ -8268,18 +8285,18 @@
           <w:rFonts w:eastAsiaTheme="minorEastAsia"/>
           <w:i/>
           <w:iCs/>
-          <w:rPrChange w:id="473" w:author="Li Jianfeng" w:date="2026-09-02T16:57:00Z" w16du:dateUtc="2026-09-02T08:57:00Z">
+          <w:rPrChange w:id="476" w:author="Li Jianfeng" w:date="2026-09-02T16:57:00Z" w16du:dateUtc="2026-09-02T08:57:00Z">
             <w:rPr/>
           </w:rPrChange>
         </w:rPr>
-        <w:pPrChange w:id="474" w:author="Li Jianfeng" w:date="2026-09-02T17:02:00Z" w16du:dateUtc="2026-09-02T09:02:00Z">
+        <w:pPrChange w:id="477" w:author="Li Jianfeng" w:date="2026-09-02T17:02:00Z" w16du:dateUtc="2026-09-02T09:02:00Z">
           <w:pPr>
             <w:spacing w:after="120" w:line="259" w:lineRule="auto"/>
             <w:jc w:val="both"/>
           </w:pPr>
         </w:pPrChange>
       </w:pPr>
-      <w:ins w:id="475" w:author="Li Jianfeng" w:date="2026-09-02T16:57:00Z" w16du:dateUtc="2026-09-02T08:57:00Z">
+      <w:ins w:id="478" w:author="Li Jianfeng" w:date="2026-09-02T16:57:00Z" w16du:dateUtc="2026-09-02T08:57:00Z">
         <w:r>
           <w:rPr>
             <w:rFonts w:eastAsiaTheme="minorEastAsia" w:hint="eastAsia"/>
@@ -8305,7 +8322,7 @@
           <w:t>X</w:t>
         </w:r>
       </w:ins>
-      <w:ins w:id="476" w:author="Li Jianfeng" w:date="2026-09-02T17:23:00Z" w16du:dateUtc="2026-09-02T09:23:00Z">
+      <w:ins w:id="479" w:author="Li Jianfeng" w:date="2026-09-02T17:23:00Z" w16du:dateUtc="2026-09-02T09:23:00Z">
         <w:r>
           <w:rPr>
             <w:rFonts w:eastAsiaTheme="minorEastAsia" w:hint="eastAsia"/>
@@ -8315,7 +8332,7 @@
           <w:t xml:space="preserve"> </w:t>
         </w:r>
       </w:ins>
-      <w:ins w:id="477" w:author="Li Jianfeng" w:date="2026-09-02T17:23:00Z">
+      <w:ins w:id="480" w:author="Li Jianfeng" w:date="2026-09-02T17:23:00Z">
         <w:r>
           <w:rPr>
             <w:rFonts w:eastAsiaTheme="minorEastAsia"/>
@@ -8332,7 +8349,7 @@
         <w:tblW w:w="0" w:type="auto"/>
         <w:jc w:val="center"/>
         <w:tblLook w:val="04A0" w:firstRow="1" w:lastRow="0" w:firstColumn="1" w:lastColumn="0" w:noHBand="0" w:noVBand="1"/>
-        <w:tblPrChange w:id="478" w:author="Li Jianfeng" w:date="2026-09-02T17:23:00Z" w16du:dateUtc="2026-09-02T09:23:00Z">
+        <w:tblPrChange w:id="481" w:author="Li Jianfeng" w:date="2026-09-02T17:23:00Z" w16du:dateUtc="2026-09-02T09:23:00Z">
           <w:tblPr>
             <w:tblStyle w:val="TableGrid"/>
             <w:tblW w:w="0" w:type="auto"/>
@@ -8346,7 +8363,7 @@
         <w:gridCol w:w="3466"/>
         <w:gridCol w:w="2346"/>
         <w:gridCol w:w="2681"/>
-        <w:tblGridChange w:id="479">
+        <w:tblGridChange w:id="482">
           <w:tblGrid>
             <w:gridCol w:w="1129"/>
             <w:gridCol w:w="523"/>
@@ -8360,7 +8377,7 @@
       <w:tr>
         <w:trPr>
           <w:jc w:val="center"/>
-          <w:trPrChange w:id="480" w:author="Li Jianfeng" w:date="2026-09-02T17:23:00Z" w16du:dateUtc="2026-09-02T09:23:00Z">
+          <w:trPrChange w:id="483" w:author="Li Jianfeng" w:date="2026-09-02T17:23:00Z" w16du:dateUtc="2026-09-02T09:23:00Z">
             <w:trPr>
               <w:jc w:val="center"/>
             </w:trPr>
@@ -8377,7 +8394,7 @@
               <w:right w:w="70" w:type="dxa"/>
             </w:tcMar>
             <w:vAlign w:val="center"/>
-            <w:tcPrChange w:id="481" w:author="Li Jianfeng" w:date="2026-09-02T17:23:00Z" w16du:dateUtc="2026-09-02T09:23:00Z">
+            <w:tcPrChange w:id="484" w:author="Li Jianfeng" w:date="2026-09-02T17:23:00Z" w16du:dateUtc="2026-09-02T09:23:00Z">
               <w:tcPr>
                 <w:tcW w:w="1655" w:type="dxa"/>
                 <w:gridSpan w:val="2"/>
@@ -8395,7 +8412,7 @@
           <w:p>
             <w:pPr>
               <w:jc w:val="center"/>
-              <w:pPrChange w:id="482" w:author="Li Jianfeng" w:date="2026-09-02T17:23:00Z" w16du:dateUtc="2026-09-02T09:23:00Z">
+              <w:pPrChange w:id="485" w:author="Li Jianfeng" w:date="2026-09-02T17:23:00Z" w16du:dateUtc="2026-09-02T09:23:00Z">
                 <w:pPr/>
               </w:pPrChange>
             </w:pPr>
@@ -8419,7 +8436,7 @@
               <w:right w:w="70" w:type="dxa"/>
             </w:tcMar>
             <w:vAlign w:val="center"/>
-            <w:tcPrChange w:id="483" w:author="Li Jianfeng" w:date="2026-09-02T17:23:00Z" w16du:dateUtc="2026-09-02T09:23:00Z">
+            <w:tcPrChange w:id="486" w:author="Li Jianfeng" w:date="2026-09-02T17:23:00Z" w16du:dateUtc="2026-09-02T09:23:00Z">
               <w:tcPr>
                 <w:tcW w:w="2951" w:type="dxa"/>
                 <w:shd w:val="clear" w:color="auto" w:fill="EDEDED"/>
@@ -8436,7 +8453,7 @@
           <w:p>
             <w:pPr>
               <w:jc w:val="center"/>
-              <w:pPrChange w:id="484" w:author="Li Jianfeng" w:date="2026-09-02T17:23:00Z" w16du:dateUtc="2026-09-02T09:23:00Z">
+              <w:pPrChange w:id="487" w:author="Li Jianfeng" w:date="2026-09-02T17:23:00Z" w16du:dateUtc="2026-09-02T09:23:00Z">
                 <w:pPr/>
               </w:pPrChange>
             </w:pPr>
@@ -8460,7 +8477,7 @@
               <w:right w:w="70" w:type="dxa"/>
             </w:tcMar>
             <w:vAlign w:val="center"/>
-            <w:tcPrChange w:id="485" w:author="Li Jianfeng" w:date="2026-09-02T17:23:00Z" w16du:dateUtc="2026-09-02T09:23:00Z">
+            <w:tcPrChange w:id="488" w:author="Li Jianfeng" w:date="2026-09-02T17:23:00Z" w16du:dateUtc="2026-09-02T09:23:00Z">
               <w:tcPr>
                 <w:tcW w:w="2088" w:type="dxa"/>
                 <w:shd w:val="clear" w:color="auto" w:fill="EDEDED"/>
@@ -8477,7 +8494,7 @@
           <w:p>
             <w:pPr>
               <w:jc w:val="center"/>
-              <w:pPrChange w:id="486" w:author="Li Jianfeng" w:date="2026-09-02T17:23:00Z" w16du:dateUtc="2026-09-02T09:23:00Z">
+              <w:pPrChange w:id="489" w:author="Li Jianfeng" w:date="2026-09-02T17:23:00Z" w16du:dateUtc="2026-09-02T09:23:00Z">
                 <w:pPr/>
               </w:pPrChange>
             </w:pPr>
@@ -8501,7 +8518,7 @@
               <w:right w:w="70" w:type="dxa"/>
             </w:tcMar>
             <w:vAlign w:val="center"/>
-            <w:tcPrChange w:id="487" w:author="Li Jianfeng" w:date="2026-09-02T17:23:00Z" w16du:dateUtc="2026-09-02T09:23:00Z">
+            <w:tcPrChange w:id="490" w:author="Li Jianfeng" w:date="2026-09-02T17:23:00Z" w16du:dateUtc="2026-09-02T09:23:00Z">
               <w:tcPr>
                 <w:tcW w:w="2951" w:type="dxa"/>
                 <w:gridSpan w:val="2"/>
@@ -8519,7 +8536,7 @@
           <w:p>
             <w:pPr>
               <w:jc w:val="center"/>
-              <w:pPrChange w:id="488" w:author="Li Jianfeng" w:date="2026-09-02T17:23:00Z" w16du:dateUtc="2026-09-02T09:23:00Z">
+              <w:pPrChange w:id="491" w:author="Li Jianfeng" w:date="2026-09-02T17:23:00Z" w16du:dateUtc="2026-09-02T09:23:00Z">
                 <w:pPr/>
               </w:pPrChange>
             </w:pPr>
@@ -8536,7 +8553,7 @@
       <w:tr>
         <w:trPr>
           <w:jc w:val="center"/>
-          <w:trPrChange w:id="489" w:author="Li Jianfeng" w:date="2026-09-02T17:23:00Z" w16du:dateUtc="2026-09-02T09:23:00Z">
+          <w:trPrChange w:id="492" w:author="Li Jianfeng" w:date="2026-09-02T17:23:00Z" w16du:dateUtc="2026-09-02T09:23:00Z">
             <w:trPr>
               <w:jc w:val="center"/>
             </w:trPr>
@@ -8553,7 +8570,7 @@
               <w:right w:w="70" w:type="dxa"/>
             </w:tcMar>
             <w:vAlign w:val="center"/>
-            <w:tcPrChange w:id="490" w:author="Li Jianfeng" w:date="2026-09-02T17:23:00Z" w16du:dateUtc="2026-09-02T09:23:00Z">
+            <w:tcPrChange w:id="493" w:author="Li Jianfeng" w:date="2026-09-02T17:23:00Z" w16du:dateUtc="2026-09-02T09:23:00Z">
               <w:tcPr>
                 <w:tcW w:w="1655" w:type="dxa"/>
                 <w:gridSpan w:val="2"/>
@@ -8571,7 +8588,7 @@
           <w:p>
             <w:pPr>
               <w:jc w:val="both"/>
-              <w:pPrChange w:id="491" w:author="Li Jianfeng" w:date="2026-09-02T16:59:00Z" w16du:dateUtc="2026-09-02T08:59:00Z">
+              <w:pPrChange w:id="494" w:author="Li Jianfeng" w:date="2026-09-02T16:59:00Z" w16du:dateUtc="2026-09-02T08:59:00Z">
                 <w:pPr/>
               </w:pPrChange>
             </w:pPr>
@@ -8594,7 +8611,7 @@
               <w:right w:w="70" w:type="dxa"/>
             </w:tcMar>
             <w:vAlign w:val="center"/>
-            <w:tcPrChange w:id="492" w:author="Li Jianfeng" w:date="2026-09-02T17:23:00Z" w16du:dateUtc="2026-09-02T09:23:00Z">
+            <w:tcPrChange w:id="495" w:author="Li Jianfeng" w:date="2026-09-02T17:23:00Z" w16du:dateUtc="2026-09-02T09:23:00Z">
               <w:tcPr>
                 <w:tcW w:w="2951" w:type="dxa"/>
                 <w:shd w:val="clear" w:color="auto" w:fill="FFFFFF"/>
@@ -8611,7 +8628,7 @@
           <w:p>
             <w:pPr>
               <w:jc w:val="both"/>
-              <w:pPrChange w:id="493" w:author="Li Jianfeng" w:date="2026-09-02T16:59:00Z" w16du:dateUtc="2026-09-02T08:59:00Z">
+              <w:pPrChange w:id="496" w:author="Li Jianfeng" w:date="2026-09-02T16:59:00Z" w16du:dateUtc="2026-09-02T08:59:00Z">
                 <w:pPr/>
               </w:pPrChange>
             </w:pPr>
@@ -8634,7 +8651,7 @@
               <w:right w:w="70" w:type="dxa"/>
             </w:tcMar>
             <w:vAlign w:val="center"/>
-            <w:tcPrChange w:id="494" w:author="Li Jianfeng" w:date="2026-09-02T17:23:00Z" w16du:dateUtc="2026-09-02T09:23:00Z">
+            <w:tcPrChange w:id="497" w:author="Li Jianfeng" w:date="2026-09-02T17:23:00Z" w16du:dateUtc="2026-09-02T09:23:00Z">
               <w:tcPr>
                 <w:tcW w:w="2088" w:type="dxa"/>
                 <w:shd w:val="clear" w:color="auto" w:fill="FFFFFF"/>
@@ -8651,7 +8668,7 @@
           <w:p>
             <w:pPr>
               <w:jc w:val="both"/>
-              <w:pPrChange w:id="495" w:author="Li Jianfeng" w:date="2026-09-02T16:59:00Z" w16du:dateUtc="2026-09-02T08:59:00Z">
+              <w:pPrChange w:id="498" w:author="Li Jianfeng" w:date="2026-09-02T16:59:00Z" w16du:dateUtc="2026-09-02T08:59:00Z">
                 <w:pPr/>
               </w:pPrChange>
             </w:pPr>
@@ -8674,7 +8691,7 @@
               <w:right w:w="70" w:type="dxa"/>
             </w:tcMar>
             <w:vAlign w:val="center"/>
-            <w:tcPrChange w:id="496" w:author="Li Jianfeng" w:date="2026-09-02T17:23:00Z" w16du:dateUtc="2026-09-02T09:23:00Z">
+            <w:tcPrChange w:id="499" w:author="Li Jianfeng" w:date="2026-09-02T17:23:00Z" w16du:dateUtc="2026-09-02T09:23:00Z">
               <w:tcPr>
                 <w:tcW w:w="2951" w:type="dxa"/>
                 <w:gridSpan w:val="2"/>
@@ -8692,7 +8709,7 @@
           <w:p>
             <w:pPr>
               <w:jc w:val="both"/>
-              <w:pPrChange w:id="497" w:author="Li Jianfeng" w:date="2026-09-02T16:59:00Z" w16du:dateUtc="2026-09-02T08:59:00Z">
+              <w:pPrChange w:id="500" w:author="Li Jianfeng" w:date="2026-09-02T16:59:00Z" w16du:dateUtc="2026-09-02T08:59:00Z">
                 <w:pPr/>
               </w:pPrChange>
             </w:pPr>
@@ -8708,7 +8725,7 @@
       <w:tr>
         <w:trPr>
           <w:jc w:val="center"/>
-          <w:trPrChange w:id="498" w:author="Li Jianfeng" w:date="2026-09-02T17:23:00Z" w16du:dateUtc="2026-09-02T09:23:00Z">
+          <w:trPrChange w:id="501" w:author="Li Jianfeng" w:date="2026-09-02T17:23:00Z" w16du:dateUtc="2026-09-02T09:23:00Z">
             <w:trPr>
               <w:jc w:val="center"/>
             </w:trPr>
@@ -8725,7 +8742,7 @@
               <w:right w:w="70" w:type="dxa"/>
             </w:tcMar>
             <w:vAlign w:val="center"/>
-            <w:tcPrChange w:id="499" w:author="Li Jianfeng" w:date="2026-09-02T17:23:00Z" w16du:dateUtc="2026-09-02T09:23:00Z">
+            <w:tcPrChange w:id="502" w:author="Li Jianfeng" w:date="2026-09-02T17:23:00Z" w16du:dateUtc="2026-09-02T09:23:00Z">
               <w:tcPr>
                 <w:tcW w:w="1655" w:type="dxa"/>
                 <w:gridSpan w:val="2"/>
@@ -8743,7 +8760,7 @@
           <w:p>
             <w:pPr>
               <w:jc w:val="both"/>
-              <w:pPrChange w:id="500" w:author="Li Jianfeng" w:date="2026-09-02T16:59:00Z" w16du:dateUtc="2026-09-02T08:59:00Z">
+              <w:pPrChange w:id="503" w:author="Li Jianfeng" w:date="2026-09-02T16:59:00Z" w16du:dateUtc="2026-09-02T08:59:00Z">
                 <w:pPr/>
               </w:pPrChange>
             </w:pPr>
@@ -8766,7 +8783,7 @@
               <w:right w:w="70" w:type="dxa"/>
             </w:tcMar>
             <w:vAlign w:val="center"/>
-            <w:tcPrChange w:id="501" w:author="Li Jianfeng" w:date="2026-09-02T17:23:00Z" w16du:dateUtc="2026-09-02T09:23:00Z">
+            <w:tcPrChange w:id="504" w:author="Li Jianfeng" w:date="2026-09-02T17:23:00Z" w16du:dateUtc="2026-09-02T09:23:00Z">
               <w:tcPr>
                 <w:tcW w:w="2951" w:type="dxa"/>
                 <w:shd w:val="clear" w:color="auto" w:fill="FFFFFF"/>
@@ -8783,7 +8800,7 @@
           <w:p>
             <w:pPr>
               <w:jc w:val="both"/>
-              <w:pPrChange w:id="502" w:author="Li Jianfeng" w:date="2026-09-02T16:59:00Z" w16du:dateUtc="2026-09-02T08:59:00Z">
+              <w:pPrChange w:id="505" w:author="Li Jianfeng" w:date="2026-09-02T16:59:00Z" w16du:dateUtc="2026-09-02T08:59:00Z">
                 <w:pPr/>
               </w:pPrChange>
             </w:pPr>
@@ -8806,7 +8823,7 @@
               <w:right w:w="70" w:type="dxa"/>
             </w:tcMar>
             <w:vAlign w:val="center"/>
-            <w:tcPrChange w:id="503" w:author="Li Jianfeng" w:date="2026-09-02T17:23:00Z" w16du:dateUtc="2026-09-02T09:23:00Z">
+            <w:tcPrChange w:id="506" w:author="Li Jianfeng" w:date="2026-09-02T17:23:00Z" w16du:dateUtc="2026-09-02T09:23:00Z">
               <w:tcPr>
                 <w:tcW w:w="2088" w:type="dxa"/>
                 <w:shd w:val="clear" w:color="auto" w:fill="FFFFFF"/>
@@ -8823,7 +8840,7 @@
           <w:p>
             <w:pPr>
               <w:jc w:val="both"/>
-              <w:pPrChange w:id="504" w:author="Li Jianfeng" w:date="2026-09-02T16:59:00Z" w16du:dateUtc="2026-09-02T08:59:00Z">
+              <w:pPrChange w:id="507" w:author="Li Jianfeng" w:date="2026-09-02T16:59:00Z" w16du:dateUtc="2026-09-02T08:59:00Z">
                 <w:pPr/>
               </w:pPrChange>
             </w:pPr>
@@ -8846,7 +8863,7 @@
               <w:right w:w="70" w:type="dxa"/>
             </w:tcMar>
             <w:vAlign w:val="center"/>
-            <w:tcPrChange w:id="505" w:author="Li Jianfeng" w:date="2026-09-02T17:23:00Z" w16du:dateUtc="2026-09-02T09:23:00Z">
+            <w:tcPrChange w:id="508" w:author="Li Jianfeng" w:date="2026-09-02T17:23:00Z" w16du:dateUtc="2026-09-02T09:23:00Z">
               <w:tcPr>
                 <w:tcW w:w="2951" w:type="dxa"/>
                 <w:gridSpan w:val="2"/>
@@ -8864,7 +8881,7 @@
           <w:p>
             <w:pPr>
               <w:jc w:val="both"/>
-              <w:pPrChange w:id="506" w:author="Li Jianfeng" w:date="2026-09-02T16:59:00Z" w16du:dateUtc="2026-09-02T08:59:00Z">
+              <w:pPrChange w:id="509" w:author="Li Jianfeng" w:date="2026-09-02T16:59:00Z" w16du:dateUtc="2026-09-02T08:59:00Z">
                 <w:pPr/>
               </w:pPrChange>
             </w:pPr>
@@ -8880,7 +8897,7 @@
       <w:tr>
         <w:trPr>
           <w:jc w:val="center"/>
-          <w:trPrChange w:id="507" w:author="Li Jianfeng" w:date="2026-09-02T17:23:00Z" w16du:dateUtc="2026-09-02T09:23:00Z">
+          <w:trPrChange w:id="510" w:author="Li Jianfeng" w:date="2026-09-02T17:23:00Z" w16du:dateUtc="2026-09-02T09:23:00Z">
             <w:trPr>
               <w:jc w:val="center"/>
             </w:trPr>
@@ -8897,7 +8914,7 @@
               <w:right w:w="70" w:type="dxa"/>
             </w:tcMar>
             <w:vAlign w:val="center"/>
-            <w:tcPrChange w:id="508" w:author="Li Jianfeng" w:date="2026-09-02T17:23:00Z" w16du:dateUtc="2026-09-02T09:23:00Z">
+            <w:tcPrChange w:id="511" w:author="Li Jianfeng" w:date="2026-09-02T17:23:00Z" w16du:dateUtc="2026-09-02T09:23:00Z">
               <w:tcPr>
                 <w:tcW w:w="1655" w:type="dxa"/>
                 <w:gridSpan w:val="2"/>
@@ -8915,7 +8932,7 @@
           <w:p>
             <w:pPr>
               <w:jc w:val="both"/>
-              <w:pPrChange w:id="509" w:author="Li Jianfeng" w:date="2026-09-02T16:59:00Z" w16du:dateUtc="2026-09-02T08:59:00Z">
+              <w:pPrChange w:id="512" w:author="Li Jianfeng" w:date="2026-09-02T16:59:00Z" w16du:dateUtc="2026-09-02T08:59:00Z">
                 <w:pPr/>
               </w:pPrChange>
             </w:pPr>
@@ -8923,7 +8940,6 @@
               <w:rPr>
                 <w:sz w:val="16"/>
               </w:rPr>
-              <w:lastRenderedPageBreak/>
               <w:t>Transport and logistics</w:t>
             </w:r>
           </w:p>
@@ -8939,7 +8955,7 @@
               <w:right w:w="70" w:type="dxa"/>
             </w:tcMar>
             <w:vAlign w:val="center"/>
-            <w:tcPrChange w:id="510" w:author="Li Jianfeng" w:date="2026-09-02T17:23:00Z" w16du:dateUtc="2026-09-02T09:23:00Z">
+            <w:tcPrChange w:id="513" w:author="Li Jianfeng" w:date="2026-09-02T17:23:00Z" w16du:dateUtc="2026-09-02T09:23:00Z">
               <w:tcPr>
                 <w:tcW w:w="2951" w:type="dxa"/>
                 <w:shd w:val="clear" w:color="auto" w:fill="FFFFFF"/>
@@ -8956,7 +8972,7 @@
           <w:p>
             <w:pPr>
               <w:jc w:val="both"/>
-              <w:pPrChange w:id="511" w:author="Li Jianfeng" w:date="2026-09-02T16:59:00Z" w16du:dateUtc="2026-09-02T08:59:00Z">
+              <w:pPrChange w:id="514" w:author="Li Jianfeng" w:date="2026-09-02T16:59:00Z" w16du:dateUtc="2026-09-02T08:59:00Z">
                 <w:pPr/>
               </w:pPrChange>
             </w:pPr>
@@ -8979,7 +8995,7 @@
               <w:right w:w="70" w:type="dxa"/>
             </w:tcMar>
             <w:vAlign w:val="center"/>
-            <w:tcPrChange w:id="512" w:author="Li Jianfeng" w:date="2026-09-02T17:23:00Z" w16du:dateUtc="2026-09-02T09:23:00Z">
+            <w:tcPrChange w:id="515" w:author="Li Jianfeng" w:date="2026-09-02T17:23:00Z" w16du:dateUtc="2026-09-02T09:23:00Z">
               <w:tcPr>
                 <w:tcW w:w="2088" w:type="dxa"/>
                 <w:shd w:val="clear" w:color="auto" w:fill="FFFFFF"/>
@@ -8996,7 +9012,7 @@
           <w:p>
             <w:pPr>
               <w:jc w:val="both"/>
-              <w:pPrChange w:id="513" w:author="Li Jianfeng" w:date="2026-09-02T16:59:00Z" w16du:dateUtc="2026-09-02T08:59:00Z">
+              <w:pPrChange w:id="516" w:author="Li Jianfeng" w:date="2026-09-02T16:59:00Z" w16du:dateUtc="2026-09-02T08:59:00Z">
                 <w:pPr/>
               </w:pPrChange>
             </w:pPr>
@@ -9019,7 +9035,7 @@
               <w:right w:w="70" w:type="dxa"/>
             </w:tcMar>
             <w:vAlign w:val="center"/>
-            <w:tcPrChange w:id="514" w:author="Li Jianfeng" w:date="2026-09-02T17:23:00Z" w16du:dateUtc="2026-09-02T09:23:00Z">
+            <w:tcPrChange w:id="517" w:author="Li Jianfeng" w:date="2026-09-02T17:23:00Z" w16du:dateUtc="2026-09-02T09:23:00Z">
               <w:tcPr>
                 <w:tcW w:w="2951" w:type="dxa"/>
                 <w:gridSpan w:val="2"/>
@@ -9037,7 +9053,7 @@
           <w:p>
             <w:pPr>
               <w:jc w:val="both"/>
-              <w:pPrChange w:id="515" w:author="Li Jianfeng" w:date="2026-09-02T16:59:00Z" w16du:dateUtc="2026-09-02T08:59:00Z">
+              <w:pPrChange w:id="518" w:author="Li Jianfeng" w:date="2026-09-02T16:59:00Z" w16du:dateUtc="2026-09-02T08:59:00Z">
                 <w:pPr/>
               </w:pPrChange>
             </w:pPr>
@@ -9077,14 +9093,21 @@
         <w:rPr>
           <w:sz w:val="22"/>
         </w:rPr>
-        <w:t xml:space="preserve"> For the local customer, the benefit is not an abstract algorithm improvement. It is the ability to allocate scarce node resources to critical events: broader event/anomaly capture, fewer false records, less wireless traffic, less storage use, fewer unnecessary site visits, and less manual data review. Under one illustrative power model, reducing daily false or unnecessary triggers from 100 to 50 can reduce average power by about 30%, and reducing 500 to 250 can reduce it by about 45%; when trigger frequency is already very low, the saving may be smaller because adaptive computation overhead still exists. For equipment manufacturers, avoiding even 200 hours of internal adaptation at S$80/hour represents an illustrative S$16k development-cost exposure, although integration, testing, and certification remain.</w:t>
+        <w:t xml:space="preserve"> For the local customer, the benefit is not an abstract algorithm improvement. It is the ability to allocate scarce node resources to critical events: broader event/anomaly capture, fewer false records, less wireless traffic, less storage use, fewer unnecessary site visits, and less manual data review. Under one illustrative power model, reducing daily false or unnecessary triggers from 100 to 50 can reduce average power by about 30%, and reducing 500 to 250 can reduce it by about 45%; when trigger frequency is already very low, the saving may be smaller because adaptive computation overhead still exists. For equipment </w:t>
+      </w:r>
+      <w:r>
+        <w:rPr>
+          <w:sz w:val="22"/>
+        </w:rPr>
+        <w:lastRenderedPageBreak/>
+        <w:t>manufacturers, avoiding even 200 hours of internal adaptation at S$80/hour represents an illustrative S$16k development-cost exposure, although integration, testing, and certification remain.</w:t>
       </w:r>
     </w:p>
     <w:p>
       <w:pPr>
         <w:jc w:val="center"/>
         <w:rPr>
-          <w:ins w:id="516" w:author="Li Jianfeng" w:date="2026-09-02T16:57:00Z" w16du:dateUtc="2026-09-02T08:57:00Z"/>
+          <w:ins w:id="519" w:author="Li Jianfeng" w:date="2026-09-02T16:57:00Z" w16du:dateUtc="2026-09-02T08:57:00Z"/>
           <w:rFonts w:eastAsiaTheme="minorEastAsia"/>
         </w:rPr>
       </w:pPr>
@@ -9146,18 +9169,18 @@
           <w:rFonts w:eastAsiaTheme="minorEastAsia"/>
           <w:i/>
           <w:iCs/>
-          <w:rPrChange w:id="517" w:author="Li Jianfeng" w:date="2026-09-02T16:57:00Z" w16du:dateUtc="2026-09-02T08:57:00Z">
+          <w:rPrChange w:id="520" w:author="Li Jianfeng" w:date="2026-09-02T16:57:00Z" w16du:dateUtc="2026-09-02T08:57:00Z">
             <w:rPr/>
           </w:rPrChange>
         </w:rPr>
       </w:pPr>
-      <w:ins w:id="518" w:author="Li Jianfeng" w:date="2026-09-02T16:57:00Z" w16du:dateUtc="2026-09-02T08:57:00Z">
+      <w:ins w:id="521" w:author="Li Jianfeng" w:date="2026-09-02T16:57:00Z" w16du:dateUtc="2026-09-02T08:57:00Z">
         <w:r>
           <w:rPr>
             <w:rFonts w:eastAsiaTheme="minorEastAsia"/>
             <w:i/>
             <w:iCs/>
-            <w:rPrChange w:id="519" w:author="Li Jianfeng" w:date="2026-09-02T16:57:00Z" w16du:dateUtc="2026-09-02T08:57:00Z">
+            <w:rPrChange w:id="522" w:author="Li Jianfeng" w:date="2026-09-02T16:57:00Z" w16du:dateUtc="2026-09-02T08:57:00Z">
               <w:rPr>
                 <w:rFonts w:eastAsiaTheme="minorEastAsia"/>
               </w:rPr>
@@ -9166,7 +9189,7 @@
           <w:t xml:space="preserve">Figure. </w:t>
         </w:r>
       </w:ins>
-      <w:ins w:id="520" w:author="Li Jianfeng" w:date="2026-09-02T17:24:00Z" w16du:dateUtc="2026-09-02T09:24:00Z">
+      <w:ins w:id="523" w:author="Li Jianfeng" w:date="2026-09-02T17:24:00Z" w16du:dateUtc="2026-09-02T09:24:00Z">
         <w:r>
           <w:rPr>
             <w:rFonts w:eastAsiaTheme="minorEastAsia" w:hint="eastAsia"/>
@@ -9271,7 +9294,7 @@
     <w:p>
       <w:pPr>
         <w:rPr>
-          <w:del w:id="521" w:author="Li Jianfeng" w:date="2026-09-02T17:15:00Z" w16du:dateUtc="2026-09-02T09:15:00Z"/>
+          <w:del w:id="524" w:author="Li Jianfeng" w:date="2026-09-02T17:15:00Z" w16du:dateUtc="2026-09-02T09:15:00Z"/>
           <w:rFonts w:eastAsiaTheme="minorEastAsia"/>
           <w:i/>
           <w:iCs/>
@@ -9294,7 +9317,7 @@
         <w:spacing w:after="200"/>
         <w:jc w:val="both"/>
         <w:rPr>
-          <w:ins w:id="522" w:author="Li Jianfeng" w:date="2026-09-02T17:41:00Z" w16du:dateUtc="2026-09-02T09:41:00Z"/>
+          <w:ins w:id="525" w:author="Li Jianfeng" w:date="2026-09-02T17:41:00Z" w16du:dateUtc="2026-09-02T09:41:00Z"/>
           <w:rFonts w:eastAsiaTheme="minorEastAsia"/>
           <w:i/>
           <w:iCs/>
@@ -9307,22 +9330,21 @@
       <w:pPr>
         <w:jc w:val="both"/>
         <w:rPr>
-          <w:ins w:id="523" w:author="#CUI SHUAIWEN#" w:date="2026-09-02T18:43:00Z" w16du:dateUtc="2026-09-02T10:43:00Z"/>
+          <w:ins w:id="526" w:author="#CUI SHUAIWEN#" w:date="2026-09-02T18:43:00Z" w16du:dateUtc="2026-09-02T10:43:00Z"/>
           <w:rFonts w:eastAsiaTheme="minorEastAsia"/>
           <w:sz w:val="22"/>
           <w:szCs w:val="22"/>
         </w:rPr>
       </w:pPr>
-      <w:ins w:id="524" w:author="Li Jianfeng" w:date="2026-09-02T17:41:00Z" w16du:dateUtc="2026-09-02T09:41:00Z">
+      <w:ins w:id="527" w:author="Li Jianfeng" w:date="2026-09-02T17:41:00Z" w16du:dateUtc="2026-09-02T09:41:00Z">
         <w:r>
           <w:rPr>
             <w:sz w:val="22"/>
             <w:szCs w:val="22"/>
-            <w:rPrChange w:id="525" w:author="Li Jianfeng" w:date="2026-09-02T17:41:00Z" w16du:dateUtc="2026-09-02T09:41:00Z">
+            <w:rPrChange w:id="528" w:author="Li Jianfeng" w:date="2026-09-02T17:41:00Z" w16du:dateUtc="2026-09-02T09:41:00Z">
               <w:rPr/>
             </w:rPrChange>
           </w:rPr>
-          <w:lastRenderedPageBreak/>
           <w:t>Competition should be assessed at the customer’s make-or-buy decision. Sensor ICs and development boards offer low component cost and design freedom but transfer event completeness, buffering, timing and validation risk to the OEM. Complete monitoring nodes and event recorders provide a finished workflow but are difficult to embed in another vendor’s product and may impose a closed data or communications stack. The proposed module occupies the intermediate position: a benchmarked capture subsystem with defined interfaces, bounded resource demand and preserved pre-/post-event records.</w:t>
         </w:r>
         <w:r>
@@ -9347,14 +9369,14 @@
       <w:pPr>
         <w:jc w:val="both"/>
         <w:rPr>
-          <w:rFonts w:eastAsiaTheme="minorEastAsia" w:hint="eastAsia"/>
+          <w:rFonts w:eastAsiaTheme="minorEastAsia"/>
           <w:sz w:val="22"/>
           <w:szCs w:val="22"/>
-          <w:rPrChange w:id="526" w:author="Li Jianfeng" w:date="2026-09-02T17:41:00Z" w16du:dateUtc="2026-09-02T09:41:00Z">
+          <w:rPrChange w:id="529" w:author="Li Jianfeng" w:date="2026-09-02T17:41:00Z" w16du:dateUtc="2026-09-02T09:41:00Z">
             <w:rPr/>
           </w:rPrChange>
         </w:rPr>
-        <w:pPrChange w:id="527" w:author="Li Jianfeng" w:date="2026-09-02T17:41:00Z" w16du:dateUtc="2026-09-02T09:41:00Z">
+        <w:pPrChange w:id="530" w:author="Li Jianfeng" w:date="2026-09-02T17:41:00Z" w16du:dateUtc="2026-09-02T09:41:00Z">
           <w:pPr>
             <w:spacing w:after="60" w:line="252" w:lineRule="auto"/>
             <w:jc w:val="both"/>
@@ -9367,7 +9389,7 @@
         <w:spacing w:after="120" w:line="259" w:lineRule="auto"/>
         <w:jc w:val="both"/>
         <w:rPr>
-          <w:del w:id="528" w:author="Li Jianfeng" w:date="2026-09-02T17:41:00Z" w16du:dateUtc="2026-09-02T09:41:00Z"/>
+          <w:del w:id="531" w:author="Li Jianfeng" w:date="2026-09-02T17:41:00Z" w16du:dateUtc="2026-09-02T09:41:00Z"/>
           <w:rFonts w:eastAsiaTheme="minorEastAsia"/>
           <w:b/>
           <w:sz w:val="22"/>
@@ -9378,6 +9400,7 @@
           <w:b/>
           <w:sz w:val="22"/>
         </w:rPr>
+        <w:lastRenderedPageBreak/>
         <w:t>Potential disruptive technologies.</w:t>
       </w:r>
       <w:r>
@@ -9386,7 +9409,7 @@
         </w:rPr>
         <w:t xml:space="preserve"> Larger vendors may add adaptive or artificial intelligence-based triggering directly into future nodes, and low-power microcontrollers may reduce the cost of continuous processing. The response is to validate a narrow but valuable workflow faster: near-complete capture of selected events/anomalies, lower false-trigger burden, and easier integration into third-party devices. The current weakness is that this advantage must be proven in field pilots against fixed-threshold and periodic-sampling baselines before strong licensing or investment claims can be made.</w:t>
       </w:r>
-      <w:ins w:id="529" w:author="Li Jianfeng" w:date="2026-09-02T17:41:00Z" w16du:dateUtc="2026-09-02T09:41:00Z">
+      <w:ins w:id="532" w:author="Li Jianfeng" w:date="2026-09-02T17:41:00Z" w16du:dateUtc="2026-09-02T09:41:00Z">
         <w:r>
           <w:rPr>
             <w:rFonts w:eastAsiaTheme="minorEastAsia" w:hint="eastAsia"/>
@@ -9402,8 +9425,7 @@
         <w:spacing w:after="120" w:line="259" w:lineRule="auto"/>
         <w:jc w:val="both"/>
         <w:rPr>
-          <w:ins w:id="530" w:author="#CUI SHUAIWEN#" w:date="2026-09-02T18:43:00Z" w16du:dateUtc="2026-09-02T10:43:00Z"/>
-          <w:rFonts w:hint="eastAsia"/>
+          <w:ins w:id="533" w:author="#CUI SHUAIWEN#" w:date="2026-09-02T18:43:00Z" w16du:dateUtc="2026-09-02T10:43:00Z"/>
         </w:rPr>
       </w:pPr>
     </w:p>
@@ -9434,7 +9456,7 @@
           <w:i/>
           <w:iCs/>
           <w:lang w:val="en-GB"/>
-          <w:rPrChange w:id="531" w:author="Li Jianfeng" w:date="2026-09-02T16:56:00Z" w16du:dateUtc="2026-09-02T08:56:00Z">
+          <w:rPrChange w:id="534" w:author="Li Jianfeng" w:date="2026-09-02T16:56:00Z" w16du:dateUtc="2026-09-02T08:56:00Z">
             <w:rPr>
               <w:b/>
               <w:bCs/>
@@ -9442,20 +9464,20 @@
             </w:rPr>
           </w:rPrChange>
         </w:rPr>
-        <w:pPrChange w:id="532" w:author="Li Jianfeng" w:date="2026-09-02T17:02:00Z" w16du:dateUtc="2026-09-02T09:02:00Z">
+        <w:pPrChange w:id="535" w:author="Li Jianfeng" w:date="2026-09-02T17:02:00Z" w16du:dateUtc="2026-09-02T09:02:00Z">
           <w:pPr>
             <w:jc w:val="both"/>
           </w:pPr>
         </w:pPrChange>
       </w:pPr>
-      <w:ins w:id="533" w:author="Li Jianfeng" w:date="2026-09-02T16:56:00Z" w16du:dateUtc="2026-09-02T08:56:00Z">
+      <w:ins w:id="536" w:author="Li Jianfeng" w:date="2026-09-02T16:56:00Z" w16du:dateUtc="2026-09-02T08:56:00Z">
         <w:r>
           <w:rPr>
             <w:rFonts w:eastAsiaTheme="minorEastAsia"/>
             <w:i/>
             <w:iCs/>
             <w:lang w:val="en-GB"/>
-            <w:rPrChange w:id="534" w:author="Li Jianfeng" w:date="2026-09-02T16:56:00Z" w16du:dateUtc="2026-09-02T08:56:00Z">
+            <w:rPrChange w:id="537" w:author="Li Jianfeng" w:date="2026-09-02T16:56:00Z" w16du:dateUtc="2026-09-02T08:56:00Z">
               <w:rPr>
                 <w:rFonts w:eastAsiaTheme="minorEastAsia"/>
                 <w:b/>
@@ -9467,7 +9489,7 @@
           <w:t xml:space="preserve">Table </w:t>
         </w:r>
       </w:ins>
-      <w:ins w:id="535" w:author="Li Jianfeng" w:date="2026-09-02T16:57:00Z" w16du:dateUtc="2026-09-02T08:57:00Z">
+      <w:ins w:id="538" w:author="Li Jianfeng" w:date="2026-09-02T16:57:00Z" w16du:dateUtc="2026-09-02T08:57:00Z">
         <w:r>
           <w:rPr>
             <w:rFonts w:eastAsiaTheme="minorEastAsia" w:hint="eastAsia"/>
@@ -9478,7 +9500,7 @@
           <w:t>x</w:t>
         </w:r>
       </w:ins>
-      <w:ins w:id="536" w:author="Li Jianfeng" w:date="2026-09-02T17:24:00Z" w16du:dateUtc="2026-09-02T09:24:00Z">
+      <w:ins w:id="539" w:author="Li Jianfeng" w:date="2026-09-02T17:24:00Z" w16du:dateUtc="2026-09-02T09:24:00Z">
         <w:r>
           <w:rPr>
             <w:rFonts w:eastAsiaTheme="minorEastAsia" w:hint="eastAsia"/>
@@ -9489,7 +9511,7 @@
           <w:t xml:space="preserve"> </w:t>
         </w:r>
       </w:ins>
-      <w:ins w:id="537" w:author="Li Jianfeng" w:date="2026-09-02T17:24:00Z">
+      <w:ins w:id="540" w:author="Li Jianfeng" w:date="2026-09-02T17:24:00Z">
         <w:r>
           <w:rPr>
             <w:rFonts w:eastAsiaTheme="minorEastAsia"/>
@@ -9513,7 +9535,7 @@
         </w:tblBorders>
         <w:tblLayout w:type="fixed"/>
         <w:tblLook w:val="04A0" w:firstRow="1" w:lastRow="0" w:firstColumn="1" w:lastColumn="0" w:noHBand="0" w:noVBand="1"/>
-        <w:tblPrChange w:id="538" w:author="Li Jianfeng" w:date="2026-09-02T17:24:00Z" w16du:dateUtc="2026-09-02T09:24:00Z">
+        <w:tblPrChange w:id="541" w:author="Li Jianfeng" w:date="2026-09-02T17:24:00Z" w16du:dateUtc="2026-09-02T09:24:00Z">
           <w:tblPr>
             <w:tblW w:w="9632" w:type="dxa"/>
             <w:tblBorders>
@@ -9534,7 +9556,7 @@
         <w:gridCol w:w="2869"/>
         <w:gridCol w:w="2572"/>
         <w:gridCol w:w="2636"/>
-        <w:tblGridChange w:id="539">
+        <w:tblGridChange w:id="542">
           <w:tblGrid>
             <w:gridCol w:w="1555"/>
             <w:gridCol w:w="91"/>
@@ -9549,7 +9571,7 @@
           <w:tcPr>
             <w:tcW w:w="1555" w:type="dxa"/>
             <w:shd w:val="clear" w:color="auto" w:fill="D9EAF7"/>
-            <w:tcPrChange w:id="540" w:author="Li Jianfeng" w:date="2026-09-02T17:24:00Z" w16du:dateUtc="2026-09-02T09:24:00Z">
+            <w:tcPrChange w:id="543" w:author="Li Jianfeng" w:date="2026-09-02T17:24:00Z" w16du:dateUtc="2026-09-02T09:24:00Z">
               <w:tcPr>
                 <w:tcW w:w="1646" w:type="dxa"/>
                 <w:gridSpan w:val="2"/>
@@ -9561,7 +9583,7 @@
             <w:pPr>
               <w:spacing w:after="40"/>
               <w:jc w:val="both"/>
-              <w:pPrChange w:id="541" w:author="Li Jianfeng" w:date="2026-09-02T16:59:00Z" w16du:dateUtc="2026-09-02T08:59:00Z">
+              <w:pPrChange w:id="544" w:author="Li Jianfeng" w:date="2026-09-02T16:59:00Z" w16du:dateUtc="2026-09-02T08:59:00Z">
                 <w:pPr>
                   <w:spacing w:after="40"/>
                 </w:pPr>
@@ -9580,7 +9602,7 @@
           <w:tcPr>
             <w:tcW w:w="2869" w:type="dxa"/>
             <w:shd w:val="clear" w:color="auto" w:fill="D9EAF7"/>
-            <w:tcPrChange w:id="542" w:author="Li Jianfeng" w:date="2026-09-02T17:24:00Z" w16du:dateUtc="2026-09-02T09:24:00Z">
+            <w:tcPrChange w:id="545" w:author="Li Jianfeng" w:date="2026-09-02T17:24:00Z" w16du:dateUtc="2026-09-02T09:24:00Z">
               <w:tcPr>
                 <w:tcW w:w="2778" w:type="dxa"/>
                 <w:shd w:val="clear" w:color="auto" w:fill="D9EAF7"/>
@@ -9591,7 +9613,7 @@
             <w:pPr>
               <w:spacing w:after="40"/>
               <w:jc w:val="both"/>
-              <w:pPrChange w:id="543" w:author="Li Jianfeng" w:date="2026-09-02T16:59:00Z" w16du:dateUtc="2026-09-02T08:59:00Z">
+              <w:pPrChange w:id="546" w:author="Li Jianfeng" w:date="2026-09-02T16:59:00Z" w16du:dateUtc="2026-09-02T08:59:00Z">
                 <w:pPr>
                   <w:spacing w:after="40"/>
                 </w:pPr>
@@ -9610,7 +9632,7 @@
           <w:tcPr>
             <w:tcW w:w="2572" w:type="dxa"/>
             <w:shd w:val="clear" w:color="auto" w:fill="D9EAF7"/>
-            <w:tcPrChange w:id="544" w:author="Li Jianfeng" w:date="2026-09-02T17:24:00Z" w16du:dateUtc="2026-09-02T09:24:00Z">
+            <w:tcPrChange w:id="547" w:author="Li Jianfeng" w:date="2026-09-02T17:24:00Z" w16du:dateUtc="2026-09-02T09:24:00Z">
               <w:tcPr>
                 <w:tcW w:w="2572" w:type="dxa"/>
                 <w:shd w:val="clear" w:color="auto" w:fill="D9EAF7"/>
@@ -9621,7 +9643,7 @@
             <w:pPr>
               <w:spacing w:after="40"/>
               <w:jc w:val="both"/>
-              <w:pPrChange w:id="545" w:author="Li Jianfeng" w:date="2026-09-02T16:59:00Z" w16du:dateUtc="2026-09-02T08:59:00Z">
+              <w:pPrChange w:id="548" w:author="Li Jianfeng" w:date="2026-09-02T16:59:00Z" w16du:dateUtc="2026-09-02T08:59:00Z">
                 <w:pPr>
                   <w:spacing w:after="40"/>
                 </w:pPr>
@@ -9640,7 +9662,7 @@
           <w:tcPr>
             <w:tcW w:w="2636" w:type="dxa"/>
             <w:shd w:val="clear" w:color="auto" w:fill="D9EAF7"/>
-            <w:tcPrChange w:id="546" w:author="Li Jianfeng" w:date="2026-09-02T17:24:00Z" w16du:dateUtc="2026-09-02T09:24:00Z">
+            <w:tcPrChange w:id="549" w:author="Li Jianfeng" w:date="2026-09-02T17:24:00Z" w16du:dateUtc="2026-09-02T09:24:00Z">
               <w:tcPr>
                 <w:tcW w:w="2636" w:type="dxa"/>
                 <w:shd w:val="clear" w:color="auto" w:fill="D9EAF7"/>
@@ -9651,7 +9673,7 @@
             <w:pPr>
               <w:spacing w:after="40"/>
               <w:jc w:val="both"/>
-              <w:pPrChange w:id="547" w:author="Li Jianfeng" w:date="2026-09-02T16:59:00Z" w16du:dateUtc="2026-09-02T08:59:00Z">
+              <w:pPrChange w:id="550" w:author="Li Jianfeng" w:date="2026-09-02T16:59:00Z" w16du:dateUtc="2026-09-02T08:59:00Z">
                 <w:pPr>
                   <w:spacing w:after="40"/>
                 </w:pPr>
@@ -9671,7 +9693,7 @@
         <w:tc>
           <w:tcPr>
             <w:tcW w:w="1555" w:type="dxa"/>
-            <w:tcPrChange w:id="548" w:author="Li Jianfeng" w:date="2026-09-02T17:24:00Z" w16du:dateUtc="2026-09-02T09:24:00Z">
+            <w:tcPrChange w:id="551" w:author="Li Jianfeng" w:date="2026-09-02T17:24:00Z" w16du:dateUtc="2026-09-02T09:24:00Z">
               <w:tcPr>
                 <w:tcW w:w="1646" w:type="dxa"/>
                 <w:gridSpan w:val="2"/>
@@ -9685,7 +9707,7 @@
               <w:rPr>
                 <w:sz w:val="18"/>
                 <w:szCs w:val="18"/>
-                <w:rPrChange w:id="549" w:author="Li Jianfeng" w:date="2026-09-02T17:25:00Z" w16du:dateUtc="2026-09-02T09:25:00Z">
+                <w:rPrChange w:id="552" w:author="Li Jianfeng" w:date="2026-09-02T17:25:00Z" w16du:dateUtc="2026-09-02T09:25:00Z">
                   <w:rPr/>
                 </w:rPrChange>
               </w:rPr>
@@ -9702,7 +9724,7 @@
         <w:tc>
           <w:tcPr>
             <w:tcW w:w="2869" w:type="dxa"/>
-            <w:tcPrChange w:id="550" w:author="Li Jianfeng" w:date="2026-09-02T17:24:00Z" w16du:dateUtc="2026-09-02T09:24:00Z">
+            <w:tcPrChange w:id="553" w:author="Li Jianfeng" w:date="2026-09-02T17:24:00Z" w16du:dateUtc="2026-09-02T09:24:00Z">
               <w:tcPr>
                 <w:tcW w:w="2778" w:type="dxa"/>
               </w:tcPr>
@@ -9715,7 +9737,7 @@
               <w:rPr>
                 <w:sz w:val="18"/>
                 <w:szCs w:val="18"/>
-                <w:rPrChange w:id="551" w:author="Li Jianfeng" w:date="2026-09-02T17:25:00Z" w16du:dateUtc="2026-09-02T09:25:00Z">
+                <w:rPrChange w:id="554" w:author="Li Jianfeng" w:date="2026-09-02T17:25:00Z" w16du:dateUtc="2026-09-02T09:25:00Z">
                   <w:rPr/>
                 </w:rPrChange>
               </w:rPr>
@@ -9732,7 +9754,7 @@
         <w:tc>
           <w:tcPr>
             <w:tcW w:w="2572" w:type="dxa"/>
-            <w:tcPrChange w:id="552" w:author="Li Jianfeng" w:date="2026-09-02T17:24:00Z" w16du:dateUtc="2026-09-02T09:24:00Z">
+            <w:tcPrChange w:id="555" w:author="Li Jianfeng" w:date="2026-09-02T17:24:00Z" w16du:dateUtc="2026-09-02T09:24:00Z">
               <w:tcPr>
                 <w:tcW w:w="2572" w:type="dxa"/>
               </w:tcPr>
@@ -9743,10 +9765,9 @@
               <w:spacing w:after="40"/>
               <w:jc w:val="both"/>
               <w:rPr>
-                <w:rFonts w:hint="eastAsia"/>
                 <w:sz w:val="18"/>
                 <w:szCs w:val="18"/>
-                <w:rPrChange w:id="553" w:author="Li Jianfeng" w:date="2026-09-02T17:25:00Z" w16du:dateUtc="2026-09-02T09:25:00Z">
+                <w:rPrChange w:id="556" w:author="Li Jianfeng" w:date="2026-09-02T17:25:00Z" w16du:dateUtc="2026-09-02T09:25:00Z">
                   <w:rPr/>
                 </w:rPrChange>
               </w:rPr>
@@ -9763,7 +9784,7 @@
         <w:tc>
           <w:tcPr>
             <w:tcW w:w="2636" w:type="dxa"/>
-            <w:tcPrChange w:id="554" w:author="Li Jianfeng" w:date="2026-09-02T17:24:00Z" w16du:dateUtc="2026-09-02T09:24:00Z">
+            <w:tcPrChange w:id="557" w:author="Li Jianfeng" w:date="2026-09-02T17:24:00Z" w16du:dateUtc="2026-09-02T09:24:00Z">
               <w:tcPr>
                 <w:tcW w:w="2636" w:type="dxa"/>
               </w:tcPr>
@@ -9776,7 +9797,7 @@
               <w:rPr>
                 <w:sz w:val="18"/>
                 <w:szCs w:val="18"/>
-                <w:rPrChange w:id="555" w:author="Li Jianfeng" w:date="2026-09-02T17:25:00Z" w16du:dateUtc="2026-09-02T09:25:00Z">
+                <w:rPrChange w:id="558" w:author="Li Jianfeng" w:date="2026-09-02T17:25:00Z" w16du:dateUtc="2026-09-02T09:25:00Z">
                   <w:rPr/>
                 </w:rPrChange>
               </w:rPr>
@@ -9795,7 +9816,7 @@
         <w:tc>
           <w:tcPr>
             <w:tcW w:w="1555" w:type="dxa"/>
-            <w:tcPrChange w:id="556" w:author="Li Jianfeng" w:date="2026-09-02T17:24:00Z" w16du:dateUtc="2026-09-02T09:24:00Z">
+            <w:tcPrChange w:id="559" w:author="Li Jianfeng" w:date="2026-09-02T17:24:00Z" w16du:dateUtc="2026-09-02T09:24:00Z">
               <w:tcPr>
                 <w:tcW w:w="1646" w:type="dxa"/>
                 <w:gridSpan w:val="2"/>
@@ -9809,7 +9830,7 @@
               <w:rPr>
                 <w:sz w:val="18"/>
                 <w:szCs w:val="18"/>
-                <w:rPrChange w:id="557" w:author="Li Jianfeng" w:date="2026-09-02T17:25:00Z" w16du:dateUtc="2026-09-02T09:25:00Z">
+                <w:rPrChange w:id="560" w:author="Li Jianfeng" w:date="2026-09-02T17:25:00Z" w16du:dateUtc="2026-09-02T09:25:00Z">
                   <w:rPr/>
                 </w:rPrChange>
               </w:rPr>
@@ -9826,7 +9847,7 @@
         <w:tc>
           <w:tcPr>
             <w:tcW w:w="2869" w:type="dxa"/>
-            <w:tcPrChange w:id="558" w:author="Li Jianfeng" w:date="2026-09-02T17:24:00Z" w16du:dateUtc="2026-09-02T09:24:00Z">
+            <w:tcPrChange w:id="561" w:author="Li Jianfeng" w:date="2026-09-02T17:24:00Z" w16du:dateUtc="2026-09-02T09:24:00Z">
               <w:tcPr>
                 <w:tcW w:w="2778" w:type="dxa"/>
               </w:tcPr>
@@ -9839,7 +9860,7 @@
               <w:rPr>
                 <w:sz w:val="18"/>
                 <w:szCs w:val="18"/>
-                <w:rPrChange w:id="559" w:author="Li Jianfeng" w:date="2026-09-02T17:25:00Z" w16du:dateUtc="2026-09-02T09:25:00Z">
+                <w:rPrChange w:id="562" w:author="Li Jianfeng" w:date="2026-09-02T17:25:00Z" w16du:dateUtc="2026-09-02T09:25:00Z">
                   <w:rPr/>
                 </w:rPrChange>
               </w:rPr>
@@ -9856,7 +9877,7 @@
         <w:tc>
           <w:tcPr>
             <w:tcW w:w="2572" w:type="dxa"/>
-            <w:tcPrChange w:id="560" w:author="Li Jianfeng" w:date="2026-09-02T17:24:00Z" w16du:dateUtc="2026-09-02T09:24:00Z">
+            <w:tcPrChange w:id="563" w:author="Li Jianfeng" w:date="2026-09-02T17:24:00Z" w16du:dateUtc="2026-09-02T09:24:00Z">
               <w:tcPr>
                 <w:tcW w:w="2572" w:type="dxa"/>
               </w:tcPr>
@@ -9869,7 +9890,7 @@
               <w:rPr>
                 <w:sz w:val="18"/>
                 <w:szCs w:val="18"/>
-                <w:rPrChange w:id="561" w:author="Li Jianfeng" w:date="2026-09-02T17:25:00Z" w16du:dateUtc="2026-09-02T09:25:00Z">
+                <w:rPrChange w:id="564" w:author="Li Jianfeng" w:date="2026-09-02T17:25:00Z" w16du:dateUtc="2026-09-02T09:25:00Z">
                   <w:rPr/>
                 </w:rPrChange>
               </w:rPr>
@@ -9886,7 +9907,7 @@
         <w:tc>
           <w:tcPr>
             <w:tcW w:w="2636" w:type="dxa"/>
-            <w:tcPrChange w:id="562" w:author="Li Jianfeng" w:date="2026-09-02T17:24:00Z" w16du:dateUtc="2026-09-02T09:24:00Z">
+            <w:tcPrChange w:id="565" w:author="Li Jianfeng" w:date="2026-09-02T17:24:00Z" w16du:dateUtc="2026-09-02T09:24:00Z">
               <w:tcPr>
                 <w:tcW w:w="2636" w:type="dxa"/>
               </w:tcPr>
@@ -9899,7 +9920,7 @@
               <w:rPr>
                 <w:sz w:val="18"/>
                 <w:szCs w:val="18"/>
-                <w:rPrChange w:id="563" w:author="Li Jianfeng" w:date="2026-09-02T17:25:00Z" w16du:dateUtc="2026-09-02T09:25:00Z">
+                <w:rPrChange w:id="566" w:author="Li Jianfeng" w:date="2026-09-02T17:25:00Z" w16du:dateUtc="2026-09-02T09:25:00Z">
                   <w:rPr/>
                 </w:rPrChange>
               </w:rPr>
@@ -9918,7 +9939,7 @@
         <w:tc>
           <w:tcPr>
             <w:tcW w:w="1555" w:type="dxa"/>
-            <w:tcPrChange w:id="564" w:author="Li Jianfeng" w:date="2026-09-02T17:24:00Z" w16du:dateUtc="2026-09-02T09:24:00Z">
+            <w:tcPrChange w:id="567" w:author="Li Jianfeng" w:date="2026-09-02T17:24:00Z" w16du:dateUtc="2026-09-02T09:24:00Z">
               <w:tcPr>
                 <w:tcW w:w="1646" w:type="dxa"/>
                 <w:gridSpan w:val="2"/>
@@ -9932,7 +9953,7 @@
               <w:rPr>
                 <w:sz w:val="18"/>
                 <w:szCs w:val="18"/>
-                <w:rPrChange w:id="565" w:author="Li Jianfeng" w:date="2026-09-02T17:25:00Z" w16du:dateUtc="2026-09-02T09:25:00Z">
+                <w:rPrChange w:id="568" w:author="Li Jianfeng" w:date="2026-09-02T17:25:00Z" w16du:dateUtc="2026-09-02T09:25:00Z">
                   <w:rPr/>
                 </w:rPrChange>
               </w:rPr>
@@ -9949,7 +9970,7 @@
         <w:tc>
           <w:tcPr>
             <w:tcW w:w="2869" w:type="dxa"/>
-            <w:tcPrChange w:id="566" w:author="Li Jianfeng" w:date="2026-09-02T17:24:00Z" w16du:dateUtc="2026-09-02T09:24:00Z">
+            <w:tcPrChange w:id="569" w:author="Li Jianfeng" w:date="2026-09-02T17:24:00Z" w16du:dateUtc="2026-09-02T09:24:00Z">
               <w:tcPr>
                 <w:tcW w:w="2778" w:type="dxa"/>
               </w:tcPr>
@@ -9962,7 +9983,7 @@
               <w:rPr>
                 <w:sz w:val="18"/>
                 <w:szCs w:val="18"/>
-                <w:rPrChange w:id="567" w:author="Li Jianfeng" w:date="2026-09-02T17:25:00Z" w16du:dateUtc="2026-09-02T09:25:00Z">
+                <w:rPrChange w:id="570" w:author="Li Jianfeng" w:date="2026-09-02T17:25:00Z" w16du:dateUtc="2026-09-02T09:25:00Z">
                   <w:rPr/>
                 </w:rPrChange>
               </w:rPr>
@@ -9979,7 +10000,7 @@
         <w:tc>
           <w:tcPr>
             <w:tcW w:w="2572" w:type="dxa"/>
-            <w:tcPrChange w:id="568" w:author="Li Jianfeng" w:date="2026-09-02T17:24:00Z" w16du:dateUtc="2026-09-02T09:24:00Z">
+            <w:tcPrChange w:id="571" w:author="Li Jianfeng" w:date="2026-09-02T17:24:00Z" w16du:dateUtc="2026-09-02T09:24:00Z">
               <w:tcPr>
                 <w:tcW w:w="2572" w:type="dxa"/>
               </w:tcPr>
@@ -9992,7 +10013,7 @@
               <w:rPr>
                 <w:sz w:val="18"/>
                 <w:szCs w:val="18"/>
-                <w:rPrChange w:id="569" w:author="Li Jianfeng" w:date="2026-09-02T17:25:00Z" w16du:dateUtc="2026-09-02T09:25:00Z">
+                <w:rPrChange w:id="572" w:author="Li Jianfeng" w:date="2026-09-02T17:25:00Z" w16du:dateUtc="2026-09-02T09:25:00Z">
                   <w:rPr/>
                 </w:rPrChange>
               </w:rPr>
@@ -10009,7 +10030,7 @@
         <w:tc>
           <w:tcPr>
             <w:tcW w:w="2636" w:type="dxa"/>
-            <w:tcPrChange w:id="570" w:author="Li Jianfeng" w:date="2026-09-02T17:24:00Z" w16du:dateUtc="2026-09-02T09:24:00Z">
+            <w:tcPrChange w:id="573" w:author="Li Jianfeng" w:date="2026-09-02T17:24:00Z" w16du:dateUtc="2026-09-02T09:24:00Z">
               <w:tcPr>
                 <w:tcW w:w="2636" w:type="dxa"/>
               </w:tcPr>
@@ -10022,7 +10043,7 @@
               <w:rPr>
                 <w:sz w:val="18"/>
                 <w:szCs w:val="18"/>
-                <w:rPrChange w:id="571" w:author="Li Jianfeng" w:date="2026-09-02T17:25:00Z" w16du:dateUtc="2026-09-02T09:25:00Z">
+                <w:rPrChange w:id="574" w:author="Li Jianfeng" w:date="2026-09-02T17:25:00Z" w16du:dateUtc="2026-09-02T09:25:00Z">
                   <w:rPr/>
                 </w:rPrChange>
               </w:rPr>
@@ -10041,7 +10062,7 @@
         <w:tc>
           <w:tcPr>
             <w:tcW w:w="1555" w:type="dxa"/>
-            <w:tcPrChange w:id="572" w:author="Li Jianfeng" w:date="2026-09-02T17:24:00Z" w16du:dateUtc="2026-09-02T09:24:00Z">
+            <w:tcPrChange w:id="575" w:author="Li Jianfeng" w:date="2026-09-02T17:24:00Z" w16du:dateUtc="2026-09-02T09:24:00Z">
               <w:tcPr>
                 <w:tcW w:w="1646" w:type="dxa"/>
                 <w:gridSpan w:val="2"/>
@@ -10055,7 +10076,7 @@
               <w:rPr>
                 <w:sz w:val="18"/>
                 <w:szCs w:val="18"/>
-                <w:rPrChange w:id="573" w:author="Li Jianfeng" w:date="2026-09-02T17:25:00Z" w16du:dateUtc="2026-09-02T09:25:00Z">
+                <w:rPrChange w:id="576" w:author="Li Jianfeng" w:date="2026-09-02T17:25:00Z" w16du:dateUtc="2026-09-02T09:25:00Z">
                   <w:rPr/>
                 </w:rPrChange>
               </w:rPr>
@@ -10072,7 +10093,7 @@
         <w:tc>
           <w:tcPr>
             <w:tcW w:w="2869" w:type="dxa"/>
-            <w:tcPrChange w:id="574" w:author="Li Jianfeng" w:date="2026-09-02T17:24:00Z" w16du:dateUtc="2026-09-02T09:24:00Z">
+            <w:tcPrChange w:id="577" w:author="Li Jianfeng" w:date="2026-09-02T17:24:00Z" w16du:dateUtc="2026-09-02T09:24:00Z">
               <w:tcPr>
                 <w:tcW w:w="2778" w:type="dxa"/>
               </w:tcPr>
@@ -10084,11 +10105,11 @@
               <w:rPr>
                 <w:sz w:val="18"/>
                 <w:szCs w:val="18"/>
-                <w:rPrChange w:id="575" w:author="Li Jianfeng" w:date="2026-09-02T17:25:00Z" w16du:dateUtc="2026-09-02T09:25:00Z">
+                <w:rPrChange w:id="578" w:author="Li Jianfeng" w:date="2026-09-02T17:25:00Z" w16du:dateUtc="2026-09-02T09:25:00Z">
                   <w:rPr/>
                 </w:rPrChange>
               </w:rPr>
-              <w:pPrChange w:id="576" w:author="Li Jianfeng" w:date="2026-09-02T16:59:00Z" w16du:dateUtc="2026-09-02T08:59:00Z">
+              <w:pPrChange w:id="579" w:author="Li Jianfeng" w:date="2026-09-02T16:59:00Z" w16du:dateUtc="2026-09-02T08:59:00Z">
                 <w:pPr/>
               </w:pPrChange>
             </w:pPr>
@@ -10096,7 +10117,7 @@
               <w:rPr>
                 <w:sz w:val="18"/>
                 <w:szCs w:val="18"/>
-                <w:rPrChange w:id="577" w:author="Li Jianfeng" w:date="2026-09-02T17:25:00Z" w16du:dateUtc="2026-09-02T09:25:00Z">
+                <w:rPrChange w:id="580" w:author="Li Jianfeng" w:date="2026-09-02T17:25:00Z" w16du:dateUtc="2026-09-02T09:25:00Z">
                   <w:rPr>
                     <w:sz w:val="22"/>
                   </w:rPr>
@@ -10109,7 +10130,7 @@
         <w:tc>
           <w:tcPr>
             <w:tcW w:w="2572" w:type="dxa"/>
-            <w:tcPrChange w:id="578" w:author="Li Jianfeng" w:date="2026-09-02T17:24:00Z" w16du:dateUtc="2026-09-02T09:24:00Z">
+            <w:tcPrChange w:id="581" w:author="Li Jianfeng" w:date="2026-09-02T17:24:00Z" w16du:dateUtc="2026-09-02T09:24:00Z">
               <w:tcPr>
                 <w:tcW w:w="2572" w:type="dxa"/>
               </w:tcPr>
@@ -10122,7 +10143,7 @@
               <w:rPr>
                 <w:sz w:val="18"/>
                 <w:szCs w:val="18"/>
-                <w:rPrChange w:id="579" w:author="Li Jianfeng" w:date="2026-09-02T17:25:00Z" w16du:dateUtc="2026-09-02T09:25:00Z">
+                <w:rPrChange w:id="582" w:author="Li Jianfeng" w:date="2026-09-02T17:25:00Z" w16du:dateUtc="2026-09-02T09:25:00Z">
                   <w:rPr/>
                 </w:rPrChange>
               </w:rPr>
@@ -10139,7 +10160,7 @@
         <w:tc>
           <w:tcPr>
             <w:tcW w:w="2636" w:type="dxa"/>
-            <w:tcPrChange w:id="580" w:author="Li Jianfeng" w:date="2026-09-02T17:24:00Z" w16du:dateUtc="2026-09-02T09:24:00Z">
+            <w:tcPrChange w:id="583" w:author="Li Jianfeng" w:date="2026-09-02T17:24:00Z" w16du:dateUtc="2026-09-02T09:24:00Z">
               <w:tcPr>
                 <w:tcW w:w="2636" w:type="dxa"/>
               </w:tcPr>
@@ -10152,7 +10173,7 @@
               <w:rPr>
                 <w:sz w:val="18"/>
                 <w:szCs w:val="18"/>
-                <w:rPrChange w:id="581" w:author="Li Jianfeng" w:date="2026-09-02T17:25:00Z" w16du:dateUtc="2026-09-02T09:25:00Z">
+                <w:rPrChange w:id="584" w:author="Li Jianfeng" w:date="2026-09-02T17:25:00Z" w16du:dateUtc="2026-09-02T09:25:00Z">
                   <w:rPr/>
                 </w:rPrChange>
               </w:rPr>
@@ -10171,7 +10192,7 @@
         <w:tc>
           <w:tcPr>
             <w:tcW w:w="1555" w:type="dxa"/>
-            <w:tcPrChange w:id="582" w:author="Li Jianfeng" w:date="2026-09-02T17:24:00Z" w16du:dateUtc="2026-09-02T09:24:00Z">
+            <w:tcPrChange w:id="585" w:author="Li Jianfeng" w:date="2026-09-02T17:24:00Z" w16du:dateUtc="2026-09-02T09:24:00Z">
               <w:tcPr>
                 <w:tcW w:w="1646" w:type="dxa"/>
                 <w:gridSpan w:val="2"/>
@@ -10185,7 +10206,7 @@
               <w:rPr>
                 <w:sz w:val="18"/>
                 <w:szCs w:val="18"/>
-                <w:rPrChange w:id="583" w:author="Li Jianfeng" w:date="2026-09-02T17:25:00Z" w16du:dateUtc="2026-09-02T09:25:00Z">
+                <w:rPrChange w:id="586" w:author="Li Jianfeng" w:date="2026-09-02T17:25:00Z" w16du:dateUtc="2026-09-02T09:25:00Z">
                   <w:rPr/>
                 </w:rPrChange>
               </w:rPr>
@@ -10195,7 +10216,6 @@
                 <w:sz w:val="18"/>
                 <w:szCs w:val="18"/>
               </w:rPr>
-              <w:lastRenderedPageBreak/>
               <w:t>Weakness / risk</w:t>
             </w:r>
           </w:p>
@@ -10203,7 +10223,7 @@
         <w:tc>
           <w:tcPr>
             <w:tcW w:w="2869" w:type="dxa"/>
-            <w:tcPrChange w:id="584" w:author="Li Jianfeng" w:date="2026-09-02T17:24:00Z" w16du:dateUtc="2026-09-02T09:24:00Z">
+            <w:tcPrChange w:id="587" w:author="Li Jianfeng" w:date="2026-09-02T17:24:00Z" w16du:dateUtc="2026-09-02T09:24:00Z">
               <w:tcPr>
                 <w:tcW w:w="2778" w:type="dxa"/>
               </w:tcPr>
@@ -10216,7 +10236,7 @@
               <w:rPr>
                 <w:sz w:val="18"/>
                 <w:szCs w:val="18"/>
-                <w:rPrChange w:id="585" w:author="Li Jianfeng" w:date="2026-09-02T17:25:00Z" w16du:dateUtc="2026-09-02T09:25:00Z">
+                <w:rPrChange w:id="588" w:author="Li Jianfeng" w:date="2026-09-02T17:25:00Z" w16du:dateUtc="2026-09-02T09:25:00Z">
                   <w:rPr/>
                 </w:rPrChange>
               </w:rPr>
@@ -10233,7 +10253,7 @@
         <w:tc>
           <w:tcPr>
             <w:tcW w:w="2572" w:type="dxa"/>
-            <w:tcPrChange w:id="586" w:author="Li Jianfeng" w:date="2026-09-02T17:24:00Z" w16du:dateUtc="2026-09-02T09:24:00Z">
+            <w:tcPrChange w:id="589" w:author="Li Jianfeng" w:date="2026-09-02T17:24:00Z" w16du:dateUtc="2026-09-02T09:24:00Z">
               <w:tcPr>
                 <w:tcW w:w="2572" w:type="dxa"/>
               </w:tcPr>
@@ -10246,7 +10266,7 @@
               <w:rPr>
                 <w:sz w:val="18"/>
                 <w:szCs w:val="18"/>
-                <w:rPrChange w:id="587" w:author="Li Jianfeng" w:date="2026-09-02T17:25:00Z" w16du:dateUtc="2026-09-02T09:25:00Z">
+                <w:rPrChange w:id="590" w:author="Li Jianfeng" w:date="2026-09-02T17:25:00Z" w16du:dateUtc="2026-09-02T09:25:00Z">
                   <w:rPr/>
                 </w:rPrChange>
               </w:rPr>
@@ -10263,7 +10283,7 @@
         <w:tc>
           <w:tcPr>
             <w:tcW w:w="2636" w:type="dxa"/>
-            <w:tcPrChange w:id="588" w:author="Li Jianfeng" w:date="2026-09-02T17:24:00Z" w16du:dateUtc="2026-09-02T09:24:00Z">
+            <w:tcPrChange w:id="591" w:author="Li Jianfeng" w:date="2026-09-02T17:24:00Z" w16du:dateUtc="2026-09-02T09:24:00Z">
               <w:tcPr>
                 <w:tcW w:w="2636" w:type="dxa"/>
               </w:tcPr>
@@ -10276,7 +10296,7 @@
               <w:rPr>
                 <w:sz w:val="18"/>
                 <w:szCs w:val="18"/>
-                <w:rPrChange w:id="589" w:author="Li Jianfeng" w:date="2026-09-02T17:25:00Z" w16du:dateUtc="2026-09-02T09:25:00Z">
+                <w:rPrChange w:id="592" w:author="Li Jianfeng" w:date="2026-09-02T17:25:00Z" w16du:dateUtc="2026-09-02T09:25:00Z">
                   <w:rPr/>
                 </w:rPrChange>
               </w:rPr>
@@ -10368,6 +10388,7 @@
           <w:sz w:val="22"/>
           <w:lang w:val="en-GB"/>
         </w:rPr>
+        <w:lastRenderedPageBreak/>
         <w:t>Please provide details on the preferred “path to commercialisation”</w:t>
       </w:r>
       <w:r>
@@ -10449,7 +10470,7 @@
         <w:spacing w:after="120" w:line="259" w:lineRule="auto"/>
         <w:jc w:val="both"/>
         <w:rPr>
-          <w:del w:id="590" w:author="Li Jianfeng" w:date="2026-09-02T17:15:00Z" w16du:dateUtc="2026-09-02T09:15:00Z"/>
+          <w:del w:id="593" w:author="Li Jianfeng" w:date="2026-09-02T17:15:00Z" w16du:dateUtc="2026-09-02T09:15:00Z"/>
         </w:rPr>
       </w:pPr>
       <w:r>
@@ -10472,11 +10493,11 @@
         <w:jc w:val="both"/>
         <w:rPr>
           <w:rFonts w:eastAsiaTheme="minorEastAsia"/>
-          <w:rPrChange w:id="591" w:author="Li Jianfeng" w:date="2026-09-02T17:15:00Z" w16du:dateUtc="2026-09-02T09:15:00Z">
+          <w:rPrChange w:id="594" w:author="Li Jianfeng" w:date="2026-09-02T17:15:00Z" w16du:dateUtc="2026-09-02T09:15:00Z">
             <w:rPr/>
           </w:rPrChange>
         </w:rPr>
-        <w:pPrChange w:id="592" w:author="Li Jianfeng" w:date="2026-09-02T17:15:00Z" w16du:dateUtc="2026-09-02T09:15:00Z">
+        <w:pPrChange w:id="595" w:author="Li Jianfeng" w:date="2026-09-02T17:15:00Z" w16du:dateUtc="2026-09-02T09:15:00Z">
           <w:pPr>
             <w:spacing w:after="80" w:line="252" w:lineRule="auto"/>
             <w:jc w:val="both"/>
@@ -10502,7 +10523,7 @@
         <w:spacing w:after="80" w:line="252" w:lineRule="auto"/>
         <w:jc w:val="both"/>
         <w:rPr>
-          <w:del w:id="593" w:author="Li Jianfeng" w:date="2026-09-02T17:15:00Z" w16du:dateUtc="2026-09-02T09:15:00Z"/>
+          <w:del w:id="596" w:author="Li Jianfeng" w:date="2026-09-02T17:15:00Z" w16du:dateUtc="2026-09-02T09:15:00Z"/>
         </w:rPr>
       </w:pPr>
       <w:r>
@@ -10518,11 +10539,11 @@
         <w:jc w:val="both"/>
         <w:rPr>
           <w:rFonts w:eastAsiaTheme="minorEastAsia"/>
-          <w:rPrChange w:id="594" w:author="Li Jianfeng" w:date="2026-09-02T17:15:00Z" w16du:dateUtc="2026-09-02T09:15:00Z">
+          <w:rPrChange w:id="597" w:author="Li Jianfeng" w:date="2026-09-02T17:15:00Z" w16du:dateUtc="2026-09-02T09:15:00Z">
             <w:rPr/>
           </w:rPrChange>
         </w:rPr>
-        <w:pPrChange w:id="595" w:author="Li Jianfeng" w:date="2026-09-02T17:15:00Z" w16du:dateUtc="2026-09-02T09:15:00Z">
+        <w:pPrChange w:id="598" w:author="Li Jianfeng" w:date="2026-09-02T17:15:00Z" w16du:dateUtc="2026-09-02T09:15:00Z">
           <w:pPr>
             <w:spacing w:after="60" w:line="252" w:lineRule="auto"/>
             <w:jc w:val="both"/>
@@ -10535,7 +10556,7 @@
         <w:spacing w:after="120" w:line="259" w:lineRule="auto"/>
         <w:jc w:val="both"/>
         <w:rPr>
-          <w:del w:id="596" w:author="Li Jianfeng" w:date="2026-09-02T17:15:00Z" w16du:dateUtc="2026-09-02T09:15:00Z"/>
+          <w:del w:id="599" w:author="Li Jianfeng" w:date="2026-09-02T17:15:00Z" w16du:dateUtc="2026-09-02T09:15:00Z"/>
           <w:sz w:val="22"/>
         </w:rPr>
       </w:pPr>
@@ -10559,7 +10580,7 @@
         <w:jc w:val="both"/>
         <w:rPr>
           <w:rFonts w:eastAsiaTheme="minorEastAsia"/>
-          <w:rPrChange w:id="597" w:author="Li Jianfeng" w:date="2026-09-02T17:15:00Z" w16du:dateUtc="2026-09-02T09:15:00Z">
+          <w:rPrChange w:id="600" w:author="Li Jianfeng" w:date="2026-09-02T17:15:00Z" w16du:dateUtc="2026-09-02T09:15:00Z">
             <w:rPr/>
           </w:rPrChange>
         </w:rPr>
@@ -10584,14 +10605,14 @@
         <w:rPr>
           <w:sz w:val="22"/>
         </w:rPr>
-        <w:t xml:space="preserve"> The main risks are technical performance for the selected event class, whether the low-power sensing layer can detect the earliest useful event features, equipment-</w:t>
+        <w:t xml:space="preserve"> The main risks are technical performance for the selected event class, whether the low-power sensing layer can detect the earliest useful event features, equipment-manufacturer integration cost, proof of willingness to pay, and the possibility that some customers already have sufficient proprietary triggering solutions. The investor/company attraction is that the product targets a </w:t>
       </w:r>
       <w:r>
         <w:rPr>
           <w:sz w:val="22"/>
         </w:rPr>
         <w:lastRenderedPageBreak/>
-        <w:t>manufacturer integration cost, proof of willingness to pay, and the possibility that some customers already have sufficient proprietary triggering solutions. The investor/company attraction is that the product targets a repeatable bottleneck across large and growing infrastructure and industrial monitoring markets: how to capture sudden events and anomalies broadly without spending constrained node resources on irrelevant data. If one use case proves clear customer value, the core module, software, and licensing package can be extended across adjacent monitoring products, complete pilot nodes, and regional equipment-manufacturer channels.</w:t>
+        <w:t>repeatable bottleneck across large and growing infrastructure and industrial monitoring markets: how to capture sudden events and anomalies broadly without spending constrained node resources on irrelevant data. If one use case proves clear customer value, the core module, software, and licensing package can be extended across adjacent monitoring products, complete pilot nodes, and regional equipment-manufacturer channels.</w:t>
       </w:r>
     </w:p>
     <w:p>
@@ -10599,11 +10620,11 @@
         <w:spacing w:after="120" w:line="252" w:lineRule="auto"/>
         <w:jc w:val="center"/>
         <w:rPr>
-          <w:ins w:id="598" w:author="Li Jianfeng" w:date="2026-09-02T16:56:00Z" w16du:dateUtc="2026-09-02T08:56:00Z"/>
+          <w:ins w:id="601" w:author="Li Jianfeng" w:date="2026-09-02T16:56:00Z" w16du:dateUtc="2026-09-02T08:56:00Z"/>
           <w:rFonts w:eastAsiaTheme="minorEastAsia"/>
         </w:rPr>
       </w:pPr>
-      <w:ins w:id="599" w:author="Li Jianfeng" w:date="2026-09-02T16:56:00Z" w16du:dateUtc="2026-09-02T08:56:00Z">
+      <w:ins w:id="602" w:author="Li Jianfeng" w:date="2026-09-02T16:56:00Z" w16du:dateUtc="2026-09-02T08:56:00Z">
         <w:r>
           <w:rPr>
             <w:noProof/>
@@ -10661,26 +10682,26 @@
         <w:spacing w:after="200"/>
         <w:jc w:val="center"/>
         <w:rPr>
-          <w:ins w:id="600" w:author="Li Jianfeng" w:date="2026-09-02T16:56:00Z" w16du:dateUtc="2026-09-02T08:56:00Z"/>
+          <w:ins w:id="603" w:author="Li Jianfeng" w:date="2026-09-02T16:56:00Z" w16du:dateUtc="2026-09-02T08:56:00Z"/>
           <w:rFonts w:eastAsiaTheme="minorEastAsia"/>
           <w:bCs/>
           <w:i/>
           <w:lang w:val="en"/>
-          <w:rPrChange w:id="601" w:author="Li Jianfeng" w:date="2026-09-02T16:56:00Z" w16du:dateUtc="2026-09-02T08:56:00Z">
+          <w:rPrChange w:id="604" w:author="Li Jianfeng" w:date="2026-09-02T16:56:00Z" w16du:dateUtc="2026-09-02T08:56:00Z">
             <w:rPr>
-              <w:ins w:id="602" w:author="Li Jianfeng" w:date="2026-09-02T16:56:00Z" w16du:dateUtc="2026-09-02T08:56:00Z"/>
+              <w:ins w:id="605" w:author="Li Jianfeng" w:date="2026-09-02T16:56:00Z" w16du:dateUtc="2026-09-02T08:56:00Z"/>
               <w:rFonts w:eastAsiaTheme="minorEastAsia"/>
             </w:rPr>
           </w:rPrChange>
         </w:rPr>
-        <w:pPrChange w:id="603" w:author="Li Jianfeng" w:date="2026-09-02T17:02:00Z" w16du:dateUtc="2026-09-02T09:02:00Z">
+        <w:pPrChange w:id="606" w:author="Li Jianfeng" w:date="2026-09-02T17:02:00Z" w16du:dateUtc="2026-09-02T09:02:00Z">
           <w:pPr>
             <w:spacing w:after="120" w:line="252" w:lineRule="auto"/>
             <w:jc w:val="center"/>
           </w:pPr>
         </w:pPrChange>
       </w:pPr>
-      <w:ins w:id="604" w:author="Li Jianfeng" w:date="2026-09-02T16:56:00Z" w16du:dateUtc="2026-09-02T08:56:00Z">
+      <w:ins w:id="607" w:author="Li Jianfeng" w:date="2026-09-02T16:56:00Z" w16du:dateUtc="2026-09-02T08:56:00Z">
         <w:r>
           <w:rPr>
             <w:rFonts w:eastAsiaTheme="minorEastAsia" w:hint="eastAsia"/>
@@ -10707,17 +10728,17 @@
         <w:spacing w:after="120" w:line="252" w:lineRule="auto"/>
         <w:jc w:val="both"/>
         <w:rPr>
-          <w:del w:id="605" w:author="Li Jianfeng" w:date="2026-09-02T16:58:00Z" w16du:dateUtc="2026-09-02T08:58:00Z"/>
+          <w:del w:id="608" w:author="Li Jianfeng" w:date="2026-09-02T16:58:00Z" w16du:dateUtc="2026-09-02T08:58:00Z"/>
           <w:rFonts w:eastAsiaTheme="minorEastAsia"/>
         </w:rPr>
-        <w:pPrChange w:id="606" w:author="Li Jianfeng" w:date="2026-09-02T16:59:00Z" w16du:dateUtc="2026-09-02T08:59:00Z">
+        <w:pPrChange w:id="609" w:author="Li Jianfeng" w:date="2026-09-02T16:59:00Z" w16du:dateUtc="2026-09-02T08:59:00Z">
           <w:pPr>
             <w:spacing w:after="120" w:line="252" w:lineRule="auto"/>
             <w:jc w:val="center"/>
           </w:pPr>
         </w:pPrChange>
       </w:pPr>
-      <w:del w:id="607" w:author="Li Jianfeng" w:date="2026-09-02T16:58:00Z" w16du:dateUtc="2026-09-02T08:58:00Z">
+      <w:del w:id="610" w:author="Li Jianfeng" w:date="2026-09-02T16:58:00Z" w16du:dateUtc="2026-09-02T08:58:00Z">
         <w:r>
           <w:rPr>
             <w:noProof/>
@@ -10774,7 +10795,7 @@
       <w:pPr>
         <w:jc w:val="both"/>
         <w:rPr>
-          <w:del w:id="608" w:author="Li Jianfeng" w:date="2026-09-02T16:58:00Z" w16du:dateUtc="2026-09-02T08:58:00Z"/>
+          <w:del w:id="611" w:author="Li Jianfeng" w:date="2026-09-02T16:58:00Z" w16du:dateUtc="2026-09-02T08:58:00Z"/>
           <w:b/>
           <w:bCs/>
           <w:lang w:val="en-GB"/>
@@ -10978,6 +10999,7 @@
           <w:sz w:val="22"/>
           <w:lang w:val="en-GB"/>
         </w:rPr>
+        <w:lastRenderedPageBreak/>
         <w:t>2.8</w:t>
       </w:r>
       <w:r>
@@ -11176,7 +11198,7 @@
         <w:spacing w:after="120" w:line="259" w:lineRule="auto"/>
         <w:jc w:val="both"/>
         <w:rPr>
-          <w:del w:id="609" w:author="Li Jianfeng" w:date="2026-09-02T17:15:00Z" w16du:dateUtc="2026-09-02T09:15:00Z"/>
+          <w:del w:id="612" w:author="Li Jianfeng" w:date="2026-09-02T17:15:00Z" w16du:dateUtc="2026-09-02T09:15:00Z"/>
         </w:rPr>
       </w:pPr>
       <w:r>
@@ -11185,7 +11207,6 @@
           <w:sz w:val="22"/>
           <w:highlight w:val="yellow"/>
         </w:rPr>
-        <w:lastRenderedPageBreak/>
         <w:t>Current endorsement status.</w:t>
       </w:r>
       <w:r>
@@ -11201,11 +11222,11 @@
         <w:jc w:val="both"/>
         <w:rPr>
           <w:rFonts w:eastAsiaTheme="minorEastAsia"/>
-          <w:rPrChange w:id="610" w:author="Li Jianfeng" w:date="2026-09-02T17:15:00Z" w16du:dateUtc="2026-09-02T09:15:00Z">
+          <w:rPrChange w:id="613" w:author="Li Jianfeng" w:date="2026-09-02T17:15:00Z" w16du:dateUtc="2026-09-02T09:15:00Z">
             <w:rPr/>
           </w:rPrChange>
         </w:rPr>
-        <w:pPrChange w:id="611" w:author="Li Jianfeng" w:date="2026-09-02T17:15:00Z" w16du:dateUtc="2026-09-02T09:15:00Z">
+        <w:pPrChange w:id="614" w:author="Li Jianfeng" w:date="2026-09-02T17:15:00Z" w16du:dateUtc="2026-09-02T09:15:00Z">
           <w:pPr>
             <w:spacing w:after="60" w:line="252" w:lineRule="auto"/>
             <w:jc w:val="both"/>
@@ -11218,7 +11239,7 @@
         <w:spacing w:after="120" w:line="259" w:lineRule="auto"/>
         <w:jc w:val="both"/>
         <w:rPr>
-          <w:ins w:id="612" w:author="Li Jianfeng" w:date="2026-09-02T16:59:00Z" w16du:dateUtc="2026-09-02T08:59:00Z"/>
+          <w:ins w:id="615" w:author="Li Jianfeng" w:date="2026-09-02T16:59:00Z" w16du:dateUtc="2026-09-02T08:59:00Z"/>
           <w:rFonts w:eastAsiaTheme="minorEastAsia"/>
           <w:sz w:val="22"/>
         </w:rPr>
@@ -11246,25 +11267,25 @@
           <w:rFonts w:eastAsiaTheme="minorEastAsia"/>
           <w:i/>
           <w:iCs/>
-          <w:rPrChange w:id="613" w:author="Li Jianfeng" w:date="2026-09-02T16:59:00Z" w16du:dateUtc="2026-09-02T08:59:00Z">
+          <w:rPrChange w:id="616" w:author="Li Jianfeng" w:date="2026-09-02T16:59:00Z" w16du:dateUtc="2026-09-02T08:59:00Z">
             <w:rPr/>
           </w:rPrChange>
         </w:rPr>
-        <w:pPrChange w:id="614" w:author="Li Jianfeng" w:date="2026-09-02T17:03:00Z" w16du:dateUtc="2026-09-02T09:03:00Z">
+        <w:pPrChange w:id="617" w:author="Li Jianfeng" w:date="2026-09-02T17:03:00Z" w16du:dateUtc="2026-09-02T09:03:00Z">
           <w:pPr>
             <w:spacing w:after="120" w:line="259" w:lineRule="auto"/>
             <w:jc w:val="both"/>
           </w:pPr>
         </w:pPrChange>
       </w:pPr>
-      <w:ins w:id="615" w:author="Li Jianfeng" w:date="2026-09-02T16:59:00Z" w16du:dateUtc="2026-09-02T08:59:00Z">
+      <w:ins w:id="618" w:author="Li Jianfeng" w:date="2026-09-02T16:59:00Z" w16du:dateUtc="2026-09-02T08:59:00Z">
         <w:r>
           <w:rPr>
             <w:rFonts w:eastAsiaTheme="minorEastAsia"/>
             <w:i/>
             <w:iCs/>
             <w:sz w:val="22"/>
-            <w:rPrChange w:id="616" w:author="Li Jianfeng" w:date="2026-09-02T16:59:00Z" w16du:dateUtc="2026-09-02T08:59:00Z">
+            <w:rPrChange w:id="619" w:author="Li Jianfeng" w:date="2026-09-02T16:59:00Z" w16du:dateUtc="2026-09-02T08:59:00Z">
               <w:rPr>
                 <w:rFonts w:eastAsiaTheme="minorEastAsia"/>
                 <w:sz w:val="22"/>
@@ -11274,7 +11295,7 @@
           <w:t>Table x</w:t>
         </w:r>
       </w:ins>
-      <w:ins w:id="617" w:author="Li Jianfeng" w:date="2026-09-02T17:25:00Z" w16du:dateUtc="2026-09-02T09:25:00Z">
+      <w:ins w:id="620" w:author="Li Jianfeng" w:date="2026-09-02T17:25:00Z" w16du:dateUtc="2026-09-02T09:25:00Z">
         <w:r>
           <w:rPr>
             <w:rFonts w:eastAsiaTheme="minorEastAsia" w:hint="eastAsia"/>
@@ -11323,7 +11344,7 @@
               <w:rPr>
                 <w:highlight w:val="yellow"/>
               </w:rPr>
-              <w:pPrChange w:id="618" w:author="Li Jianfeng" w:date="2026-09-02T16:59:00Z" w16du:dateUtc="2026-09-02T08:59:00Z">
+              <w:pPrChange w:id="621" w:author="Li Jianfeng" w:date="2026-09-02T16:59:00Z" w16du:dateUtc="2026-09-02T08:59:00Z">
                 <w:pPr/>
               </w:pPrChange>
             </w:pPr>
@@ -11332,7 +11353,7 @@
                 <w:b/>
                 <w:sz w:val="24"/>
                 <w:highlight w:val="yellow"/>
-                <w:rPrChange w:id="619" w:author="Li Jianfeng" w:date="2026-09-02T17:03:00Z" w16du:dateUtc="2026-09-02T09:03:00Z">
+                <w:rPrChange w:id="622" w:author="Li Jianfeng" w:date="2026-09-02T17:03:00Z" w16du:dateUtc="2026-09-02T09:03:00Z">
                   <w:rPr>
                     <w:b/>
                     <w:sz w:val="16"/>
@@ -11356,7 +11377,7 @@
               <w:rPr>
                 <w:highlight w:val="yellow"/>
               </w:rPr>
-              <w:pPrChange w:id="620" w:author="Li Jianfeng" w:date="2026-09-02T16:59:00Z" w16du:dateUtc="2026-09-02T08:59:00Z">
+              <w:pPrChange w:id="623" w:author="Li Jianfeng" w:date="2026-09-02T16:59:00Z" w16du:dateUtc="2026-09-02T08:59:00Z">
                 <w:pPr/>
               </w:pPrChange>
             </w:pPr>
@@ -11365,7 +11386,7 @@
                 <w:b/>
                 <w:sz w:val="24"/>
                 <w:highlight w:val="yellow"/>
-                <w:rPrChange w:id="621" w:author="Li Jianfeng" w:date="2026-09-02T17:03:00Z" w16du:dateUtc="2026-09-02T09:03:00Z">
+                <w:rPrChange w:id="624" w:author="Li Jianfeng" w:date="2026-09-02T17:03:00Z" w16du:dateUtc="2026-09-02T09:03:00Z">
                   <w:rPr>
                     <w:b/>
                     <w:sz w:val="16"/>
@@ -11389,7 +11410,7 @@
               <w:rPr>
                 <w:highlight w:val="yellow"/>
               </w:rPr>
-              <w:pPrChange w:id="622" w:author="Li Jianfeng" w:date="2026-09-02T16:59:00Z" w16du:dateUtc="2026-09-02T08:59:00Z">
+              <w:pPrChange w:id="625" w:author="Li Jianfeng" w:date="2026-09-02T16:59:00Z" w16du:dateUtc="2026-09-02T08:59:00Z">
                 <w:pPr/>
               </w:pPrChange>
             </w:pPr>
@@ -11398,7 +11419,7 @@
                 <w:b/>
                 <w:sz w:val="24"/>
                 <w:highlight w:val="yellow"/>
-                <w:rPrChange w:id="623" w:author="Li Jianfeng" w:date="2026-09-02T17:03:00Z" w16du:dateUtc="2026-09-02T09:03:00Z">
+                <w:rPrChange w:id="626" w:author="Li Jianfeng" w:date="2026-09-02T17:03:00Z" w16du:dateUtc="2026-09-02T09:03:00Z">
                   <w:rPr>
                     <w:b/>
                     <w:sz w:val="16"/>
@@ -11427,7 +11448,7 @@
               <w:rPr>
                 <w:highlight w:val="yellow"/>
               </w:rPr>
-              <w:pPrChange w:id="624" w:author="Li Jianfeng" w:date="2026-09-02T16:59:00Z" w16du:dateUtc="2026-09-02T08:59:00Z">
+              <w:pPrChange w:id="627" w:author="Li Jianfeng" w:date="2026-09-02T16:59:00Z" w16du:dateUtc="2026-09-02T08:59:00Z">
                 <w:pPr/>
               </w:pPrChange>
             </w:pPr>
@@ -11435,7 +11456,7 @@
               <w:rPr>
                 <w:sz w:val="24"/>
                 <w:highlight w:val="yellow"/>
-                <w:rPrChange w:id="625" w:author="Li Jianfeng" w:date="2026-09-02T17:03:00Z" w16du:dateUtc="2026-09-02T09:03:00Z">
+                <w:rPrChange w:id="628" w:author="Li Jianfeng" w:date="2026-09-02T17:03:00Z" w16du:dateUtc="2026-09-02T09:03:00Z">
                   <w:rPr>
                     <w:sz w:val="16"/>
                     <w:highlight w:val="yellow"/>
@@ -11458,7 +11479,7 @@
               <w:rPr>
                 <w:highlight w:val="yellow"/>
               </w:rPr>
-              <w:pPrChange w:id="626" w:author="Li Jianfeng" w:date="2026-09-02T16:59:00Z" w16du:dateUtc="2026-09-02T08:59:00Z">
+              <w:pPrChange w:id="629" w:author="Li Jianfeng" w:date="2026-09-02T16:59:00Z" w16du:dateUtc="2026-09-02T08:59:00Z">
                 <w:pPr/>
               </w:pPrChange>
             </w:pPr>
@@ -11466,7 +11487,7 @@
               <w:rPr>
                 <w:sz w:val="24"/>
                 <w:highlight w:val="yellow"/>
-                <w:rPrChange w:id="627" w:author="Li Jianfeng" w:date="2026-09-02T17:03:00Z" w16du:dateUtc="2026-09-02T09:03:00Z">
+                <w:rPrChange w:id="630" w:author="Li Jianfeng" w:date="2026-09-02T17:03:00Z" w16du:dateUtc="2026-09-02T09:03:00Z">
                   <w:rPr>
                     <w:sz w:val="16"/>
                     <w:highlight w:val="yellow"/>
@@ -11489,7 +11510,7 @@
               <w:rPr>
                 <w:highlight w:val="yellow"/>
               </w:rPr>
-              <w:pPrChange w:id="628" w:author="Li Jianfeng" w:date="2026-09-02T16:59:00Z" w16du:dateUtc="2026-09-02T08:59:00Z">
+              <w:pPrChange w:id="631" w:author="Li Jianfeng" w:date="2026-09-02T16:59:00Z" w16du:dateUtc="2026-09-02T08:59:00Z">
                 <w:pPr/>
               </w:pPrChange>
             </w:pPr>
@@ -11497,7 +11518,7 @@
               <w:rPr>
                 <w:sz w:val="24"/>
                 <w:highlight w:val="yellow"/>
-                <w:rPrChange w:id="629" w:author="Li Jianfeng" w:date="2026-09-02T17:03:00Z" w16du:dateUtc="2026-09-02T09:03:00Z">
+                <w:rPrChange w:id="632" w:author="Li Jianfeng" w:date="2026-09-02T17:03:00Z" w16du:dateUtc="2026-09-02T09:03:00Z">
                   <w:rPr>
                     <w:sz w:val="16"/>
                     <w:highlight w:val="yellow"/>
@@ -11525,7 +11546,7 @@
               <w:rPr>
                 <w:highlight w:val="yellow"/>
               </w:rPr>
-              <w:pPrChange w:id="630" w:author="Li Jianfeng" w:date="2026-09-02T16:59:00Z" w16du:dateUtc="2026-09-02T08:59:00Z">
+              <w:pPrChange w:id="633" w:author="Li Jianfeng" w:date="2026-09-02T16:59:00Z" w16du:dateUtc="2026-09-02T08:59:00Z">
                 <w:pPr/>
               </w:pPrChange>
             </w:pPr>
@@ -11533,7 +11554,7 @@
               <w:rPr>
                 <w:sz w:val="24"/>
                 <w:highlight w:val="yellow"/>
-                <w:rPrChange w:id="631" w:author="Li Jianfeng" w:date="2026-09-02T17:03:00Z" w16du:dateUtc="2026-09-02T09:03:00Z">
+                <w:rPrChange w:id="634" w:author="Li Jianfeng" w:date="2026-09-02T17:03:00Z" w16du:dateUtc="2026-09-02T09:03:00Z">
                   <w:rPr>
                     <w:sz w:val="16"/>
                     <w:highlight w:val="yellow"/>
@@ -11556,7 +11577,7 @@
               <w:rPr>
                 <w:highlight w:val="yellow"/>
               </w:rPr>
-              <w:pPrChange w:id="632" w:author="Li Jianfeng" w:date="2026-09-02T16:59:00Z" w16du:dateUtc="2026-09-02T08:59:00Z">
+              <w:pPrChange w:id="635" w:author="Li Jianfeng" w:date="2026-09-02T16:59:00Z" w16du:dateUtc="2026-09-02T08:59:00Z">
                 <w:pPr/>
               </w:pPrChange>
             </w:pPr>
@@ -11564,7 +11585,7 @@
               <w:rPr>
                 <w:sz w:val="24"/>
                 <w:highlight w:val="yellow"/>
-                <w:rPrChange w:id="633" w:author="Li Jianfeng" w:date="2026-09-02T17:03:00Z" w16du:dateUtc="2026-09-02T09:03:00Z">
+                <w:rPrChange w:id="636" w:author="Li Jianfeng" w:date="2026-09-02T17:03:00Z" w16du:dateUtc="2026-09-02T09:03:00Z">
                   <w:rPr>
                     <w:sz w:val="16"/>
                     <w:highlight w:val="yellow"/>
@@ -11587,7 +11608,7 @@
               <w:rPr>
                 <w:highlight w:val="yellow"/>
               </w:rPr>
-              <w:pPrChange w:id="634" w:author="Li Jianfeng" w:date="2026-09-02T16:59:00Z" w16du:dateUtc="2026-09-02T08:59:00Z">
+              <w:pPrChange w:id="637" w:author="Li Jianfeng" w:date="2026-09-02T16:59:00Z" w16du:dateUtc="2026-09-02T08:59:00Z">
                 <w:pPr/>
               </w:pPrChange>
             </w:pPr>
@@ -11595,7 +11616,7 @@
               <w:rPr>
                 <w:sz w:val="24"/>
                 <w:highlight w:val="yellow"/>
-                <w:rPrChange w:id="635" w:author="Li Jianfeng" w:date="2026-09-02T17:03:00Z" w16du:dateUtc="2026-09-02T09:03:00Z">
+                <w:rPrChange w:id="638" w:author="Li Jianfeng" w:date="2026-09-02T17:03:00Z" w16du:dateUtc="2026-09-02T09:03:00Z">
                   <w:rPr>
                     <w:sz w:val="16"/>
                     <w:highlight w:val="yellow"/>
@@ -11623,7 +11644,7 @@
               <w:rPr>
                 <w:highlight w:val="yellow"/>
               </w:rPr>
-              <w:pPrChange w:id="636" w:author="Li Jianfeng" w:date="2026-09-02T16:59:00Z" w16du:dateUtc="2026-09-02T08:59:00Z">
+              <w:pPrChange w:id="639" w:author="Li Jianfeng" w:date="2026-09-02T16:59:00Z" w16du:dateUtc="2026-09-02T08:59:00Z">
                 <w:pPr/>
               </w:pPrChange>
             </w:pPr>
@@ -11631,7 +11652,7 @@
               <w:rPr>
                 <w:sz w:val="24"/>
                 <w:highlight w:val="yellow"/>
-                <w:rPrChange w:id="637" w:author="Li Jianfeng" w:date="2026-09-02T17:03:00Z" w16du:dateUtc="2026-09-02T09:03:00Z">
+                <w:rPrChange w:id="640" w:author="Li Jianfeng" w:date="2026-09-02T17:03:00Z" w16du:dateUtc="2026-09-02T09:03:00Z">
                   <w:rPr>
                     <w:sz w:val="16"/>
                     <w:highlight w:val="yellow"/>
@@ -11654,7 +11675,7 @@
               <w:rPr>
                 <w:highlight w:val="yellow"/>
               </w:rPr>
-              <w:pPrChange w:id="638" w:author="Li Jianfeng" w:date="2026-09-02T16:59:00Z" w16du:dateUtc="2026-09-02T08:59:00Z">
+              <w:pPrChange w:id="641" w:author="Li Jianfeng" w:date="2026-09-02T16:59:00Z" w16du:dateUtc="2026-09-02T08:59:00Z">
                 <w:pPr/>
               </w:pPrChange>
             </w:pPr>
@@ -11662,7 +11683,7 @@
               <w:rPr>
                 <w:sz w:val="24"/>
                 <w:highlight w:val="yellow"/>
-                <w:rPrChange w:id="639" w:author="Li Jianfeng" w:date="2026-09-02T17:03:00Z" w16du:dateUtc="2026-09-02T09:03:00Z">
+                <w:rPrChange w:id="642" w:author="Li Jianfeng" w:date="2026-09-02T17:03:00Z" w16du:dateUtc="2026-09-02T09:03:00Z">
                   <w:rPr>
                     <w:sz w:val="16"/>
                     <w:highlight w:val="yellow"/>
@@ -11685,7 +11706,7 @@
               <w:rPr>
                 <w:highlight w:val="yellow"/>
               </w:rPr>
-              <w:pPrChange w:id="640" w:author="Li Jianfeng" w:date="2026-09-02T16:59:00Z" w16du:dateUtc="2026-09-02T08:59:00Z">
+              <w:pPrChange w:id="643" w:author="Li Jianfeng" w:date="2026-09-02T16:59:00Z" w16du:dateUtc="2026-09-02T08:59:00Z">
                 <w:pPr/>
               </w:pPrChange>
             </w:pPr>
@@ -11693,7 +11714,7 @@
               <w:rPr>
                 <w:sz w:val="24"/>
                 <w:highlight w:val="yellow"/>
-                <w:rPrChange w:id="641" w:author="Li Jianfeng" w:date="2026-09-02T17:03:00Z" w16du:dateUtc="2026-09-02T09:03:00Z">
+                <w:rPrChange w:id="644" w:author="Li Jianfeng" w:date="2026-09-02T17:03:00Z" w16du:dateUtc="2026-09-02T09:03:00Z">
                   <w:rPr>
                     <w:sz w:val="16"/>
                     <w:highlight w:val="yellow"/>
@@ -11720,7 +11741,7 @@
         <w:spacing w:after="120" w:line="259" w:lineRule="auto"/>
         <w:jc w:val="both"/>
         <w:rPr>
-          <w:del w:id="642" w:author="Li Jianfeng" w:date="2026-09-02T17:15:00Z" w16du:dateUtc="2026-09-02T09:15:00Z"/>
+          <w:del w:id="645" w:author="Li Jianfeng" w:date="2026-09-02T17:15:00Z" w16du:dateUtc="2026-09-02T09:15:00Z"/>
         </w:rPr>
       </w:pPr>
       <w:r>
@@ -11743,7 +11764,7 @@
       <w:pPr>
         <w:jc w:val="both"/>
         <w:rPr>
-          <w:del w:id="643" w:author="Li Jianfeng" w:date="2026-09-02T17:15:00Z" w16du:dateUtc="2026-09-02T09:15:00Z"/>
+          <w:del w:id="646" w:author="Li Jianfeng" w:date="2026-09-02T17:15:00Z" w16du:dateUtc="2026-09-02T09:15:00Z"/>
           <w:b/>
           <w:bCs/>
           <w:lang w:val="en-GB"/>
@@ -11761,7 +11782,7 @@
           <w:sz w:val="28"/>
           <w:szCs w:val="28"/>
           <w:lang w:val="en-GB"/>
-          <w:rPrChange w:id="644" w:author="Li Jianfeng" w:date="2026-09-02T17:15:00Z" w16du:dateUtc="2026-09-02T09:15:00Z">
+          <w:rPrChange w:id="647" w:author="Li Jianfeng" w:date="2026-09-02T17:15:00Z" w16du:dateUtc="2026-09-02T09:15:00Z">
             <w:rPr>
               <w:b/>
               <w:bCs/>
@@ -11771,7 +11792,7 @@
             </w:rPr>
           </w:rPrChange>
         </w:rPr>
-        <w:pPrChange w:id="645" w:author="Li Jianfeng" w:date="2026-09-02T17:15:00Z" w16du:dateUtc="2026-09-02T09:15:00Z">
+        <w:pPrChange w:id="648" w:author="Li Jianfeng" w:date="2026-09-02T17:15:00Z" w16du:dateUtc="2026-09-02T09:15:00Z">
           <w:pPr>
             <w:jc w:val="both"/>
           </w:pPr>
@@ -11830,7 +11851,7 @@
           <w:bCs/>
           <w:sz w:val="22"/>
           <w:lang w:val="en-GB"/>
-          <w:rPrChange w:id="646" w:author="Li Jianfeng" w:date="2026-09-02T16:59:00Z" w16du:dateUtc="2026-09-02T08:59:00Z">
+          <w:rPrChange w:id="649" w:author="Li Jianfeng" w:date="2026-09-02T16:59:00Z" w16du:dateUtc="2026-09-02T08:59:00Z">
             <w:rPr>
               <w:b/>
               <w:bCs/>
@@ -11869,7 +11890,7 @@
           <w:i/>
           <w:iCs/>
           <w:lang w:val="en-GB"/>
-          <w:rPrChange w:id="647" w:author="Li Jianfeng" w:date="2026-09-02T16:59:00Z" w16du:dateUtc="2026-09-02T08:59:00Z">
+          <w:rPrChange w:id="650" w:author="Li Jianfeng" w:date="2026-09-02T16:59:00Z" w16du:dateUtc="2026-09-02T08:59:00Z">
             <w:rPr>
               <w:b/>
               <w:bCs/>
@@ -11877,13 +11898,13 @@
             </w:rPr>
           </w:rPrChange>
         </w:rPr>
-        <w:pPrChange w:id="648" w:author="Li Jianfeng" w:date="2026-09-02T16:59:00Z" w16du:dateUtc="2026-09-02T08:59:00Z">
+        <w:pPrChange w:id="651" w:author="Li Jianfeng" w:date="2026-09-02T16:59:00Z" w16du:dateUtc="2026-09-02T08:59:00Z">
           <w:pPr>
             <w:jc w:val="both"/>
           </w:pPr>
         </w:pPrChange>
       </w:pPr>
-      <w:ins w:id="649" w:author="Li Jianfeng" w:date="2026-09-02T16:59:00Z" w16du:dateUtc="2026-09-02T08:59:00Z">
+      <w:ins w:id="652" w:author="Li Jianfeng" w:date="2026-09-02T16:59:00Z" w16du:dateUtc="2026-09-02T08:59:00Z">
         <w:r>
           <w:rPr>
             <w:rFonts w:eastAsiaTheme="minorEastAsia"/>
@@ -11892,7 +11913,7 @@
             <w:i/>
             <w:iCs/>
             <w:lang w:val="en-GB"/>
-            <w:rPrChange w:id="650" w:author="Li Jianfeng" w:date="2026-09-02T16:59:00Z" w16du:dateUtc="2026-09-02T08:59:00Z">
+            <w:rPrChange w:id="653" w:author="Li Jianfeng" w:date="2026-09-02T16:59:00Z" w16du:dateUtc="2026-09-02T08:59:00Z">
               <w:rPr>
                 <w:rFonts w:eastAsiaTheme="minorEastAsia"/>
                 <w:b/>
@@ -11918,7 +11939,7 @@
           <w:insideV w:val="single" w:sz="4" w:space="0" w:color="auto"/>
         </w:tblBorders>
         <w:tblLook w:val="01E0" w:firstRow="1" w:lastRow="1" w:firstColumn="1" w:lastColumn="1" w:noHBand="0" w:noVBand="0"/>
-        <w:tblPrChange w:id="651" w:author="Li Jianfeng" w:date="2026-09-02T16:59:00Z" w16du:dateUtc="2026-09-02T08:59:00Z">
+        <w:tblPrChange w:id="654" w:author="Li Jianfeng" w:date="2026-09-02T16:59:00Z" w16du:dateUtc="2026-09-02T08:59:00Z">
           <w:tblPr>
             <w:tblStyle w:val="TableGrid"/>
             <w:tblW w:w="8568" w:type="dxa"/>
@@ -11938,7 +11959,7 @@
         <w:gridCol w:w="3528"/>
         <w:gridCol w:w="3413"/>
         <w:gridCol w:w="2552"/>
-        <w:tblGridChange w:id="652">
+        <w:tblGridChange w:id="655">
           <w:tblGrid>
             <w:gridCol w:w="3528"/>
             <w:gridCol w:w="2520"/>
@@ -11951,7 +11972,7 @@
       <w:tr>
         <w:trPr>
           <w:tblHeader/>
-          <w:trPrChange w:id="653" w:author="Li Jianfeng" w:date="2026-09-02T16:59:00Z" w16du:dateUtc="2026-09-02T08:59:00Z">
+          <w:trPrChange w:id="656" w:author="Li Jianfeng" w:date="2026-09-02T16:59:00Z" w16du:dateUtc="2026-09-02T08:59:00Z">
             <w:trPr>
               <w:gridAfter w:val="0"/>
               <w:tblHeader/>
@@ -11962,7 +11983,7 @@
           <w:tcPr>
             <w:tcW w:w="3528" w:type="dxa"/>
             <w:shd w:val="clear" w:color="auto" w:fill="CCCCCC"/>
-            <w:tcPrChange w:id="654" w:author="Li Jianfeng" w:date="2026-09-02T16:59:00Z" w16du:dateUtc="2026-09-02T08:59:00Z">
+            <w:tcPrChange w:id="657" w:author="Li Jianfeng" w:date="2026-09-02T16:59:00Z" w16du:dateUtc="2026-09-02T08:59:00Z">
               <w:tcPr>
                 <w:tcW w:w="3528" w:type="dxa"/>
                 <w:shd w:val="clear" w:color="auto" w:fill="CCCCCC"/>
@@ -11973,7 +11994,7 @@
             <w:pPr>
               <w:spacing w:after="60"/>
               <w:jc w:val="both"/>
-              <w:pPrChange w:id="655" w:author="Li Jianfeng" w:date="2026-09-02T16:59:00Z" w16du:dateUtc="2026-09-02T08:59:00Z">
+              <w:pPrChange w:id="658" w:author="Li Jianfeng" w:date="2026-09-02T16:59:00Z" w16du:dateUtc="2026-09-02T08:59:00Z">
                 <w:pPr>
                   <w:spacing w:after="60"/>
                 </w:pPr>
@@ -11983,6 +12004,7 @@
               <w:rPr>
                 <w:b/>
               </w:rPr>
+              <w:lastRenderedPageBreak/>
               <w:t>Description</w:t>
             </w:r>
           </w:p>
@@ -11991,7 +12013,7 @@
           <w:tcPr>
             <w:tcW w:w="3413" w:type="dxa"/>
             <w:shd w:val="clear" w:color="auto" w:fill="CCCCCC"/>
-            <w:tcPrChange w:id="656" w:author="Li Jianfeng" w:date="2026-09-02T16:59:00Z" w16du:dateUtc="2026-09-02T08:59:00Z">
+            <w:tcPrChange w:id="659" w:author="Li Jianfeng" w:date="2026-09-02T16:59:00Z" w16du:dateUtc="2026-09-02T08:59:00Z">
               <w:tcPr>
                 <w:tcW w:w="2520" w:type="dxa"/>
                 <w:shd w:val="clear" w:color="auto" w:fill="CCCCCC"/>
@@ -12002,7 +12024,7 @@
             <w:pPr>
               <w:spacing w:after="60"/>
               <w:jc w:val="both"/>
-              <w:pPrChange w:id="657" w:author="Li Jianfeng" w:date="2026-09-02T16:59:00Z" w16du:dateUtc="2026-09-02T08:59:00Z">
+              <w:pPrChange w:id="660" w:author="Li Jianfeng" w:date="2026-09-02T16:59:00Z" w16du:dateUtc="2026-09-02T08:59:00Z">
                 <w:pPr>
                   <w:spacing w:after="60"/>
                 </w:pPr>
@@ -12020,7 +12042,7 @@
           <w:tcPr>
             <w:tcW w:w="2552" w:type="dxa"/>
             <w:shd w:val="clear" w:color="auto" w:fill="CCCCCC"/>
-            <w:tcPrChange w:id="658" w:author="Li Jianfeng" w:date="2026-09-02T16:59:00Z" w16du:dateUtc="2026-09-02T08:59:00Z">
+            <w:tcPrChange w:id="661" w:author="Li Jianfeng" w:date="2026-09-02T16:59:00Z" w16du:dateUtc="2026-09-02T08:59:00Z">
               <w:tcPr>
                 <w:tcW w:w="2520" w:type="dxa"/>
                 <w:gridSpan w:val="2"/>
@@ -12032,7 +12054,7 @@
             <w:pPr>
               <w:spacing w:after="60"/>
               <w:jc w:val="both"/>
-              <w:pPrChange w:id="659" w:author="Li Jianfeng" w:date="2026-09-02T16:59:00Z" w16du:dateUtc="2026-09-02T08:59:00Z">
+              <w:pPrChange w:id="662" w:author="Li Jianfeng" w:date="2026-09-02T16:59:00Z" w16du:dateUtc="2026-09-02T08:59:00Z">
                 <w:pPr>
                   <w:spacing w:after="60"/>
                 </w:pPr>
@@ -12049,7 +12071,7 @@
       </w:tr>
       <w:tr>
         <w:trPr>
-          <w:trPrChange w:id="660" w:author="Li Jianfeng" w:date="2026-09-02T16:59:00Z" w16du:dateUtc="2026-09-02T08:59:00Z">
+          <w:trPrChange w:id="663" w:author="Li Jianfeng" w:date="2026-09-02T16:59:00Z" w16du:dateUtc="2026-09-02T08:59:00Z">
             <w:trPr>
               <w:gridAfter w:val="0"/>
             </w:trPr>
@@ -12058,7 +12080,7 @@
         <w:tc>
           <w:tcPr>
             <w:tcW w:w="3528" w:type="dxa"/>
-            <w:tcPrChange w:id="661" w:author="Li Jianfeng" w:date="2026-09-02T16:59:00Z" w16du:dateUtc="2026-09-02T08:59:00Z">
+            <w:tcPrChange w:id="664" w:author="Li Jianfeng" w:date="2026-09-02T16:59:00Z" w16du:dateUtc="2026-09-02T08:59:00Z">
               <w:tcPr>
                 <w:tcW w:w="3528" w:type="dxa"/>
               </w:tcPr>
@@ -12068,25 +12090,21 @@
             <w:pPr>
               <w:spacing w:after="60"/>
               <w:jc w:val="both"/>
-              <w:pPrChange w:id="662" w:author="Li Jianfeng" w:date="2026-09-02T16:59:00Z" w16du:dateUtc="2026-09-02T08:59:00Z">
+              <w:pPrChange w:id="665" w:author="Li Jianfeng" w:date="2026-09-02T16:59:00Z" w16du:dateUtc="2026-09-02T08:59:00Z">
                 <w:pPr>
                   <w:spacing w:after="60"/>
                 </w:pPr>
               </w:pPrChange>
             </w:pPr>
             <w:r>
-              <w:t xml:space="preserve">Smart adaptive triggering mechanism for event-driven time-series sensing on resource-constrained edge devices, covering the co-designed hardware and software architecture (low-power sentinel channel, event-driven power and signal switching, preservation and in-node alignment of pre-trigger information) and the closed-loop optimisation of triggering conditions. The invention was made at NTU, disclosed to NTUitive, and documented in Singapore provisional patent application No. </w:t>
-            </w:r>
-            <w:r>
-              <w:lastRenderedPageBreak/>
-              <w:t>10202502426R, filed 26 August 2025. Inventors: Fu Yuguang, Cui Shuaiwen, Yu Xiao, Yu Xuewen.</w:t>
+              <w:t>Smart adaptive triggering mechanism for event-driven time-series sensing on resource-constrained edge devices, covering the co-designed hardware and software architecture (low-power sentinel channel, event-driven power and signal switching, preservation and in-node alignment of pre-trigger information) and the closed-loop optimisation of triggering conditions. The invention was made at NTU, disclosed to NTUitive, and documented in Singapore provisional patent application No. 10202502426R, filed 26 August 2025. Inventors: Fu Yuguang, Cui Shuaiwen, Yu Xiao, Yu Xuewen.</w:t>
             </w:r>
           </w:p>
         </w:tc>
         <w:tc>
           <w:tcPr>
             <w:tcW w:w="3413" w:type="dxa"/>
-            <w:tcPrChange w:id="663" w:author="Li Jianfeng" w:date="2026-09-02T16:59:00Z" w16du:dateUtc="2026-09-02T08:59:00Z">
+            <w:tcPrChange w:id="666" w:author="Li Jianfeng" w:date="2026-09-02T16:59:00Z" w16du:dateUtc="2026-09-02T08:59:00Z">
               <w:tcPr>
                 <w:tcW w:w="2520" w:type="dxa"/>
               </w:tcPr>
@@ -12096,14 +12114,13 @@
             <w:pPr>
               <w:spacing w:after="60"/>
               <w:jc w:val="both"/>
-              <w:pPrChange w:id="664" w:author="Li Jianfeng" w:date="2026-09-02T16:59:00Z" w16du:dateUtc="2026-09-02T08:59:00Z">
+              <w:pPrChange w:id="667" w:author="Li Jianfeng" w:date="2026-09-02T16:59:00Z" w16du:dateUtc="2026-09-02T08:59:00Z">
                 <w:pPr>
                   <w:spacing w:after="60"/>
                 </w:pPr>
               </w:pPrChange>
             </w:pPr>
             <w:r>
-              <w:lastRenderedPageBreak/>
               <w:t xml:space="preserve">Invention made at NTU and disclosed to NTUitive. </w:t>
             </w:r>
             <w:r>
@@ -12117,7 +12134,7 @@
             <w:pPr>
               <w:spacing w:after="60"/>
               <w:jc w:val="both"/>
-              <w:pPrChange w:id="665" w:author="Li Jianfeng" w:date="2026-09-02T16:59:00Z" w16du:dateUtc="2026-09-02T08:59:00Z">
+              <w:pPrChange w:id="668" w:author="Li Jianfeng" w:date="2026-09-02T16:59:00Z" w16du:dateUtc="2026-09-02T08:59:00Z">
                 <w:pPr>
                   <w:spacing w:after="60"/>
                 </w:pPr>
@@ -12131,7 +12148,7 @@
         <w:tc>
           <w:tcPr>
             <w:tcW w:w="2552" w:type="dxa"/>
-            <w:tcPrChange w:id="666" w:author="Li Jianfeng" w:date="2026-09-02T16:59:00Z" w16du:dateUtc="2026-09-02T08:59:00Z">
+            <w:tcPrChange w:id="669" w:author="Li Jianfeng" w:date="2026-09-02T16:59:00Z" w16du:dateUtc="2026-09-02T08:59:00Z">
               <w:tcPr>
                 <w:tcW w:w="2520" w:type="dxa"/>
                 <w:gridSpan w:val="2"/>
@@ -12142,7 +12159,7 @@
             <w:pPr>
               <w:spacing w:after="60"/>
               <w:jc w:val="both"/>
-              <w:pPrChange w:id="667" w:author="Li Jianfeng" w:date="2026-09-02T16:59:00Z" w16du:dateUtc="2026-09-02T08:59:00Z">
+              <w:pPrChange w:id="670" w:author="Li Jianfeng" w:date="2026-09-02T16:59:00Z" w16du:dateUtc="2026-09-02T08:59:00Z">
                 <w:pPr>
                   <w:spacing w:after="60"/>
                 </w:pPr>
@@ -12156,7 +12173,7 @@
       </w:tr>
       <w:tr>
         <w:trPr>
-          <w:trPrChange w:id="668" w:author="Li Jianfeng" w:date="2026-09-02T16:59:00Z" w16du:dateUtc="2026-09-02T08:59:00Z">
+          <w:trPrChange w:id="671" w:author="Li Jianfeng" w:date="2026-09-02T16:59:00Z" w16du:dateUtc="2026-09-02T08:59:00Z">
             <w:trPr>
               <w:gridAfter w:val="0"/>
             </w:trPr>
@@ -12165,7 +12182,7 @@
         <w:tc>
           <w:tcPr>
             <w:tcW w:w="3528" w:type="dxa"/>
-            <w:tcPrChange w:id="669" w:author="Li Jianfeng" w:date="2026-09-02T16:59:00Z" w16du:dateUtc="2026-09-02T08:59:00Z">
+            <w:tcPrChange w:id="672" w:author="Li Jianfeng" w:date="2026-09-02T16:59:00Z" w16du:dateUtc="2026-09-02T08:59:00Z">
               <w:tcPr>
                 <w:tcW w:w="3528" w:type="dxa"/>
               </w:tcPr>
@@ -12175,7 +12192,7 @@
             <w:pPr>
               <w:spacing w:after="60"/>
               <w:jc w:val="both"/>
-              <w:pPrChange w:id="670" w:author="Li Jianfeng" w:date="2026-09-02T16:59:00Z" w16du:dateUtc="2026-09-02T08:59:00Z">
+              <w:pPrChange w:id="673" w:author="Li Jianfeng" w:date="2026-09-02T16:59:00Z" w16du:dateUtc="2026-09-02T08:59:00Z">
                 <w:pPr>
                   <w:spacing w:after="60"/>
                 </w:pPr>
@@ -12189,7 +12206,7 @@
         <w:tc>
           <w:tcPr>
             <w:tcW w:w="3413" w:type="dxa"/>
-            <w:tcPrChange w:id="671" w:author="Li Jianfeng" w:date="2026-09-02T16:59:00Z" w16du:dateUtc="2026-09-02T08:59:00Z">
+            <w:tcPrChange w:id="674" w:author="Li Jianfeng" w:date="2026-09-02T16:59:00Z" w16du:dateUtc="2026-09-02T08:59:00Z">
               <w:tcPr>
                 <w:tcW w:w="2520" w:type="dxa"/>
               </w:tcPr>
@@ -12199,7 +12216,7 @@
             <w:pPr>
               <w:spacing w:after="60"/>
               <w:jc w:val="both"/>
-              <w:pPrChange w:id="672" w:author="Li Jianfeng" w:date="2026-09-02T16:59:00Z" w16du:dateUtc="2026-09-02T08:59:00Z">
+              <w:pPrChange w:id="675" w:author="Li Jianfeng" w:date="2026-09-02T16:59:00Z" w16du:dateUtc="2026-09-02T08:59:00Z">
                 <w:pPr>
                   <w:spacing w:after="60"/>
                 </w:pPr>
@@ -12213,7 +12230,7 @@
         <w:tc>
           <w:tcPr>
             <w:tcW w:w="2552" w:type="dxa"/>
-            <w:tcPrChange w:id="673" w:author="Li Jianfeng" w:date="2026-09-02T16:59:00Z" w16du:dateUtc="2026-09-02T08:59:00Z">
+            <w:tcPrChange w:id="676" w:author="Li Jianfeng" w:date="2026-09-02T16:59:00Z" w16du:dateUtc="2026-09-02T08:59:00Z">
               <w:tcPr>
                 <w:tcW w:w="2520" w:type="dxa"/>
                 <w:gridSpan w:val="2"/>
@@ -12224,7 +12241,7 @@
             <w:pPr>
               <w:spacing w:after="60"/>
               <w:jc w:val="both"/>
-              <w:pPrChange w:id="674" w:author="Li Jianfeng" w:date="2026-09-02T16:59:00Z" w16du:dateUtc="2026-09-02T08:59:00Z">
+              <w:pPrChange w:id="677" w:author="Li Jianfeng" w:date="2026-09-02T16:59:00Z" w16du:dateUtc="2026-09-02T08:59:00Z">
                 <w:pPr>
                   <w:spacing w:after="60"/>
                 </w:pPr>
@@ -12238,7 +12255,7 @@
       </w:tr>
       <w:tr>
         <w:trPr>
-          <w:trPrChange w:id="675" w:author="Li Jianfeng" w:date="2026-09-02T16:59:00Z" w16du:dateUtc="2026-09-02T08:59:00Z">
+          <w:trPrChange w:id="678" w:author="Li Jianfeng" w:date="2026-09-02T16:59:00Z" w16du:dateUtc="2026-09-02T08:59:00Z">
             <w:trPr>
               <w:gridAfter w:val="0"/>
             </w:trPr>
@@ -12247,7 +12264,7 @@
         <w:tc>
           <w:tcPr>
             <w:tcW w:w="3528" w:type="dxa"/>
-            <w:tcPrChange w:id="676" w:author="Li Jianfeng" w:date="2026-09-02T16:59:00Z" w16du:dateUtc="2026-09-02T08:59:00Z">
+            <w:tcPrChange w:id="679" w:author="Li Jianfeng" w:date="2026-09-02T16:59:00Z" w16du:dateUtc="2026-09-02T08:59:00Z">
               <w:tcPr>
                 <w:tcW w:w="3528" w:type="dxa"/>
               </w:tcPr>
@@ -12257,7 +12274,7 @@
             <w:pPr>
               <w:spacing w:after="60"/>
               <w:jc w:val="both"/>
-              <w:pPrChange w:id="677" w:author="Li Jianfeng" w:date="2026-09-02T16:59:00Z" w16du:dateUtc="2026-09-02T08:59:00Z">
+              <w:pPrChange w:id="680" w:author="Li Jianfeng" w:date="2026-09-02T16:59:00Z" w16du:dateUtc="2026-09-02T08:59:00Z">
                 <w:pPr>
                   <w:spacing w:after="60"/>
                 </w:pPr>
@@ -12271,7 +12288,7 @@
         <w:tc>
           <w:tcPr>
             <w:tcW w:w="3413" w:type="dxa"/>
-            <w:tcPrChange w:id="678" w:author="Li Jianfeng" w:date="2026-09-02T16:59:00Z" w16du:dateUtc="2026-09-02T08:59:00Z">
+            <w:tcPrChange w:id="681" w:author="Li Jianfeng" w:date="2026-09-02T16:59:00Z" w16du:dateUtc="2026-09-02T08:59:00Z">
               <w:tcPr>
                 <w:tcW w:w="2520" w:type="dxa"/>
               </w:tcPr>
@@ -12281,7 +12298,7 @@
             <w:pPr>
               <w:spacing w:after="60"/>
               <w:jc w:val="both"/>
-              <w:pPrChange w:id="679" w:author="Li Jianfeng" w:date="2026-09-02T16:59:00Z" w16du:dateUtc="2026-09-02T08:59:00Z">
+              <w:pPrChange w:id="682" w:author="Li Jianfeng" w:date="2026-09-02T16:59:00Z" w16du:dateUtc="2026-09-02T08:59:00Z">
                 <w:pPr>
                   <w:spacing w:after="60"/>
                 </w:pPr>
@@ -12295,7 +12312,7 @@
         <w:tc>
           <w:tcPr>
             <w:tcW w:w="2552" w:type="dxa"/>
-            <w:tcPrChange w:id="680" w:author="Li Jianfeng" w:date="2026-09-02T16:59:00Z" w16du:dateUtc="2026-09-02T08:59:00Z">
+            <w:tcPrChange w:id="683" w:author="Li Jianfeng" w:date="2026-09-02T16:59:00Z" w16du:dateUtc="2026-09-02T08:59:00Z">
               <w:tcPr>
                 <w:tcW w:w="2520" w:type="dxa"/>
                 <w:gridSpan w:val="2"/>
@@ -12306,7 +12323,7 @@
             <w:pPr>
               <w:spacing w:after="60"/>
               <w:jc w:val="both"/>
-              <w:pPrChange w:id="681" w:author="Li Jianfeng" w:date="2026-09-02T16:59:00Z" w16du:dateUtc="2026-09-02T08:59:00Z">
+              <w:pPrChange w:id="684" w:author="Li Jianfeng" w:date="2026-09-02T16:59:00Z" w16du:dateUtc="2026-09-02T08:59:00Z">
                 <w:pPr>
                   <w:spacing w:after="60"/>
                 </w:pPr>
@@ -12320,7 +12337,7 @@
       </w:tr>
       <w:tr>
         <w:trPr>
-          <w:trPrChange w:id="682" w:author="Li Jianfeng" w:date="2026-09-02T16:59:00Z" w16du:dateUtc="2026-09-02T08:59:00Z">
+          <w:trPrChange w:id="685" w:author="Li Jianfeng" w:date="2026-09-02T16:59:00Z" w16du:dateUtc="2026-09-02T08:59:00Z">
             <w:trPr>
               <w:gridAfter w:val="0"/>
             </w:trPr>
@@ -12329,7 +12346,7 @@
         <w:tc>
           <w:tcPr>
             <w:tcW w:w="3528" w:type="dxa"/>
-            <w:tcPrChange w:id="683" w:author="Li Jianfeng" w:date="2026-09-02T16:59:00Z" w16du:dateUtc="2026-09-02T08:59:00Z">
+            <w:tcPrChange w:id="686" w:author="Li Jianfeng" w:date="2026-09-02T16:59:00Z" w16du:dateUtc="2026-09-02T08:59:00Z">
               <w:tcPr>
                 <w:tcW w:w="3528" w:type="dxa"/>
               </w:tcPr>
@@ -12339,7 +12356,7 @@
             <w:pPr>
               <w:spacing w:after="60"/>
               <w:jc w:val="both"/>
-              <w:pPrChange w:id="684" w:author="Li Jianfeng" w:date="2026-09-02T16:59:00Z" w16du:dateUtc="2026-09-02T08:59:00Z">
+              <w:pPrChange w:id="687" w:author="Li Jianfeng" w:date="2026-09-02T16:59:00Z" w16du:dateUtc="2026-09-02T08:59:00Z">
                 <w:pPr>
                   <w:spacing w:after="60"/>
                 </w:pPr>
@@ -12353,7 +12370,7 @@
         <w:tc>
           <w:tcPr>
             <w:tcW w:w="3413" w:type="dxa"/>
-            <w:tcPrChange w:id="685" w:author="Li Jianfeng" w:date="2026-09-02T16:59:00Z" w16du:dateUtc="2026-09-02T08:59:00Z">
+            <w:tcPrChange w:id="688" w:author="Li Jianfeng" w:date="2026-09-02T16:59:00Z" w16du:dateUtc="2026-09-02T08:59:00Z">
               <w:tcPr>
                 <w:tcW w:w="2520" w:type="dxa"/>
               </w:tcPr>
@@ -12363,7 +12380,7 @@
             <w:pPr>
               <w:spacing w:after="60"/>
               <w:jc w:val="both"/>
-              <w:pPrChange w:id="686" w:author="Li Jianfeng" w:date="2026-09-02T16:59:00Z" w16du:dateUtc="2026-09-02T08:59:00Z">
+              <w:pPrChange w:id="689" w:author="Li Jianfeng" w:date="2026-09-02T16:59:00Z" w16du:dateUtc="2026-09-02T08:59:00Z">
                 <w:pPr>
                   <w:spacing w:after="60"/>
                 </w:pPr>
@@ -12377,7 +12394,7 @@
         <w:tc>
           <w:tcPr>
             <w:tcW w:w="2552" w:type="dxa"/>
-            <w:tcPrChange w:id="687" w:author="Li Jianfeng" w:date="2026-09-02T16:59:00Z" w16du:dateUtc="2026-09-02T08:59:00Z">
+            <w:tcPrChange w:id="690" w:author="Li Jianfeng" w:date="2026-09-02T16:59:00Z" w16du:dateUtc="2026-09-02T08:59:00Z">
               <w:tcPr>
                 <w:tcW w:w="2520" w:type="dxa"/>
                 <w:gridSpan w:val="2"/>
@@ -12388,7 +12405,7 @@
             <w:pPr>
               <w:spacing w:after="60"/>
               <w:jc w:val="both"/>
-              <w:pPrChange w:id="688" w:author="Li Jianfeng" w:date="2026-09-02T16:59:00Z" w16du:dateUtc="2026-09-02T08:59:00Z">
+              <w:pPrChange w:id="691" w:author="Li Jianfeng" w:date="2026-09-02T16:59:00Z" w16du:dateUtc="2026-09-02T08:59:00Z">
                 <w:pPr>
                   <w:spacing w:after="60"/>
                 </w:pPr>
@@ -12402,7 +12419,7 @@
       </w:tr>
       <w:tr>
         <w:trPr>
-          <w:trPrChange w:id="689" w:author="Li Jianfeng" w:date="2026-09-02T16:59:00Z" w16du:dateUtc="2026-09-02T08:59:00Z">
+          <w:trPrChange w:id="692" w:author="Li Jianfeng" w:date="2026-09-02T16:59:00Z" w16du:dateUtc="2026-09-02T08:59:00Z">
             <w:trPr>
               <w:gridAfter w:val="0"/>
             </w:trPr>
@@ -12411,7 +12428,7 @@
         <w:tc>
           <w:tcPr>
             <w:tcW w:w="3528" w:type="dxa"/>
-            <w:tcPrChange w:id="690" w:author="Li Jianfeng" w:date="2026-09-02T16:59:00Z" w16du:dateUtc="2026-09-02T08:59:00Z">
+            <w:tcPrChange w:id="693" w:author="Li Jianfeng" w:date="2026-09-02T16:59:00Z" w16du:dateUtc="2026-09-02T08:59:00Z">
               <w:tcPr>
                 <w:tcW w:w="3528" w:type="dxa"/>
               </w:tcPr>
@@ -12421,7 +12438,7 @@
             <w:pPr>
               <w:spacing w:after="60"/>
               <w:jc w:val="both"/>
-              <w:pPrChange w:id="691" w:author="Li Jianfeng" w:date="2026-09-02T16:59:00Z" w16du:dateUtc="2026-09-02T08:59:00Z">
+              <w:pPrChange w:id="694" w:author="Li Jianfeng" w:date="2026-09-02T16:59:00Z" w16du:dateUtc="2026-09-02T08:59:00Z">
                 <w:pPr>
                   <w:spacing w:after="60"/>
                 </w:pPr>
@@ -12435,7 +12452,7 @@
         <w:tc>
           <w:tcPr>
             <w:tcW w:w="3413" w:type="dxa"/>
-            <w:tcPrChange w:id="692" w:author="Li Jianfeng" w:date="2026-09-02T16:59:00Z" w16du:dateUtc="2026-09-02T08:59:00Z">
+            <w:tcPrChange w:id="695" w:author="Li Jianfeng" w:date="2026-09-02T16:59:00Z" w16du:dateUtc="2026-09-02T08:59:00Z">
               <w:tcPr>
                 <w:tcW w:w="2520" w:type="dxa"/>
               </w:tcPr>
@@ -12445,7 +12462,7 @@
             <w:pPr>
               <w:spacing w:after="60"/>
               <w:jc w:val="both"/>
-              <w:pPrChange w:id="693" w:author="Li Jianfeng" w:date="2026-09-02T16:59:00Z" w16du:dateUtc="2026-09-02T08:59:00Z">
+              <w:pPrChange w:id="696" w:author="Li Jianfeng" w:date="2026-09-02T16:59:00Z" w16du:dateUtc="2026-09-02T08:59:00Z">
                 <w:pPr>
                   <w:spacing w:after="60"/>
                 </w:pPr>
@@ -12459,7 +12476,7 @@
         <w:tc>
           <w:tcPr>
             <w:tcW w:w="2552" w:type="dxa"/>
-            <w:tcPrChange w:id="694" w:author="Li Jianfeng" w:date="2026-09-02T16:59:00Z" w16du:dateUtc="2026-09-02T08:59:00Z">
+            <w:tcPrChange w:id="697" w:author="Li Jianfeng" w:date="2026-09-02T16:59:00Z" w16du:dateUtc="2026-09-02T08:59:00Z">
               <w:tcPr>
                 <w:tcW w:w="2520" w:type="dxa"/>
                 <w:gridSpan w:val="2"/>
@@ -12470,7 +12487,7 @@
             <w:pPr>
               <w:spacing w:after="60"/>
               <w:jc w:val="both"/>
-              <w:pPrChange w:id="695" w:author="Li Jianfeng" w:date="2026-09-02T16:59:00Z" w16du:dateUtc="2026-09-02T08:59:00Z">
+              <w:pPrChange w:id="698" w:author="Li Jianfeng" w:date="2026-09-02T16:59:00Z" w16du:dateUtc="2026-09-02T08:59:00Z">
                 <w:pPr>
                   <w:spacing w:after="60"/>
                 </w:pPr>
@@ -12487,7 +12504,7 @@
       <w:pPr>
         <w:jc w:val="both"/>
         <w:rPr>
-          <w:del w:id="696" w:author="Li Jianfeng" w:date="2026-09-02T16:59:00Z" w16du:dateUtc="2026-09-02T08:59:00Z"/>
+          <w:del w:id="699" w:author="Li Jianfeng" w:date="2026-09-02T16:59:00Z" w16du:dateUtc="2026-09-02T08:59:00Z"/>
           <w:b/>
           <w:bCs/>
           <w:lang w:val="en-GB"/>
@@ -12499,15 +12516,15 @@
         <w:spacing w:after="120" w:line="259" w:lineRule="auto"/>
         <w:jc w:val="both"/>
         <w:rPr>
-          <w:del w:id="697" w:author="Li Jianfeng" w:date="2026-09-02T16:59:00Z" w16du:dateUtc="2026-09-02T08:59:00Z"/>
+          <w:del w:id="700" w:author="Li Jianfeng" w:date="2026-09-02T16:59:00Z" w16du:dateUtc="2026-09-02T08:59:00Z"/>
           <w:rFonts w:eastAsiaTheme="minorEastAsia"/>
-          <w:rPrChange w:id="698" w:author="Li Jianfeng" w:date="2026-09-02T16:59:00Z" w16du:dateUtc="2026-09-02T08:59:00Z">
+          <w:rPrChange w:id="701" w:author="Li Jianfeng" w:date="2026-09-02T16:59:00Z" w16du:dateUtc="2026-09-02T08:59:00Z">
             <w:rPr>
-              <w:del w:id="699" w:author="Li Jianfeng" w:date="2026-09-02T16:59:00Z" w16du:dateUtc="2026-09-02T08:59:00Z"/>
+              <w:del w:id="702" w:author="Li Jianfeng" w:date="2026-09-02T16:59:00Z" w16du:dateUtc="2026-09-02T08:59:00Z"/>
             </w:rPr>
           </w:rPrChange>
         </w:rPr>
-        <w:pPrChange w:id="700" w:author="Li Jianfeng" w:date="2026-09-02T16:59:00Z" w16du:dateUtc="2026-09-02T08:59:00Z">
+        <w:pPrChange w:id="703" w:author="Li Jianfeng" w:date="2026-09-02T16:59:00Z" w16du:dateUtc="2026-09-02T08:59:00Z">
           <w:pPr>
             <w:spacing w:after="120" w:line="259" w:lineRule="auto"/>
           </w:pPr>
@@ -12530,7 +12547,14 @@
         <w:rPr>
           <w:sz w:val="22"/>
         </w:rPr>
-        <w:t xml:space="preserve"> All background technology listed above was developed within NTU and is owned by NTU. Academic exchanges conducted with external researchers during the development period were limited to general technical consultation on wireless sensing node design and did not contribute to the invention, so the technology is unencumbered by third-party rights. </w:t>
+        <w:t xml:space="preserve"> All background technology listed above was developed within NTU and is owned by NTU. Academic exchanges conducted with external researchers during the development period were limited to general technical consultation on wireless sensing node design and did not contribute to the invention, </w:t>
+      </w:r>
+      <w:r>
+        <w:rPr>
+          <w:sz w:val="22"/>
+        </w:rPr>
+        <w:lastRenderedPageBreak/>
+        <w:t xml:space="preserve">so the technology is unencumbered by third-party rights. </w:t>
       </w:r>
       <w:r>
         <w:rPr>
@@ -12628,7 +12652,7 @@
       <w:pPr>
         <w:spacing w:before="160" w:after="120" w:line="259" w:lineRule="auto"/>
         <w:jc w:val="both"/>
-        <w:pPrChange w:id="701" w:author="Li Jianfeng" w:date="2026-09-02T16:59:00Z" w16du:dateUtc="2026-09-02T08:59:00Z">
+        <w:pPrChange w:id="704" w:author="Li Jianfeng" w:date="2026-09-02T16:59:00Z" w16du:dateUtc="2026-09-02T08:59:00Z">
           <w:pPr>
             <w:spacing w:before="160" w:after="120" w:line="259" w:lineRule="auto"/>
           </w:pPr>
@@ -12703,7 +12727,7 @@
       <w:pPr>
         <w:spacing w:before="160" w:after="120" w:line="259" w:lineRule="auto"/>
         <w:jc w:val="both"/>
-        <w:pPrChange w:id="702" w:author="Li Jianfeng" w:date="2026-09-02T16:59:00Z" w16du:dateUtc="2026-09-02T08:59:00Z">
+        <w:pPrChange w:id="705" w:author="Li Jianfeng" w:date="2026-09-02T16:59:00Z" w16du:dateUtc="2026-09-02T08:59:00Z">
           <w:pPr>
             <w:spacing w:before="160" w:after="120" w:line="259" w:lineRule="auto"/>
           </w:pPr>
@@ -12733,7 +12757,14 @@
         <w:rPr>
           <w:sz w:val="22"/>
         </w:rPr>
-        <w:t xml:space="preserve"> The module implements a five-stage chain. In standby, a low-power sentinel channel observes the field signal continuously while the high-fidelity channel and the main processor remain unpowered or in deep sleep. On indication, when the sentinel observation satisfies the current triggering conditions, typically an amplitude threshold sustained for a minimum duration, an interrupt is raised. On activation, an event-driven switching circuit powers the high-fidelity channel and the processor within a bounded wake-up delay. In record assembly, the sentinel buffer is frozen at the trigger instant so that the samples preceding the event are retained and aligned with the high-fidelity segment that follows, producing one record spanning the period before, during and after the incident. Finally, the node evaluates onboard how well the current conditions are performing and updates them, so the next event is captured under better conditions than the last.</w:t>
+        <w:t xml:space="preserve"> The module implements a five-stage chain. In standby, a low-power sentinel channel observes the field signal continuously while the high-fidelity channel and the main processor remain unpowered or in </w:t>
+      </w:r>
+      <w:r>
+        <w:rPr>
+          <w:sz w:val="22"/>
+        </w:rPr>
+        <w:lastRenderedPageBreak/>
+        <w:t>deep sleep. On indication, when the sentinel observation satisfies the current triggering conditions, typically an amplitude threshold sustained for a minimum duration, an interrupt is raised. On activation, an event-driven switching circuit powers the high-fidelity channel and the processor within a bounded wake-up delay. In record assembly, the sentinel buffer is frozen at the trigger instant so that the samples preceding the event are retained and aligned with the high-fidelity segment that follows, producing one record spanning the period before, during and after the incident. Finally, the node evaluates onboard how well the current conditions are performing and updates them, so the next event is captured under better conditions than the last.</w:t>
       </w:r>
     </w:p>
     <w:p>
@@ -12759,7 +12790,7 @@
       <w:pPr>
         <w:spacing w:before="160" w:after="120" w:line="259" w:lineRule="auto"/>
         <w:jc w:val="both"/>
-        <w:pPrChange w:id="703" w:author="Li Jianfeng" w:date="2026-09-02T16:59:00Z" w16du:dateUtc="2026-09-02T08:59:00Z">
+        <w:pPrChange w:id="706" w:author="Li Jianfeng" w:date="2026-09-02T16:59:00Z" w16du:dateUtc="2026-09-02T08:59:00Z">
           <w:pPr>
             <w:spacing w:before="160" w:after="120" w:line="259" w:lineRule="auto"/>
           </w:pPr>
@@ -12783,7 +12814,6 @@
           <w:b/>
           <w:sz w:val="22"/>
         </w:rPr>
-        <w:lastRenderedPageBreak/>
         <w:t>Dual-channel sensing architecture.</w:t>
       </w:r>
       <w:r>
@@ -12836,7 +12866,7 @@
         <w:spacing w:after="120" w:line="259" w:lineRule="auto"/>
         <w:jc w:val="both"/>
         <w:rPr>
-          <w:ins w:id="704" w:author="Li Jianfeng" w:date="2026-09-02T16:59:00Z" w16du:dateUtc="2026-09-02T08:59:00Z"/>
+          <w:ins w:id="707" w:author="Li Jianfeng" w:date="2026-09-02T16:59:00Z" w16du:dateUtc="2026-09-02T08:59:00Z"/>
           <w:rFonts w:eastAsiaTheme="minorEastAsia"/>
           <w:sz w:val="22"/>
         </w:rPr>
@@ -12863,25 +12893,25 @@
           <w:rFonts w:eastAsiaTheme="minorEastAsia"/>
           <w:i/>
           <w:iCs/>
-          <w:rPrChange w:id="705" w:author="Li Jianfeng" w:date="2026-09-02T16:59:00Z" w16du:dateUtc="2026-09-02T08:59:00Z">
+          <w:rPrChange w:id="708" w:author="Li Jianfeng" w:date="2026-09-02T16:59:00Z" w16du:dateUtc="2026-09-02T08:59:00Z">
             <w:rPr/>
           </w:rPrChange>
         </w:rPr>
-        <w:pPrChange w:id="706" w:author="Li Jianfeng" w:date="2026-09-02T16:59:00Z" w16du:dateUtc="2026-09-02T08:59:00Z">
+        <w:pPrChange w:id="709" w:author="Li Jianfeng" w:date="2026-09-02T16:59:00Z" w16du:dateUtc="2026-09-02T08:59:00Z">
           <w:pPr>
             <w:spacing w:after="120" w:line="259" w:lineRule="auto"/>
             <w:jc w:val="both"/>
           </w:pPr>
         </w:pPrChange>
       </w:pPr>
-      <w:ins w:id="707" w:author="Li Jianfeng" w:date="2026-09-02T16:59:00Z" w16du:dateUtc="2026-09-02T08:59:00Z">
+      <w:ins w:id="710" w:author="Li Jianfeng" w:date="2026-09-02T16:59:00Z" w16du:dateUtc="2026-09-02T08:59:00Z">
         <w:r>
           <w:rPr>
             <w:rFonts w:eastAsiaTheme="minorEastAsia"/>
             <w:i/>
             <w:iCs/>
             <w:sz w:val="22"/>
-            <w:rPrChange w:id="708" w:author="Li Jianfeng" w:date="2026-09-02T16:59:00Z" w16du:dateUtc="2026-09-02T08:59:00Z">
+            <w:rPrChange w:id="711" w:author="Li Jianfeng" w:date="2026-09-02T16:59:00Z" w16du:dateUtc="2026-09-02T08:59:00Z">
               <w:rPr>
                 <w:rFonts w:eastAsiaTheme="minorEastAsia"/>
                 <w:sz w:val="22"/>
@@ -12915,7 +12945,7 @@
             <w:pPr>
               <w:spacing w:after="60"/>
               <w:jc w:val="both"/>
-              <w:pPrChange w:id="709" w:author="Li Jianfeng" w:date="2026-09-02T16:59:00Z" w16du:dateUtc="2026-09-02T08:59:00Z">
+              <w:pPrChange w:id="712" w:author="Li Jianfeng" w:date="2026-09-02T16:59:00Z" w16du:dateUtc="2026-09-02T08:59:00Z">
                 <w:pPr>
                   <w:spacing w:after="60"/>
                 </w:pPr>
@@ -12937,7 +12967,7 @@
             <w:pPr>
               <w:spacing w:after="60"/>
               <w:jc w:val="both"/>
-              <w:pPrChange w:id="710" w:author="Li Jianfeng" w:date="2026-09-02T16:59:00Z" w16du:dateUtc="2026-09-02T08:59:00Z">
+              <w:pPrChange w:id="713" w:author="Li Jianfeng" w:date="2026-09-02T16:59:00Z" w16du:dateUtc="2026-09-02T08:59:00Z">
                 <w:pPr>
                   <w:spacing w:after="60"/>
                 </w:pPr>
@@ -12959,7 +12989,7 @@
             <w:pPr>
               <w:spacing w:after="60"/>
               <w:jc w:val="both"/>
-              <w:pPrChange w:id="711" w:author="Li Jianfeng" w:date="2026-09-02T16:59:00Z" w16du:dateUtc="2026-09-02T08:59:00Z">
+              <w:pPrChange w:id="714" w:author="Li Jianfeng" w:date="2026-09-02T16:59:00Z" w16du:dateUtc="2026-09-02T08:59:00Z">
                 <w:pPr>
                   <w:spacing w:after="60"/>
                 </w:pPr>
@@ -12983,7 +13013,7 @@
             <w:pPr>
               <w:spacing w:after="60"/>
               <w:jc w:val="both"/>
-              <w:pPrChange w:id="712" w:author="Li Jianfeng" w:date="2026-09-02T16:59:00Z" w16du:dateUtc="2026-09-02T08:59:00Z">
+              <w:pPrChange w:id="715" w:author="Li Jianfeng" w:date="2026-09-02T16:59:00Z" w16du:dateUtc="2026-09-02T08:59:00Z">
                 <w:pPr>
                   <w:spacing w:after="60"/>
                 </w:pPr>
@@ -13002,7 +13032,7 @@
             <w:pPr>
               <w:spacing w:after="60"/>
               <w:jc w:val="both"/>
-              <w:pPrChange w:id="713" w:author="Li Jianfeng" w:date="2026-09-02T16:59:00Z" w16du:dateUtc="2026-09-02T08:59:00Z">
+              <w:pPrChange w:id="716" w:author="Li Jianfeng" w:date="2026-09-02T16:59:00Z" w16du:dateUtc="2026-09-02T08:59:00Z">
                 <w:pPr>
                   <w:spacing w:after="60"/>
                 </w:pPr>
@@ -13021,7 +13051,7 @@
             <w:pPr>
               <w:spacing w:after="60"/>
               <w:jc w:val="both"/>
-              <w:pPrChange w:id="714" w:author="Li Jianfeng" w:date="2026-09-02T16:59:00Z" w16du:dateUtc="2026-09-02T08:59:00Z">
+              <w:pPrChange w:id="717" w:author="Li Jianfeng" w:date="2026-09-02T16:59:00Z" w16du:dateUtc="2026-09-02T08:59:00Z">
                 <w:pPr>
                   <w:spacing w:after="60"/>
                 </w:pPr>
@@ -13042,13 +13072,14 @@
             <w:pPr>
               <w:spacing w:after="60"/>
               <w:jc w:val="both"/>
-              <w:pPrChange w:id="715" w:author="Li Jianfeng" w:date="2026-09-02T16:59:00Z" w16du:dateUtc="2026-09-02T08:59:00Z">
+              <w:pPrChange w:id="718" w:author="Li Jianfeng" w:date="2026-09-02T16:59:00Z" w16du:dateUtc="2026-09-02T08:59:00Z">
                 <w:pPr>
                   <w:spacing w:after="60"/>
                 </w:pPr>
               </w:pPrChange>
             </w:pPr>
             <w:r>
+              <w:lastRenderedPageBreak/>
               <w:t>Event-driven power and signal switching circuit</w:t>
             </w:r>
           </w:p>
@@ -13061,7 +13092,7 @@
             <w:pPr>
               <w:spacing w:after="60"/>
               <w:jc w:val="both"/>
-              <w:pPrChange w:id="716" w:author="Li Jianfeng" w:date="2026-09-02T16:59:00Z" w16du:dateUtc="2026-09-02T08:59:00Z">
+              <w:pPrChange w:id="719" w:author="Li Jianfeng" w:date="2026-09-02T16:59:00Z" w16du:dateUtc="2026-09-02T08:59:00Z">
                 <w:pPr>
                   <w:spacing w:after="60"/>
                 </w:pPr>
@@ -13080,7 +13111,7 @@
             <w:pPr>
               <w:spacing w:after="60"/>
               <w:jc w:val="both"/>
-              <w:pPrChange w:id="717" w:author="Li Jianfeng" w:date="2026-09-02T16:59:00Z" w16du:dateUtc="2026-09-02T08:59:00Z">
+              <w:pPrChange w:id="720" w:author="Li Jianfeng" w:date="2026-09-02T16:59:00Z" w16du:dateUtc="2026-09-02T08:59:00Z">
                 <w:pPr>
                   <w:spacing w:after="60"/>
                 </w:pPr>
@@ -13101,7 +13132,7 @@
             <w:pPr>
               <w:spacing w:after="60"/>
               <w:jc w:val="both"/>
-              <w:pPrChange w:id="718" w:author="Li Jianfeng" w:date="2026-09-02T16:59:00Z" w16du:dateUtc="2026-09-02T08:59:00Z">
+              <w:pPrChange w:id="721" w:author="Li Jianfeng" w:date="2026-09-02T16:59:00Z" w16du:dateUtc="2026-09-02T08:59:00Z">
                 <w:pPr>
                   <w:spacing w:after="60"/>
                 </w:pPr>
@@ -13120,7 +13151,7 @@
             <w:pPr>
               <w:spacing w:after="60"/>
               <w:jc w:val="both"/>
-              <w:pPrChange w:id="719" w:author="Li Jianfeng" w:date="2026-09-02T16:59:00Z" w16du:dateUtc="2026-09-02T08:59:00Z">
+              <w:pPrChange w:id="722" w:author="Li Jianfeng" w:date="2026-09-02T16:59:00Z" w16du:dateUtc="2026-09-02T08:59:00Z">
                 <w:pPr>
                   <w:spacing w:after="60"/>
                 </w:pPr>
@@ -13139,7 +13170,7 @@
             <w:pPr>
               <w:spacing w:after="60"/>
               <w:jc w:val="both"/>
-              <w:pPrChange w:id="720" w:author="Li Jianfeng" w:date="2026-09-02T16:59:00Z" w16du:dateUtc="2026-09-02T08:59:00Z">
+              <w:pPrChange w:id="723" w:author="Li Jianfeng" w:date="2026-09-02T16:59:00Z" w16du:dateUtc="2026-09-02T08:59:00Z">
                 <w:pPr>
                   <w:spacing w:after="60"/>
                 </w:pPr>
@@ -13160,7 +13191,7 @@
             <w:pPr>
               <w:spacing w:after="60"/>
               <w:jc w:val="both"/>
-              <w:pPrChange w:id="721" w:author="Li Jianfeng" w:date="2026-09-02T16:59:00Z" w16du:dateUtc="2026-09-02T08:59:00Z">
+              <w:pPrChange w:id="724" w:author="Li Jianfeng" w:date="2026-09-02T16:59:00Z" w16du:dateUtc="2026-09-02T08:59:00Z">
                 <w:pPr>
                   <w:spacing w:after="60"/>
                 </w:pPr>
@@ -13179,7 +13210,7 @@
             <w:pPr>
               <w:spacing w:after="60"/>
               <w:jc w:val="both"/>
-              <w:pPrChange w:id="722" w:author="Li Jianfeng" w:date="2026-09-02T16:59:00Z" w16du:dateUtc="2026-09-02T08:59:00Z">
+              <w:pPrChange w:id="725" w:author="Li Jianfeng" w:date="2026-09-02T16:59:00Z" w16du:dateUtc="2026-09-02T08:59:00Z">
                 <w:pPr>
                   <w:spacing w:after="60"/>
                 </w:pPr>
@@ -13198,7 +13229,7 @@
             <w:pPr>
               <w:spacing w:after="60"/>
               <w:jc w:val="both"/>
-              <w:pPrChange w:id="723" w:author="Li Jianfeng" w:date="2026-09-02T16:59:00Z" w16du:dateUtc="2026-09-02T08:59:00Z">
+              <w:pPrChange w:id="726" w:author="Li Jianfeng" w:date="2026-09-02T16:59:00Z" w16du:dateUtc="2026-09-02T08:59:00Z">
                 <w:pPr>
                   <w:spacing w:after="60"/>
                 </w:pPr>
@@ -13219,7 +13250,7 @@
             <w:pPr>
               <w:spacing w:after="60"/>
               <w:jc w:val="both"/>
-              <w:pPrChange w:id="724" w:author="Li Jianfeng" w:date="2026-09-02T16:59:00Z" w16du:dateUtc="2026-09-02T08:59:00Z">
+              <w:pPrChange w:id="727" w:author="Li Jianfeng" w:date="2026-09-02T16:59:00Z" w16du:dateUtc="2026-09-02T08:59:00Z">
                 <w:pPr>
                   <w:spacing w:after="60"/>
                 </w:pPr>
@@ -13238,7 +13269,7 @@
             <w:pPr>
               <w:spacing w:after="60"/>
               <w:jc w:val="both"/>
-              <w:pPrChange w:id="725" w:author="Li Jianfeng" w:date="2026-09-02T16:59:00Z" w16du:dateUtc="2026-09-02T08:59:00Z">
+              <w:pPrChange w:id="728" w:author="Li Jianfeng" w:date="2026-09-02T16:59:00Z" w16du:dateUtc="2026-09-02T08:59:00Z">
                 <w:pPr>
                   <w:spacing w:after="60"/>
                 </w:pPr>
@@ -13257,7 +13288,7 @@
             <w:pPr>
               <w:spacing w:after="60"/>
               <w:jc w:val="both"/>
-              <w:pPrChange w:id="726" w:author="Li Jianfeng" w:date="2026-09-02T16:59:00Z" w16du:dateUtc="2026-09-02T08:59:00Z">
+              <w:pPrChange w:id="729" w:author="Li Jianfeng" w:date="2026-09-02T16:59:00Z" w16du:dateUtc="2026-09-02T08:59:00Z">
                 <w:pPr>
                   <w:spacing w:after="60"/>
                 </w:pPr>
@@ -13275,15 +13306,15 @@
         <w:spacing w:after="120" w:line="259" w:lineRule="auto"/>
         <w:jc w:val="both"/>
         <w:rPr>
-          <w:del w:id="727" w:author="Li Jianfeng" w:date="2026-09-02T17:17:00Z" w16du:dateUtc="2026-09-02T09:17:00Z"/>
+          <w:del w:id="730" w:author="Li Jianfeng" w:date="2026-09-02T17:17:00Z" w16du:dateUtc="2026-09-02T09:17:00Z"/>
           <w:rFonts w:eastAsiaTheme="minorEastAsia"/>
-          <w:rPrChange w:id="728" w:author="Li Jianfeng" w:date="2026-09-02T17:03:00Z" w16du:dateUtc="2026-09-02T09:03:00Z">
+          <w:rPrChange w:id="731" w:author="Li Jianfeng" w:date="2026-09-02T17:03:00Z" w16du:dateUtc="2026-09-02T09:03:00Z">
             <w:rPr>
-              <w:del w:id="729" w:author="Li Jianfeng" w:date="2026-09-02T17:17:00Z" w16du:dateUtc="2026-09-02T09:17:00Z"/>
+              <w:del w:id="732" w:author="Li Jianfeng" w:date="2026-09-02T17:17:00Z" w16du:dateUtc="2026-09-02T09:17:00Z"/>
             </w:rPr>
           </w:rPrChange>
         </w:rPr>
-        <w:pPrChange w:id="730" w:author="Li Jianfeng" w:date="2026-09-02T16:59:00Z" w16du:dateUtc="2026-09-02T08:59:00Z">
+        <w:pPrChange w:id="733" w:author="Li Jianfeng" w:date="2026-09-02T16:59:00Z" w16du:dateUtc="2026-09-02T08:59:00Z">
           <w:pPr>
             <w:spacing w:after="120" w:line="259" w:lineRule="auto"/>
           </w:pPr>
@@ -13294,7 +13325,7 @@
       <w:pPr>
         <w:spacing w:before="160" w:after="120" w:line="259" w:lineRule="auto"/>
         <w:jc w:val="both"/>
-        <w:pPrChange w:id="731" w:author="Li Jianfeng" w:date="2026-09-02T16:59:00Z" w16du:dateUtc="2026-09-02T08:59:00Z">
+        <w:pPrChange w:id="734" w:author="Li Jianfeng" w:date="2026-09-02T16:59:00Z" w16du:dateUtc="2026-09-02T08:59:00Z">
           <w:pPr>
             <w:spacing w:before="160" w:after="120" w:line="259" w:lineRule="auto"/>
           </w:pPr>
@@ -13388,7 +13419,7 @@
       <w:pPr>
         <w:spacing w:before="160" w:after="120" w:line="259" w:lineRule="auto"/>
         <w:jc w:val="both"/>
-        <w:pPrChange w:id="732" w:author="Li Jianfeng" w:date="2026-09-02T16:59:00Z" w16du:dateUtc="2026-09-02T08:59:00Z">
+        <w:pPrChange w:id="735" w:author="Li Jianfeng" w:date="2026-09-02T16:59:00Z" w16du:dateUtc="2026-09-02T08:59:00Z">
           <w:pPr>
             <w:spacing w:before="160" w:after="120" w:line="259" w:lineRule="auto"/>
           </w:pPr>
@@ -13412,6 +13443,7 @@
           <w:b/>
           <w:sz w:val="22"/>
         </w:rPr>
+        <w:lastRenderedPageBreak/>
         <w:t>Stage 1: laboratory benchmarking (months 6 to 9).</w:t>
       </w:r>
       <w:r>
@@ -13450,7 +13482,6 @@
           <w:b/>
           <w:sz w:val="22"/>
         </w:rPr>
-        <w:lastRenderedPageBreak/>
         <w:t>Stage 3: pilot validation (months 9 to 12).</w:t>
       </w:r>
       <w:r>
@@ -13465,7 +13496,7 @@
         <w:spacing w:after="120" w:line="259" w:lineRule="auto"/>
         <w:jc w:val="both"/>
         <w:rPr>
-          <w:ins w:id="733" w:author="Li Jianfeng" w:date="2026-09-02T16:59:00Z" w16du:dateUtc="2026-09-02T08:59:00Z"/>
+          <w:ins w:id="736" w:author="Li Jianfeng" w:date="2026-09-02T16:59:00Z" w16du:dateUtc="2026-09-02T08:59:00Z"/>
           <w:rFonts w:eastAsiaTheme="minorEastAsia"/>
           <w:sz w:val="22"/>
         </w:rPr>
@@ -13492,25 +13523,25 @@
           <w:rFonts w:eastAsiaTheme="minorEastAsia"/>
           <w:i/>
           <w:iCs/>
-          <w:rPrChange w:id="734" w:author="Li Jianfeng" w:date="2026-09-02T17:00:00Z" w16du:dateUtc="2026-09-02T09:00:00Z">
+          <w:rPrChange w:id="737" w:author="Li Jianfeng" w:date="2026-09-02T17:00:00Z" w16du:dateUtc="2026-09-02T09:00:00Z">
             <w:rPr/>
           </w:rPrChange>
         </w:rPr>
-        <w:pPrChange w:id="735" w:author="Li Jianfeng" w:date="2026-09-02T17:00:00Z" w16du:dateUtc="2026-09-02T09:00:00Z">
+        <w:pPrChange w:id="738" w:author="Li Jianfeng" w:date="2026-09-02T17:00:00Z" w16du:dateUtc="2026-09-02T09:00:00Z">
           <w:pPr>
             <w:spacing w:after="120" w:line="259" w:lineRule="auto"/>
             <w:jc w:val="both"/>
           </w:pPr>
         </w:pPrChange>
       </w:pPr>
-      <w:ins w:id="736" w:author="Li Jianfeng" w:date="2026-09-02T17:00:00Z" w16du:dateUtc="2026-09-02T09:00:00Z">
+      <w:ins w:id="739" w:author="Li Jianfeng" w:date="2026-09-02T17:00:00Z" w16du:dateUtc="2026-09-02T09:00:00Z">
         <w:r>
           <w:rPr>
             <w:rFonts w:eastAsiaTheme="minorEastAsia"/>
             <w:i/>
             <w:iCs/>
             <w:sz w:val="22"/>
-            <w:rPrChange w:id="737" w:author="Li Jianfeng" w:date="2026-09-02T17:00:00Z" w16du:dateUtc="2026-09-02T09:00:00Z">
+            <w:rPrChange w:id="740" w:author="Li Jianfeng" w:date="2026-09-02T17:00:00Z" w16du:dateUtc="2026-09-02T09:00:00Z">
               <w:rPr>
                 <w:rFonts w:eastAsiaTheme="minorEastAsia"/>
                 <w:sz w:val="22"/>
@@ -13543,7 +13574,7 @@
             <w:pPr>
               <w:spacing w:after="60"/>
               <w:jc w:val="both"/>
-              <w:pPrChange w:id="738" w:author="Li Jianfeng" w:date="2026-09-02T16:59:00Z" w16du:dateUtc="2026-09-02T08:59:00Z">
+              <w:pPrChange w:id="741" w:author="Li Jianfeng" w:date="2026-09-02T16:59:00Z" w16du:dateUtc="2026-09-02T08:59:00Z">
                 <w:pPr>
                   <w:spacing w:after="60"/>
                 </w:pPr>
@@ -13565,7 +13596,7 @@
             <w:pPr>
               <w:spacing w:after="60"/>
               <w:jc w:val="both"/>
-              <w:pPrChange w:id="739" w:author="Li Jianfeng" w:date="2026-09-02T16:59:00Z" w16du:dateUtc="2026-09-02T08:59:00Z">
+              <w:pPrChange w:id="742" w:author="Li Jianfeng" w:date="2026-09-02T16:59:00Z" w16du:dateUtc="2026-09-02T08:59:00Z">
                 <w:pPr>
                   <w:spacing w:after="60"/>
                 </w:pPr>
@@ -13589,7 +13620,7 @@
             <w:pPr>
               <w:spacing w:after="60"/>
               <w:jc w:val="both"/>
-              <w:pPrChange w:id="740" w:author="Li Jianfeng" w:date="2026-09-02T16:59:00Z" w16du:dateUtc="2026-09-02T08:59:00Z">
+              <w:pPrChange w:id="743" w:author="Li Jianfeng" w:date="2026-09-02T16:59:00Z" w16du:dateUtc="2026-09-02T08:59:00Z">
                 <w:pPr>
                   <w:spacing w:after="60"/>
                 </w:pPr>
@@ -13608,7 +13639,7 @@
             <w:pPr>
               <w:spacing w:after="60"/>
               <w:jc w:val="both"/>
-              <w:pPrChange w:id="741" w:author="Li Jianfeng" w:date="2026-09-02T16:59:00Z" w16du:dateUtc="2026-09-02T08:59:00Z">
+              <w:pPrChange w:id="744" w:author="Li Jianfeng" w:date="2026-09-02T16:59:00Z" w16du:dateUtc="2026-09-02T08:59:00Z">
                 <w:pPr>
                   <w:spacing w:after="60"/>
                 </w:pPr>
@@ -13629,7 +13660,7 @@
             <w:pPr>
               <w:spacing w:after="60"/>
               <w:jc w:val="both"/>
-              <w:pPrChange w:id="742" w:author="Li Jianfeng" w:date="2026-09-02T16:59:00Z" w16du:dateUtc="2026-09-02T08:59:00Z">
+              <w:pPrChange w:id="745" w:author="Li Jianfeng" w:date="2026-09-02T16:59:00Z" w16du:dateUtc="2026-09-02T08:59:00Z">
                 <w:pPr>
                   <w:spacing w:after="60"/>
                 </w:pPr>
@@ -13648,7 +13679,7 @@
             <w:pPr>
               <w:spacing w:after="60"/>
               <w:jc w:val="both"/>
-              <w:pPrChange w:id="743" w:author="Li Jianfeng" w:date="2026-09-02T16:59:00Z" w16du:dateUtc="2026-09-02T08:59:00Z">
+              <w:pPrChange w:id="746" w:author="Li Jianfeng" w:date="2026-09-02T16:59:00Z" w16du:dateUtc="2026-09-02T08:59:00Z">
                 <w:pPr>
                   <w:spacing w:after="60"/>
                 </w:pPr>
@@ -13669,7 +13700,7 @@
             <w:pPr>
               <w:spacing w:after="60"/>
               <w:jc w:val="both"/>
-              <w:pPrChange w:id="744" w:author="Li Jianfeng" w:date="2026-09-02T16:59:00Z" w16du:dateUtc="2026-09-02T08:59:00Z">
+              <w:pPrChange w:id="747" w:author="Li Jianfeng" w:date="2026-09-02T16:59:00Z" w16du:dateUtc="2026-09-02T08:59:00Z">
                 <w:pPr>
                   <w:spacing w:after="60"/>
                 </w:pPr>
@@ -13688,7 +13719,7 @@
             <w:pPr>
               <w:spacing w:after="60"/>
               <w:jc w:val="both"/>
-              <w:pPrChange w:id="745" w:author="Li Jianfeng" w:date="2026-09-02T16:59:00Z" w16du:dateUtc="2026-09-02T08:59:00Z">
+              <w:pPrChange w:id="748" w:author="Li Jianfeng" w:date="2026-09-02T16:59:00Z" w16du:dateUtc="2026-09-02T08:59:00Z">
                 <w:pPr>
                   <w:spacing w:after="60"/>
                 </w:pPr>
@@ -13709,7 +13740,7 @@
             <w:pPr>
               <w:spacing w:after="60"/>
               <w:jc w:val="both"/>
-              <w:pPrChange w:id="746" w:author="Li Jianfeng" w:date="2026-09-02T16:59:00Z" w16du:dateUtc="2026-09-02T08:59:00Z">
+              <w:pPrChange w:id="749" w:author="Li Jianfeng" w:date="2026-09-02T16:59:00Z" w16du:dateUtc="2026-09-02T08:59:00Z">
                 <w:pPr>
                   <w:spacing w:after="60"/>
                 </w:pPr>
@@ -13728,7 +13759,7 @@
             <w:pPr>
               <w:spacing w:after="60"/>
               <w:jc w:val="both"/>
-              <w:pPrChange w:id="747" w:author="Li Jianfeng" w:date="2026-09-02T16:59:00Z" w16du:dateUtc="2026-09-02T08:59:00Z">
+              <w:pPrChange w:id="750" w:author="Li Jianfeng" w:date="2026-09-02T16:59:00Z" w16du:dateUtc="2026-09-02T08:59:00Z">
                 <w:pPr>
                   <w:spacing w:after="60"/>
                 </w:pPr>
@@ -13749,7 +13780,7 @@
             <w:pPr>
               <w:spacing w:after="60"/>
               <w:jc w:val="both"/>
-              <w:pPrChange w:id="748" w:author="Li Jianfeng" w:date="2026-09-02T16:59:00Z" w16du:dateUtc="2026-09-02T08:59:00Z">
+              <w:pPrChange w:id="751" w:author="Li Jianfeng" w:date="2026-09-02T16:59:00Z" w16du:dateUtc="2026-09-02T08:59:00Z">
                 <w:pPr>
                   <w:spacing w:after="60"/>
                 </w:pPr>
@@ -13768,7 +13799,7 @@
             <w:pPr>
               <w:spacing w:after="60"/>
               <w:jc w:val="both"/>
-              <w:pPrChange w:id="749" w:author="Li Jianfeng" w:date="2026-09-02T16:59:00Z" w16du:dateUtc="2026-09-02T08:59:00Z">
+              <w:pPrChange w:id="752" w:author="Li Jianfeng" w:date="2026-09-02T16:59:00Z" w16du:dateUtc="2026-09-02T08:59:00Z">
                 <w:pPr>
                   <w:spacing w:after="60"/>
                 </w:pPr>
@@ -13789,7 +13820,7 @@
             <w:pPr>
               <w:spacing w:after="60"/>
               <w:jc w:val="both"/>
-              <w:pPrChange w:id="750" w:author="Li Jianfeng" w:date="2026-09-02T16:59:00Z" w16du:dateUtc="2026-09-02T08:59:00Z">
+              <w:pPrChange w:id="753" w:author="Li Jianfeng" w:date="2026-09-02T16:59:00Z" w16du:dateUtc="2026-09-02T08:59:00Z">
                 <w:pPr>
                   <w:spacing w:after="60"/>
                 </w:pPr>
@@ -13808,7 +13839,7 @@
             <w:pPr>
               <w:spacing w:after="60"/>
               <w:jc w:val="both"/>
-              <w:pPrChange w:id="751" w:author="Li Jianfeng" w:date="2026-09-02T16:59:00Z" w16du:dateUtc="2026-09-02T08:59:00Z">
+              <w:pPrChange w:id="754" w:author="Li Jianfeng" w:date="2026-09-02T16:59:00Z" w16du:dateUtc="2026-09-02T08:59:00Z">
                 <w:pPr>
                   <w:spacing w:after="60"/>
                 </w:pPr>
@@ -13825,7 +13856,7 @@
       <w:pPr>
         <w:spacing w:after="120" w:line="259" w:lineRule="auto"/>
         <w:jc w:val="both"/>
-        <w:pPrChange w:id="752" w:author="Li Jianfeng" w:date="2026-09-02T16:59:00Z" w16du:dateUtc="2026-09-02T08:59:00Z">
+        <w:pPrChange w:id="755" w:author="Li Jianfeng" w:date="2026-09-02T16:59:00Z" w16du:dateUtc="2026-09-02T08:59:00Z">
           <w:pPr>
             <w:spacing w:after="120" w:line="259" w:lineRule="auto"/>
           </w:pPr>
@@ -13836,7 +13867,7 @@
       <w:pPr>
         <w:spacing w:before="160" w:after="120" w:line="259" w:lineRule="auto"/>
         <w:jc w:val="both"/>
-        <w:pPrChange w:id="753" w:author="Li Jianfeng" w:date="2026-09-02T16:59:00Z" w16du:dateUtc="2026-09-02T08:59:00Z">
+        <w:pPrChange w:id="756" w:author="Li Jianfeng" w:date="2026-09-02T16:59:00Z" w16du:dateUtc="2026-09-02T08:59:00Z">
           <w:pPr>
             <w:spacing w:before="160" w:after="120" w:line="259" w:lineRule="auto"/>
           </w:pPr>
@@ -13866,7 +13897,14 @@
         <w:rPr>
           <w:sz w:val="22"/>
         </w:rPr>
-        <w:t xml:space="preserve"> The comparison uses the two baselines that the target customers operate today: periodic or duty-cycled sampling, and fixed-threshold triggering. Detection figures for the proposed technology and for the fixed-threshold baseline are measured laboratory results from the published validation described above, obtained on the same testbed, the same event sequences and the same node. Figures identified as estimated are modelled from the power logic set out in Section 2.4 and have not yet been measured; converting them into measured values is part of the Gap Fund work.</w:t>
+        <w:t xml:space="preserve"> The comparison uses the two baselines that the target customers operate today: periodic or duty-cycled sampling, and fixed-threshold triggering. Detection figures for the proposed technology and for the fixed-threshold baseline are measured laboratory results from the published validation described above, obtained on the same testbed, the same event sequences and the same node. Figures identified as estimated are </w:t>
+      </w:r>
+      <w:r>
+        <w:rPr>
+          <w:sz w:val="22"/>
+        </w:rPr>
+        <w:lastRenderedPageBreak/>
+        <w:t>modelled from the power logic set out in Section 2.4 and have not yet been measured; converting them into measured values is part of the Gap Fund work.</w:t>
       </w:r>
     </w:p>
     <w:p>
@@ -13952,7 +13990,7 @@
           <w:bCs/>
           <w:i/>
           <w:lang w:val="en-GB"/>
-          <w:rPrChange w:id="754" w:author="Li Jianfeng" w:date="2026-09-02T17:00:00Z" w16du:dateUtc="2026-09-02T09:00:00Z">
+          <w:rPrChange w:id="757" w:author="Li Jianfeng" w:date="2026-09-02T17:00:00Z" w16du:dateUtc="2026-09-02T09:00:00Z">
             <w:rPr>
               <w:bCs/>
               <w:i/>
@@ -13960,13 +13998,13 @@
             </w:rPr>
           </w:rPrChange>
         </w:rPr>
-        <w:pPrChange w:id="755" w:author="Li Jianfeng" w:date="2026-09-02T17:00:00Z" w16du:dateUtc="2026-09-02T09:00:00Z">
+        <w:pPrChange w:id="758" w:author="Li Jianfeng" w:date="2026-09-02T17:00:00Z" w16du:dateUtc="2026-09-02T09:00:00Z">
           <w:pPr>
             <w:jc w:val="both"/>
           </w:pPr>
         </w:pPrChange>
       </w:pPr>
-      <w:ins w:id="756" w:author="Li Jianfeng" w:date="2026-09-02T17:00:00Z" w16du:dateUtc="2026-09-02T09:00:00Z">
+      <w:ins w:id="759" w:author="Li Jianfeng" w:date="2026-09-02T17:00:00Z" w16du:dateUtc="2026-09-02T09:00:00Z">
         <w:r>
           <w:rPr>
             <w:rFonts w:eastAsiaTheme="minorEastAsia" w:hint="eastAsia"/>
@@ -13991,7 +14029,7 @@
           <w:insideV w:val="single" w:sz="4" w:space="0" w:color="auto"/>
         </w:tblBorders>
         <w:tblLook w:val="04A0" w:firstRow="1" w:lastRow="0" w:firstColumn="1" w:lastColumn="0" w:noHBand="0" w:noVBand="1"/>
-        <w:tblPrChange w:id="757" w:author="Li Jianfeng" w:date="2026-09-02T17:00:00Z" w16du:dateUtc="2026-09-02T09:00:00Z">
+        <w:tblPrChange w:id="760" w:author="Li Jianfeng" w:date="2026-09-02T17:00:00Z" w16du:dateUtc="2026-09-02T09:00:00Z">
           <w:tblPr>
             <w:tblStyle w:val="TableGrid"/>
             <w:tblW w:w="0" w:type="auto"/>
@@ -14012,7 +14050,7 @@
         <w:gridCol w:w="2126"/>
         <w:gridCol w:w="2126"/>
         <w:gridCol w:w="3147"/>
-        <w:tblGridChange w:id="758">
+        <w:tblGridChange w:id="761">
           <w:tblGrid>
             <w:gridCol w:w="2235"/>
             <w:gridCol w:w="2126"/>
@@ -14025,7 +14063,7 @@
       <w:tr>
         <w:trPr>
           <w:tblHeader/>
-          <w:trPrChange w:id="759" w:author="Li Jianfeng" w:date="2026-09-02T17:00:00Z" w16du:dateUtc="2026-09-02T09:00:00Z">
+          <w:trPrChange w:id="762" w:author="Li Jianfeng" w:date="2026-09-02T17:00:00Z" w16du:dateUtc="2026-09-02T09:00:00Z">
             <w:trPr>
               <w:gridAfter w:val="0"/>
               <w:tblHeader/>
@@ -14036,7 +14074,7 @@
           <w:tcPr>
             <w:tcW w:w="2235" w:type="dxa"/>
             <w:shd w:val="clear" w:color="auto" w:fill="BFBFBF"/>
-            <w:tcPrChange w:id="760" w:author="Li Jianfeng" w:date="2026-09-02T17:00:00Z" w16du:dateUtc="2026-09-02T09:00:00Z">
+            <w:tcPrChange w:id="763" w:author="Li Jianfeng" w:date="2026-09-02T17:00:00Z" w16du:dateUtc="2026-09-02T09:00:00Z">
               <w:tcPr>
                 <w:tcW w:w="2235" w:type="dxa"/>
                 <w:shd w:val="clear" w:color="auto" w:fill="BFBFBF"/>
@@ -14047,7 +14085,7 @@
             <w:pPr>
               <w:spacing w:after="60"/>
               <w:jc w:val="both"/>
-              <w:pPrChange w:id="761" w:author="Li Jianfeng" w:date="2026-09-02T16:59:00Z" w16du:dateUtc="2026-09-02T08:59:00Z">
+              <w:pPrChange w:id="764" w:author="Li Jianfeng" w:date="2026-09-02T16:59:00Z" w16du:dateUtc="2026-09-02T08:59:00Z">
                 <w:pPr>
                   <w:spacing w:after="60"/>
                 </w:pPr>
@@ -14058,52 +14096,6 @@
                 <w:b/>
               </w:rPr>
               <w:t>Parameters / Characteristics</w:t>
-            </w:r>
-          </w:p>
-        </w:tc>
-        <w:tc>
-          <w:tcPr>
-            <w:tcW w:w="2126" w:type="dxa"/>
-            <w:shd w:val="clear" w:color="auto" w:fill="BFBFBF"/>
-            <w:tcPrChange w:id="762" w:author="Li Jianfeng" w:date="2026-09-02T17:00:00Z" w16du:dateUtc="2026-09-02T09:00:00Z">
-              <w:tcPr>
-                <w:tcW w:w="2126" w:type="dxa"/>
-                <w:shd w:val="clear" w:color="auto" w:fill="BFBFBF"/>
-              </w:tcPr>
-            </w:tcPrChange>
-          </w:tcPr>
-          <w:p>
-            <w:pPr>
-              <w:spacing w:after="60"/>
-              <w:jc w:val="both"/>
-              <w:pPrChange w:id="763" w:author="Li Jianfeng" w:date="2026-09-02T16:59:00Z" w16du:dateUtc="2026-09-02T08:59:00Z">
-                <w:pPr>
-                  <w:spacing w:after="60"/>
-                </w:pPr>
-              </w:pPrChange>
-            </w:pPr>
-            <w:r>
-              <w:rPr>
-                <w:b/>
-              </w:rPr>
-              <w:t>Your Technology</w:t>
-            </w:r>
-          </w:p>
-          <w:p>
-            <w:pPr>
-              <w:spacing w:after="60"/>
-              <w:jc w:val="both"/>
-              <w:pPrChange w:id="764" w:author="Li Jianfeng" w:date="2026-09-02T16:59:00Z" w16du:dateUtc="2026-09-02T08:59:00Z">
-                <w:pPr>
-                  <w:spacing w:after="60"/>
-                </w:pPr>
-              </w:pPrChange>
-            </w:pPr>
-            <w:r>
-              <w:rPr>
-                <w:b/>
-              </w:rPr>
-              <w:t>(smart adaptive event and anomaly capture module)</w:t>
             </w:r>
           </w:p>
         </w:tc>
@@ -14132,6 +14124,52 @@
               <w:rPr>
                 <w:b/>
               </w:rPr>
+              <w:t>Your Technology</w:t>
+            </w:r>
+          </w:p>
+          <w:p>
+            <w:pPr>
+              <w:spacing w:after="60"/>
+              <w:jc w:val="both"/>
+              <w:pPrChange w:id="767" w:author="Li Jianfeng" w:date="2026-09-02T16:59:00Z" w16du:dateUtc="2026-09-02T08:59:00Z">
+                <w:pPr>
+                  <w:spacing w:after="60"/>
+                </w:pPr>
+              </w:pPrChange>
+            </w:pPr>
+            <w:r>
+              <w:rPr>
+                <w:b/>
+              </w:rPr>
+              <w:t>(smart adaptive event and anomaly capture module)</w:t>
+            </w:r>
+          </w:p>
+        </w:tc>
+        <w:tc>
+          <w:tcPr>
+            <w:tcW w:w="2126" w:type="dxa"/>
+            <w:shd w:val="clear" w:color="auto" w:fill="BFBFBF"/>
+            <w:tcPrChange w:id="768" w:author="Li Jianfeng" w:date="2026-09-02T17:00:00Z" w16du:dateUtc="2026-09-02T09:00:00Z">
+              <w:tcPr>
+                <w:tcW w:w="2126" w:type="dxa"/>
+                <w:shd w:val="clear" w:color="auto" w:fill="BFBFBF"/>
+              </w:tcPr>
+            </w:tcPrChange>
+          </w:tcPr>
+          <w:p>
+            <w:pPr>
+              <w:spacing w:after="60"/>
+              <w:jc w:val="both"/>
+              <w:pPrChange w:id="769" w:author="Li Jianfeng" w:date="2026-09-02T16:59:00Z" w16du:dateUtc="2026-09-02T08:59:00Z">
+                <w:pPr>
+                  <w:spacing w:after="60"/>
+                </w:pPr>
+              </w:pPrChange>
+            </w:pPr>
+            <w:r>
+              <w:rPr>
+                <w:b/>
+              </w:rPr>
               <w:t>Existing Technology 1</w:t>
             </w:r>
           </w:p>
@@ -14139,7 +14177,7 @@
             <w:pPr>
               <w:spacing w:after="60"/>
               <w:jc w:val="both"/>
-              <w:pPrChange w:id="767" w:author="Li Jianfeng" w:date="2026-09-02T16:59:00Z" w16du:dateUtc="2026-09-02T08:59:00Z">
+              <w:pPrChange w:id="770" w:author="Li Jianfeng" w:date="2026-09-02T16:59:00Z" w16du:dateUtc="2026-09-02T08:59:00Z">
                 <w:pPr>
                   <w:spacing w:after="60"/>
                 </w:pPr>
@@ -14157,7 +14195,7 @@
           <w:tcPr>
             <w:tcW w:w="3147" w:type="dxa"/>
             <w:shd w:val="clear" w:color="auto" w:fill="BFBFBF"/>
-            <w:tcPrChange w:id="768" w:author="Li Jianfeng" w:date="2026-09-02T17:00:00Z" w16du:dateUtc="2026-09-02T09:00:00Z">
+            <w:tcPrChange w:id="771" w:author="Li Jianfeng" w:date="2026-09-02T17:00:00Z" w16du:dateUtc="2026-09-02T09:00:00Z">
               <w:tcPr>
                 <w:tcW w:w="2038" w:type="dxa"/>
                 <w:shd w:val="clear" w:color="auto" w:fill="BFBFBF"/>
@@ -14168,7 +14206,7 @@
             <w:pPr>
               <w:spacing w:after="60"/>
               <w:jc w:val="both"/>
-              <w:pPrChange w:id="769" w:author="Li Jianfeng" w:date="2026-09-02T16:59:00Z" w16du:dateUtc="2026-09-02T08:59:00Z">
+              <w:pPrChange w:id="772" w:author="Li Jianfeng" w:date="2026-09-02T16:59:00Z" w16du:dateUtc="2026-09-02T08:59:00Z">
                 <w:pPr>
                   <w:spacing w:after="60"/>
                 </w:pPr>
@@ -14185,7 +14223,7 @@
             <w:pPr>
               <w:spacing w:after="60"/>
               <w:jc w:val="both"/>
-              <w:pPrChange w:id="770" w:author="Li Jianfeng" w:date="2026-09-02T16:59:00Z" w16du:dateUtc="2026-09-02T08:59:00Z">
+              <w:pPrChange w:id="773" w:author="Li Jianfeng" w:date="2026-09-02T16:59:00Z" w16du:dateUtc="2026-09-02T08:59:00Z">
                 <w:pPr>
                   <w:spacing w:after="60"/>
                 </w:pPr>
@@ -14202,7 +14240,7 @@
       </w:tr>
       <w:tr>
         <w:trPr>
-          <w:trPrChange w:id="771" w:author="Li Jianfeng" w:date="2026-09-02T17:00:00Z" w16du:dateUtc="2026-09-02T09:00:00Z">
+          <w:trPrChange w:id="774" w:author="Li Jianfeng" w:date="2026-09-02T17:00:00Z" w16du:dateUtc="2026-09-02T09:00:00Z">
             <w:trPr>
               <w:gridAfter w:val="0"/>
             </w:trPr>
@@ -14211,7 +14249,7 @@
         <w:tc>
           <w:tcPr>
             <w:tcW w:w="2235" w:type="dxa"/>
-            <w:tcPrChange w:id="772" w:author="Li Jianfeng" w:date="2026-09-02T17:00:00Z" w16du:dateUtc="2026-09-02T09:00:00Z">
+            <w:tcPrChange w:id="775" w:author="Li Jianfeng" w:date="2026-09-02T17:00:00Z" w16du:dateUtc="2026-09-02T09:00:00Z">
               <w:tcPr>
                 <w:tcW w:w="2235" w:type="dxa"/>
               </w:tcPr>
@@ -14221,7 +14259,7 @@
             <w:pPr>
               <w:spacing w:after="60"/>
               <w:jc w:val="both"/>
-              <w:pPrChange w:id="773" w:author="Li Jianfeng" w:date="2026-09-02T16:59:00Z" w16du:dateUtc="2026-09-02T08:59:00Z">
+              <w:pPrChange w:id="776" w:author="Li Jianfeng" w:date="2026-09-02T16:59:00Z" w16du:dateUtc="2026-09-02T08:59:00Z">
                 <w:pPr>
                   <w:spacing w:after="60"/>
                 </w:pPr>
@@ -14235,7 +14273,7 @@
         <w:tc>
           <w:tcPr>
             <w:tcW w:w="2126" w:type="dxa"/>
-            <w:tcPrChange w:id="774" w:author="Li Jianfeng" w:date="2026-09-02T17:00:00Z" w16du:dateUtc="2026-09-02T09:00:00Z">
+            <w:tcPrChange w:id="777" w:author="Li Jianfeng" w:date="2026-09-02T17:00:00Z" w16du:dateUtc="2026-09-02T09:00:00Z">
               <w:tcPr>
                 <w:tcW w:w="2126" w:type="dxa"/>
               </w:tcPr>
@@ -14245,7 +14283,7 @@
             <w:pPr>
               <w:spacing w:after="60"/>
               <w:jc w:val="both"/>
-              <w:pPrChange w:id="775" w:author="Li Jianfeng" w:date="2026-09-02T16:59:00Z" w16du:dateUtc="2026-09-02T08:59:00Z">
+              <w:pPrChange w:id="778" w:author="Li Jianfeng" w:date="2026-09-02T16:59:00Z" w16du:dateUtc="2026-09-02T08:59:00Z">
                 <w:pPr>
                   <w:spacing w:after="60"/>
                 </w:pPr>
@@ -14259,7 +14297,7 @@
         <w:tc>
           <w:tcPr>
             <w:tcW w:w="2126" w:type="dxa"/>
-            <w:tcPrChange w:id="776" w:author="Li Jianfeng" w:date="2026-09-02T17:00:00Z" w16du:dateUtc="2026-09-02T09:00:00Z">
+            <w:tcPrChange w:id="779" w:author="Li Jianfeng" w:date="2026-09-02T17:00:00Z" w16du:dateUtc="2026-09-02T09:00:00Z">
               <w:tcPr>
                 <w:tcW w:w="2126" w:type="dxa"/>
               </w:tcPr>
@@ -14269,7 +14307,7 @@
             <w:pPr>
               <w:spacing w:after="60"/>
               <w:jc w:val="both"/>
-              <w:pPrChange w:id="777" w:author="Li Jianfeng" w:date="2026-09-02T16:59:00Z" w16du:dateUtc="2026-09-02T08:59:00Z">
+              <w:pPrChange w:id="780" w:author="Li Jianfeng" w:date="2026-09-02T16:59:00Z" w16du:dateUtc="2026-09-02T08:59:00Z">
                 <w:pPr>
                   <w:spacing w:after="60"/>
                 </w:pPr>
@@ -14283,7 +14321,7 @@
         <w:tc>
           <w:tcPr>
             <w:tcW w:w="3147" w:type="dxa"/>
-            <w:tcPrChange w:id="778" w:author="Li Jianfeng" w:date="2026-09-02T17:00:00Z" w16du:dateUtc="2026-09-02T09:00:00Z">
+            <w:tcPrChange w:id="781" w:author="Li Jianfeng" w:date="2026-09-02T17:00:00Z" w16du:dateUtc="2026-09-02T09:00:00Z">
               <w:tcPr>
                 <w:tcW w:w="2038" w:type="dxa"/>
               </w:tcPr>
@@ -14293,7 +14331,7 @@
             <w:pPr>
               <w:spacing w:after="60"/>
               <w:jc w:val="both"/>
-              <w:pPrChange w:id="779" w:author="Li Jianfeng" w:date="2026-09-02T16:59:00Z" w16du:dateUtc="2026-09-02T08:59:00Z">
+              <w:pPrChange w:id="782" w:author="Li Jianfeng" w:date="2026-09-02T16:59:00Z" w16du:dateUtc="2026-09-02T08:59:00Z">
                 <w:pPr>
                   <w:spacing w:after="60"/>
                 </w:pPr>
@@ -14307,7 +14345,7 @@
       </w:tr>
       <w:tr>
         <w:trPr>
-          <w:trPrChange w:id="780" w:author="Li Jianfeng" w:date="2026-09-02T17:00:00Z" w16du:dateUtc="2026-09-02T09:00:00Z">
+          <w:trPrChange w:id="783" w:author="Li Jianfeng" w:date="2026-09-02T17:00:00Z" w16du:dateUtc="2026-09-02T09:00:00Z">
             <w:trPr>
               <w:gridAfter w:val="0"/>
             </w:trPr>
@@ -14316,7 +14354,7 @@
         <w:tc>
           <w:tcPr>
             <w:tcW w:w="2235" w:type="dxa"/>
-            <w:tcPrChange w:id="781" w:author="Li Jianfeng" w:date="2026-09-02T17:00:00Z" w16du:dateUtc="2026-09-02T09:00:00Z">
+            <w:tcPrChange w:id="784" w:author="Li Jianfeng" w:date="2026-09-02T17:00:00Z" w16du:dateUtc="2026-09-02T09:00:00Z">
               <w:tcPr>
                 <w:tcW w:w="2235" w:type="dxa"/>
               </w:tcPr>
@@ -14326,7 +14364,7 @@
             <w:pPr>
               <w:spacing w:after="60"/>
               <w:jc w:val="both"/>
-              <w:pPrChange w:id="782" w:author="Li Jianfeng" w:date="2026-09-02T16:59:00Z" w16du:dateUtc="2026-09-02T08:59:00Z">
+              <w:pPrChange w:id="785" w:author="Li Jianfeng" w:date="2026-09-02T16:59:00Z" w16du:dateUtc="2026-09-02T08:59:00Z">
                 <w:pPr>
                   <w:spacing w:after="60"/>
                 </w:pPr>
@@ -14340,7 +14378,7 @@
         <w:tc>
           <w:tcPr>
             <w:tcW w:w="2126" w:type="dxa"/>
-            <w:tcPrChange w:id="783" w:author="Li Jianfeng" w:date="2026-09-02T17:00:00Z" w16du:dateUtc="2026-09-02T09:00:00Z">
+            <w:tcPrChange w:id="786" w:author="Li Jianfeng" w:date="2026-09-02T17:00:00Z" w16du:dateUtc="2026-09-02T09:00:00Z">
               <w:tcPr>
                 <w:tcW w:w="2126" w:type="dxa"/>
               </w:tcPr>
@@ -14350,25 +14388,21 @@
             <w:pPr>
               <w:spacing w:after="60"/>
               <w:jc w:val="both"/>
-              <w:pPrChange w:id="784" w:author="Li Jianfeng" w:date="2026-09-02T16:59:00Z" w16du:dateUtc="2026-09-02T08:59:00Z">
+              <w:pPrChange w:id="787" w:author="Li Jianfeng" w:date="2026-09-02T16:59:00Z" w16du:dateUtc="2026-09-02T08:59:00Z">
                 <w:pPr>
                   <w:spacing w:after="60"/>
                 </w:pPr>
               </w:pPrChange>
             </w:pPr>
             <w:r>
-              <w:t xml:space="preserve">Progressively suppressed while capture is </w:t>
-            </w:r>
-            <w:r>
-              <w:lastRenderedPageBreak/>
-              <w:t>maintained; precision 90.8%</w:t>
+              <w:t>Progressively suppressed while capture is maintained; precision 90.8%</w:t>
             </w:r>
           </w:p>
         </w:tc>
         <w:tc>
           <w:tcPr>
             <w:tcW w:w="2126" w:type="dxa"/>
-            <w:tcPrChange w:id="785" w:author="Li Jianfeng" w:date="2026-09-02T17:00:00Z" w16du:dateUtc="2026-09-02T09:00:00Z">
+            <w:tcPrChange w:id="788" w:author="Li Jianfeng" w:date="2026-09-02T17:00:00Z" w16du:dateUtc="2026-09-02T09:00:00Z">
               <w:tcPr>
                 <w:tcW w:w="2126" w:type="dxa"/>
               </w:tcPr>
@@ -14378,26 +14412,21 @@
             <w:pPr>
               <w:spacing w:after="60"/>
               <w:jc w:val="both"/>
-              <w:pPrChange w:id="786" w:author="Li Jianfeng" w:date="2026-09-02T16:59:00Z" w16du:dateUtc="2026-09-02T08:59:00Z">
+              <w:pPrChange w:id="789" w:author="Li Jianfeng" w:date="2026-09-02T16:59:00Z" w16du:dateUtc="2026-09-02T08:59:00Z">
                 <w:pPr>
                   <w:spacing w:after="60"/>
                 </w:pPr>
               </w:pPrChange>
             </w:pPr>
             <w:r>
-              <w:lastRenderedPageBreak/>
-              <w:t xml:space="preserve">Not event-selective; record volume is set </w:t>
-            </w:r>
-            <w:r>
-              <w:lastRenderedPageBreak/>
-              <w:t>by the sampling schedule</w:t>
+              <w:t>Not event-selective; record volume is set by the sampling schedule</w:t>
             </w:r>
           </w:p>
         </w:tc>
         <w:tc>
           <w:tcPr>
             <w:tcW w:w="3147" w:type="dxa"/>
-            <w:tcPrChange w:id="787" w:author="Li Jianfeng" w:date="2026-09-02T17:00:00Z" w16du:dateUtc="2026-09-02T09:00:00Z">
+            <w:tcPrChange w:id="790" w:author="Li Jianfeng" w:date="2026-09-02T17:00:00Z" w16du:dateUtc="2026-09-02T09:00:00Z">
               <w:tcPr>
                 <w:tcW w:w="2038" w:type="dxa"/>
               </w:tcPr>
@@ -14407,26 +14436,21 @@
             <w:pPr>
               <w:spacing w:after="60"/>
               <w:jc w:val="both"/>
-              <w:pPrChange w:id="788" w:author="Li Jianfeng" w:date="2026-09-02T16:59:00Z" w16du:dateUtc="2026-09-02T08:59:00Z">
+              <w:pPrChange w:id="791" w:author="Li Jianfeng" w:date="2026-09-02T16:59:00Z" w16du:dateUtc="2026-09-02T08:59:00Z">
                 <w:pPr>
                   <w:spacing w:after="60"/>
                 </w:pPr>
               </w:pPrChange>
             </w:pPr>
             <w:r>
-              <w:lastRenderedPageBreak/>
-              <w:t xml:space="preserve">Loose settings cause repeated irrelevant recordings; half of the </w:t>
-            </w:r>
-            <w:r>
-              <w:lastRenderedPageBreak/>
-              <w:t>records in the tested baseline were irrelevant</w:t>
+              <w:t>Loose settings cause repeated irrelevant recordings; half of the records in the tested baseline were irrelevant</w:t>
             </w:r>
           </w:p>
         </w:tc>
       </w:tr>
       <w:tr>
         <w:trPr>
-          <w:trPrChange w:id="789" w:author="Li Jianfeng" w:date="2026-09-02T17:00:00Z" w16du:dateUtc="2026-09-02T09:00:00Z">
+          <w:trPrChange w:id="792" w:author="Li Jianfeng" w:date="2026-09-02T17:00:00Z" w16du:dateUtc="2026-09-02T09:00:00Z">
             <w:trPr>
               <w:gridAfter w:val="0"/>
             </w:trPr>
@@ -14435,7 +14459,7 @@
         <w:tc>
           <w:tcPr>
             <w:tcW w:w="2235" w:type="dxa"/>
-            <w:tcPrChange w:id="790" w:author="Li Jianfeng" w:date="2026-09-02T17:00:00Z" w16du:dateUtc="2026-09-02T09:00:00Z">
+            <w:tcPrChange w:id="793" w:author="Li Jianfeng" w:date="2026-09-02T17:00:00Z" w16du:dateUtc="2026-09-02T09:00:00Z">
               <w:tcPr>
                 <w:tcW w:w="2235" w:type="dxa"/>
               </w:tcPr>
@@ -14445,14 +14469,13 @@
             <w:pPr>
               <w:spacing w:after="60"/>
               <w:jc w:val="both"/>
-              <w:pPrChange w:id="791" w:author="Li Jianfeng" w:date="2026-09-02T16:59:00Z" w16du:dateUtc="2026-09-02T08:59:00Z">
+              <w:pPrChange w:id="794" w:author="Li Jianfeng" w:date="2026-09-02T16:59:00Z" w16du:dateUtc="2026-09-02T08:59:00Z">
                 <w:pPr>
                   <w:spacing w:after="60"/>
                 </w:pPr>
               </w:pPrChange>
             </w:pPr>
             <w:r>
-              <w:lastRenderedPageBreak/>
               <w:t>Overall detection performance (F-beta, laboratory)</w:t>
             </w:r>
           </w:p>
@@ -14460,7 +14483,7 @@
         <w:tc>
           <w:tcPr>
             <w:tcW w:w="2126" w:type="dxa"/>
-            <w:tcPrChange w:id="792" w:author="Li Jianfeng" w:date="2026-09-02T17:00:00Z" w16du:dateUtc="2026-09-02T09:00:00Z">
+            <w:tcPrChange w:id="795" w:author="Li Jianfeng" w:date="2026-09-02T17:00:00Z" w16du:dateUtc="2026-09-02T09:00:00Z">
               <w:tcPr>
                 <w:tcW w:w="2126" w:type="dxa"/>
               </w:tcPr>
@@ -14470,7 +14493,7 @@
             <w:pPr>
               <w:spacing w:after="60"/>
               <w:jc w:val="both"/>
-              <w:pPrChange w:id="793" w:author="Li Jianfeng" w:date="2026-09-02T16:59:00Z" w16du:dateUtc="2026-09-02T08:59:00Z">
+              <w:pPrChange w:id="796" w:author="Li Jianfeng" w:date="2026-09-02T16:59:00Z" w16du:dateUtc="2026-09-02T08:59:00Z">
                 <w:pPr>
                   <w:spacing w:after="60"/>
                 </w:pPr>
@@ -14484,7 +14507,7 @@
         <w:tc>
           <w:tcPr>
             <w:tcW w:w="2126" w:type="dxa"/>
-            <w:tcPrChange w:id="794" w:author="Li Jianfeng" w:date="2026-09-02T17:00:00Z" w16du:dateUtc="2026-09-02T09:00:00Z">
+            <w:tcPrChange w:id="797" w:author="Li Jianfeng" w:date="2026-09-02T17:00:00Z" w16du:dateUtc="2026-09-02T09:00:00Z">
               <w:tcPr>
                 <w:tcW w:w="2126" w:type="dxa"/>
               </w:tcPr>
@@ -14494,7 +14517,7 @@
             <w:pPr>
               <w:spacing w:after="60"/>
               <w:jc w:val="both"/>
-              <w:pPrChange w:id="795" w:author="Li Jianfeng" w:date="2026-09-02T16:59:00Z" w16du:dateUtc="2026-09-02T08:59:00Z">
+              <w:pPrChange w:id="798" w:author="Li Jianfeng" w:date="2026-09-02T16:59:00Z" w16du:dateUtc="2026-09-02T08:59:00Z">
                 <w:pPr>
                   <w:spacing w:after="60"/>
                 </w:pPr>
@@ -14508,7 +14531,7 @@
         <w:tc>
           <w:tcPr>
             <w:tcW w:w="3147" w:type="dxa"/>
-            <w:tcPrChange w:id="796" w:author="Li Jianfeng" w:date="2026-09-02T17:00:00Z" w16du:dateUtc="2026-09-02T09:00:00Z">
+            <w:tcPrChange w:id="799" w:author="Li Jianfeng" w:date="2026-09-02T17:00:00Z" w16du:dateUtc="2026-09-02T09:00:00Z">
               <w:tcPr>
                 <w:tcW w:w="2038" w:type="dxa"/>
               </w:tcPr>
@@ -14518,7 +14541,7 @@
             <w:pPr>
               <w:spacing w:after="60"/>
               <w:jc w:val="both"/>
-              <w:pPrChange w:id="797" w:author="Li Jianfeng" w:date="2026-09-02T16:59:00Z" w16du:dateUtc="2026-09-02T08:59:00Z">
+              <w:pPrChange w:id="800" w:author="Li Jianfeng" w:date="2026-09-02T16:59:00Z" w16du:dateUtc="2026-09-02T08:59:00Z">
                 <w:pPr>
                   <w:spacing w:after="60"/>
                 </w:pPr>
@@ -14532,7 +14555,7 @@
       </w:tr>
       <w:tr>
         <w:trPr>
-          <w:trPrChange w:id="798" w:author="Li Jianfeng" w:date="2026-09-02T17:00:00Z" w16du:dateUtc="2026-09-02T09:00:00Z">
+          <w:trPrChange w:id="801" w:author="Li Jianfeng" w:date="2026-09-02T17:00:00Z" w16du:dateUtc="2026-09-02T09:00:00Z">
             <w:trPr>
               <w:gridAfter w:val="0"/>
             </w:trPr>
@@ -14541,7 +14564,7 @@
         <w:tc>
           <w:tcPr>
             <w:tcW w:w="2235" w:type="dxa"/>
-            <w:tcPrChange w:id="799" w:author="Li Jianfeng" w:date="2026-09-02T17:00:00Z" w16du:dateUtc="2026-09-02T09:00:00Z">
+            <w:tcPrChange w:id="802" w:author="Li Jianfeng" w:date="2026-09-02T17:00:00Z" w16du:dateUtc="2026-09-02T09:00:00Z">
               <w:tcPr>
                 <w:tcW w:w="2235" w:type="dxa"/>
               </w:tcPr>
@@ -14551,7 +14574,7 @@
             <w:pPr>
               <w:spacing w:after="60"/>
               <w:jc w:val="both"/>
-              <w:pPrChange w:id="800" w:author="Li Jianfeng" w:date="2026-09-02T16:59:00Z" w16du:dateUtc="2026-09-02T08:59:00Z">
+              <w:pPrChange w:id="803" w:author="Li Jianfeng" w:date="2026-09-02T16:59:00Z" w16du:dateUtc="2026-09-02T08:59:00Z">
                 <w:pPr>
                   <w:spacing w:after="60"/>
                 </w:pPr>
@@ -14565,7 +14588,7 @@
         <w:tc>
           <w:tcPr>
             <w:tcW w:w="2126" w:type="dxa"/>
-            <w:tcPrChange w:id="801" w:author="Li Jianfeng" w:date="2026-09-02T17:00:00Z" w16du:dateUtc="2026-09-02T09:00:00Z">
+            <w:tcPrChange w:id="804" w:author="Li Jianfeng" w:date="2026-09-02T17:00:00Z" w16du:dateUtc="2026-09-02T09:00:00Z">
               <w:tcPr>
                 <w:tcW w:w="2126" w:type="dxa"/>
               </w:tcPr>
@@ -14575,7 +14598,7 @@
             <w:pPr>
               <w:spacing w:after="60"/>
               <w:jc w:val="both"/>
-              <w:pPrChange w:id="802" w:author="Li Jianfeng" w:date="2026-09-02T16:59:00Z" w16du:dateUtc="2026-09-02T08:59:00Z">
+              <w:pPrChange w:id="805" w:author="Li Jianfeng" w:date="2026-09-02T16:59:00Z" w16du:dateUtc="2026-09-02T08:59:00Z">
                 <w:pPr>
                   <w:spacing w:after="60"/>
                 </w:pPr>
@@ -14589,7 +14612,7 @@
         <w:tc>
           <w:tcPr>
             <w:tcW w:w="2126" w:type="dxa"/>
-            <w:tcPrChange w:id="803" w:author="Li Jianfeng" w:date="2026-09-02T17:00:00Z" w16du:dateUtc="2026-09-02T09:00:00Z">
+            <w:tcPrChange w:id="806" w:author="Li Jianfeng" w:date="2026-09-02T17:00:00Z" w16du:dateUtc="2026-09-02T09:00:00Z">
               <w:tcPr>
                 <w:tcW w:w="2126" w:type="dxa"/>
               </w:tcPr>
@@ -14599,7 +14622,7 @@
             <w:pPr>
               <w:spacing w:after="60"/>
               <w:jc w:val="both"/>
-              <w:pPrChange w:id="804" w:author="Li Jianfeng" w:date="2026-09-02T16:59:00Z" w16du:dateUtc="2026-09-02T08:59:00Z">
+              <w:pPrChange w:id="807" w:author="Li Jianfeng" w:date="2026-09-02T16:59:00Z" w16du:dateUtc="2026-09-02T08:59:00Z">
                 <w:pPr>
                   <w:spacing w:after="60"/>
                 </w:pPr>
@@ -14613,7 +14636,7 @@
         <w:tc>
           <w:tcPr>
             <w:tcW w:w="3147" w:type="dxa"/>
-            <w:tcPrChange w:id="805" w:author="Li Jianfeng" w:date="2026-09-02T17:00:00Z" w16du:dateUtc="2026-09-02T09:00:00Z">
+            <w:tcPrChange w:id="808" w:author="Li Jianfeng" w:date="2026-09-02T17:00:00Z" w16du:dateUtc="2026-09-02T09:00:00Z">
               <w:tcPr>
                 <w:tcW w:w="2038" w:type="dxa"/>
               </w:tcPr>
@@ -14623,7 +14646,7 @@
             <w:pPr>
               <w:spacing w:after="60"/>
               <w:jc w:val="both"/>
-              <w:pPrChange w:id="806" w:author="Li Jianfeng" w:date="2026-09-02T16:59:00Z" w16du:dateUtc="2026-09-02T08:59:00Z">
+              <w:pPrChange w:id="809" w:author="Li Jianfeng" w:date="2026-09-02T16:59:00Z" w16du:dateUtc="2026-09-02T08:59:00Z">
                 <w:pPr>
                   <w:spacing w:after="60"/>
                 </w:pPr>
@@ -14637,7 +14660,7 @@
       </w:tr>
       <w:tr>
         <w:trPr>
-          <w:trPrChange w:id="807" w:author="Li Jianfeng" w:date="2026-09-02T17:00:00Z" w16du:dateUtc="2026-09-02T09:00:00Z">
+          <w:trPrChange w:id="810" w:author="Li Jianfeng" w:date="2026-09-02T17:00:00Z" w16du:dateUtc="2026-09-02T09:00:00Z">
             <w:trPr>
               <w:gridAfter w:val="0"/>
             </w:trPr>
@@ -14646,7 +14669,7 @@
         <w:tc>
           <w:tcPr>
             <w:tcW w:w="2235" w:type="dxa"/>
-            <w:tcPrChange w:id="808" w:author="Li Jianfeng" w:date="2026-09-02T17:00:00Z" w16du:dateUtc="2026-09-02T09:00:00Z">
+            <w:tcPrChange w:id="811" w:author="Li Jianfeng" w:date="2026-09-02T17:00:00Z" w16du:dateUtc="2026-09-02T09:00:00Z">
               <w:tcPr>
                 <w:tcW w:w="2235" w:type="dxa"/>
               </w:tcPr>
@@ -14656,7 +14679,7 @@
             <w:pPr>
               <w:spacing w:after="60"/>
               <w:jc w:val="both"/>
-              <w:pPrChange w:id="809" w:author="Li Jianfeng" w:date="2026-09-02T16:59:00Z" w16du:dateUtc="2026-09-02T08:59:00Z">
+              <w:pPrChange w:id="812" w:author="Li Jianfeng" w:date="2026-09-02T16:59:00Z" w16du:dateUtc="2026-09-02T08:59:00Z">
                 <w:pPr>
                   <w:spacing w:after="60"/>
                 </w:pPr>
@@ -14670,7 +14693,7 @@
         <w:tc>
           <w:tcPr>
             <w:tcW w:w="2126" w:type="dxa"/>
-            <w:tcPrChange w:id="810" w:author="Li Jianfeng" w:date="2026-09-02T17:00:00Z" w16du:dateUtc="2026-09-02T09:00:00Z">
+            <w:tcPrChange w:id="813" w:author="Li Jianfeng" w:date="2026-09-02T17:00:00Z" w16du:dateUtc="2026-09-02T09:00:00Z">
               <w:tcPr>
                 <w:tcW w:w="2126" w:type="dxa"/>
               </w:tcPr>
@@ -14680,7 +14703,7 @@
             <w:pPr>
               <w:spacing w:after="60"/>
               <w:jc w:val="both"/>
-              <w:pPrChange w:id="811" w:author="Li Jianfeng" w:date="2026-09-02T16:59:00Z" w16du:dateUtc="2026-09-02T08:59:00Z">
+              <w:pPrChange w:id="814" w:author="Li Jianfeng" w:date="2026-09-02T16:59:00Z" w16du:dateUtc="2026-09-02T08:59:00Z">
                 <w:pPr>
                   <w:spacing w:after="60"/>
                 </w:pPr>
@@ -14694,7 +14717,7 @@
         <w:tc>
           <w:tcPr>
             <w:tcW w:w="2126" w:type="dxa"/>
-            <w:tcPrChange w:id="812" w:author="Li Jianfeng" w:date="2026-09-02T17:00:00Z" w16du:dateUtc="2026-09-02T09:00:00Z">
+            <w:tcPrChange w:id="815" w:author="Li Jianfeng" w:date="2026-09-02T17:00:00Z" w16du:dateUtc="2026-09-02T09:00:00Z">
               <w:tcPr>
                 <w:tcW w:w="2126" w:type="dxa"/>
               </w:tcPr>
@@ -14704,7 +14727,7 @@
             <w:pPr>
               <w:spacing w:after="60"/>
               <w:jc w:val="both"/>
-              <w:pPrChange w:id="813" w:author="Li Jianfeng" w:date="2026-09-02T16:59:00Z" w16du:dateUtc="2026-09-02T08:59:00Z">
+              <w:pPrChange w:id="816" w:author="Li Jianfeng" w:date="2026-09-02T16:59:00Z" w16du:dateUtc="2026-09-02T08:59:00Z">
                 <w:pPr>
                   <w:spacing w:after="60"/>
                 </w:pPr>
@@ -14718,7 +14741,7 @@
         <w:tc>
           <w:tcPr>
             <w:tcW w:w="3147" w:type="dxa"/>
-            <w:tcPrChange w:id="814" w:author="Li Jianfeng" w:date="2026-09-02T17:00:00Z" w16du:dateUtc="2026-09-02T09:00:00Z">
+            <w:tcPrChange w:id="817" w:author="Li Jianfeng" w:date="2026-09-02T17:00:00Z" w16du:dateUtc="2026-09-02T09:00:00Z">
               <w:tcPr>
                 <w:tcW w:w="2038" w:type="dxa"/>
               </w:tcPr>
@@ -14728,7 +14751,7 @@
             <w:pPr>
               <w:spacing w:after="60"/>
               <w:jc w:val="both"/>
-              <w:pPrChange w:id="815" w:author="Li Jianfeng" w:date="2026-09-02T16:59:00Z" w16du:dateUtc="2026-09-02T08:59:00Z">
+              <w:pPrChange w:id="818" w:author="Li Jianfeng" w:date="2026-09-02T16:59:00Z" w16du:dateUtc="2026-09-02T08:59:00Z">
                 <w:pPr>
                   <w:spacing w:after="60"/>
                 </w:pPr>
@@ -14742,7 +14765,7 @@
       </w:tr>
       <w:tr>
         <w:trPr>
-          <w:trPrChange w:id="816" w:author="Li Jianfeng" w:date="2026-09-02T17:00:00Z" w16du:dateUtc="2026-09-02T09:00:00Z">
+          <w:trPrChange w:id="819" w:author="Li Jianfeng" w:date="2026-09-02T17:00:00Z" w16du:dateUtc="2026-09-02T09:00:00Z">
             <w:trPr>
               <w:gridAfter w:val="0"/>
             </w:trPr>
@@ -14751,7 +14774,7 @@
         <w:tc>
           <w:tcPr>
             <w:tcW w:w="2235" w:type="dxa"/>
-            <w:tcPrChange w:id="817" w:author="Li Jianfeng" w:date="2026-09-02T17:00:00Z" w16du:dateUtc="2026-09-02T09:00:00Z">
+            <w:tcPrChange w:id="820" w:author="Li Jianfeng" w:date="2026-09-02T17:00:00Z" w16du:dateUtc="2026-09-02T09:00:00Z">
               <w:tcPr>
                 <w:tcW w:w="2235" w:type="dxa"/>
               </w:tcPr>
@@ -14761,7 +14784,7 @@
             <w:pPr>
               <w:spacing w:after="60"/>
               <w:jc w:val="both"/>
-              <w:pPrChange w:id="818" w:author="Li Jianfeng" w:date="2026-09-02T16:59:00Z" w16du:dateUtc="2026-09-02T08:59:00Z">
+              <w:pPrChange w:id="821" w:author="Li Jianfeng" w:date="2026-09-02T16:59:00Z" w16du:dateUtc="2026-09-02T08:59:00Z">
                 <w:pPr>
                   <w:spacing w:after="60"/>
                 </w:pPr>
@@ -14775,7 +14798,7 @@
         <w:tc>
           <w:tcPr>
             <w:tcW w:w="2126" w:type="dxa"/>
-            <w:tcPrChange w:id="819" w:author="Li Jianfeng" w:date="2026-09-02T17:00:00Z" w16du:dateUtc="2026-09-02T09:00:00Z">
+            <w:tcPrChange w:id="822" w:author="Li Jianfeng" w:date="2026-09-02T17:00:00Z" w16du:dateUtc="2026-09-02T09:00:00Z">
               <w:tcPr>
                 <w:tcW w:w="2126" w:type="dxa"/>
               </w:tcPr>
@@ -14785,7 +14808,7 @@
             <w:pPr>
               <w:spacing w:after="60"/>
               <w:jc w:val="both"/>
-              <w:pPrChange w:id="820" w:author="Li Jianfeng" w:date="2026-09-02T16:59:00Z" w16du:dateUtc="2026-09-02T08:59:00Z">
+              <w:pPrChange w:id="823" w:author="Li Jianfeng" w:date="2026-09-02T16:59:00Z" w16du:dateUtc="2026-09-02T08:59:00Z">
                 <w:pPr>
                   <w:spacing w:after="60"/>
                 </w:pPr>
@@ -14799,7 +14822,7 @@
         <w:tc>
           <w:tcPr>
             <w:tcW w:w="2126" w:type="dxa"/>
-            <w:tcPrChange w:id="821" w:author="Li Jianfeng" w:date="2026-09-02T17:00:00Z" w16du:dateUtc="2026-09-02T09:00:00Z">
+            <w:tcPrChange w:id="824" w:author="Li Jianfeng" w:date="2026-09-02T17:00:00Z" w16du:dateUtc="2026-09-02T09:00:00Z">
               <w:tcPr>
                 <w:tcW w:w="2126" w:type="dxa"/>
               </w:tcPr>
@@ -14809,7 +14832,7 @@
             <w:pPr>
               <w:spacing w:after="60"/>
               <w:jc w:val="both"/>
-              <w:pPrChange w:id="822" w:author="Li Jianfeng" w:date="2026-09-02T16:59:00Z" w16du:dateUtc="2026-09-02T08:59:00Z">
+              <w:pPrChange w:id="825" w:author="Li Jianfeng" w:date="2026-09-02T16:59:00Z" w16du:dateUtc="2026-09-02T08:59:00Z">
                 <w:pPr>
                   <w:spacing w:after="60"/>
                 </w:pPr>
@@ -14823,7 +14846,7 @@
         <w:tc>
           <w:tcPr>
             <w:tcW w:w="3147" w:type="dxa"/>
-            <w:tcPrChange w:id="823" w:author="Li Jianfeng" w:date="2026-09-02T17:00:00Z" w16du:dateUtc="2026-09-02T09:00:00Z">
+            <w:tcPrChange w:id="826" w:author="Li Jianfeng" w:date="2026-09-02T17:00:00Z" w16du:dateUtc="2026-09-02T09:00:00Z">
               <w:tcPr>
                 <w:tcW w:w="2038" w:type="dxa"/>
               </w:tcPr>
@@ -14833,7 +14856,7 @@
             <w:pPr>
               <w:spacing w:after="60"/>
               <w:jc w:val="both"/>
-              <w:pPrChange w:id="824" w:author="Li Jianfeng" w:date="2026-09-02T16:59:00Z" w16du:dateUtc="2026-09-02T08:59:00Z">
+              <w:pPrChange w:id="827" w:author="Li Jianfeng" w:date="2026-09-02T16:59:00Z" w16du:dateUtc="2026-09-02T08:59:00Z">
                 <w:pPr>
                   <w:spacing w:after="60"/>
                 </w:pPr>
@@ -14847,7 +14870,7 @@
       </w:tr>
       <w:tr>
         <w:trPr>
-          <w:trPrChange w:id="825" w:author="Li Jianfeng" w:date="2026-09-02T17:00:00Z" w16du:dateUtc="2026-09-02T09:00:00Z">
+          <w:trPrChange w:id="828" w:author="Li Jianfeng" w:date="2026-09-02T17:00:00Z" w16du:dateUtc="2026-09-02T09:00:00Z">
             <w:trPr>
               <w:gridAfter w:val="0"/>
             </w:trPr>
@@ -14856,7 +14879,7 @@
         <w:tc>
           <w:tcPr>
             <w:tcW w:w="2235" w:type="dxa"/>
-            <w:tcPrChange w:id="826" w:author="Li Jianfeng" w:date="2026-09-02T17:00:00Z" w16du:dateUtc="2026-09-02T09:00:00Z">
+            <w:tcPrChange w:id="829" w:author="Li Jianfeng" w:date="2026-09-02T17:00:00Z" w16du:dateUtc="2026-09-02T09:00:00Z">
               <w:tcPr>
                 <w:tcW w:w="2235" w:type="dxa"/>
               </w:tcPr>
@@ -14866,7 +14889,7 @@
             <w:pPr>
               <w:spacing w:after="60"/>
               <w:jc w:val="both"/>
-              <w:pPrChange w:id="827" w:author="Li Jianfeng" w:date="2026-09-02T16:59:00Z" w16du:dateUtc="2026-09-02T08:59:00Z">
+              <w:pPrChange w:id="830" w:author="Li Jianfeng" w:date="2026-09-02T16:59:00Z" w16du:dateUtc="2026-09-02T08:59:00Z">
                 <w:pPr>
                   <w:spacing w:after="60"/>
                 </w:pPr>
@@ -14880,7 +14903,7 @@
         <w:tc>
           <w:tcPr>
             <w:tcW w:w="2126" w:type="dxa"/>
-            <w:tcPrChange w:id="828" w:author="Li Jianfeng" w:date="2026-09-02T17:00:00Z" w16du:dateUtc="2026-09-02T09:00:00Z">
+            <w:tcPrChange w:id="831" w:author="Li Jianfeng" w:date="2026-09-02T17:00:00Z" w16du:dateUtc="2026-09-02T09:00:00Z">
               <w:tcPr>
                 <w:tcW w:w="2126" w:type="dxa"/>
               </w:tcPr>
@@ -14890,7 +14913,7 @@
             <w:pPr>
               <w:spacing w:after="60"/>
               <w:jc w:val="both"/>
-              <w:pPrChange w:id="829" w:author="Li Jianfeng" w:date="2026-09-02T16:59:00Z" w16du:dateUtc="2026-09-02T08:59:00Z">
+              <w:pPrChange w:id="832" w:author="Li Jianfeng" w:date="2026-09-02T16:59:00Z" w16du:dateUtc="2026-09-02T08:59:00Z">
                 <w:pPr>
                   <w:spacing w:after="60"/>
                 </w:pPr>
@@ -14904,7 +14927,7 @@
         <w:tc>
           <w:tcPr>
             <w:tcW w:w="2126" w:type="dxa"/>
-            <w:tcPrChange w:id="830" w:author="Li Jianfeng" w:date="2026-09-02T17:00:00Z" w16du:dateUtc="2026-09-02T09:00:00Z">
+            <w:tcPrChange w:id="833" w:author="Li Jianfeng" w:date="2026-09-02T17:00:00Z" w16du:dateUtc="2026-09-02T09:00:00Z">
               <w:tcPr>
                 <w:tcW w:w="2126" w:type="dxa"/>
               </w:tcPr>
@@ -14914,7 +14937,7 @@
             <w:pPr>
               <w:spacing w:after="60"/>
               <w:jc w:val="both"/>
-              <w:pPrChange w:id="831" w:author="Li Jianfeng" w:date="2026-09-02T16:59:00Z" w16du:dateUtc="2026-09-02T08:59:00Z">
+              <w:pPrChange w:id="834" w:author="Li Jianfeng" w:date="2026-09-02T16:59:00Z" w16du:dateUtc="2026-09-02T08:59:00Z">
                 <w:pPr>
                   <w:spacing w:after="60"/>
                 </w:pPr>
@@ -14928,7 +14951,7 @@
         <w:tc>
           <w:tcPr>
             <w:tcW w:w="3147" w:type="dxa"/>
-            <w:tcPrChange w:id="832" w:author="Li Jianfeng" w:date="2026-09-02T17:00:00Z" w16du:dateUtc="2026-09-02T09:00:00Z">
+            <w:tcPrChange w:id="835" w:author="Li Jianfeng" w:date="2026-09-02T17:00:00Z" w16du:dateUtc="2026-09-02T09:00:00Z">
               <w:tcPr>
                 <w:tcW w:w="2038" w:type="dxa"/>
               </w:tcPr>
@@ -14938,7 +14961,7 @@
             <w:pPr>
               <w:spacing w:after="60"/>
               <w:jc w:val="both"/>
-              <w:pPrChange w:id="833" w:author="Li Jianfeng" w:date="2026-09-02T16:59:00Z" w16du:dateUtc="2026-09-02T08:59:00Z">
+              <w:pPrChange w:id="836" w:author="Li Jianfeng" w:date="2026-09-02T16:59:00Z" w16du:dateUtc="2026-09-02T08:59:00Z">
                 <w:pPr>
                   <w:spacing w:after="60"/>
                 </w:pPr>
@@ -14952,7 +14975,7 @@
       </w:tr>
       <w:tr>
         <w:trPr>
-          <w:trPrChange w:id="834" w:author="Li Jianfeng" w:date="2026-09-02T17:00:00Z" w16du:dateUtc="2026-09-02T09:00:00Z">
+          <w:trPrChange w:id="837" w:author="Li Jianfeng" w:date="2026-09-02T17:00:00Z" w16du:dateUtc="2026-09-02T09:00:00Z">
             <w:trPr>
               <w:gridAfter w:val="0"/>
             </w:trPr>
@@ -14961,7 +14984,7 @@
         <w:tc>
           <w:tcPr>
             <w:tcW w:w="2235" w:type="dxa"/>
-            <w:tcPrChange w:id="835" w:author="Li Jianfeng" w:date="2026-09-02T17:00:00Z" w16du:dateUtc="2026-09-02T09:00:00Z">
+            <w:tcPrChange w:id="838" w:author="Li Jianfeng" w:date="2026-09-02T17:00:00Z" w16du:dateUtc="2026-09-02T09:00:00Z">
               <w:tcPr>
                 <w:tcW w:w="2235" w:type="dxa"/>
               </w:tcPr>
@@ -14971,7 +14994,7 @@
             <w:pPr>
               <w:spacing w:after="60"/>
               <w:jc w:val="both"/>
-              <w:pPrChange w:id="836" w:author="Li Jianfeng" w:date="2026-09-02T16:59:00Z" w16du:dateUtc="2026-09-02T08:59:00Z">
+              <w:pPrChange w:id="839" w:author="Li Jianfeng" w:date="2026-09-02T16:59:00Z" w16du:dateUtc="2026-09-02T08:59:00Z">
                 <w:pPr>
                   <w:spacing w:after="60"/>
                 </w:pPr>
@@ -14985,7 +15008,7 @@
         <w:tc>
           <w:tcPr>
             <w:tcW w:w="2126" w:type="dxa"/>
-            <w:tcPrChange w:id="837" w:author="Li Jianfeng" w:date="2026-09-02T17:00:00Z" w16du:dateUtc="2026-09-02T09:00:00Z">
+            <w:tcPrChange w:id="840" w:author="Li Jianfeng" w:date="2026-09-02T17:00:00Z" w16du:dateUtc="2026-09-02T09:00:00Z">
               <w:tcPr>
                 <w:tcW w:w="2126" w:type="dxa"/>
               </w:tcPr>
@@ -14995,7 +15018,7 @@
             <w:pPr>
               <w:spacing w:after="60"/>
               <w:jc w:val="both"/>
-              <w:pPrChange w:id="838" w:author="Li Jianfeng" w:date="2026-09-02T16:59:00Z" w16du:dateUtc="2026-09-02T08:59:00Z">
+              <w:pPrChange w:id="841" w:author="Li Jianfeng" w:date="2026-09-02T16:59:00Z" w16du:dateUtc="2026-09-02T08:59:00Z">
                 <w:pPr>
                   <w:spacing w:after="60"/>
                 </w:pPr>
@@ -15009,7 +15032,7 @@
         <w:tc>
           <w:tcPr>
             <w:tcW w:w="2126" w:type="dxa"/>
-            <w:tcPrChange w:id="839" w:author="Li Jianfeng" w:date="2026-09-02T17:00:00Z" w16du:dateUtc="2026-09-02T09:00:00Z">
+            <w:tcPrChange w:id="842" w:author="Li Jianfeng" w:date="2026-09-02T17:00:00Z" w16du:dateUtc="2026-09-02T09:00:00Z">
               <w:tcPr>
                 <w:tcW w:w="2126" w:type="dxa"/>
               </w:tcPr>
@@ -15019,7 +15042,7 @@
             <w:pPr>
               <w:spacing w:after="60"/>
               <w:jc w:val="both"/>
-              <w:pPrChange w:id="840" w:author="Li Jianfeng" w:date="2026-09-02T16:59:00Z" w16du:dateUtc="2026-09-02T08:59:00Z">
+              <w:pPrChange w:id="843" w:author="Li Jianfeng" w:date="2026-09-02T16:59:00Z" w16du:dateUtc="2026-09-02T08:59:00Z">
                 <w:pPr>
                   <w:spacing w:after="60"/>
                 </w:pPr>
@@ -15033,7 +15056,7 @@
         <w:tc>
           <w:tcPr>
             <w:tcW w:w="3147" w:type="dxa"/>
-            <w:tcPrChange w:id="841" w:author="Li Jianfeng" w:date="2026-09-02T17:00:00Z" w16du:dateUtc="2026-09-02T09:00:00Z">
+            <w:tcPrChange w:id="844" w:author="Li Jianfeng" w:date="2026-09-02T17:00:00Z" w16du:dateUtc="2026-09-02T09:00:00Z">
               <w:tcPr>
                 <w:tcW w:w="2038" w:type="dxa"/>
               </w:tcPr>
@@ -15043,7 +15066,7 @@
             <w:pPr>
               <w:spacing w:after="60"/>
               <w:jc w:val="both"/>
-              <w:pPrChange w:id="842" w:author="Li Jianfeng" w:date="2026-09-02T16:59:00Z" w16du:dateUtc="2026-09-02T08:59:00Z">
+              <w:pPrChange w:id="845" w:author="Li Jianfeng" w:date="2026-09-02T16:59:00Z" w16du:dateUtc="2026-09-02T08:59:00Z">
                 <w:pPr>
                   <w:spacing w:after="60"/>
                 </w:pPr>
@@ -15060,13 +15083,13 @@
       <w:pPr>
         <w:jc w:val="both"/>
         <w:rPr>
-          <w:del w:id="843" w:author="Li Jianfeng" w:date="2026-09-02T17:03:00Z" w16du:dateUtc="2026-09-02T09:03:00Z"/>
+          <w:del w:id="846" w:author="Li Jianfeng" w:date="2026-09-02T17:03:00Z" w16du:dateUtc="2026-09-02T09:03:00Z"/>
           <w:rFonts w:eastAsiaTheme="minorEastAsia"/>
           <w:iCs/>
           <w:lang w:val="en-GB"/>
-          <w:rPrChange w:id="844" w:author="Li Jianfeng" w:date="2026-09-02T17:03:00Z" w16du:dateUtc="2026-09-02T09:03:00Z">
+          <w:rPrChange w:id="847" w:author="Li Jianfeng" w:date="2026-09-02T17:03:00Z" w16du:dateUtc="2026-09-02T09:03:00Z">
             <w:rPr>
-              <w:del w:id="845" w:author="Li Jianfeng" w:date="2026-09-02T17:03:00Z" w16du:dateUtc="2026-09-02T09:03:00Z"/>
+              <w:del w:id="848" w:author="Li Jianfeng" w:date="2026-09-02T17:03:00Z" w16du:dateUtc="2026-09-02T09:03:00Z"/>
               <w:iCs/>
               <w:lang w:val="en-GB"/>
             </w:rPr>
@@ -15119,21 +15142,14 @@
         <w:rPr>
           <w:sz w:val="22"/>
         </w:rPr>
-        <w:t xml:space="preserve"> The alternatives identified in Section 2.5, namely sensor chips and development kits, original equipment manufacturer acquisition boards, complete wireless monitoring nodes, industrial condition-monitoring devices and transport shock recorders, establish that demand for event records is real, and they also define this project's burden of proof. Chips and kits leave the customer to design, tune and validate the capture workflow; acquisition boards remove hardware development effort but not tuning effort; complete nodes deliver records, but as closed products whose configuration is fixed at design time. The claim to be substantiated is therefore specific: under the same recording requirement and the same deployment </w:t>
-      </w:r>
-      <w:r>
-        <w:rPr>
-          <w:sz w:val="22"/>
-        </w:rPr>
-        <w:lastRenderedPageBreak/>
-        <w:t>constraint, adaptive capture preserves near-complete capture of the selected event class while measurably reducing false and low-value records, in a form a third-party manufacturer can embed.</w:t>
+        <w:t xml:space="preserve"> The alternatives identified in Section 2.5, namely sensor chips and development kits, original equipment manufacturer acquisition boards, complete wireless monitoring nodes, industrial condition-monitoring devices and transport shock recorders, establish that demand for event records is real, and they also define this project's burden of proof. Chips and kits leave the customer to design, tune and validate the capture workflow; acquisition boards remove hardware development effort but not tuning effort; complete nodes deliver records, but as closed products whose configuration is fixed at design time. The claim to be substantiated is therefore specific: under the same recording requirement and the same deployment constraint, adaptive capture preserves near-complete capture of the selected event class while measurably reducing false and low-value records, in a form a third-party manufacturer can embed.</w:t>
       </w:r>
     </w:p>
     <w:p>
       <w:pPr>
         <w:spacing w:before="160" w:after="120" w:line="259" w:lineRule="auto"/>
         <w:jc w:val="both"/>
-        <w:pPrChange w:id="846" w:author="Li Jianfeng" w:date="2026-09-02T16:59:00Z" w16du:dateUtc="2026-09-02T08:59:00Z">
+        <w:pPrChange w:id="849" w:author="Li Jianfeng" w:date="2026-09-02T16:59:00Z" w16du:dateUtc="2026-09-02T08:59:00Z">
           <w:pPr>
             <w:spacing w:before="160" w:after="120" w:line="259" w:lineRule="auto"/>
           </w:pPr>
@@ -15189,7 +15205,7 @@
       <w:pPr>
         <w:spacing w:before="160" w:after="120" w:line="259" w:lineRule="auto"/>
         <w:jc w:val="both"/>
-        <w:pPrChange w:id="847" w:author="Li Jianfeng" w:date="2026-09-02T16:59:00Z" w16du:dateUtc="2026-09-02T08:59:00Z">
+        <w:pPrChange w:id="850" w:author="Li Jianfeng" w:date="2026-09-02T16:59:00Z" w16du:dateUtc="2026-09-02T08:59:00Z">
           <w:pPr>
             <w:spacing w:before="160" w:after="120" w:line="259" w:lineRule="auto"/>
           </w:pPr>
@@ -15296,6 +15312,7 @@
           <w:sz w:val="22"/>
           <w:lang w:val="en-GB"/>
         </w:rPr>
+        <w:lastRenderedPageBreak/>
         <w:t>4.</w:t>
       </w:r>
       <w:r>
@@ -15425,7 +15442,7 @@
           <w:bCs/>
           <w:i/>
           <w:lang w:val="en-GB"/>
-          <w:rPrChange w:id="848" w:author="Li Jianfeng" w:date="2026-09-02T17:00:00Z" w16du:dateUtc="2026-09-02T09:00:00Z">
+          <w:rPrChange w:id="851" w:author="Li Jianfeng" w:date="2026-09-02T17:00:00Z" w16du:dateUtc="2026-09-02T09:00:00Z">
             <w:rPr>
               <w:b/>
               <w:bCs/>
@@ -15433,13 +15450,13 @@
             </w:rPr>
           </w:rPrChange>
         </w:rPr>
-        <w:pPrChange w:id="849" w:author="Li Jianfeng" w:date="2026-09-02T17:00:00Z" w16du:dateUtc="2026-09-02T09:00:00Z">
+        <w:pPrChange w:id="852" w:author="Li Jianfeng" w:date="2026-09-02T17:00:00Z" w16du:dateUtc="2026-09-02T09:00:00Z">
           <w:pPr>
             <w:jc w:val="both"/>
           </w:pPr>
         </w:pPrChange>
       </w:pPr>
-      <w:ins w:id="850" w:author="Li Jianfeng" w:date="2026-09-02T17:00:00Z" w16du:dateUtc="2026-09-02T09:00:00Z">
+      <w:ins w:id="853" w:author="Li Jianfeng" w:date="2026-09-02T17:00:00Z" w16du:dateUtc="2026-09-02T09:00:00Z">
         <w:r>
           <w:rPr>
             <w:rFonts w:eastAsiaTheme="minorEastAsia" w:hint="eastAsia"/>
@@ -15484,7 +15501,7 @@
             <w:pPr>
               <w:spacing w:after="60"/>
               <w:jc w:val="both"/>
-              <w:pPrChange w:id="851" w:author="Li Jianfeng" w:date="2026-09-02T16:59:00Z" w16du:dateUtc="2026-09-02T08:59:00Z">
+              <w:pPrChange w:id="854" w:author="Li Jianfeng" w:date="2026-09-02T16:59:00Z" w16du:dateUtc="2026-09-02T08:59:00Z">
                 <w:pPr>
                   <w:spacing w:after="60"/>
                 </w:pPr>
@@ -15494,7 +15511,6 @@
               <w:rPr>
                 <w:b/>
               </w:rPr>
-              <w:lastRenderedPageBreak/>
               <w:t>Start</w:t>
             </w:r>
           </w:p>
@@ -15508,7 +15524,7 @@
             <w:pPr>
               <w:spacing w:after="60"/>
               <w:jc w:val="both"/>
-              <w:pPrChange w:id="852" w:author="Li Jianfeng" w:date="2026-09-02T16:59:00Z" w16du:dateUtc="2026-09-02T08:59:00Z">
+              <w:pPrChange w:id="855" w:author="Li Jianfeng" w:date="2026-09-02T16:59:00Z" w16du:dateUtc="2026-09-02T08:59:00Z">
                 <w:pPr>
                   <w:spacing w:after="60"/>
                 </w:pPr>
@@ -15531,7 +15547,7 @@
             <w:pPr>
               <w:spacing w:after="60"/>
               <w:jc w:val="both"/>
-              <w:pPrChange w:id="853" w:author="Li Jianfeng" w:date="2026-09-02T16:59:00Z" w16du:dateUtc="2026-09-02T08:59:00Z">
+              <w:pPrChange w:id="856" w:author="Li Jianfeng" w:date="2026-09-02T16:59:00Z" w16du:dateUtc="2026-09-02T08:59:00Z">
                 <w:pPr>
                   <w:spacing w:after="60"/>
                 </w:pPr>
@@ -15555,7 +15571,7 @@
             <w:pPr>
               <w:spacing w:after="60"/>
               <w:jc w:val="both"/>
-              <w:pPrChange w:id="854" w:author="Li Jianfeng" w:date="2026-09-02T16:59:00Z" w16du:dateUtc="2026-09-02T08:59:00Z">
+              <w:pPrChange w:id="857" w:author="Li Jianfeng" w:date="2026-09-02T16:59:00Z" w16du:dateUtc="2026-09-02T08:59:00Z">
                 <w:pPr>
                   <w:spacing w:after="60"/>
                 </w:pPr>
@@ -15574,7 +15590,7 @@
             <w:pPr>
               <w:spacing w:after="60"/>
               <w:jc w:val="both"/>
-              <w:pPrChange w:id="855" w:author="Li Jianfeng" w:date="2026-09-02T16:59:00Z" w16du:dateUtc="2026-09-02T08:59:00Z">
+              <w:pPrChange w:id="858" w:author="Li Jianfeng" w:date="2026-09-02T16:59:00Z" w16du:dateUtc="2026-09-02T08:59:00Z">
                 <w:pPr>
                   <w:spacing w:after="60"/>
                 </w:pPr>
@@ -15593,7 +15609,7 @@
             <w:pPr>
               <w:spacing w:after="60"/>
               <w:jc w:val="both"/>
-              <w:pPrChange w:id="856" w:author="Li Jianfeng" w:date="2026-09-02T16:59:00Z" w16du:dateUtc="2026-09-02T08:59:00Z">
+              <w:pPrChange w:id="859" w:author="Li Jianfeng" w:date="2026-09-02T16:59:00Z" w16du:dateUtc="2026-09-02T08:59:00Z">
                 <w:pPr>
                   <w:spacing w:after="60"/>
                 </w:pPr>
@@ -15610,7 +15626,7 @@
             <w:pPr>
               <w:spacing w:after="60"/>
               <w:jc w:val="both"/>
-              <w:pPrChange w:id="857" w:author="Li Jianfeng" w:date="2026-09-02T16:59:00Z" w16du:dateUtc="2026-09-02T08:59:00Z">
+              <w:pPrChange w:id="860" w:author="Li Jianfeng" w:date="2026-09-02T16:59:00Z" w16du:dateUtc="2026-09-02T08:59:00Z">
                 <w:pPr>
                   <w:spacing w:after="60"/>
                 </w:pPr>
@@ -15630,7 +15646,7 @@
             <w:pPr>
               <w:spacing w:after="60"/>
               <w:jc w:val="both"/>
-              <w:pPrChange w:id="858" w:author="Li Jianfeng" w:date="2026-09-02T16:59:00Z" w16du:dateUtc="2026-09-02T08:59:00Z">
+              <w:pPrChange w:id="861" w:author="Li Jianfeng" w:date="2026-09-02T16:59:00Z" w16du:dateUtc="2026-09-02T08:59:00Z">
                 <w:pPr>
                   <w:spacing w:after="60"/>
                 </w:pPr>
@@ -15650,7 +15666,7 @@
             <w:pPr>
               <w:spacing w:after="60"/>
               <w:jc w:val="both"/>
-              <w:pPrChange w:id="859" w:author="Li Jianfeng" w:date="2026-09-02T16:59:00Z" w16du:dateUtc="2026-09-02T08:59:00Z">
+              <w:pPrChange w:id="862" w:author="Li Jianfeng" w:date="2026-09-02T16:59:00Z" w16du:dateUtc="2026-09-02T08:59:00Z">
                 <w:pPr>
                   <w:spacing w:after="60"/>
                 </w:pPr>
@@ -15677,7 +15693,7 @@
             <w:pPr>
               <w:spacing w:after="60"/>
               <w:jc w:val="both"/>
-              <w:pPrChange w:id="860" w:author="Li Jianfeng" w:date="2026-09-02T16:59:00Z" w16du:dateUtc="2026-09-02T08:59:00Z">
+              <w:pPrChange w:id="863" w:author="Li Jianfeng" w:date="2026-09-02T16:59:00Z" w16du:dateUtc="2026-09-02T08:59:00Z">
                 <w:pPr>
                   <w:spacing w:after="60"/>
                 </w:pPr>
@@ -15696,7 +15712,7 @@
             <w:pPr>
               <w:spacing w:after="60"/>
               <w:jc w:val="both"/>
-              <w:pPrChange w:id="861" w:author="Li Jianfeng" w:date="2026-09-02T16:59:00Z" w16du:dateUtc="2026-09-02T08:59:00Z">
+              <w:pPrChange w:id="864" w:author="Li Jianfeng" w:date="2026-09-02T16:59:00Z" w16du:dateUtc="2026-09-02T08:59:00Z">
                 <w:pPr>
                   <w:spacing w:after="60"/>
                 </w:pPr>
@@ -15715,7 +15731,7 @@
             <w:pPr>
               <w:spacing w:after="60"/>
               <w:jc w:val="both"/>
-              <w:pPrChange w:id="862" w:author="Li Jianfeng" w:date="2026-09-02T16:59:00Z" w16du:dateUtc="2026-09-02T08:59:00Z">
+              <w:pPrChange w:id="865" w:author="Li Jianfeng" w:date="2026-09-02T16:59:00Z" w16du:dateUtc="2026-09-02T08:59:00Z">
                 <w:pPr>
                   <w:spacing w:after="60"/>
                 </w:pPr>
@@ -15732,7 +15748,7 @@
             <w:pPr>
               <w:spacing w:after="60"/>
               <w:jc w:val="both"/>
-              <w:pPrChange w:id="863" w:author="Li Jianfeng" w:date="2026-09-02T16:59:00Z" w16du:dateUtc="2026-09-02T08:59:00Z">
+              <w:pPrChange w:id="866" w:author="Li Jianfeng" w:date="2026-09-02T16:59:00Z" w16du:dateUtc="2026-09-02T08:59:00Z">
                 <w:pPr>
                   <w:spacing w:after="60"/>
                 </w:pPr>
@@ -15752,7 +15768,7 @@
             <w:pPr>
               <w:spacing w:after="60"/>
               <w:jc w:val="both"/>
-              <w:pPrChange w:id="864" w:author="Li Jianfeng" w:date="2026-09-02T16:59:00Z" w16du:dateUtc="2026-09-02T08:59:00Z">
+              <w:pPrChange w:id="867" w:author="Li Jianfeng" w:date="2026-09-02T16:59:00Z" w16du:dateUtc="2026-09-02T08:59:00Z">
                 <w:pPr>
                   <w:spacing w:after="60"/>
                 </w:pPr>
@@ -15772,7 +15788,7 @@
             <w:pPr>
               <w:spacing w:after="60"/>
               <w:jc w:val="both"/>
-              <w:pPrChange w:id="865" w:author="Li Jianfeng" w:date="2026-09-02T16:59:00Z" w16du:dateUtc="2026-09-02T08:59:00Z">
+              <w:pPrChange w:id="868" w:author="Li Jianfeng" w:date="2026-09-02T16:59:00Z" w16du:dateUtc="2026-09-02T08:59:00Z">
                 <w:pPr>
                   <w:spacing w:after="60"/>
                 </w:pPr>
@@ -15799,7 +15815,7 @@
             <w:pPr>
               <w:spacing w:after="60"/>
               <w:jc w:val="both"/>
-              <w:pPrChange w:id="866" w:author="Li Jianfeng" w:date="2026-09-02T16:59:00Z" w16du:dateUtc="2026-09-02T08:59:00Z">
+              <w:pPrChange w:id="869" w:author="Li Jianfeng" w:date="2026-09-02T16:59:00Z" w16du:dateUtc="2026-09-02T08:59:00Z">
                 <w:pPr>
                   <w:spacing w:after="60"/>
                 </w:pPr>
@@ -15818,7 +15834,7 @@
             <w:pPr>
               <w:spacing w:after="60"/>
               <w:jc w:val="both"/>
-              <w:pPrChange w:id="867" w:author="Li Jianfeng" w:date="2026-09-02T16:59:00Z" w16du:dateUtc="2026-09-02T08:59:00Z">
+              <w:pPrChange w:id="870" w:author="Li Jianfeng" w:date="2026-09-02T16:59:00Z" w16du:dateUtc="2026-09-02T08:59:00Z">
                 <w:pPr>
                   <w:spacing w:after="60"/>
                 </w:pPr>
@@ -15837,7 +15853,7 @@
             <w:pPr>
               <w:spacing w:after="60"/>
               <w:jc w:val="both"/>
-              <w:pPrChange w:id="868" w:author="Li Jianfeng" w:date="2026-09-02T16:59:00Z" w16du:dateUtc="2026-09-02T08:59:00Z">
+              <w:pPrChange w:id="871" w:author="Li Jianfeng" w:date="2026-09-02T16:59:00Z" w16du:dateUtc="2026-09-02T08:59:00Z">
                 <w:pPr>
                   <w:spacing w:after="60"/>
                 </w:pPr>
@@ -15854,7 +15870,7 @@
             <w:pPr>
               <w:spacing w:after="60"/>
               <w:jc w:val="both"/>
-              <w:pPrChange w:id="869" w:author="Li Jianfeng" w:date="2026-09-02T16:59:00Z" w16du:dateUtc="2026-09-02T08:59:00Z">
+              <w:pPrChange w:id="872" w:author="Li Jianfeng" w:date="2026-09-02T16:59:00Z" w16du:dateUtc="2026-09-02T08:59:00Z">
                 <w:pPr>
                   <w:spacing w:after="60"/>
                 </w:pPr>
@@ -15874,7 +15890,7 @@
             <w:pPr>
               <w:spacing w:after="60"/>
               <w:jc w:val="both"/>
-              <w:pPrChange w:id="870" w:author="Li Jianfeng" w:date="2026-09-02T16:59:00Z" w16du:dateUtc="2026-09-02T08:59:00Z">
+              <w:pPrChange w:id="873" w:author="Li Jianfeng" w:date="2026-09-02T16:59:00Z" w16du:dateUtc="2026-09-02T08:59:00Z">
                 <w:pPr>
                   <w:spacing w:after="60"/>
                 </w:pPr>
@@ -15894,7 +15910,7 @@
             <w:pPr>
               <w:spacing w:after="60"/>
               <w:jc w:val="both"/>
-              <w:pPrChange w:id="871" w:author="Li Jianfeng" w:date="2026-09-02T16:59:00Z" w16du:dateUtc="2026-09-02T08:59:00Z">
+              <w:pPrChange w:id="874" w:author="Li Jianfeng" w:date="2026-09-02T16:59:00Z" w16du:dateUtc="2026-09-02T08:59:00Z">
                 <w:pPr>
                   <w:spacing w:after="60"/>
                 </w:pPr>
@@ -15921,7 +15937,7 @@
             <w:pPr>
               <w:spacing w:after="60"/>
               <w:jc w:val="both"/>
-              <w:pPrChange w:id="872" w:author="Li Jianfeng" w:date="2026-09-02T16:59:00Z" w16du:dateUtc="2026-09-02T08:59:00Z">
+              <w:pPrChange w:id="875" w:author="Li Jianfeng" w:date="2026-09-02T16:59:00Z" w16du:dateUtc="2026-09-02T08:59:00Z">
                 <w:pPr>
                   <w:spacing w:after="60"/>
                 </w:pPr>
@@ -15940,7 +15956,7 @@
             <w:pPr>
               <w:spacing w:after="60"/>
               <w:jc w:val="both"/>
-              <w:pPrChange w:id="873" w:author="Li Jianfeng" w:date="2026-09-02T16:59:00Z" w16du:dateUtc="2026-09-02T08:59:00Z">
+              <w:pPrChange w:id="876" w:author="Li Jianfeng" w:date="2026-09-02T16:59:00Z" w16du:dateUtc="2026-09-02T08:59:00Z">
                 <w:pPr>
                   <w:spacing w:after="60"/>
                 </w:pPr>
@@ -15959,7 +15975,7 @@
             <w:pPr>
               <w:spacing w:after="60"/>
               <w:jc w:val="both"/>
-              <w:pPrChange w:id="874" w:author="Li Jianfeng" w:date="2026-09-02T16:59:00Z" w16du:dateUtc="2026-09-02T08:59:00Z">
+              <w:pPrChange w:id="877" w:author="Li Jianfeng" w:date="2026-09-02T16:59:00Z" w16du:dateUtc="2026-09-02T08:59:00Z">
                 <w:pPr>
                   <w:spacing w:after="60"/>
                 </w:pPr>
@@ -15976,7 +15992,7 @@
             <w:pPr>
               <w:spacing w:after="60"/>
               <w:jc w:val="both"/>
-              <w:pPrChange w:id="875" w:author="Li Jianfeng" w:date="2026-09-02T16:59:00Z" w16du:dateUtc="2026-09-02T08:59:00Z">
+              <w:pPrChange w:id="878" w:author="Li Jianfeng" w:date="2026-09-02T16:59:00Z" w16du:dateUtc="2026-09-02T08:59:00Z">
                 <w:pPr>
                   <w:spacing w:after="60"/>
                 </w:pPr>
@@ -15989,14 +16005,18 @@
               <w:t xml:space="preserve">Activities. </w:t>
             </w:r>
             <w:r>
-              <w:t>Engagement of one equipment-side partner and one field-side partner from the candidates identified in Section 2.6; deployment either as a module embedded in the partner's own node or as a complete pilot node supplied by the team, according to what the partner prefers; collection of field records and integration feedback.</w:t>
+              <w:t xml:space="preserve">Engagement of one equipment-side partner and one field-side partner from the candidates identified in Section 2.6; deployment either as a module embedded in the partner's own node or as a complete pilot node supplied by the </w:t>
+            </w:r>
+            <w:r>
+              <w:lastRenderedPageBreak/>
+              <w:t>team, according to what the partner prefers; collection of field records and integration feedback.</w:t>
             </w:r>
           </w:p>
           <w:p>
             <w:pPr>
               <w:spacing w:after="60"/>
               <w:jc w:val="both"/>
-              <w:pPrChange w:id="876" w:author="Li Jianfeng" w:date="2026-09-02T16:59:00Z" w16du:dateUtc="2026-09-02T08:59:00Z">
+              <w:pPrChange w:id="879" w:author="Li Jianfeng" w:date="2026-09-02T16:59:00Z" w16du:dateUtc="2026-09-02T08:59:00Z">
                 <w:pPr>
                   <w:spacing w:after="60"/>
                 </w:pPr>
@@ -16016,7 +16036,7 @@
             <w:pPr>
               <w:spacing w:after="60"/>
               <w:jc w:val="both"/>
-              <w:pPrChange w:id="877" w:author="Li Jianfeng" w:date="2026-09-02T16:59:00Z" w16du:dateUtc="2026-09-02T08:59:00Z">
+              <w:pPrChange w:id="880" w:author="Li Jianfeng" w:date="2026-09-02T16:59:00Z" w16du:dateUtc="2026-09-02T08:59:00Z">
                 <w:pPr>
                   <w:spacing w:after="60"/>
                 </w:pPr>
@@ -16043,13 +16063,14 @@
             <w:pPr>
               <w:spacing w:after="60"/>
               <w:jc w:val="both"/>
-              <w:pPrChange w:id="878" w:author="Li Jianfeng" w:date="2026-09-02T16:59:00Z" w16du:dateUtc="2026-09-02T08:59:00Z">
+              <w:pPrChange w:id="881" w:author="Li Jianfeng" w:date="2026-09-02T16:59:00Z" w16du:dateUtc="2026-09-02T08:59:00Z">
                 <w:pPr>
                   <w:spacing w:after="60"/>
                 </w:pPr>
               </w:pPrChange>
             </w:pPr>
             <w:r>
+              <w:lastRenderedPageBreak/>
               <w:t>Month 12</w:t>
             </w:r>
           </w:p>
@@ -16062,7 +16083,7 @@
             <w:pPr>
               <w:spacing w:after="60"/>
               <w:jc w:val="both"/>
-              <w:pPrChange w:id="879" w:author="Li Jianfeng" w:date="2026-09-02T16:59:00Z" w16du:dateUtc="2026-09-02T08:59:00Z">
+              <w:pPrChange w:id="882" w:author="Li Jianfeng" w:date="2026-09-02T16:59:00Z" w16du:dateUtc="2026-09-02T08:59:00Z">
                 <w:pPr>
                   <w:spacing w:after="60"/>
                 </w:pPr>
@@ -16081,7 +16102,7 @@
             <w:pPr>
               <w:spacing w:after="60"/>
               <w:jc w:val="both"/>
-              <w:pPrChange w:id="880" w:author="Li Jianfeng" w:date="2026-09-02T16:59:00Z" w16du:dateUtc="2026-09-02T08:59:00Z">
+              <w:pPrChange w:id="883" w:author="Li Jianfeng" w:date="2026-09-02T16:59:00Z" w16du:dateUtc="2026-09-02T08:59:00Z">
                 <w:pPr>
                   <w:spacing w:after="60"/>
                 </w:pPr>
@@ -16098,7 +16119,7 @@
             <w:pPr>
               <w:spacing w:after="60"/>
               <w:jc w:val="both"/>
-              <w:pPrChange w:id="881" w:author="Li Jianfeng" w:date="2026-09-02T16:59:00Z" w16du:dateUtc="2026-09-02T08:59:00Z">
+              <w:pPrChange w:id="884" w:author="Li Jianfeng" w:date="2026-09-02T16:59:00Z" w16du:dateUtc="2026-09-02T08:59:00Z">
                 <w:pPr>
                   <w:spacing w:after="60"/>
                 </w:pPr>
@@ -16118,7 +16139,7 @@
             <w:pPr>
               <w:spacing w:after="60"/>
               <w:jc w:val="both"/>
-              <w:pPrChange w:id="882" w:author="Li Jianfeng" w:date="2026-09-02T16:59:00Z" w16du:dateUtc="2026-09-02T08:59:00Z">
+              <w:pPrChange w:id="885" w:author="Li Jianfeng" w:date="2026-09-02T16:59:00Z" w16du:dateUtc="2026-09-02T08:59:00Z">
                 <w:pPr>
                   <w:spacing w:after="60"/>
                 </w:pPr>
@@ -16138,7 +16159,7 @@
             <w:pPr>
               <w:spacing w:after="60"/>
               <w:jc w:val="both"/>
-              <w:pPrChange w:id="883" w:author="Li Jianfeng" w:date="2026-09-02T16:59:00Z" w16du:dateUtc="2026-09-02T08:59:00Z">
+              <w:pPrChange w:id="886" w:author="Li Jianfeng" w:date="2026-09-02T16:59:00Z" w16du:dateUtc="2026-09-02T08:59:00Z">
                 <w:pPr>
                   <w:spacing w:after="60"/>
                 </w:pPr>
@@ -16148,7 +16169,6 @@
               <w:rPr>
                 <w:b/>
               </w:rPr>
-              <w:lastRenderedPageBreak/>
               <w:t xml:space="preserve">Review. </w:t>
             </w:r>
             <w:r>
@@ -16166,14 +16186,13 @@
             <w:pPr>
               <w:spacing w:after="60"/>
               <w:jc w:val="both"/>
-              <w:pPrChange w:id="884" w:author="Li Jianfeng" w:date="2026-09-02T16:59:00Z" w16du:dateUtc="2026-09-02T08:59:00Z">
+              <w:pPrChange w:id="887" w:author="Li Jianfeng" w:date="2026-09-02T16:59:00Z" w16du:dateUtc="2026-09-02T08:59:00Z">
                 <w:pPr>
                   <w:spacing w:after="60"/>
                 </w:pPr>
               </w:pPrChange>
             </w:pPr>
             <w:r>
-              <w:lastRenderedPageBreak/>
               <w:t>Month 15</w:t>
             </w:r>
           </w:p>
@@ -16186,7 +16205,7 @@
             <w:pPr>
               <w:spacing w:after="60"/>
               <w:jc w:val="both"/>
-              <w:pPrChange w:id="885" w:author="Li Jianfeng" w:date="2026-09-02T16:59:00Z" w16du:dateUtc="2026-09-02T08:59:00Z">
+              <w:pPrChange w:id="888" w:author="Li Jianfeng" w:date="2026-09-02T16:59:00Z" w16du:dateUtc="2026-09-02T08:59:00Z">
                 <w:pPr>
                   <w:spacing w:after="60"/>
                 </w:pPr>
@@ -16205,7 +16224,7 @@
             <w:pPr>
               <w:spacing w:after="60"/>
               <w:jc w:val="both"/>
-              <w:pPrChange w:id="886" w:author="Li Jianfeng" w:date="2026-09-02T16:59:00Z" w16du:dateUtc="2026-09-02T08:59:00Z">
+              <w:pPrChange w:id="889" w:author="Li Jianfeng" w:date="2026-09-02T16:59:00Z" w16du:dateUtc="2026-09-02T08:59:00Z">
                 <w:pPr>
                   <w:spacing w:after="60"/>
                 </w:pPr>
@@ -16222,7 +16241,7 @@
             <w:pPr>
               <w:spacing w:after="60"/>
               <w:jc w:val="both"/>
-              <w:pPrChange w:id="887" w:author="Li Jianfeng" w:date="2026-09-02T16:59:00Z" w16du:dateUtc="2026-09-02T08:59:00Z">
+              <w:pPrChange w:id="890" w:author="Li Jianfeng" w:date="2026-09-02T16:59:00Z" w16du:dateUtc="2026-09-02T08:59:00Z">
                 <w:pPr>
                   <w:spacing w:after="60"/>
                 </w:pPr>
@@ -16242,7 +16261,7 @@
             <w:pPr>
               <w:spacing w:after="60"/>
               <w:jc w:val="both"/>
-              <w:pPrChange w:id="888" w:author="Li Jianfeng" w:date="2026-09-02T16:59:00Z" w16du:dateUtc="2026-09-02T08:59:00Z">
+              <w:pPrChange w:id="891" w:author="Li Jianfeng" w:date="2026-09-02T16:59:00Z" w16du:dateUtc="2026-09-02T08:59:00Z">
                 <w:pPr>
                   <w:spacing w:after="60"/>
                 </w:pPr>
@@ -16262,7 +16281,7 @@
             <w:pPr>
               <w:spacing w:after="60"/>
               <w:jc w:val="both"/>
-              <w:pPrChange w:id="889" w:author="Li Jianfeng" w:date="2026-09-02T16:59:00Z" w16du:dateUtc="2026-09-02T08:59:00Z">
+              <w:pPrChange w:id="892" w:author="Li Jianfeng" w:date="2026-09-02T16:59:00Z" w16du:dateUtc="2026-09-02T08:59:00Z">
                 <w:pPr>
                   <w:spacing w:after="60"/>
                 </w:pPr>
@@ -16285,7 +16304,7 @@
       <w:pPr>
         <w:jc w:val="both"/>
         <w:rPr>
-          <w:del w:id="890" w:author="Li Jianfeng" w:date="2026-09-02T17:03:00Z" w16du:dateUtc="2026-09-02T09:03:00Z"/>
+          <w:del w:id="893" w:author="Li Jianfeng" w:date="2026-09-02T17:03:00Z" w16du:dateUtc="2026-09-02T09:03:00Z"/>
           <w:b/>
           <w:bCs/>
           <w:lang w:val="en-GB"/>
@@ -16301,7 +16320,7 @@
           <w:bCs/>
           <w:sz w:val="28"/>
           <w:lang w:val="en-GB"/>
-          <w:rPrChange w:id="891" w:author="Li Jianfeng" w:date="2026-09-02T17:03:00Z" w16du:dateUtc="2026-09-02T09:03:00Z">
+          <w:rPrChange w:id="894" w:author="Li Jianfeng" w:date="2026-09-02T17:03:00Z" w16du:dateUtc="2026-09-02T09:03:00Z">
             <w:rPr>
               <w:b/>
               <w:bCs/>
@@ -16375,7 +16394,7 @@
           <w:bCs/>
           <w:i/>
           <w:lang w:val="en-GB"/>
-          <w:rPrChange w:id="892" w:author="Li Jianfeng" w:date="2026-09-02T17:00:00Z" w16du:dateUtc="2026-09-02T09:00:00Z">
+          <w:rPrChange w:id="895" w:author="Li Jianfeng" w:date="2026-09-02T17:00:00Z" w16du:dateUtc="2026-09-02T09:00:00Z">
             <w:rPr>
               <w:b/>
               <w:bCs/>
@@ -16383,13 +16402,13 @@
             </w:rPr>
           </w:rPrChange>
         </w:rPr>
-        <w:pPrChange w:id="893" w:author="Li Jianfeng" w:date="2026-09-02T17:00:00Z" w16du:dateUtc="2026-09-02T09:00:00Z">
+        <w:pPrChange w:id="896" w:author="Li Jianfeng" w:date="2026-09-02T17:00:00Z" w16du:dateUtc="2026-09-02T09:00:00Z">
           <w:pPr>
             <w:jc w:val="both"/>
           </w:pPr>
         </w:pPrChange>
       </w:pPr>
-      <w:ins w:id="894" w:author="Li Jianfeng" w:date="2026-09-02T17:00:00Z" w16du:dateUtc="2026-09-02T09:00:00Z">
+      <w:ins w:id="897" w:author="Li Jianfeng" w:date="2026-09-02T17:00:00Z" w16du:dateUtc="2026-09-02T09:00:00Z">
         <w:r>
           <w:rPr>
             <w:rFonts w:eastAsiaTheme="minorEastAsia" w:hint="eastAsia"/>
@@ -16415,7 +16434,7 @@
         </w:tblBorders>
         <w:tblLayout w:type="fixed"/>
         <w:tblLook w:val="01E0" w:firstRow="1" w:lastRow="1" w:firstColumn="1" w:lastColumn="1" w:noHBand="0" w:noVBand="0"/>
-        <w:tblPrChange w:id="895" w:author="Li Jianfeng" w:date="2026-09-02T17:03:00Z" w16du:dateUtc="2026-09-02T09:03:00Z">
+        <w:tblPrChange w:id="898" w:author="Li Jianfeng" w:date="2026-09-02T17:03:00Z" w16du:dateUtc="2026-09-02T09:03:00Z">
           <w:tblPr>
             <w:tblStyle w:val="TableGrid"/>
             <w:tblW w:w="9639" w:type="dxa"/>
@@ -16435,7 +16454,7 @@
       <w:tblGrid>
         <w:gridCol w:w="8359"/>
         <w:gridCol w:w="1280"/>
-        <w:tblGridChange w:id="896">
+        <w:tblGridChange w:id="899">
           <w:tblGrid>
             <w:gridCol w:w="8052"/>
             <w:gridCol w:w="307"/>
@@ -16447,7 +16466,7 @@
         <w:tc>
           <w:tcPr>
             <w:tcW w:w="8359" w:type="dxa"/>
-            <w:tcPrChange w:id="897" w:author="Li Jianfeng" w:date="2026-09-02T17:03:00Z" w16du:dateUtc="2026-09-02T09:03:00Z">
+            <w:tcPrChange w:id="900" w:author="Li Jianfeng" w:date="2026-09-02T17:03:00Z" w16du:dateUtc="2026-09-02T09:03:00Z">
               <w:tcPr>
                 <w:tcW w:w="8050" w:type="dxa"/>
               </w:tcPr>
@@ -16457,7 +16476,7 @@
             <w:pPr>
               <w:spacing w:after="60"/>
               <w:jc w:val="both"/>
-              <w:pPrChange w:id="898" w:author="Li Jianfeng" w:date="2026-09-02T16:59:00Z" w16du:dateUtc="2026-09-02T08:59:00Z">
+              <w:pPrChange w:id="901" w:author="Li Jianfeng" w:date="2026-09-02T16:59:00Z" w16du:dateUtc="2026-09-02T08:59:00Z">
                 <w:pPr>
                   <w:spacing w:after="60"/>
                 </w:pPr>
@@ -16474,7 +16493,7 @@
             <w:pPr>
               <w:spacing w:after="60"/>
               <w:jc w:val="both"/>
-              <w:pPrChange w:id="899" w:author="Li Jianfeng" w:date="2026-09-02T16:59:00Z" w16du:dateUtc="2026-09-02T08:59:00Z">
+              <w:pPrChange w:id="902" w:author="Li Jianfeng" w:date="2026-09-02T16:59:00Z" w16du:dateUtc="2026-09-02T08:59:00Z">
                 <w:pPr>
                   <w:spacing w:after="60"/>
                 </w:pPr>
@@ -16497,7 +16516,7 @@
             <w:pPr>
               <w:spacing w:after="60"/>
               <w:jc w:val="both"/>
-              <w:pPrChange w:id="900" w:author="Li Jianfeng" w:date="2026-09-02T16:59:00Z" w16du:dateUtc="2026-09-02T08:59:00Z">
+              <w:pPrChange w:id="903" w:author="Li Jianfeng" w:date="2026-09-02T16:59:00Z" w16du:dateUtc="2026-09-02T08:59:00Z">
                 <w:pPr>
                   <w:spacing w:after="60"/>
                 </w:pPr>
@@ -16520,7 +16539,7 @@
             <w:pPr>
               <w:spacing w:after="60"/>
               <w:jc w:val="both"/>
-              <w:pPrChange w:id="901" w:author="Li Jianfeng" w:date="2026-09-02T16:59:00Z" w16du:dateUtc="2026-09-02T08:59:00Z">
+              <w:pPrChange w:id="904" w:author="Li Jianfeng" w:date="2026-09-02T16:59:00Z" w16du:dateUtc="2026-09-02T08:59:00Z">
                 <w:pPr>
                   <w:spacing w:after="60"/>
                 </w:pPr>
@@ -16534,7 +16553,7 @@
         <w:tc>
           <w:tcPr>
             <w:tcW w:w="1280" w:type="dxa"/>
-            <w:tcPrChange w:id="902" w:author="Li Jianfeng" w:date="2026-09-02T17:03:00Z" w16du:dateUtc="2026-09-02T09:03:00Z">
+            <w:tcPrChange w:id="905" w:author="Li Jianfeng" w:date="2026-09-02T17:03:00Z" w16du:dateUtc="2026-09-02T09:03:00Z">
               <w:tcPr>
                 <w:tcW w:w="1587" w:type="dxa"/>
                 <w:gridSpan w:val="2"/>
@@ -16545,7 +16564,7 @@
             <w:pPr>
               <w:spacing w:after="60"/>
               <w:jc w:val="both"/>
-              <w:pPrChange w:id="903" w:author="Li Jianfeng" w:date="2026-09-02T16:59:00Z" w16du:dateUtc="2026-09-02T08:59:00Z">
+              <w:pPrChange w:id="906" w:author="Li Jianfeng" w:date="2026-09-02T16:59:00Z" w16du:dateUtc="2026-09-02T08:59:00Z">
                 <w:pPr>
                   <w:spacing w:after="60"/>
                   <w:jc w:val="right"/>
@@ -16562,7 +16581,7 @@
         <w:tc>
           <w:tcPr>
             <w:tcW w:w="8359" w:type="dxa"/>
-            <w:tcPrChange w:id="904" w:author="Li Jianfeng" w:date="2026-09-02T17:03:00Z" w16du:dateUtc="2026-09-02T09:03:00Z">
+            <w:tcPrChange w:id="907" w:author="Li Jianfeng" w:date="2026-09-02T17:03:00Z" w16du:dateUtc="2026-09-02T09:03:00Z">
               <w:tcPr>
                 <w:tcW w:w="8050" w:type="dxa"/>
               </w:tcPr>
@@ -16572,7 +16591,7 @@
             <w:pPr>
               <w:spacing w:after="60"/>
               <w:jc w:val="both"/>
-              <w:pPrChange w:id="905" w:author="Li Jianfeng" w:date="2026-09-02T16:59:00Z" w16du:dateUtc="2026-09-02T08:59:00Z">
+              <w:pPrChange w:id="908" w:author="Li Jianfeng" w:date="2026-09-02T16:59:00Z" w16du:dateUtc="2026-09-02T08:59:00Z">
                 <w:pPr>
                   <w:spacing w:after="60"/>
                 </w:pPr>
@@ -16589,13 +16608,14 @@
             <w:pPr>
               <w:spacing w:after="60"/>
               <w:jc w:val="both"/>
-              <w:pPrChange w:id="906" w:author="Li Jianfeng" w:date="2026-09-02T16:59:00Z" w16du:dateUtc="2026-09-02T08:59:00Z">
+              <w:pPrChange w:id="909" w:author="Li Jianfeng" w:date="2026-09-02T16:59:00Z" w16du:dateUtc="2026-09-02T08:59:00Z">
                 <w:pPr>
                   <w:spacing w:after="60"/>
                 </w:pPr>
               </w:pPrChange>
             </w:pPr>
             <w:r>
+              <w:lastRenderedPageBreak/>
               <w:t>Precision power and energy measurement instrument for microampere-level standby and event-cycle characterisation: S$9,000.</w:t>
             </w:r>
           </w:p>
@@ -16603,7 +16623,7 @@
             <w:pPr>
               <w:spacing w:after="60"/>
               <w:jc w:val="both"/>
-              <w:pPrChange w:id="907" w:author="Li Jianfeng" w:date="2026-09-02T16:59:00Z" w16du:dateUtc="2026-09-02T08:59:00Z">
+              <w:pPrChange w:id="910" w:author="Li Jianfeng" w:date="2026-09-02T16:59:00Z" w16du:dateUtc="2026-09-02T08:59:00Z">
                 <w:pPr>
                   <w:spacing w:after="60"/>
                 </w:pPr>
@@ -16617,7 +16637,7 @@
             <w:pPr>
               <w:spacing w:after="60"/>
               <w:jc w:val="both"/>
-              <w:pPrChange w:id="908" w:author="Li Jianfeng" w:date="2026-09-02T16:59:00Z" w16du:dateUtc="2026-09-02T08:59:00Z">
+              <w:pPrChange w:id="911" w:author="Li Jianfeng" w:date="2026-09-02T16:59:00Z" w16du:dateUtc="2026-09-02T08:59:00Z">
                 <w:pPr>
                   <w:spacing w:after="60"/>
                 </w:pPr>
@@ -16631,7 +16651,7 @@
             <w:pPr>
               <w:spacing w:after="60"/>
               <w:jc w:val="both"/>
-              <w:pPrChange w:id="909" w:author="Li Jianfeng" w:date="2026-09-02T16:59:00Z" w16du:dateUtc="2026-09-02T08:59:00Z">
+              <w:pPrChange w:id="912" w:author="Li Jianfeng" w:date="2026-09-02T16:59:00Z" w16du:dateUtc="2026-09-02T08:59:00Z">
                 <w:pPr>
                   <w:spacing w:after="60"/>
                 </w:pPr>
@@ -16648,7 +16668,7 @@
         <w:tc>
           <w:tcPr>
             <w:tcW w:w="1280" w:type="dxa"/>
-            <w:tcPrChange w:id="910" w:author="Li Jianfeng" w:date="2026-09-02T17:03:00Z" w16du:dateUtc="2026-09-02T09:03:00Z">
+            <w:tcPrChange w:id="913" w:author="Li Jianfeng" w:date="2026-09-02T17:03:00Z" w16du:dateUtc="2026-09-02T09:03:00Z">
               <w:tcPr>
                 <w:tcW w:w="1587" w:type="dxa"/>
                 <w:gridSpan w:val="2"/>
@@ -16659,7 +16679,7 @@
             <w:pPr>
               <w:spacing w:after="60"/>
               <w:jc w:val="both"/>
-              <w:pPrChange w:id="911" w:author="Li Jianfeng" w:date="2026-09-02T16:59:00Z" w16du:dateUtc="2026-09-02T08:59:00Z">
+              <w:pPrChange w:id="914" w:author="Li Jianfeng" w:date="2026-09-02T16:59:00Z" w16du:dateUtc="2026-09-02T08:59:00Z">
                 <w:pPr>
                   <w:spacing w:after="60"/>
                   <w:jc w:val="right"/>
@@ -16667,6 +16687,7 @@
               </w:pPrChange>
             </w:pPr>
             <w:r>
+              <w:lastRenderedPageBreak/>
               <w:t>S$42,000</w:t>
             </w:r>
           </w:p>
@@ -16679,7 +16700,7 @@
             <w:tcBorders>
               <w:bottom w:val="double" w:sz="4" w:space="0" w:color="auto"/>
             </w:tcBorders>
-            <w:tcPrChange w:id="912" w:author="Li Jianfeng" w:date="2026-09-02T17:03:00Z" w16du:dateUtc="2026-09-02T09:03:00Z">
+            <w:tcPrChange w:id="915" w:author="Li Jianfeng" w:date="2026-09-02T17:03:00Z" w16du:dateUtc="2026-09-02T09:03:00Z">
               <w:tcPr>
                 <w:tcW w:w="8050" w:type="dxa"/>
                 <w:tcBorders>
@@ -16692,7 +16713,7 @@
             <w:pPr>
               <w:spacing w:after="60"/>
               <w:jc w:val="both"/>
-              <w:pPrChange w:id="913" w:author="Li Jianfeng" w:date="2026-09-02T16:59:00Z" w16du:dateUtc="2026-09-02T08:59:00Z">
+              <w:pPrChange w:id="916" w:author="Li Jianfeng" w:date="2026-09-02T16:59:00Z" w16du:dateUtc="2026-09-02T08:59:00Z">
                 <w:pPr>
                   <w:spacing w:after="60"/>
                 </w:pPr>
@@ -16709,7 +16730,7 @@
             <w:pPr>
               <w:spacing w:after="60"/>
               <w:jc w:val="both"/>
-              <w:pPrChange w:id="914" w:author="Li Jianfeng" w:date="2026-09-02T16:59:00Z" w16du:dateUtc="2026-09-02T08:59:00Z">
+              <w:pPrChange w:id="917" w:author="Li Jianfeng" w:date="2026-09-02T16:59:00Z" w16du:dateUtc="2026-09-02T08:59:00Z">
                 <w:pPr>
                   <w:spacing w:after="60"/>
                 </w:pPr>
@@ -16723,7 +16744,7 @@
             <w:pPr>
               <w:spacing w:after="60"/>
               <w:jc w:val="both"/>
-              <w:pPrChange w:id="915" w:author="Li Jianfeng" w:date="2026-09-02T16:59:00Z" w16du:dateUtc="2026-09-02T08:59:00Z">
+              <w:pPrChange w:id="918" w:author="Li Jianfeng" w:date="2026-09-02T16:59:00Z" w16du:dateUtc="2026-09-02T08:59:00Z">
                 <w:pPr>
                   <w:spacing w:after="60"/>
                 </w:pPr>
@@ -16737,7 +16758,7 @@
             <w:pPr>
               <w:spacing w:after="60"/>
               <w:jc w:val="both"/>
-              <w:pPrChange w:id="916" w:author="Li Jianfeng" w:date="2026-09-02T16:59:00Z" w16du:dateUtc="2026-09-02T08:59:00Z">
+              <w:pPrChange w:id="919" w:author="Li Jianfeng" w:date="2026-09-02T16:59:00Z" w16du:dateUtc="2026-09-02T08:59:00Z">
                 <w:pPr>
                   <w:spacing w:after="60"/>
                 </w:pPr>
@@ -16751,14 +16772,13 @@
             <w:pPr>
               <w:spacing w:after="60"/>
               <w:jc w:val="both"/>
-              <w:pPrChange w:id="917" w:author="Li Jianfeng" w:date="2026-09-02T16:59:00Z" w16du:dateUtc="2026-09-02T08:59:00Z">
+              <w:pPrChange w:id="920" w:author="Li Jianfeng" w:date="2026-09-02T16:59:00Z" w16du:dateUtc="2026-09-02T08:59:00Z">
                 <w:pPr>
                   <w:spacing w:after="60"/>
                 </w:pPr>
               </w:pPrChange>
             </w:pPr>
             <w:r>
-              <w:lastRenderedPageBreak/>
               <w:t>Pilot deployment costs, covering mounting hardware, installation consumables, equipment transport and site logistics: S$6,000.</w:t>
             </w:r>
           </w:p>
@@ -16766,7 +16786,7 @@
             <w:pPr>
               <w:spacing w:after="60"/>
               <w:jc w:val="both"/>
-              <w:pPrChange w:id="918" w:author="Li Jianfeng" w:date="2026-09-02T16:59:00Z" w16du:dateUtc="2026-09-02T08:59:00Z">
+              <w:pPrChange w:id="921" w:author="Li Jianfeng" w:date="2026-09-02T16:59:00Z" w16du:dateUtc="2026-09-02T08:59:00Z">
                 <w:pPr>
                   <w:spacing w:after="60"/>
                 </w:pPr>
@@ -16780,7 +16800,7 @@
             <w:pPr>
               <w:spacing w:after="60"/>
               <w:jc w:val="both"/>
-              <w:pPrChange w:id="919" w:author="Li Jianfeng" w:date="2026-09-02T16:59:00Z" w16du:dateUtc="2026-09-02T08:59:00Z">
+              <w:pPrChange w:id="922" w:author="Li Jianfeng" w:date="2026-09-02T16:59:00Z" w16du:dateUtc="2026-09-02T08:59:00Z">
                 <w:pPr>
                   <w:spacing w:after="60"/>
                 </w:pPr>
@@ -16797,7 +16817,7 @@
             <w:tcBorders>
               <w:bottom w:val="double" w:sz="4" w:space="0" w:color="auto"/>
             </w:tcBorders>
-            <w:tcPrChange w:id="920" w:author="Li Jianfeng" w:date="2026-09-02T17:03:00Z" w16du:dateUtc="2026-09-02T09:03:00Z">
+            <w:tcPrChange w:id="923" w:author="Li Jianfeng" w:date="2026-09-02T17:03:00Z" w16du:dateUtc="2026-09-02T09:03:00Z">
               <w:tcPr>
                 <w:tcW w:w="1587" w:type="dxa"/>
                 <w:gridSpan w:val="2"/>
@@ -16811,7 +16831,7 @@
             <w:pPr>
               <w:spacing w:after="60"/>
               <w:jc w:val="both"/>
-              <w:pPrChange w:id="921" w:author="Li Jianfeng" w:date="2026-09-02T16:59:00Z" w16du:dateUtc="2026-09-02T08:59:00Z">
+              <w:pPrChange w:id="924" w:author="Li Jianfeng" w:date="2026-09-02T16:59:00Z" w16du:dateUtc="2026-09-02T08:59:00Z">
                 <w:pPr>
                   <w:spacing w:after="60"/>
                   <w:jc w:val="right"/>
@@ -16819,7 +16839,6 @@
               </w:pPrChange>
             </w:pPr>
             <w:r>
-              <w:lastRenderedPageBreak/>
               <w:t>S$45,000</w:t>
             </w:r>
           </w:p>
@@ -16832,7 +16851,7 @@
             <w:tcBorders>
               <w:top w:val="double" w:sz="4" w:space="0" w:color="auto"/>
             </w:tcBorders>
-            <w:tcPrChange w:id="922" w:author="Li Jianfeng" w:date="2026-09-02T17:03:00Z" w16du:dateUtc="2026-09-02T09:03:00Z">
+            <w:tcPrChange w:id="925" w:author="Li Jianfeng" w:date="2026-09-02T17:03:00Z" w16du:dateUtc="2026-09-02T09:03:00Z">
               <w:tcPr>
                 <w:tcW w:w="8050" w:type="dxa"/>
                 <w:tcBorders>
@@ -16845,7 +16864,7 @@
             <w:pPr>
               <w:spacing w:after="60"/>
               <w:jc w:val="both"/>
-              <w:pPrChange w:id="923" w:author="Li Jianfeng" w:date="2026-09-02T16:59:00Z" w16du:dateUtc="2026-09-02T08:59:00Z">
+              <w:pPrChange w:id="926" w:author="Li Jianfeng" w:date="2026-09-02T16:59:00Z" w16du:dateUtc="2026-09-02T08:59:00Z">
                 <w:pPr>
                   <w:spacing w:after="60"/>
                 </w:pPr>
@@ -16865,7 +16884,7 @@
             <w:tcBorders>
               <w:top w:val="double" w:sz="4" w:space="0" w:color="auto"/>
             </w:tcBorders>
-            <w:tcPrChange w:id="924" w:author="Li Jianfeng" w:date="2026-09-02T17:03:00Z" w16du:dateUtc="2026-09-02T09:03:00Z">
+            <w:tcPrChange w:id="927" w:author="Li Jianfeng" w:date="2026-09-02T17:03:00Z" w16du:dateUtc="2026-09-02T09:03:00Z">
               <w:tcPr>
                 <w:tcW w:w="1587" w:type="dxa"/>
                 <w:gridSpan w:val="2"/>
@@ -16879,7 +16898,7 @@
             <w:pPr>
               <w:spacing w:after="60"/>
               <w:jc w:val="both"/>
-              <w:pPrChange w:id="925" w:author="Li Jianfeng" w:date="2026-09-02T16:59:00Z" w16du:dateUtc="2026-09-02T08:59:00Z">
+              <w:pPrChange w:id="928" w:author="Li Jianfeng" w:date="2026-09-02T16:59:00Z" w16du:dateUtc="2026-09-02T08:59:00Z">
                 <w:pPr>
                   <w:spacing w:after="60"/>
                   <w:jc w:val="right"/>
@@ -17102,7 +17121,7 @@
           <w:bCs/>
           <w:i/>
           <w:lang w:val="en-GB"/>
-          <w:rPrChange w:id="926" w:author="Li Jianfeng" w:date="2026-09-02T17:00:00Z" w16du:dateUtc="2026-09-02T09:00:00Z">
+          <w:rPrChange w:id="929" w:author="Li Jianfeng" w:date="2026-09-02T17:00:00Z" w16du:dateUtc="2026-09-02T09:00:00Z">
             <w:rPr>
               <w:b/>
               <w:bCs/>
@@ -17110,13 +17129,13 @@
             </w:rPr>
           </w:rPrChange>
         </w:rPr>
-        <w:pPrChange w:id="927" w:author="Li Jianfeng" w:date="2026-09-02T17:00:00Z" w16du:dateUtc="2026-09-02T09:00:00Z">
+        <w:pPrChange w:id="930" w:author="Li Jianfeng" w:date="2026-09-02T17:00:00Z" w16du:dateUtc="2026-09-02T09:00:00Z">
           <w:pPr>
             <w:jc w:val="both"/>
           </w:pPr>
         </w:pPrChange>
       </w:pPr>
-      <w:ins w:id="928" w:author="Li Jianfeng" w:date="2026-09-02T17:00:00Z" w16du:dateUtc="2026-09-02T09:00:00Z">
+      <w:ins w:id="931" w:author="Li Jianfeng" w:date="2026-09-02T17:00:00Z" w16du:dateUtc="2026-09-02T09:00:00Z">
         <w:r>
           <w:rPr>
             <w:rFonts w:eastAsiaTheme="minorEastAsia" w:hint="eastAsia"/>
@@ -17153,7 +17172,7 @@
             <w:pPr>
               <w:spacing w:after="60"/>
               <w:jc w:val="both"/>
-              <w:pPrChange w:id="929" w:author="Li Jianfeng" w:date="2026-09-02T16:59:00Z" w16du:dateUtc="2026-09-02T08:59:00Z">
+              <w:pPrChange w:id="932" w:author="Li Jianfeng" w:date="2026-09-02T16:59:00Z" w16du:dateUtc="2026-09-02T08:59:00Z">
                 <w:pPr>
                   <w:spacing w:after="60"/>
                 </w:pPr>
@@ -17170,7 +17189,7 @@
             <w:pPr>
               <w:spacing w:after="60"/>
               <w:jc w:val="both"/>
-              <w:pPrChange w:id="930" w:author="Li Jianfeng" w:date="2026-09-02T16:59:00Z" w16du:dateUtc="2026-09-02T08:59:00Z">
+              <w:pPrChange w:id="933" w:author="Li Jianfeng" w:date="2026-09-02T16:59:00Z" w16du:dateUtc="2026-09-02T08:59:00Z">
                 <w:pPr>
                   <w:spacing w:after="60"/>
                 </w:pPr>
@@ -17192,7 +17211,7 @@
             <w:pPr>
               <w:spacing w:after="60"/>
               <w:jc w:val="both"/>
-              <w:pPrChange w:id="931" w:author="Li Jianfeng" w:date="2026-09-02T16:59:00Z" w16du:dateUtc="2026-09-02T08:59:00Z">
+              <w:pPrChange w:id="934" w:author="Li Jianfeng" w:date="2026-09-02T16:59:00Z" w16du:dateUtc="2026-09-02T08:59:00Z">
                 <w:pPr>
                   <w:spacing w:after="60"/>
                 </w:pPr>
@@ -17214,7 +17233,7 @@
             <w:pPr>
               <w:spacing w:after="60"/>
               <w:jc w:val="both"/>
-              <w:pPrChange w:id="932" w:author="Li Jianfeng" w:date="2026-09-02T16:59:00Z" w16du:dateUtc="2026-09-02T08:59:00Z">
+              <w:pPrChange w:id="935" w:author="Li Jianfeng" w:date="2026-09-02T16:59:00Z" w16du:dateUtc="2026-09-02T08:59:00Z">
                 <w:pPr>
                   <w:spacing w:after="60"/>
                 </w:pPr>
@@ -17236,7 +17255,7 @@
             <w:pPr>
               <w:spacing w:after="60"/>
               <w:jc w:val="both"/>
-              <w:pPrChange w:id="933" w:author="Li Jianfeng" w:date="2026-09-02T16:59:00Z" w16du:dateUtc="2026-09-02T08:59:00Z">
+              <w:pPrChange w:id="936" w:author="Li Jianfeng" w:date="2026-09-02T16:59:00Z" w16du:dateUtc="2026-09-02T08:59:00Z">
                 <w:pPr>
                   <w:spacing w:after="60"/>
                 </w:pPr>
@@ -17260,7 +17279,7 @@
             <w:pPr>
               <w:spacing w:after="60"/>
               <w:jc w:val="both"/>
-              <w:pPrChange w:id="934" w:author="Li Jianfeng" w:date="2026-09-02T16:59:00Z" w16du:dateUtc="2026-09-02T08:59:00Z">
+              <w:pPrChange w:id="937" w:author="Li Jianfeng" w:date="2026-09-02T16:59:00Z" w16du:dateUtc="2026-09-02T08:59:00Z">
                 <w:pPr>
                   <w:spacing w:after="60"/>
                 </w:pPr>
@@ -17279,7 +17298,7 @@
             <w:pPr>
               <w:spacing w:after="60"/>
               <w:jc w:val="both"/>
-              <w:pPrChange w:id="935" w:author="Li Jianfeng" w:date="2026-09-02T16:59:00Z" w16du:dateUtc="2026-09-02T08:59:00Z">
+              <w:pPrChange w:id="938" w:author="Li Jianfeng" w:date="2026-09-02T16:59:00Z" w16du:dateUtc="2026-09-02T08:59:00Z">
                 <w:pPr>
                   <w:spacing w:after="60"/>
                 </w:pPr>
@@ -17301,7 +17320,7 @@
             <w:pPr>
               <w:spacing w:after="60"/>
               <w:jc w:val="both"/>
-              <w:pPrChange w:id="936" w:author="Li Jianfeng" w:date="2026-09-02T16:59:00Z" w16du:dateUtc="2026-09-02T08:59:00Z">
+              <w:pPrChange w:id="939" w:author="Li Jianfeng" w:date="2026-09-02T16:59:00Z" w16du:dateUtc="2026-09-02T08:59:00Z">
                 <w:pPr>
                   <w:spacing w:after="60"/>
                 </w:pPr>
@@ -17320,7 +17339,7 @@
             <w:pPr>
               <w:spacing w:after="60"/>
               <w:jc w:val="both"/>
-              <w:pPrChange w:id="937" w:author="Li Jianfeng" w:date="2026-09-02T16:59:00Z" w16du:dateUtc="2026-09-02T08:59:00Z">
+              <w:pPrChange w:id="940" w:author="Li Jianfeng" w:date="2026-09-02T16:59:00Z" w16du:dateUtc="2026-09-02T08:59:00Z">
                 <w:pPr>
                   <w:spacing w:after="60"/>
                 </w:pPr>
@@ -17344,13 +17363,14 @@
             <w:pPr>
               <w:spacing w:after="60"/>
               <w:jc w:val="both"/>
-              <w:pPrChange w:id="938" w:author="Li Jianfeng" w:date="2026-09-02T16:59:00Z" w16du:dateUtc="2026-09-02T08:59:00Z">
+              <w:pPrChange w:id="941" w:author="Li Jianfeng" w:date="2026-09-02T16:59:00Z" w16du:dateUtc="2026-09-02T08:59:00Z">
                 <w:pPr>
                   <w:spacing w:after="60"/>
                 </w:pPr>
               </w:pPrChange>
             </w:pPr>
             <w:r>
+              <w:lastRenderedPageBreak/>
               <w:t>NTU CoE Dean's Interdisciplinary Grant 2024, 03INS002320C120 (currently held)</w:t>
             </w:r>
           </w:p>
@@ -17363,7 +17383,7 @@
             <w:pPr>
               <w:spacing w:after="60"/>
               <w:jc w:val="both"/>
-              <w:pPrChange w:id="939" w:author="Li Jianfeng" w:date="2026-09-02T16:59:00Z" w16du:dateUtc="2026-09-02T08:59:00Z">
+              <w:pPrChange w:id="942" w:author="Li Jianfeng" w:date="2026-09-02T16:59:00Z" w16du:dateUtc="2026-09-02T08:59:00Z">
                 <w:pPr>
                   <w:spacing w:after="60"/>
                 </w:pPr>
@@ -17385,7 +17405,7 @@
             <w:pPr>
               <w:spacing w:after="60"/>
               <w:jc w:val="both"/>
-              <w:pPrChange w:id="940" w:author="Li Jianfeng" w:date="2026-09-02T16:59:00Z" w16du:dateUtc="2026-09-02T08:59:00Z">
+              <w:pPrChange w:id="943" w:author="Li Jianfeng" w:date="2026-09-02T16:59:00Z" w16du:dateUtc="2026-09-02T08:59:00Z">
                 <w:pPr>
                   <w:spacing w:after="60"/>
                 </w:pPr>
@@ -17404,7 +17424,7 @@
             <w:pPr>
               <w:spacing w:after="60"/>
               <w:jc w:val="both"/>
-              <w:pPrChange w:id="941" w:author="Li Jianfeng" w:date="2026-09-02T16:59:00Z" w16du:dateUtc="2026-09-02T08:59:00Z">
+              <w:pPrChange w:id="944" w:author="Li Jianfeng" w:date="2026-09-02T16:59:00Z" w16du:dateUtc="2026-09-02T08:59:00Z">
                 <w:pPr>
                   <w:spacing w:after="60"/>
                 </w:pPr>
@@ -17428,7 +17448,7 @@
             <w:pPr>
               <w:spacing w:after="60"/>
               <w:jc w:val="both"/>
-              <w:pPrChange w:id="942" w:author="Li Jianfeng" w:date="2026-09-02T16:59:00Z" w16du:dateUtc="2026-09-02T08:59:00Z">
+              <w:pPrChange w:id="945" w:author="Li Jianfeng" w:date="2026-09-02T16:59:00Z" w16du:dateUtc="2026-09-02T08:59:00Z">
                 <w:pPr>
                   <w:spacing w:after="60"/>
                 </w:pPr>
@@ -17447,7 +17467,7 @@
             <w:pPr>
               <w:spacing w:after="60"/>
               <w:jc w:val="both"/>
-              <w:pPrChange w:id="943" w:author="Li Jianfeng" w:date="2026-09-02T16:59:00Z" w16du:dateUtc="2026-09-02T08:59:00Z">
+              <w:pPrChange w:id="946" w:author="Li Jianfeng" w:date="2026-09-02T16:59:00Z" w16du:dateUtc="2026-09-02T08:59:00Z">
                 <w:pPr>
                   <w:spacing w:after="60"/>
                 </w:pPr>
@@ -17469,7 +17489,7 @@
             <w:pPr>
               <w:spacing w:after="60"/>
               <w:jc w:val="both"/>
-              <w:pPrChange w:id="944" w:author="Li Jianfeng" w:date="2026-09-02T16:59:00Z" w16du:dateUtc="2026-09-02T08:59:00Z">
+              <w:pPrChange w:id="947" w:author="Li Jianfeng" w:date="2026-09-02T16:59:00Z" w16du:dateUtc="2026-09-02T08:59:00Z">
                 <w:pPr>
                   <w:spacing w:after="60"/>
                 </w:pPr>
@@ -17488,7 +17508,7 @@
             <w:pPr>
               <w:spacing w:after="60"/>
               <w:jc w:val="both"/>
-              <w:pPrChange w:id="945" w:author="Li Jianfeng" w:date="2026-09-02T16:59:00Z" w16du:dateUtc="2026-09-02T08:59:00Z">
+              <w:pPrChange w:id="948" w:author="Li Jianfeng" w:date="2026-09-02T16:59:00Z" w16du:dateUtc="2026-09-02T08:59:00Z">
                 <w:pPr>
                   <w:spacing w:after="60"/>
                 </w:pPr>
@@ -17512,14 +17532,13 @@
             <w:pPr>
               <w:spacing w:after="60"/>
               <w:jc w:val="both"/>
-              <w:pPrChange w:id="946" w:author="Li Jianfeng" w:date="2026-09-02T16:59:00Z" w16du:dateUtc="2026-09-02T08:59:00Z">
+              <w:pPrChange w:id="949" w:author="Li Jianfeng" w:date="2026-09-02T16:59:00Z" w16du:dateUtc="2026-09-02T08:59:00Z">
                 <w:pPr>
                   <w:spacing w:after="60"/>
                 </w:pPr>
               </w:pPrChange>
             </w:pPr>
             <w:r>
-              <w:lastRenderedPageBreak/>
               <w:t xml:space="preserve">Cities of Tomorrow (CoT) programme: Novel wireless multi-metric IoT sensing system for real-time structural health monitoring </w:t>
             </w:r>
             <w:r>
@@ -17538,7 +17557,7 @@
             <w:pPr>
               <w:spacing w:after="60"/>
               <w:jc w:val="both"/>
-              <w:pPrChange w:id="947" w:author="Li Jianfeng" w:date="2026-09-02T16:59:00Z" w16du:dateUtc="2026-09-02T08:59:00Z">
+              <w:pPrChange w:id="950" w:author="Li Jianfeng" w:date="2026-09-02T16:59:00Z" w16du:dateUtc="2026-09-02T08:59:00Z">
                 <w:pPr>
                   <w:spacing w:after="60"/>
                 </w:pPr>
@@ -17560,7 +17579,7 @@
             <w:pPr>
               <w:spacing w:after="60"/>
               <w:jc w:val="both"/>
-              <w:pPrChange w:id="948" w:author="Li Jianfeng" w:date="2026-09-02T16:59:00Z" w16du:dateUtc="2026-09-02T08:59:00Z">
+              <w:pPrChange w:id="951" w:author="Li Jianfeng" w:date="2026-09-02T16:59:00Z" w16du:dateUtc="2026-09-02T08:59:00Z">
                 <w:pPr>
                   <w:spacing w:after="60"/>
                 </w:pPr>
@@ -17579,7 +17598,7 @@
             <w:pPr>
               <w:spacing w:after="60"/>
               <w:jc w:val="both"/>
-              <w:pPrChange w:id="949" w:author="Li Jianfeng" w:date="2026-09-02T16:59:00Z" w16du:dateUtc="2026-09-02T08:59:00Z">
+              <w:pPrChange w:id="952" w:author="Li Jianfeng" w:date="2026-09-02T16:59:00Z" w16du:dateUtc="2026-09-02T08:59:00Z">
                 <w:pPr>
                   <w:spacing w:after="60"/>
                 </w:pPr>
@@ -17603,7 +17622,7 @@
             <w:pPr>
               <w:spacing w:after="60"/>
               <w:jc w:val="both"/>
-              <w:pPrChange w:id="950" w:author="Li Jianfeng" w:date="2026-09-02T16:59:00Z" w16du:dateUtc="2026-09-02T08:59:00Z">
+              <w:pPrChange w:id="953" w:author="Li Jianfeng" w:date="2026-09-02T16:59:00Z" w16du:dateUtc="2026-09-02T08:59:00Z">
                 <w:pPr>
                   <w:spacing w:after="60"/>
                 </w:pPr>
@@ -17622,7 +17641,7 @@
             <w:pPr>
               <w:spacing w:after="60"/>
               <w:jc w:val="both"/>
-              <w:pPrChange w:id="951" w:author="Li Jianfeng" w:date="2026-09-02T16:59:00Z" w16du:dateUtc="2026-09-02T08:59:00Z">
+              <w:pPrChange w:id="954" w:author="Li Jianfeng" w:date="2026-09-02T16:59:00Z" w16du:dateUtc="2026-09-02T08:59:00Z">
                 <w:pPr>
                   <w:spacing w:after="60"/>
                 </w:pPr>
@@ -17644,7 +17663,7 @@
             <w:pPr>
               <w:spacing w:after="60"/>
               <w:jc w:val="both"/>
-              <w:pPrChange w:id="952" w:author="Li Jianfeng" w:date="2026-09-02T16:59:00Z" w16du:dateUtc="2026-09-02T08:59:00Z">
+              <w:pPrChange w:id="955" w:author="Li Jianfeng" w:date="2026-09-02T16:59:00Z" w16du:dateUtc="2026-09-02T08:59:00Z">
                 <w:pPr>
                   <w:spacing w:after="60"/>
                 </w:pPr>
@@ -17663,7 +17682,7 @@
             <w:pPr>
               <w:spacing w:after="60"/>
               <w:jc w:val="both"/>
-              <w:pPrChange w:id="953" w:author="Li Jianfeng" w:date="2026-09-02T16:59:00Z" w16du:dateUtc="2026-09-02T08:59:00Z">
+              <w:pPrChange w:id="956" w:author="Li Jianfeng" w:date="2026-09-02T16:59:00Z" w16du:dateUtc="2026-09-02T08:59:00Z">
                 <w:pPr>
                   <w:spacing w:after="60"/>
                 </w:pPr>
@@ -17687,7 +17706,7 @@
             <w:pPr>
               <w:spacing w:after="60"/>
               <w:jc w:val="both"/>
-              <w:pPrChange w:id="954" w:author="Li Jianfeng" w:date="2026-09-02T16:59:00Z" w16du:dateUtc="2026-09-02T08:59:00Z">
+              <w:pPrChange w:id="957" w:author="Li Jianfeng" w:date="2026-09-02T16:59:00Z" w16du:dateUtc="2026-09-02T08:59:00Z">
                 <w:pPr>
                   <w:spacing w:after="60"/>
                 </w:pPr>
@@ -17706,7 +17725,7 @@
             <w:pPr>
               <w:spacing w:after="60"/>
               <w:jc w:val="both"/>
-              <w:pPrChange w:id="955" w:author="Li Jianfeng" w:date="2026-09-02T16:59:00Z" w16du:dateUtc="2026-09-02T08:59:00Z">
+              <w:pPrChange w:id="958" w:author="Li Jianfeng" w:date="2026-09-02T16:59:00Z" w16du:dateUtc="2026-09-02T08:59:00Z">
                 <w:pPr>
                   <w:spacing w:after="60"/>
                 </w:pPr>
@@ -17728,7 +17747,7 @@
             <w:pPr>
               <w:spacing w:after="60"/>
               <w:jc w:val="both"/>
-              <w:pPrChange w:id="956" w:author="Li Jianfeng" w:date="2026-09-02T16:59:00Z" w16du:dateUtc="2026-09-02T08:59:00Z">
+              <w:pPrChange w:id="959" w:author="Li Jianfeng" w:date="2026-09-02T16:59:00Z" w16du:dateUtc="2026-09-02T08:59:00Z">
                 <w:pPr>
                   <w:spacing w:after="60"/>
                 </w:pPr>
@@ -17747,7 +17766,7 @@
             <w:pPr>
               <w:spacing w:after="60"/>
               <w:jc w:val="both"/>
-              <w:pPrChange w:id="957" w:author="Li Jianfeng" w:date="2026-09-02T16:59:00Z" w16du:dateUtc="2026-09-02T08:59:00Z">
+              <w:pPrChange w:id="960" w:author="Li Jianfeng" w:date="2026-09-02T16:59:00Z" w16du:dateUtc="2026-09-02T08:59:00Z">
                 <w:pPr>
                   <w:spacing w:after="60"/>
                 </w:pPr>
@@ -17771,7 +17790,7 @@
             <w:pPr>
               <w:spacing w:after="60"/>
               <w:jc w:val="both"/>
-              <w:pPrChange w:id="958" w:author="Li Jianfeng" w:date="2026-09-02T16:59:00Z" w16du:dateUtc="2026-09-02T08:59:00Z">
+              <w:pPrChange w:id="961" w:author="Li Jianfeng" w:date="2026-09-02T16:59:00Z" w16du:dateUtc="2026-09-02T08:59:00Z">
                 <w:pPr>
                   <w:spacing w:after="60"/>
                 </w:pPr>
@@ -17790,7 +17809,7 @@
             <w:pPr>
               <w:spacing w:after="60"/>
               <w:jc w:val="both"/>
-              <w:pPrChange w:id="959" w:author="Li Jianfeng" w:date="2026-09-02T16:59:00Z" w16du:dateUtc="2026-09-02T08:59:00Z">
+              <w:pPrChange w:id="962" w:author="Li Jianfeng" w:date="2026-09-02T16:59:00Z" w16du:dateUtc="2026-09-02T08:59:00Z">
                 <w:pPr>
                   <w:spacing w:after="60"/>
                 </w:pPr>
@@ -17812,7 +17831,7 @@
             <w:pPr>
               <w:spacing w:after="60"/>
               <w:jc w:val="both"/>
-              <w:pPrChange w:id="960" w:author="Li Jianfeng" w:date="2026-09-02T16:59:00Z" w16du:dateUtc="2026-09-02T08:59:00Z">
+              <w:pPrChange w:id="963" w:author="Li Jianfeng" w:date="2026-09-02T16:59:00Z" w16du:dateUtc="2026-09-02T08:59:00Z">
                 <w:pPr>
                   <w:spacing w:after="60"/>
                 </w:pPr>
@@ -17831,7 +17850,7 @@
             <w:pPr>
               <w:spacing w:after="60"/>
               <w:jc w:val="both"/>
-              <w:pPrChange w:id="961" w:author="Li Jianfeng" w:date="2026-09-02T16:59:00Z" w16du:dateUtc="2026-09-02T08:59:00Z">
+              <w:pPrChange w:id="964" w:author="Li Jianfeng" w:date="2026-09-02T16:59:00Z" w16du:dateUtc="2026-09-02T08:59:00Z">
                 <w:pPr>
                   <w:spacing w:after="60"/>
                 </w:pPr>
@@ -17851,7 +17870,7 @@
       <w:pPr>
         <w:jc w:val="both"/>
         <w:rPr>
-          <w:del w:id="962" w:author="Li Jianfeng" w:date="2026-09-02T17:00:00Z" w16du:dateUtc="2026-09-02T09:00:00Z"/>
+          <w:del w:id="965" w:author="Li Jianfeng" w:date="2026-09-02T17:00:00Z" w16du:dateUtc="2026-09-02T09:00:00Z"/>
           <w:b/>
           <w:bCs/>
           <w:lang w:val="en-GB"/>
@@ -17862,12 +17881,12 @@
       <w:pPr>
         <w:jc w:val="both"/>
         <w:rPr>
-          <w:del w:id="963" w:author="Li Jianfeng" w:date="2026-09-02T17:00:00Z" w16du:dateUtc="2026-09-02T09:00:00Z"/>
+          <w:del w:id="966" w:author="Li Jianfeng" w:date="2026-09-02T17:00:00Z" w16du:dateUtc="2026-09-02T09:00:00Z"/>
           <w:sz w:val="22"/>
           <w:szCs w:val="22"/>
           <w:lang w:val="en-GB"/>
         </w:rPr>
-        <w:pPrChange w:id="964" w:author="Li Jianfeng" w:date="2026-09-02T16:59:00Z" w16du:dateUtc="2026-09-02T08:59:00Z">
+        <w:pPrChange w:id="967" w:author="Li Jianfeng" w:date="2026-09-02T16:59:00Z" w16du:dateUtc="2026-09-02T08:59:00Z">
           <w:pPr/>
         </w:pPrChange>
       </w:pPr>
@@ -17876,12 +17895,12 @@
       <w:pPr>
         <w:jc w:val="both"/>
         <w:rPr>
-          <w:del w:id="965" w:author="Li Jianfeng" w:date="2026-09-02T17:00:00Z" w16du:dateUtc="2026-09-02T09:00:00Z"/>
+          <w:del w:id="968" w:author="Li Jianfeng" w:date="2026-09-02T17:00:00Z" w16du:dateUtc="2026-09-02T09:00:00Z"/>
           <w:sz w:val="22"/>
           <w:szCs w:val="22"/>
           <w:lang w:val="en-GB"/>
         </w:rPr>
-        <w:pPrChange w:id="966" w:author="Li Jianfeng" w:date="2026-09-02T16:59:00Z" w16du:dateUtc="2026-09-02T08:59:00Z">
+        <w:pPrChange w:id="969" w:author="Li Jianfeng" w:date="2026-09-02T16:59:00Z" w16du:dateUtc="2026-09-02T08:59:00Z">
           <w:pPr/>
         </w:pPrChange>
       </w:pPr>
@@ -17894,7 +17913,7 @@
           <w:sz w:val="22"/>
           <w:szCs w:val="22"/>
           <w:lang w:val="en-GB"/>
-          <w:rPrChange w:id="967" w:author="Li Jianfeng" w:date="2026-09-02T17:00:00Z" w16du:dateUtc="2026-09-02T09:00:00Z">
+          <w:rPrChange w:id="970" w:author="Li Jianfeng" w:date="2026-09-02T17:00:00Z" w16du:dateUtc="2026-09-02T09:00:00Z">
             <w:rPr>
               <w:sz w:val="22"/>
               <w:szCs w:val="22"/>
@@ -17902,7 +17921,7 @@
             </w:rPr>
           </w:rPrChange>
         </w:rPr>
-        <w:pPrChange w:id="968" w:author="Li Jianfeng" w:date="2026-09-02T16:59:00Z" w16du:dateUtc="2026-09-02T08:59:00Z">
+        <w:pPrChange w:id="971" w:author="Li Jianfeng" w:date="2026-09-02T16:59:00Z" w16du:dateUtc="2026-09-02T08:59:00Z">
           <w:pPr/>
         </w:pPrChange>
       </w:pPr>
@@ -17915,7 +17934,7 @@
           <w:szCs w:val="22"/>
           <w:lang w:val="en-GB"/>
         </w:rPr>
-        <w:pPrChange w:id="969" w:author="Li Jianfeng" w:date="2026-09-02T16:59:00Z" w16du:dateUtc="2026-09-02T08:59:00Z">
+        <w:pPrChange w:id="972" w:author="Li Jianfeng" w:date="2026-09-02T16:59:00Z" w16du:dateUtc="2026-09-02T08:59:00Z">
           <w:pPr/>
         </w:pPrChange>
       </w:pPr>
@@ -17943,7 +17962,14 @@
         <w:rPr>
           <w:sz w:val="22"/>
         </w:rPr>
-        <w:t xml:space="preserve"> The projects above fund fundamental and applied research rather than commercialisation. Between them they support the underlying sensing science, the wireless node platform and the embedded computing middleware, and their deliverables are research outcomes such as methods, publications, platform capability and laboratory or field demonstrations within their own application scopes. The work requested here is distinct and incremental: converting the validated triggering mechanism into an embeddable module with a defined interface specification, benchmarking it against the periodic-sampling and fixed-threshold alternatives that customers operate today, and testing it with an equipment-side and a field-side partner. No cost item in Section 5 is charged to, or duplicated in, any of the projects above, and manpower funded by those projects is not charged to this application. Where a listed project provides a suitable application setting or an industry contact, the team would seek to use it as a validation opportunity, with the scope and costs of each project kept separate.</w:t>
+        <w:t xml:space="preserve"> The projects above fund fundamental and applied research rather than commercialisation. Between them they support the underlying sensing science, the wireless node platform and the embedded computing middleware, and their deliverables are research outcomes such as methods, </w:t>
+      </w:r>
+      <w:r>
+        <w:rPr>
+          <w:sz w:val="22"/>
+        </w:rPr>
+        <w:lastRenderedPageBreak/>
+        <w:t>publications, platform capability and laboratory or field demonstrations within their own application scopes. The work requested here is distinct and incremental: converting the validated triggering mechanism into an embeddable module with a defined interface specification, benchmarking it against the periodic-sampling and fixed-threshold alternatives that customers operate today, and testing it with an equipment-side and a field-side partner. No cost item in Section 5 is charged to, or duplicated in, any of the projects above, and manpower funded by those projects is not charged to this application. Where a listed project provides a suitable application setting or an industry contact, the team would seek to use it as a validation opportunity, with the scope and costs of each project kept separate.</w:t>
       </w:r>
     </w:p>
     <w:p>
@@ -18018,7 +18044,7 @@
           <w:sz w:val="28"/>
           <w:szCs w:val="28"/>
         </w:rPr>
-        <w:pPrChange w:id="970" w:author="Li Jianfeng" w:date="2026-09-02T16:59:00Z" w16du:dateUtc="2026-09-02T08:59:00Z">
+        <w:pPrChange w:id="973" w:author="Li Jianfeng" w:date="2026-09-02T16:59:00Z" w16du:dateUtc="2026-09-02T08:59:00Z">
           <w:pPr/>
         </w:pPrChange>
       </w:pPr>
@@ -18101,7 +18127,7 @@
           <w:szCs w:val="28"/>
           <w:lang w:val="en-GB"/>
         </w:rPr>
-        <w:pPrChange w:id="971" w:author="Li Jianfeng" w:date="2026-09-02T16:59:00Z" w16du:dateUtc="2026-09-02T08:59:00Z">
+        <w:pPrChange w:id="974" w:author="Li Jianfeng" w:date="2026-09-02T16:59:00Z" w16du:dateUtc="2026-09-02T08:59:00Z">
           <w:pPr/>
         </w:pPrChange>
       </w:pPr>
@@ -18114,7 +18140,7 @@
           <w:sz w:val="28"/>
           <w:szCs w:val="28"/>
         </w:rPr>
-        <w:pPrChange w:id="972" w:author="Li Jianfeng" w:date="2026-09-02T16:59:00Z" w16du:dateUtc="2026-09-02T08:59:00Z">
+        <w:pPrChange w:id="975" w:author="Li Jianfeng" w:date="2026-09-02T16:59:00Z" w16du:dateUtc="2026-09-02T08:59:00Z">
           <w:pPr/>
         </w:pPrChange>
       </w:pPr>
@@ -18215,7 +18241,7 @@
                 <w:sz w:val="24"/>
                 <w:szCs w:val="24"/>
               </w:rPr>
-              <w:pPrChange w:id="973" w:author="Li Jianfeng" w:date="2026-09-02T16:59:00Z" w16du:dateUtc="2026-09-02T08:59:00Z">
+              <w:pPrChange w:id="976" w:author="Li Jianfeng" w:date="2026-09-02T16:59:00Z" w16du:dateUtc="2026-09-02T08:59:00Z">
                 <w:pPr>
                   <w:spacing w:after="40"/>
                 </w:pPr>
@@ -18230,7 +18256,7 @@
                 <w:sz w:val="24"/>
                 <w:szCs w:val="24"/>
               </w:rPr>
-              <w:pPrChange w:id="974" w:author="Li Jianfeng" w:date="2026-09-02T16:59:00Z" w16du:dateUtc="2026-09-02T08:59:00Z">
+              <w:pPrChange w:id="977" w:author="Li Jianfeng" w:date="2026-09-02T16:59:00Z" w16du:dateUtc="2026-09-02T08:59:00Z">
                 <w:pPr>
                   <w:spacing w:after="40"/>
                 </w:pPr>
@@ -18268,7 +18294,7 @@
                 <w:sz w:val="24"/>
                 <w:szCs w:val="24"/>
               </w:rPr>
-              <w:pPrChange w:id="975" w:author="Li Jianfeng" w:date="2026-09-02T16:59:00Z" w16du:dateUtc="2026-09-02T08:59:00Z">
+              <w:pPrChange w:id="978" w:author="Li Jianfeng" w:date="2026-09-02T16:59:00Z" w16du:dateUtc="2026-09-02T08:59:00Z">
                 <w:pPr>
                   <w:spacing w:after="40"/>
                 </w:pPr>
@@ -18296,7 +18322,7 @@
                 <w:sz w:val="24"/>
                 <w:szCs w:val="24"/>
               </w:rPr>
-              <w:pPrChange w:id="976" w:author="Li Jianfeng" w:date="2026-09-02T16:59:00Z" w16du:dateUtc="2026-09-02T08:59:00Z">
+              <w:pPrChange w:id="979" w:author="Li Jianfeng" w:date="2026-09-02T16:59:00Z" w16du:dateUtc="2026-09-02T08:59:00Z">
                 <w:pPr>
                   <w:spacing w:after="40"/>
                   <w:jc w:val="center"/>
@@ -18331,7 +18357,7 @@
                 <w:sz w:val="24"/>
                 <w:szCs w:val="24"/>
               </w:rPr>
-              <w:pPrChange w:id="977" w:author="Li Jianfeng" w:date="2026-09-02T16:59:00Z" w16du:dateUtc="2026-09-02T08:59:00Z">
+              <w:pPrChange w:id="980" w:author="Li Jianfeng" w:date="2026-09-02T16:59:00Z" w16du:dateUtc="2026-09-02T08:59:00Z">
                 <w:pPr>
                   <w:spacing w:after="40"/>
                   <w:jc w:val="center"/>
@@ -18355,7 +18381,7 @@
                 <w:sz w:val="24"/>
                 <w:szCs w:val="24"/>
               </w:rPr>
-              <w:pPrChange w:id="978" w:author="Li Jianfeng" w:date="2026-09-02T16:59:00Z" w16du:dateUtc="2026-09-02T08:59:00Z">
+              <w:pPrChange w:id="981" w:author="Li Jianfeng" w:date="2026-09-02T16:59:00Z" w16du:dateUtc="2026-09-02T08:59:00Z">
                 <w:pPr>
                   <w:spacing w:after="40"/>
                   <w:jc w:val="center"/>
@@ -18454,7 +18480,7 @@
       <w:pPr>
         <w:ind w:left="392" w:hanging="392"/>
         <w:jc w:val="both"/>
-        <w:pPrChange w:id="979" w:author="Li Jianfeng" w:date="2026-09-02T16:59:00Z" w16du:dateUtc="2026-09-02T08:59:00Z">
+        <w:pPrChange w:id="982" w:author="Li Jianfeng" w:date="2026-09-02T16:59:00Z" w16du:dateUtc="2026-09-02T08:59:00Z">
           <w:pPr>
             <w:ind w:left="392" w:hanging="392"/>
           </w:pPr>
@@ -18580,7 +18606,7 @@
           <w:szCs w:val="28"/>
           <w:lang w:val="en-GB"/>
         </w:rPr>
-        <w:pPrChange w:id="980" w:author="Li Jianfeng" w:date="2026-09-02T16:59:00Z" w16du:dateUtc="2026-09-02T08:59:00Z">
+        <w:pPrChange w:id="983" w:author="Li Jianfeng" w:date="2026-09-02T16:59:00Z" w16du:dateUtc="2026-09-02T08:59:00Z">
           <w:pPr>
             <w:ind w:left="392" w:hanging="392"/>
           </w:pPr>
@@ -18626,7 +18652,7 @@
                 <w:sz w:val="24"/>
                 <w:szCs w:val="24"/>
               </w:rPr>
-              <w:pPrChange w:id="981" w:author="Li Jianfeng" w:date="2026-09-02T16:59:00Z" w16du:dateUtc="2026-09-02T08:59:00Z">
+              <w:pPrChange w:id="984" w:author="Li Jianfeng" w:date="2026-09-02T16:59:00Z" w16du:dateUtc="2026-09-02T08:59:00Z">
                 <w:pPr>
                   <w:spacing w:after="40"/>
                 </w:pPr>
@@ -18641,7 +18667,7 @@
                 <w:sz w:val="24"/>
                 <w:szCs w:val="24"/>
               </w:rPr>
-              <w:pPrChange w:id="982" w:author="Li Jianfeng" w:date="2026-09-02T16:59:00Z" w16du:dateUtc="2026-09-02T08:59:00Z">
+              <w:pPrChange w:id="985" w:author="Li Jianfeng" w:date="2026-09-02T16:59:00Z" w16du:dateUtc="2026-09-02T08:59:00Z">
                 <w:pPr>
                   <w:spacing w:after="40"/>
                 </w:pPr>
@@ -18679,7 +18705,7 @@
                 <w:sz w:val="24"/>
                 <w:szCs w:val="24"/>
               </w:rPr>
-              <w:pPrChange w:id="983" w:author="Li Jianfeng" w:date="2026-09-02T16:59:00Z" w16du:dateUtc="2026-09-02T08:59:00Z">
+              <w:pPrChange w:id="986" w:author="Li Jianfeng" w:date="2026-09-02T16:59:00Z" w16du:dateUtc="2026-09-02T08:59:00Z">
                 <w:pPr>
                   <w:spacing w:after="40"/>
                 </w:pPr>
@@ -18707,7 +18733,7 @@
                 <w:sz w:val="24"/>
                 <w:szCs w:val="24"/>
               </w:rPr>
-              <w:pPrChange w:id="984" w:author="Li Jianfeng" w:date="2026-09-02T16:59:00Z" w16du:dateUtc="2026-09-02T08:59:00Z">
+              <w:pPrChange w:id="987" w:author="Li Jianfeng" w:date="2026-09-02T16:59:00Z" w16du:dateUtc="2026-09-02T08:59:00Z">
                 <w:pPr>
                   <w:spacing w:after="40"/>
                   <w:jc w:val="center"/>
@@ -18742,7 +18768,7 @@
                 <w:sz w:val="24"/>
                 <w:szCs w:val="24"/>
               </w:rPr>
-              <w:pPrChange w:id="985" w:author="Li Jianfeng" w:date="2026-09-02T16:59:00Z" w16du:dateUtc="2026-09-02T08:59:00Z">
+              <w:pPrChange w:id="988" w:author="Li Jianfeng" w:date="2026-09-02T16:59:00Z" w16du:dateUtc="2026-09-02T08:59:00Z">
                 <w:pPr>
                   <w:spacing w:after="40"/>
                   <w:jc w:val="center"/>
@@ -18766,7 +18792,7 @@
                 <w:sz w:val="24"/>
                 <w:szCs w:val="24"/>
               </w:rPr>
-              <w:pPrChange w:id="986" w:author="Li Jianfeng" w:date="2026-09-02T16:59:00Z" w16du:dateUtc="2026-09-02T08:59:00Z">
+              <w:pPrChange w:id="989" w:author="Li Jianfeng" w:date="2026-09-02T16:59:00Z" w16du:dateUtc="2026-09-02T08:59:00Z">
                 <w:pPr>
                   <w:spacing w:after="40"/>
                   <w:jc w:val="center"/>
@@ -18793,7 +18819,7 @@
           <w:szCs w:val="28"/>
           <w:lang w:val="en-GB"/>
         </w:rPr>
-        <w:pPrChange w:id="987" w:author="Li Jianfeng" w:date="2026-09-02T16:59:00Z" w16du:dateUtc="2026-09-02T08:59:00Z">
+        <w:pPrChange w:id="990" w:author="Li Jianfeng" w:date="2026-09-02T16:59:00Z" w16du:dateUtc="2026-09-02T08:59:00Z">
           <w:pPr/>
         </w:pPrChange>
       </w:pPr>
@@ -18913,7 +18939,7 @@
           <w:bCs/>
           <w:i/>
           <w:lang w:val="en-GB"/>
-          <w:rPrChange w:id="988" w:author="Li Jianfeng" w:date="2026-09-02T17:00:00Z" w16du:dateUtc="2026-09-02T09:00:00Z">
+          <w:rPrChange w:id="991" w:author="Li Jianfeng" w:date="2026-09-02T17:00:00Z" w16du:dateUtc="2026-09-02T09:00:00Z">
             <w:rPr>
               <w:b/>
               <w:sz w:val="28"/>
@@ -18922,11 +18948,11 @@
             </w:rPr>
           </w:rPrChange>
         </w:rPr>
-        <w:pPrChange w:id="989" w:author="Li Jianfeng" w:date="2026-09-02T17:00:00Z" w16du:dateUtc="2026-09-02T09:00:00Z">
+        <w:pPrChange w:id="992" w:author="Li Jianfeng" w:date="2026-09-02T17:00:00Z" w16du:dateUtc="2026-09-02T09:00:00Z">
           <w:pPr/>
         </w:pPrChange>
       </w:pPr>
-      <w:ins w:id="990" w:author="Li Jianfeng" w:date="2026-09-02T17:00:00Z" w16du:dateUtc="2026-09-02T09:00:00Z">
+      <w:ins w:id="993" w:author="Li Jianfeng" w:date="2026-09-02T17:00:00Z" w16du:dateUtc="2026-09-02T09:00:00Z">
         <w:r>
           <w:rPr>
             <w:rFonts w:eastAsiaTheme="minorEastAsia" w:hint="eastAsia"/>
@@ -18944,7 +18970,7 @@
         <w:tblW w:w="9634" w:type="dxa"/>
         <w:tblLayout w:type="fixed"/>
         <w:tblLook w:val="04A0" w:firstRow="1" w:lastRow="0" w:firstColumn="1" w:lastColumn="0" w:noHBand="0" w:noVBand="1"/>
-        <w:tblPrChange w:id="991" w:author="Li Jianfeng" w:date="2026-09-02T17:01:00Z" w16du:dateUtc="2026-09-02T09:01:00Z">
+        <w:tblPrChange w:id="994" w:author="Li Jianfeng" w:date="2026-09-02T17:01:00Z" w16du:dateUtc="2026-09-02T09:01:00Z">
           <w:tblPr>
             <w:tblStyle w:val="TableGrid"/>
             <w:tblW w:w="9242" w:type="dxa"/>
@@ -18960,7 +18986,7 @@
         <w:gridCol w:w="922"/>
         <w:gridCol w:w="1964"/>
         <w:gridCol w:w="2126"/>
-        <w:tblGridChange w:id="992">
+        <w:tblGridChange w:id="995">
           <w:tblGrid>
             <w:gridCol w:w="1848"/>
             <w:gridCol w:w="1848"/>
@@ -18976,7 +19002,7 @@
       <w:tr>
         <w:trPr>
           <w:trHeight w:val="1961"/>
-          <w:trPrChange w:id="993" w:author="Li Jianfeng" w:date="2026-09-02T17:01:00Z" w16du:dateUtc="2026-09-02T09:01:00Z">
+          <w:trPrChange w:id="996" w:author="Li Jianfeng" w:date="2026-09-02T17:01:00Z" w16du:dateUtc="2026-09-02T09:01:00Z">
             <w:trPr>
               <w:gridAfter w:val="0"/>
               <w:trHeight w:val="1961"/>
@@ -18987,7 +19013,7 @@
           <w:tcPr>
             <w:tcW w:w="1848" w:type="dxa"/>
             <w:vMerge w:val="restart"/>
-            <w:tcPrChange w:id="994" w:author="Li Jianfeng" w:date="2026-09-02T17:01:00Z" w16du:dateUtc="2026-09-02T09:01:00Z">
+            <w:tcPrChange w:id="997" w:author="Li Jianfeng" w:date="2026-09-02T17:01:00Z" w16du:dateUtc="2026-09-02T09:01:00Z">
               <w:tcPr>
                 <w:tcW w:w="1924" w:type="dxa"/>
                 <w:vMerge w:val="restart"/>
@@ -18998,7 +19024,7 @@
             <w:pPr>
               <w:spacing w:after="50"/>
               <w:jc w:val="both"/>
-              <w:pPrChange w:id="995" w:author="Li Jianfeng" w:date="2026-09-02T16:59:00Z" w16du:dateUtc="2026-09-02T08:59:00Z">
+              <w:pPrChange w:id="998" w:author="Li Jianfeng" w:date="2026-09-02T16:59:00Z" w16du:dateUtc="2026-09-02T08:59:00Z">
                 <w:pPr>
                   <w:spacing w:after="50"/>
                 </w:pPr>
@@ -19016,7 +19042,7 @@
             <w:pPr>
               <w:spacing w:after="40"/>
               <w:jc w:val="both"/>
-              <w:pPrChange w:id="996" w:author="Li Jianfeng" w:date="2026-09-02T16:59:00Z" w16du:dateUtc="2026-09-02T08:59:00Z">
+              <w:pPrChange w:id="999" w:author="Li Jianfeng" w:date="2026-09-02T16:59:00Z" w16du:dateUtc="2026-09-02T08:59:00Z">
                 <w:pPr>
                   <w:spacing w:after="40"/>
                 </w:pPr>
@@ -19040,7 +19066,7 @@
             <w:pPr>
               <w:spacing w:after="40"/>
               <w:jc w:val="both"/>
-              <w:pPrChange w:id="997" w:author="Li Jianfeng" w:date="2026-09-02T16:59:00Z" w16du:dateUtc="2026-09-02T08:59:00Z">
+              <w:pPrChange w:id="1000" w:author="Li Jianfeng" w:date="2026-09-02T16:59:00Z" w16du:dateUtc="2026-09-02T08:59:00Z">
                 <w:pPr>
                   <w:spacing w:after="40"/>
                 </w:pPr>
@@ -19064,7 +19090,7 @@
             <w:pPr>
               <w:spacing w:after="40"/>
               <w:jc w:val="both"/>
-              <w:pPrChange w:id="998" w:author="Li Jianfeng" w:date="2026-09-02T16:59:00Z" w16du:dateUtc="2026-09-02T08:59:00Z">
+              <w:pPrChange w:id="1001" w:author="Li Jianfeng" w:date="2026-09-02T16:59:00Z" w16du:dateUtc="2026-09-02T08:59:00Z">
                 <w:pPr>
                   <w:spacing w:after="40"/>
                 </w:pPr>
@@ -19081,7 +19107,7 @@
             <w:pPr>
               <w:spacing w:after="40"/>
               <w:jc w:val="both"/>
-              <w:pPrChange w:id="999" w:author="Li Jianfeng" w:date="2026-09-02T16:59:00Z" w16du:dateUtc="2026-09-02T08:59:00Z">
+              <w:pPrChange w:id="1002" w:author="Li Jianfeng" w:date="2026-09-02T16:59:00Z" w16du:dateUtc="2026-09-02T08:59:00Z">
                 <w:pPr>
                   <w:spacing w:after="40"/>
                 </w:pPr>
@@ -19098,7 +19124,7 @@
             <w:pPr>
               <w:spacing w:after="40"/>
               <w:jc w:val="both"/>
-              <w:pPrChange w:id="1000" w:author="Li Jianfeng" w:date="2026-09-02T16:59:00Z" w16du:dateUtc="2026-09-02T08:59:00Z">
+              <w:pPrChange w:id="1003" w:author="Li Jianfeng" w:date="2026-09-02T16:59:00Z" w16du:dateUtc="2026-09-02T08:59:00Z">
                 <w:pPr>
                   <w:spacing w:after="40"/>
                 </w:pPr>
@@ -19115,7 +19141,7 @@
         <w:tc>
           <w:tcPr>
             <w:tcW w:w="1848" w:type="dxa"/>
-            <w:tcPrChange w:id="1001" w:author="Li Jianfeng" w:date="2026-09-02T17:01:00Z" w16du:dateUtc="2026-09-02T09:01:00Z">
+            <w:tcPrChange w:id="1004" w:author="Li Jianfeng" w:date="2026-09-02T17:01:00Z" w16du:dateUtc="2026-09-02T09:01:00Z">
               <w:tcPr>
                 <w:tcW w:w="1924" w:type="dxa"/>
               </w:tcPr>
@@ -19125,7 +19151,7 @@
             <w:pPr>
               <w:spacing w:after="50"/>
               <w:jc w:val="both"/>
-              <w:pPrChange w:id="1002" w:author="Li Jianfeng" w:date="2026-09-02T16:59:00Z" w16du:dateUtc="2026-09-02T08:59:00Z">
+              <w:pPrChange w:id="1005" w:author="Li Jianfeng" w:date="2026-09-02T16:59:00Z" w16du:dateUtc="2026-09-02T08:59:00Z">
                 <w:pPr>
                   <w:spacing w:after="50"/>
                 </w:pPr>
@@ -19143,7 +19169,7 @@
             <w:pPr>
               <w:spacing w:after="40"/>
               <w:jc w:val="both"/>
-              <w:pPrChange w:id="1003" w:author="Li Jianfeng" w:date="2026-09-02T16:59:00Z" w16du:dateUtc="2026-09-02T08:59:00Z">
+              <w:pPrChange w:id="1006" w:author="Li Jianfeng" w:date="2026-09-02T16:59:00Z" w16du:dateUtc="2026-09-02T08:59:00Z">
                 <w:pPr>
                   <w:spacing w:after="40"/>
                 </w:pPr>
@@ -19160,7 +19186,7 @@
             <w:pPr>
               <w:spacing w:after="40"/>
               <w:jc w:val="both"/>
-              <w:pPrChange w:id="1004" w:author="Li Jianfeng" w:date="2026-09-02T16:59:00Z" w16du:dateUtc="2026-09-02T08:59:00Z">
+              <w:pPrChange w:id="1007" w:author="Li Jianfeng" w:date="2026-09-02T16:59:00Z" w16du:dateUtc="2026-09-02T08:59:00Z">
                 <w:pPr>
                   <w:spacing w:after="40"/>
                 </w:pPr>
@@ -19177,7 +19203,7 @@
             <w:pPr>
               <w:spacing w:after="40"/>
               <w:jc w:val="both"/>
-              <w:pPrChange w:id="1005" w:author="Li Jianfeng" w:date="2026-09-02T16:59:00Z" w16du:dateUtc="2026-09-02T08:59:00Z">
+              <w:pPrChange w:id="1008" w:author="Li Jianfeng" w:date="2026-09-02T16:59:00Z" w16du:dateUtc="2026-09-02T08:59:00Z">
                 <w:pPr>
                   <w:spacing w:after="40"/>
                 </w:pPr>
@@ -19194,7 +19220,7 @@
             <w:pPr>
               <w:spacing w:after="40"/>
               <w:jc w:val="both"/>
-              <w:pPrChange w:id="1006" w:author="Li Jianfeng" w:date="2026-09-02T16:59:00Z" w16du:dateUtc="2026-09-02T08:59:00Z">
+              <w:pPrChange w:id="1009" w:author="Li Jianfeng" w:date="2026-09-02T16:59:00Z" w16du:dateUtc="2026-09-02T08:59:00Z">
                 <w:pPr>
                   <w:spacing w:after="40"/>
                 </w:pPr>
@@ -19211,7 +19237,7 @@
             <w:pPr>
               <w:spacing w:after="40"/>
               <w:jc w:val="both"/>
-              <w:pPrChange w:id="1007" w:author="Li Jianfeng" w:date="2026-09-02T16:59:00Z" w16du:dateUtc="2026-09-02T08:59:00Z">
+              <w:pPrChange w:id="1010" w:author="Li Jianfeng" w:date="2026-09-02T16:59:00Z" w16du:dateUtc="2026-09-02T08:59:00Z">
                 <w:pPr>
                   <w:spacing w:after="40"/>
                 </w:pPr>
@@ -19230,7 +19256,7 @@
             <w:tcW w:w="1848" w:type="dxa"/>
             <w:gridSpan w:val="2"/>
             <w:vMerge w:val="restart"/>
-            <w:tcPrChange w:id="1008" w:author="Li Jianfeng" w:date="2026-09-02T17:01:00Z" w16du:dateUtc="2026-09-02T09:01:00Z">
+            <w:tcPrChange w:id="1011" w:author="Li Jianfeng" w:date="2026-09-02T17:01:00Z" w16du:dateUtc="2026-09-02T09:01:00Z">
               <w:tcPr>
                 <w:tcW w:w="1924" w:type="dxa"/>
                 <w:gridSpan w:val="2"/>
@@ -19242,7 +19268,7 @@
             <w:pPr>
               <w:spacing w:after="50"/>
               <w:jc w:val="both"/>
-              <w:pPrChange w:id="1009" w:author="Li Jianfeng" w:date="2026-09-02T16:59:00Z" w16du:dateUtc="2026-09-02T08:59:00Z">
+              <w:pPrChange w:id="1012" w:author="Li Jianfeng" w:date="2026-09-02T16:59:00Z" w16du:dateUtc="2026-09-02T08:59:00Z">
                 <w:pPr>
                   <w:spacing w:after="50"/>
                 </w:pPr>
@@ -19260,7 +19286,7 @@
             <w:pPr>
               <w:spacing w:after="40"/>
               <w:jc w:val="both"/>
-              <w:pPrChange w:id="1010" w:author="Li Jianfeng" w:date="2026-09-02T16:59:00Z" w16du:dateUtc="2026-09-02T08:59:00Z">
+              <w:pPrChange w:id="1013" w:author="Li Jianfeng" w:date="2026-09-02T16:59:00Z" w16du:dateUtc="2026-09-02T08:59:00Z">
                 <w:pPr>
                   <w:spacing w:after="40"/>
                 </w:pPr>
@@ -19277,7 +19303,7 @@
             <w:pPr>
               <w:spacing w:after="40"/>
               <w:jc w:val="both"/>
-              <w:pPrChange w:id="1011" w:author="Li Jianfeng" w:date="2026-09-02T16:59:00Z" w16du:dateUtc="2026-09-02T08:59:00Z">
+              <w:pPrChange w:id="1014" w:author="Li Jianfeng" w:date="2026-09-02T16:59:00Z" w16du:dateUtc="2026-09-02T08:59:00Z">
                 <w:pPr>
                   <w:spacing w:after="40"/>
                 </w:pPr>
@@ -19294,7 +19320,7 @@
             <w:pPr>
               <w:spacing w:after="40"/>
               <w:jc w:val="both"/>
-              <w:pPrChange w:id="1012" w:author="Li Jianfeng" w:date="2026-09-02T16:59:00Z" w16du:dateUtc="2026-09-02T08:59:00Z">
+              <w:pPrChange w:id="1015" w:author="Li Jianfeng" w:date="2026-09-02T16:59:00Z" w16du:dateUtc="2026-09-02T08:59:00Z">
                 <w:pPr>
                   <w:spacing w:after="40"/>
                 </w:pPr>
@@ -19311,7 +19337,7 @@
             <w:pPr>
               <w:spacing w:after="40"/>
               <w:jc w:val="both"/>
-              <w:pPrChange w:id="1013" w:author="Li Jianfeng" w:date="2026-09-02T16:59:00Z" w16du:dateUtc="2026-09-02T08:59:00Z">
+              <w:pPrChange w:id="1016" w:author="Li Jianfeng" w:date="2026-09-02T16:59:00Z" w16du:dateUtc="2026-09-02T08:59:00Z">
                 <w:pPr>
                   <w:spacing w:after="40"/>
                 </w:pPr>
@@ -19328,7 +19354,7 @@
         <w:tc>
           <w:tcPr>
             <w:tcW w:w="1964" w:type="dxa"/>
-            <w:tcPrChange w:id="1014" w:author="Li Jianfeng" w:date="2026-09-02T17:01:00Z" w16du:dateUtc="2026-09-02T09:01:00Z">
+            <w:tcPrChange w:id="1017" w:author="Li Jianfeng" w:date="2026-09-02T17:01:00Z" w16du:dateUtc="2026-09-02T09:01:00Z">
               <w:tcPr>
                 <w:tcW w:w="1925" w:type="dxa"/>
               </w:tcPr>
@@ -19338,7 +19364,7 @@
             <w:pPr>
               <w:spacing w:after="50"/>
               <w:jc w:val="both"/>
-              <w:pPrChange w:id="1015" w:author="Li Jianfeng" w:date="2026-09-02T16:59:00Z" w16du:dateUtc="2026-09-02T08:59:00Z">
+              <w:pPrChange w:id="1018" w:author="Li Jianfeng" w:date="2026-09-02T16:59:00Z" w16du:dateUtc="2026-09-02T08:59:00Z">
                 <w:pPr>
                   <w:spacing w:after="50"/>
                 </w:pPr>
@@ -19356,7 +19382,7 @@
             <w:pPr>
               <w:spacing w:after="40"/>
               <w:jc w:val="both"/>
-              <w:pPrChange w:id="1016" w:author="Li Jianfeng" w:date="2026-09-02T16:59:00Z" w16du:dateUtc="2026-09-02T08:59:00Z">
+              <w:pPrChange w:id="1019" w:author="Li Jianfeng" w:date="2026-09-02T16:59:00Z" w16du:dateUtc="2026-09-02T08:59:00Z">
                 <w:pPr>
                   <w:spacing w:after="40"/>
                 </w:pPr>
@@ -19373,7 +19399,7 @@
             <w:pPr>
               <w:spacing w:after="40"/>
               <w:jc w:val="both"/>
-              <w:pPrChange w:id="1017" w:author="Li Jianfeng" w:date="2026-09-02T16:59:00Z" w16du:dateUtc="2026-09-02T08:59:00Z">
+              <w:pPrChange w:id="1020" w:author="Li Jianfeng" w:date="2026-09-02T16:59:00Z" w16du:dateUtc="2026-09-02T08:59:00Z">
                 <w:pPr>
                   <w:spacing w:after="40"/>
                 </w:pPr>
@@ -19390,7 +19416,7 @@
             <w:pPr>
               <w:spacing w:after="40"/>
               <w:jc w:val="both"/>
-              <w:pPrChange w:id="1018" w:author="Li Jianfeng" w:date="2026-09-02T16:59:00Z" w16du:dateUtc="2026-09-02T08:59:00Z">
+              <w:pPrChange w:id="1021" w:author="Li Jianfeng" w:date="2026-09-02T16:59:00Z" w16du:dateUtc="2026-09-02T08:59:00Z">
                 <w:pPr>
                   <w:spacing w:after="40"/>
                 </w:pPr>
@@ -19407,7 +19433,7 @@
             <w:pPr>
               <w:spacing w:after="40"/>
               <w:jc w:val="both"/>
-              <w:pPrChange w:id="1019" w:author="Li Jianfeng" w:date="2026-09-02T16:59:00Z" w16du:dateUtc="2026-09-02T08:59:00Z">
+              <w:pPrChange w:id="1022" w:author="Li Jianfeng" w:date="2026-09-02T16:59:00Z" w16du:dateUtc="2026-09-02T08:59:00Z">
                 <w:pPr>
                   <w:spacing w:after="40"/>
                 </w:pPr>
@@ -19425,7 +19451,7 @@
           <w:tcPr>
             <w:tcW w:w="2126" w:type="dxa"/>
             <w:vMerge w:val="restart"/>
-            <w:tcPrChange w:id="1020" w:author="Li Jianfeng" w:date="2026-09-02T17:01:00Z" w16du:dateUtc="2026-09-02T09:01:00Z">
+            <w:tcPrChange w:id="1023" w:author="Li Jianfeng" w:date="2026-09-02T17:01:00Z" w16du:dateUtc="2026-09-02T09:01:00Z">
               <w:tcPr>
                 <w:tcW w:w="1925" w:type="dxa"/>
                 <w:gridSpan w:val="2"/>
@@ -19437,7 +19463,7 @@
             <w:pPr>
               <w:spacing w:after="50"/>
               <w:jc w:val="both"/>
-              <w:pPrChange w:id="1021" w:author="Li Jianfeng" w:date="2026-09-02T16:59:00Z" w16du:dateUtc="2026-09-02T08:59:00Z">
+              <w:pPrChange w:id="1024" w:author="Li Jianfeng" w:date="2026-09-02T16:59:00Z" w16du:dateUtc="2026-09-02T08:59:00Z">
                 <w:pPr>
                   <w:spacing w:after="50"/>
                 </w:pPr>
@@ -19455,7 +19481,7 @@
             <w:pPr>
               <w:spacing w:after="40"/>
               <w:jc w:val="both"/>
-              <w:pPrChange w:id="1022" w:author="Li Jianfeng" w:date="2026-09-02T16:59:00Z" w16du:dateUtc="2026-09-02T08:59:00Z">
+              <w:pPrChange w:id="1025" w:author="Li Jianfeng" w:date="2026-09-02T16:59:00Z" w16du:dateUtc="2026-09-02T08:59:00Z">
                 <w:pPr>
                   <w:spacing w:after="40"/>
                 </w:pPr>
@@ -19472,7 +19498,7 @@
             <w:pPr>
               <w:spacing w:after="40"/>
               <w:jc w:val="both"/>
-              <w:pPrChange w:id="1023" w:author="Li Jianfeng" w:date="2026-09-02T16:59:00Z" w16du:dateUtc="2026-09-02T08:59:00Z">
+              <w:pPrChange w:id="1026" w:author="Li Jianfeng" w:date="2026-09-02T16:59:00Z" w16du:dateUtc="2026-09-02T08:59:00Z">
                 <w:pPr>
                   <w:spacing w:after="40"/>
                 </w:pPr>
@@ -19489,7 +19515,7 @@
             <w:pPr>
               <w:spacing w:after="40"/>
               <w:jc w:val="both"/>
-              <w:pPrChange w:id="1024" w:author="Li Jianfeng" w:date="2026-09-02T16:59:00Z" w16du:dateUtc="2026-09-02T08:59:00Z">
+              <w:pPrChange w:id="1027" w:author="Li Jianfeng" w:date="2026-09-02T16:59:00Z" w16du:dateUtc="2026-09-02T08:59:00Z">
                 <w:pPr>
                   <w:spacing w:after="40"/>
                 </w:pPr>
@@ -19506,7 +19532,7 @@
             <w:pPr>
               <w:spacing w:after="40"/>
               <w:jc w:val="both"/>
-              <w:pPrChange w:id="1025" w:author="Li Jianfeng" w:date="2026-09-02T16:59:00Z" w16du:dateUtc="2026-09-02T08:59:00Z">
+              <w:pPrChange w:id="1028" w:author="Li Jianfeng" w:date="2026-09-02T16:59:00Z" w16du:dateUtc="2026-09-02T08:59:00Z">
                 <w:pPr>
                   <w:spacing w:after="40"/>
                 </w:pPr>
@@ -19524,7 +19550,7 @@
       <w:tr>
         <w:trPr>
           <w:trHeight w:val="1976"/>
-          <w:trPrChange w:id="1026" w:author="Li Jianfeng" w:date="2026-09-02T17:01:00Z" w16du:dateUtc="2026-09-02T09:01:00Z">
+          <w:trPrChange w:id="1029" w:author="Li Jianfeng" w:date="2026-09-02T17:01:00Z" w16du:dateUtc="2026-09-02T09:01:00Z">
             <w:trPr>
               <w:gridAfter w:val="0"/>
               <w:trHeight w:val="1976"/>
@@ -19535,7 +19561,7 @@
           <w:tcPr>
             <w:tcW w:w="1848" w:type="dxa"/>
             <w:vMerge/>
-            <w:tcPrChange w:id="1027" w:author="Li Jianfeng" w:date="2026-09-02T17:01:00Z" w16du:dateUtc="2026-09-02T09:01:00Z">
+            <w:tcPrChange w:id="1030" w:author="Li Jianfeng" w:date="2026-09-02T17:01:00Z" w16du:dateUtc="2026-09-02T09:01:00Z">
               <w:tcPr>
                 <w:tcW w:w="1924" w:type="dxa"/>
                 <w:vMerge/>
@@ -19549,7 +19575,7 @@
                 <w:b/>
                 <w:lang w:val="en-GB"/>
               </w:rPr>
-              <w:pPrChange w:id="1028" w:author="Li Jianfeng" w:date="2026-09-02T16:59:00Z" w16du:dateUtc="2026-09-02T08:59:00Z">
+              <w:pPrChange w:id="1031" w:author="Li Jianfeng" w:date="2026-09-02T16:59:00Z" w16du:dateUtc="2026-09-02T08:59:00Z">
                 <w:pPr>
                   <w:jc w:val="center"/>
                 </w:pPr>
@@ -19560,7 +19586,7 @@
         <w:tc>
           <w:tcPr>
             <w:tcW w:w="1848" w:type="dxa"/>
-            <w:tcPrChange w:id="1029" w:author="Li Jianfeng" w:date="2026-09-02T17:01:00Z" w16du:dateUtc="2026-09-02T09:01:00Z">
+            <w:tcPrChange w:id="1032" w:author="Li Jianfeng" w:date="2026-09-02T17:01:00Z" w16du:dateUtc="2026-09-02T09:01:00Z">
               <w:tcPr>
                 <w:tcW w:w="1924" w:type="dxa"/>
               </w:tcPr>
@@ -19570,7 +19596,7 @@
             <w:pPr>
               <w:spacing w:after="60"/>
               <w:jc w:val="both"/>
-              <w:pPrChange w:id="1030" w:author="Li Jianfeng" w:date="2026-09-02T16:59:00Z" w16du:dateUtc="2026-09-02T08:59:00Z">
+              <w:pPrChange w:id="1033" w:author="Li Jianfeng" w:date="2026-09-02T16:59:00Z" w16du:dateUtc="2026-09-02T08:59:00Z">
                 <w:pPr>
                   <w:spacing w:after="60"/>
                 </w:pPr>
@@ -19588,7 +19614,7 @@
             <w:pPr>
               <w:spacing w:after="60"/>
               <w:jc w:val="both"/>
-              <w:pPrChange w:id="1031" w:author="Li Jianfeng" w:date="2026-09-02T16:59:00Z" w16du:dateUtc="2026-09-02T08:59:00Z">
+              <w:pPrChange w:id="1034" w:author="Li Jianfeng" w:date="2026-09-02T16:59:00Z" w16du:dateUtc="2026-09-02T08:59:00Z">
                 <w:pPr>
                   <w:spacing w:after="60"/>
                 </w:pPr>
@@ -19605,7 +19631,7 @@
             <w:pPr>
               <w:spacing w:after="60"/>
               <w:jc w:val="both"/>
-              <w:pPrChange w:id="1032" w:author="Li Jianfeng" w:date="2026-09-02T16:59:00Z" w16du:dateUtc="2026-09-02T08:59:00Z">
+              <w:pPrChange w:id="1035" w:author="Li Jianfeng" w:date="2026-09-02T16:59:00Z" w16du:dateUtc="2026-09-02T08:59:00Z">
                 <w:pPr>
                   <w:spacing w:after="60"/>
                 </w:pPr>
@@ -19622,7 +19648,7 @@
             <w:pPr>
               <w:spacing w:after="60"/>
               <w:jc w:val="both"/>
-              <w:pPrChange w:id="1033" w:author="Li Jianfeng" w:date="2026-09-02T16:59:00Z" w16du:dateUtc="2026-09-02T08:59:00Z">
+              <w:pPrChange w:id="1036" w:author="Li Jianfeng" w:date="2026-09-02T16:59:00Z" w16du:dateUtc="2026-09-02T08:59:00Z">
                 <w:pPr>
                   <w:spacing w:after="60"/>
                 </w:pPr>
@@ -19639,7 +19665,7 @@
             <w:pPr>
               <w:spacing w:after="60"/>
               <w:jc w:val="both"/>
-              <w:pPrChange w:id="1034" w:author="Li Jianfeng" w:date="2026-09-02T16:59:00Z" w16du:dateUtc="2026-09-02T08:59:00Z">
+              <w:pPrChange w:id="1037" w:author="Li Jianfeng" w:date="2026-09-02T16:59:00Z" w16du:dateUtc="2026-09-02T08:59:00Z">
                 <w:pPr>
                   <w:spacing w:after="60"/>
                 </w:pPr>
@@ -19658,7 +19684,7 @@
             <w:tcW w:w="1848" w:type="dxa"/>
             <w:gridSpan w:val="2"/>
             <w:vMerge/>
-            <w:tcPrChange w:id="1035" w:author="Li Jianfeng" w:date="2026-09-02T17:01:00Z" w16du:dateUtc="2026-09-02T09:01:00Z">
+            <w:tcPrChange w:id="1038" w:author="Li Jianfeng" w:date="2026-09-02T17:01:00Z" w16du:dateUtc="2026-09-02T09:01:00Z">
               <w:tcPr>
                 <w:tcW w:w="1924" w:type="dxa"/>
                 <w:gridSpan w:val="2"/>
@@ -19673,7 +19699,7 @@
                 <w:b/>
                 <w:lang w:val="en-GB"/>
               </w:rPr>
-              <w:pPrChange w:id="1036" w:author="Li Jianfeng" w:date="2026-09-02T16:59:00Z" w16du:dateUtc="2026-09-02T08:59:00Z">
+              <w:pPrChange w:id="1039" w:author="Li Jianfeng" w:date="2026-09-02T16:59:00Z" w16du:dateUtc="2026-09-02T08:59:00Z">
                 <w:pPr>
                   <w:jc w:val="center"/>
                 </w:pPr>
@@ -19684,7 +19710,7 @@
         <w:tc>
           <w:tcPr>
             <w:tcW w:w="1964" w:type="dxa"/>
-            <w:tcPrChange w:id="1037" w:author="Li Jianfeng" w:date="2026-09-02T17:01:00Z" w16du:dateUtc="2026-09-02T09:01:00Z">
+            <w:tcPrChange w:id="1040" w:author="Li Jianfeng" w:date="2026-09-02T17:01:00Z" w16du:dateUtc="2026-09-02T09:01:00Z">
               <w:tcPr>
                 <w:tcW w:w="1925" w:type="dxa"/>
               </w:tcPr>
@@ -19694,7 +19720,7 @@
             <w:pPr>
               <w:spacing w:after="50"/>
               <w:jc w:val="both"/>
-              <w:pPrChange w:id="1038" w:author="Li Jianfeng" w:date="2026-09-02T16:59:00Z" w16du:dateUtc="2026-09-02T08:59:00Z">
+              <w:pPrChange w:id="1041" w:author="Li Jianfeng" w:date="2026-09-02T16:59:00Z" w16du:dateUtc="2026-09-02T08:59:00Z">
                 <w:pPr>
                   <w:spacing w:after="50"/>
                 </w:pPr>
@@ -19712,7 +19738,7 @@
             <w:pPr>
               <w:spacing w:after="40"/>
               <w:jc w:val="both"/>
-              <w:pPrChange w:id="1039" w:author="Li Jianfeng" w:date="2026-09-02T16:59:00Z" w16du:dateUtc="2026-09-02T08:59:00Z">
+              <w:pPrChange w:id="1042" w:author="Li Jianfeng" w:date="2026-09-02T16:59:00Z" w16du:dateUtc="2026-09-02T08:59:00Z">
                 <w:pPr>
                   <w:spacing w:after="40"/>
                 </w:pPr>
@@ -19729,7 +19755,7 @@
             <w:pPr>
               <w:spacing w:after="40"/>
               <w:jc w:val="both"/>
-              <w:pPrChange w:id="1040" w:author="Li Jianfeng" w:date="2026-09-02T16:59:00Z" w16du:dateUtc="2026-09-02T08:59:00Z">
+              <w:pPrChange w:id="1043" w:author="Li Jianfeng" w:date="2026-09-02T16:59:00Z" w16du:dateUtc="2026-09-02T08:59:00Z">
                 <w:pPr>
                   <w:spacing w:after="40"/>
                 </w:pPr>
@@ -19746,7 +19772,7 @@
             <w:pPr>
               <w:spacing w:after="40"/>
               <w:jc w:val="both"/>
-              <w:pPrChange w:id="1041" w:author="Li Jianfeng" w:date="2026-09-02T16:59:00Z" w16du:dateUtc="2026-09-02T08:59:00Z">
+              <w:pPrChange w:id="1044" w:author="Li Jianfeng" w:date="2026-09-02T16:59:00Z" w16du:dateUtc="2026-09-02T08:59:00Z">
                 <w:pPr>
                   <w:spacing w:after="40"/>
                 </w:pPr>
@@ -19763,7 +19789,7 @@
             <w:pPr>
               <w:spacing w:after="40"/>
               <w:jc w:val="both"/>
-              <w:pPrChange w:id="1042" w:author="Li Jianfeng" w:date="2026-09-02T16:59:00Z" w16du:dateUtc="2026-09-02T08:59:00Z">
+              <w:pPrChange w:id="1045" w:author="Li Jianfeng" w:date="2026-09-02T16:59:00Z" w16du:dateUtc="2026-09-02T08:59:00Z">
                 <w:pPr>
                   <w:spacing w:after="40"/>
                 </w:pPr>
@@ -19781,7 +19807,7 @@
           <w:tcPr>
             <w:tcW w:w="2126" w:type="dxa"/>
             <w:vMerge/>
-            <w:tcPrChange w:id="1043" w:author="Li Jianfeng" w:date="2026-09-02T17:01:00Z" w16du:dateUtc="2026-09-02T09:01:00Z">
+            <w:tcPrChange w:id="1046" w:author="Li Jianfeng" w:date="2026-09-02T17:01:00Z" w16du:dateUtc="2026-09-02T09:01:00Z">
               <w:tcPr>
                 <w:tcW w:w="1925" w:type="dxa"/>
                 <w:gridSpan w:val="2"/>
@@ -19796,7 +19822,7 @@
                 <w:b/>
                 <w:lang w:val="en-GB"/>
               </w:rPr>
-              <w:pPrChange w:id="1044" w:author="Li Jianfeng" w:date="2026-09-02T16:59:00Z" w16du:dateUtc="2026-09-02T08:59:00Z">
+              <w:pPrChange w:id="1047" w:author="Li Jianfeng" w:date="2026-09-02T16:59:00Z" w16du:dateUtc="2026-09-02T08:59:00Z">
                 <w:pPr>
                   <w:jc w:val="center"/>
                 </w:pPr>
@@ -19808,7 +19834,7 @@
       <w:tr>
         <w:trPr>
           <w:trHeight w:val="2313"/>
-          <w:trPrChange w:id="1045" w:author="Li Jianfeng" w:date="2026-09-02T17:00:00Z" w16du:dateUtc="2026-09-02T09:00:00Z">
+          <w:trPrChange w:id="1048" w:author="Li Jianfeng" w:date="2026-09-02T17:00:00Z" w16du:dateUtc="2026-09-02T09:00:00Z">
             <w:trPr>
               <w:gridAfter w:val="0"/>
               <w:trHeight w:val="2313"/>
@@ -19819,7 +19845,7 @@
           <w:tcPr>
             <w:tcW w:w="4622" w:type="dxa"/>
             <w:gridSpan w:val="3"/>
-            <w:tcPrChange w:id="1046" w:author="Li Jianfeng" w:date="2026-09-02T17:00:00Z" w16du:dateUtc="2026-09-02T09:00:00Z">
+            <w:tcPrChange w:id="1049" w:author="Li Jianfeng" w:date="2026-09-02T17:00:00Z" w16du:dateUtc="2026-09-02T09:00:00Z">
               <w:tcPr>
                 <w:tcW w:w="4811" w:type="dxa"/>
                 <w:gridSpan w:val="3"/>
@@ -19830,7 +19856,7 @@
             <w:pPr>
               <w:spacing w:after="50"/>
               <w:jc w:val="both"/>
-              <w:pPrChange w:id="1047" w:author="Li Jianfeng" w:date="2026-09-02T16:59:00Z" w16du:dateUtc="2026-09-02T08:59:00Z">
+              <w:pPrChange w:id="1050" w:author="Li Jianfeng" w:date="2026-09-02T16:59:00Z" w16du:dateUtc="2026-09-02T08:59:00Z">
                 <w:pPr>
                   <w:spacing w:after="50"/>
                 </w:pPr>
@@ -19849,7 +19875,7 @@
             <w:pPr>
               <w:spacing w:after="40"/>
               <w:jc w:val="both"/>
-              <w:pPrChange w:id="1048" w:author="Li Jianfeng" w:date="2026-09-02T16:59:00Z" w16du:dateUtc="2026-09-02T08:59:00Z">
+              <w:pPrChange w:id="1051" w:author="Li Jianfeng" w:date="2026-09-02T16:59:00Z" w16du:dateUtc="2026-09-02T08:59:00Z">
                 <w:pPr>
                   <w:spacing w:after="40"/>
                 </w:pPr>
@@ -19866,7 +19892,7 @@
             <w:pPr>
               <w:spacing w:after="40"/>
               <w:jc w:val="both"/>
-              <w:pPrChange w:id="1049" w:author="Li Jianfeng" w:date="2026-09-02T16:59:00Z" w16du:dateUtc="2026-09-02T08:59:00Z">
+              <w:pPrChange w:id="1052" w:author="Li Jianfeng" w:date="2026-09-02T16:59:00Z" w16du:dateUtc="2026-09-02T08:59:00Z">
                 <w:pPr>
                   <w:spacing w:after="40"/>
                 </w:pPr>
@@ -19883,7 +19909,7 @@
             <w:pPr>
               <w:spacing w:after="40"/>
               <w:jc w:val="both"/>
-              <w:pPrChange w:id="1050" w:author="Li Jianfeng" w:date="2026-09-02T16:59:00Z" w16du:dateUtc="2026-09-02T08:59:00Z">
+              <w:pPrChange w:id="1053" w:author="Li Jianfeng" w:date="2026-09-02T16:59:00Z" w16du:dateUtc="2026-09-02T08:59:00Z">
                 <w:pPr>
                   <w:spacing w:after="40"/>
                 </w:pPr>
@@ -19900,7 +19926,7 @@
             <w:pPr>
               <w:spacing w:after="40"/>
               <w:jc w:val="both"/>
-              <w:pPrChange w:id="1051" w:author="Li Jianfeng" w:date="2026-09-02T16:59:00Z" w16du:dateUtc="2026-09-02T08:59:00Z">
+              <w:pPrChange w:id="1054" w:author="Li Jianfeng" w:date="2026-09-02T16:59:00Z" w16du:dateUtc="2026-09-02T08:59:00Z">
                 <w:pPr>
                   <w:spacing w:after="40"/>
                 </w:pPr>
@@ -19918,7 +19944,7 @@
           <w:tcPr>
             <w:tcW w:w="5012" w:type="dxa"/>
             <w:gridSpan w:val="3"/>
-            <w:tcPrChange w:id="1052" w:author="Li Jianfeng" w:date="2026-09-02T17:00:00Z" w16du:dateUtc="2026-09-02T09:00:00Z">
+            <w:tcPrChange w:id="1055" w:author="Li Jianfeng" w:date="2026-09-02T17:00:00Z" w16du:dateUtc="2026-09-02T09:00:00Z">
               <w:tcPr>
                 <w:tcW w:w="4811" w:type="dxa"/>
                 <w:gridSpan w:val="4"/>
@@ -19929,7 +19955,7 @@
             <w:pPr>
               <w:spacing w:after="60"/>
               <w:jc w:val="both"/>
-              <w:pPrChange w:id="1053" w:author="Li Jianfeng" w:date="2026-09-02T16:59:00Z" w16du:dateUtc="2026-09-02T08:59:00Z">
+              <w:pPrChange w:id="1056" w:author="Li Jianfeng" w:date="2026-09-02T16:59:00Z" w16du:dateUtc="2026-09-02T08:59:00Z">
                 <w:pPr>
                   <w:spacing w:after="60"/>
                 </w:pPr>
@@ -19947,7 +19973,7 @@
             <w:pPr>
               <w:spacing w:after="60"/>
               <w:jc w:val="both"/>
-              <w:pPrChange w:id="1054" w:author="Li Jianfeng" w:date="2026-09-02T16:59:00Z" w16du:dateUtc="2026-09-02T08:59:00Z">
+              <w:pPrChange w:id="1057" w:author="Li Jianfeng" w:date="2026-09-02T16:59:00Z" w16du:dateUtc="2026-09-02T08:59:00Z">
                 <w:pPr>
                   <w:spacing w:after="60"/>
                 </w:pPr>
@@ -19971,7 +19997,7 @@
             <w:pPr>
               <w:spacing w:after="60"/>
               <w:jc w:val="both"/>
-              <w:pPrChange w:id="1055" w:author="Li Jianfeng" w:date="2026-09-02T16:59:00Z" w16du:dateUtc="2026-09-02T08:59:00Z">
+              <w:pPrChange w:id="1058" w:author="Li Jianfeng" w:date="2026-09-02T16:59:00Z" w16du:dateUtc="2026-09-02T08:59:00Z">
                 <w:pPr>
                   <w:spacing w:after="60"/>
                 </w:pPr>
@@ -19995,7 +20021,7 @@
             <w:pPr>
               <w:spacing w:after="60"/>
               <w:jc w:val="both"/>
-              <w:pPrChange w:id="1056" w:author="Li Jianfeng" w:date="2026-09-02T16:59:00Z" w16du:dateUtc="2026-09-02T08:59:00Z">
+              <w:pPrChange w:id="1059" w:author="Li Jianfeng" w:date="2026-09-02T16:59:00Z" w16du:dateUtc="2026-09-02T08:59:00Z">
                 <w:pPr>
                   <w:spacing w:after="60"/>
                 </w:pPr>
@@ -20012,7 +20038,7 @@
             <w:pPr>
               <w:spacing w:after="60"/>
               <w:jc w:val="both"/>
-              <w:pPrChange w:id="1057" w:author="Li Jianfeng" w:date="2026-09-02T16:59:00Z" w16du:dateUtc="2026-09-02T08:59:00Z">
+              <w:pPrChange w:id="1060" w:author="Li Jianfeng" w:date="2026-09-02T16:59:00Z" w16du:dateUtc="2026-09-02T08:59:00Z">
                 <w:pPr>
                   <w:spacing w:after="60"/>
                 </w:pPr>
@@ -20029,7 +20055,7 @@
             <w:pPr>
               <w:spacing w:after="60"/>
               <w:jc w:val="both"/>
-              <w:pPrChange w:id="1058" w:author="Li Jianfeng" w:date="2026-09-02T16:59:00Z" w16du:dateUtc="2026-09-02T08:59:00Z">
+              <w:pPrChange w:id="1061" w:author="Li Jianfeng" w:date="2026-09-02T16:59:00Z" w16du:dateUtc="2026-09-02T08:59:00Z">
                 <w:pPr>
                   <w:spacing w:after="60"/>
                 </w:pPr>
@@ -20046,7 +20072,7 @@
             <w:pPr>
               <w:spacing w:after="60"/>
               <w:jc w:val="both"/>
-              <w:pPrChange w:id="1059" w:author="Li Jianfeng" w:date="2026-09-02T16:59:00Z" w16du:dateUtc="2026-09-02T08:59:00Z">
+              <w:pPrChange w:id="1062" w:author="Li Jianfeng" w:date="2026-09-02T16:59:00Z" w16du:dateUtc="2026-09-02T08:59:00Z">
                 <w:pPr>
                   <w:spacing w:after="60"/>
                 </w:pPr>
@@ -20167,7 +20193,7 @@
 </file>
 
 <file path=word/comments.xml><?xml version="1.0" encoding="utf-8"?>
-<w:comments xmlns:wpc="http://schemas.microsoft.com/office/word/2010/wordprocessingCanvas" xmlns:cx="http://schemas.microsoft.com/office/drawing/2014/chartex" xmlns:cx1="http://schemas.microsoft.com/office/drawing/2015/9/8/chartex" xmlns:cx2="http://schemas.microsoft.com/office/drawing/2015/10/21/chartex" xmlns:cx3="http://schemas.microsoft.com/office/drawing/2016/5/9/chartex" xmlns:cx4="http://schemas.microsoft.com/office/drawing/2016/5/10/chartex" xmlns:cx5="http://schemas.microsoft.com/office/drawing/2016/5/11/chartex" xmlns:cx6="http://schemas.microsoft.com/office/drawing/2016/5/12/chartex" xmlns:cx7="http://schemas.microsoft.com/office/drawing/2016/5/13/chartex" xmlns:cx8="http://schemas.microsoft.com/office/drawing/2016/5/14/chartex" xmlns:mc="http://schemas.openxmlformats.org/markup-compatibility/2006" xmlns:m="http://schemas.openxmlformats.org/officeDocument/2006/math" xmlns:aink="http://schemas.microsoft.com/office/drawing/2016/ink" xmlns:am3d="http://schemas.microsoft.com/office/drawing/2017/model3d" xmlns:oel="http://schemas.microsoft.com/office/2019/extlst" xmlns:r="http://schemas.openxmlformats.org/officeDocument/2006/relationships" xmlns:wp14="http://schemas.microsoft.com/office/word/2010/wordprocessingDrawing" xmlns:wp="http://schemas.openxmlformats.org/drawingml/2006/wordprocessingDrawing" xmlns:wpg="http://schemas.microsoft.com/office/word/2010/wordprocessingGroup" xmlns:wpi="http://schemas.microsoft.com/office/word/2010/wordprocessingInk" xmlns:wps="http://schemas.microsoft.com/office/word/2010/wordprocessingShape" xmlns:o="urn:schemas-microsoft-com:office:office" xmlns:v="urn:schemas-microsoft-com:vml" xmlns:w10="urn:schemas-microsoft-com:office:word" xmlns:w="http://schemas.openxmlformats.org/wordprocessingml/2006/main" xmlns:w14="http://schemas.microsoft.com/office/word/2010/wordml" xmlns:w15="http://schemas.microsoft.com/office/word/2012/wordml" xmlns:w16cex="http://schemas.microsoft.com/office/word/2018/wordml/cex" xmlns:w16cid="http://schemas.microsoft.com/office/word/2016/wordml/cid" xmlns:w16="http://schemas.microsoft.com/office/word/2018/wordml" xmlns:w16sdtdh="http://schemas.microsoft.com/office/word/2020/wordml/sdtdatahash" xmlns:w16sdtfl="http://schemas.microsoft.com/office/word/2024/wordml/sdtformatlock" xmlns:w16se="http://schemas.microsoft.com/office/word/2015/wordml/symex" xmlns:w16du="http://schemas.microsoft.com/office/word/2023/wordml/word16du" xmlns:wne="http://schemas.microsoft.com/office/word/2006/wordml" mc:Ignorable="w14 w15 w16se w16cid w16 w16cex w16sdtdh w16sdtfl w16du wp14">
+<w:comments xmlns:wpc="http://schemas.microsoft.com/office/word/2010/wordprocessingCanvas" xmlns:cx="http://schemas.microsoft.com/office/drawing/2014/chartex" xmlns:cx1="http://schemas.microsoft.com/office/drawing/2015/9/8/chartex" xmlns:cx2="http://schemas.microsoft.com/office/drawing/2015/10/21/chartex" xmlns:cx3="http://schemas.microsoft.com/office/drawing/2016/5/9/chartex" xmlns:cx4="http://schemas.microsoft.com/office/drawing/2016/5/10/chartex" xmlns:cx5="http://schemas.microsoft.com/office/drawing/2016/5/11/chartex" xmlns:cx6="http://schemas.microsoft.com/office/drawing/2016/5/12/chartex" xmlns:cx7="http://schemas.microsoft.com/office/drawing/2016/5/13/chartex" xmlns:cx8="http://schemas.microsoft.com/office/drawing/2016/5/14/chartex" xmlns:mc="http://schemas.openxmlformats.org/markup-compatibility/2006" xmlns:aink="http://schemas.microsoft.com/office/drawing/2016/ink" xmlns:am3d="http://schemas.microsoft.com/office/drawing/2017/model3d" xmlns:o="urn:schemas-microsoft-com:office:office" xmlns:oel="http://schemas.microsoft.com/office/2019/extlst" xmlns:r="http://schemas.openxmlformats.org/officeDocument/2006/relationships" xmlns:m="http://schemas.openxmlformats.org/officeDocument/2006/math" xmlns:v="urn:schemas-microsoft-com:vml" xmlns:wp14="http://schemas.microsoft.com/office/word/2010/wordprocessingDrawing" xmlns:wp="http://schemas.openxmlformats.org/drawingml/2006/wordprocessingDrawing" xmlns:w10="urn:schemas-microsoft-com:office:word" xmlns:w="http://schemas.openxmlformats.org/wordprocessingml/2006/main" xmlns:w14="http://schemas.microsoft.com/office/word/2010/wordml" xmlns:w15="http://schemas.microsoft.com/office/word/2012/wordml" xmlns:w16cei="http://schemas.microsoft.com/office/word/2026/wordml/cei" xmlns:w16cex="http://schemas.microsoft.com/office/word/2018/wordml/cex" xmlns:w16cid="http://schemas.microsoft.com/office/word/2016/wordml/cid" xmlns:w16="http://schemas.microsoft.com/office/word/2018/wordml" xmlns:w16du="http://schemas.microsoft.com/office/word/2023/wordml/word16du" xmlns:w16sdtdh="http://schemas.microsoft.com/office/word/2020/wordml/sdtdatahash" xmlns:w16sdtfl="http://schemas.microsoft.com/office/word/2024/wordml/sdtformatlock" xmlns:w16se="http://schemas.microsoft.com/office/word/2015/wordml/symex" xmlns:wpg="http://schemas.microsoft.com/office/word/2010/wordprocessingGroup" xmlns:wpi="http://schemas.microsoft.com/office/word/2010/wordprocessingInk" xmlns:wne="http://schemas.microsoft.com/office/word/2006/wordml" xmlns:wps="http://schemas.microsoft.com/office/word/2010/wordprocessingShape" mc:Ignorable="w14 w15 w16se w16cid w16 w16cex w16sdtdh w16sdtfl w16du wp14">
   <w:comment w:id="8" w:author="#CUI SHUAIWEN#" w:date="2026-09-02T18:14:00Z" w:initials="#S">
     <w:p>
       <w:r>
@@ -20236,7 +20262,7 @@
       </w:r>
     </w:p>
   </w:comment>
-  <w:comment w:id="81" w:author="#CUI SHUAIWEN#" w:date="2026-09-02T18:24:00Z" w:initials="#S">
+  <w:comment w:id="82" w:author="#CUI SHUAIWEN#" w:date="2026-09-02T18:24:00Z" w:initials="#S">
     <w:p>
       <w:r>
         <w:rPr>
@@ -20253,7 +20279,7 @@
       </w:r>
     </w:p>
   </w:comment>
-  <w:comment w:id="89" w:author="#CUI SHUAIWEN#" w:date="2026-09-02T18:25:00Z" w:initials="#S">
+  <w:comment w:id="90" w:author="#CUI SHUAIWEN#" w:date="2026-09-02T18:25:00Z" w:initials="#S">
     <w:p>
       <w:r>
         <w:rPr>
@@ -20270,13 +20296,8 @@
       </w:r>
     </w:p>
   </w:comment>
-  <w:comment w:id="115" w:author="#CUI SHUAIWEN#" w:date="2026-09-02T18:29:00Z" w:initials="#S">
-    <w:p>
-      <w:pPr>
-        <w:rPr>
-          <w:rFonts w:hint="eastAsia"/>
-        </w:rPr>
-      </w:pPr>
+  <w:comment w:id="116" w:author="#CUI SHUAIWEN#" w:date="2026-09-02T18:29:00Z" w:initials="#S">
+    <w:p>
       <w:r>
         <w:rPr>
           <w:rStyle w:val="CommentReference"/>
@@ -20292,7 +20313,7 @@
       </w:r>
     </w:p>
   </w:comment>
-  <w:comment w:id="116" w:author="#CUI SHUAIWEN#" w:date="2026-09-02T18:30:00Z" w:initials="#S">
+  <w:comment w:id="117" w:author="#CUI SHUAIWEN#" w:date="2026-09-02T18:30:00Z" w:initials="#S">
     <w:p>
       <w:r>
         <w:rPr>
@@ -20309,7 +20330,7 @@
       </w:r>
     </w:p>
   </w:comment>
-  <w:comment w:id="117" w:author="#CUI SHUAIWEN#" w:date="2026-09-02T18:30:00Z" w:initials="#S">
+  <w:comment w:id="118" w:author="#CUI SHUAIWEN#" w:date="2026-09-02T18:30:00Z" w:initials="#S">
     <w:p>
       <w:r>
         <w:rPr>
@@ -20326,7 +20347,7 @@
       </w:r>
     </w:p>
   </w:comment>
-  <w:comment w:id="118" w:author="#CUI SHUAIWEN#" w:date="2026-09-02T18:32:00Z" w:initials="#S">
+  <w:comment w:id="119" w:author="#CUI SHUAIWEN#" w:date="2026-09-02T18:32:00Z" w:initials="#S">
     <w:p>
       <w:r>
         <w:rPr>
@@ -20366,7 +20387,7 @@
       </w:r>
     </w:p>
   </w:comment>
-  <w:comment w:id="119" w:author="#CUI SHUAIWEN#" w:date="2026-09-02T18:33:00Z" w:initials="#S">
+  <w:comment w:id="120" w:author="#CUI SHUAIWEN#" w:date="2026-09-02T18:33:00Z" w:initials="#S">
     <w:p>
       <w:r>
         <w:rPr>
@@ -20384,7 +20405,7 @@
       </w:r>
     </w:p>
   </w:comment>
-  <w:comment w:id="120" w:author="#CUI SHUAIWEN#" w:date="2026-09-02T18:34:00Z" w:initials="#S">
+  <w:comment w:id="121" w:author="#CUI SHUAIWEN#" w:date="2026-09-02T18:34:00Z" w:initials="#S">
     <w:p>
       <w:r>
         <w:rPr>
@@ -20402,7 +20423,7 @@
       </w:r>
     </w:p>
   </w:comment>
-  <w:comment w:id="219" w:author="#CUI SHUAIWEN#" w:date="2026-09-02T18:39:00Z" w:initials="#S">
+  <w:comment w:id="221" w:author="#CUI SHUAIWEN#" w:date="2026-09-02T18:39:00Z" w:initials="#S">
     <w:p>
       <w:r>
         <w:rPr>
@@ -20427,7 +20448,7 @@
       </w:r>
     </w:p>
   </w:comment>
-  <w:comment w:id="234" w:author="#CUI SHUAIWEN#" w:date="2026-09-02T18:40:00Z" w:initials="#S">
+  <w:comment w:id="236" w:author="#CUI SHUAIWEN#" w:date="2026-09-02T18:40:00Z" w:initials="#S">
     <w:p>
       <w:r>
         <w:rPr>
@@ -20448,7 +20469,7 @@
 </file>
 
 <file path=word/commentsExtended.xml><?xml version="1.0" encoding="utf-8"?>
-<w15:commentsEx xmlns:wpc="http://schemas.microsoft.com/office/word/2010/wordprocessingCanvas" xmlns:cx="http://schemas.microsoft.com/office/drawing/2014/chartex" xmlns:cx1="http://schemas.microsoft.com/office/drawing/2015/9/8/chartex" xmlns:cx2="http://schemas.microsoft.com/office/drawing/2015/10/21/chartex" xmlns:cx3="http://schemas.microsoft.com/office/drawing/2016/5/9/chartex" xmlns:cx4="http://schemas.microsoft.com/office/drawing/2016/5/10/chartex" xmlns:cx5="http://schemas.microsoft.com/office/drawing/2016/5/11/chartex" xmlns:cx6="http://schemas.microsoft.com/office/drawing/2016/5/12/chartex" xmlns:cx7="http://schemas.microsoft.com/office/drawing/2016/5/13/chartex" xmlns:cx8="http://schemas.microsoft.com/office/drawing/2016/5/14/chartex" xmlns:mc="http://schemas.openxmlformats.org/markup-compatibility/2006" xmlns:m="http://schemas.openxmlformats.org/officeDocument/2006/math" xmlns:aink="http://schemas.microsoft.com/office/drawing/2016/ink" xmlns:am3d="http://schemas.microsoft.com/office/drawing/2017/model3d" xmlns:oel="http://schemas.microsoft.com/office/2019/extlst" xmlns:r="http://schemas.openxmlformats.org/officeDocument/2006/relationships" xmlns:wp14="http://schemas.microsoft.com/office/word/2010/wordprocessingDrawing" xmlns:wp="http://schemas.openxmlformats.org/drawingml/2006/wordprocessingDrawing" xmlns:wpg="http://schemas.microsoft.com/office/word/2010/wordprocessingGroup" xmlns:wpi="http://schemas.microsoft.com/office/word/2010/wordprocessingInk" xmlns:wps="http://schemas.microsoft.com/office/word/2010/wordprocessingShape" xmlns:o="urn:schemas-microsoft-com:office:office" xmlns:v="urn:schemas-microsoft-com:vml" xmlns:w10="urn:schemas-microsoft-com:office:word" xmlns:w="http://schemas.openxmlformats.org/wordprocessingml/2006/main" xmlns:w14="http://schemas.microsoft.com/office/word/2010/wordml" xmlns:w15="http://schemas.microsoft.com/office/word/2012/wordml" xmlns:w16cex="http://schemas.microsoft.com/office/word/2018/wordml/cex" xmlns:w16cid="http://schemas.microsoft.com/office/word/2016/wordml/cid" xmlns:w16="http://schemas.microsoft.com/office/word/2018/wordml" xmlns:w16sdtdh="http://schemas.microsoft.com/office/word/2020/wordml/sdtdatahash" xmlns:w16sdtfl="http://schemas.microsoft.com/office/word/2024/wordml/sdtformatlock" xmlns:w16se="http://schemas.microsoft.com/office/word/2015/wordml/symex" xmlns:w16du="http://schemas.microsoft.com/office/word/2023/wordml/word16du" xmlns:wne="http://schemas.microsoft.com/office/word/2006/wordml" mc:Ignorable="w14 w15 w16se w16cid w16 w16cex w16sdtdh w16sdtfl w16du wp14">
+<w15:commentsEx xmlns:wpc="http://schemas.microsoft.com/office/word/2010/wordprocessingCanvas" xmlns:cx="http://schemas.microsoft.com/office/drawing/2014/chartex" xmlns:cx1="http://schemas.microsoft.com/office/drawing/2015/9/8/chartex" xmlns:cx2="http://schemas.microsoft.com/office/drawing/2015/10/21/chartex" xmlns:cx3="http://schemas.microsoft.com/office/drawing/2016/5/9/chartex" xmlns:cx4="http://schemas.microsoft.com/office/drawing/2016/5/10/chartex" xmlns:cx5="http://schemas.microsoft.com/office/drawing/2016/5/11/chartex" xmlns:cx6="http://schemas.microsoft.com/office/drawing/2016/5/12/chartex" xmlns:cx7="http://schemas.microsoft.com/office/drawing/2016/5/13/chartex" xmlns:cx8="http://schemas.microsoft.com/office/drawing/2016/5/14/chartex" xmlns:mc="http://schemas.openxmlformats.org/markup-compatibility/2006" xmlns:aink="http://schemas.microsoft.com/office/drawing/2016/ink" xmlns:am3d="http://schemas.microsoft.com/office/drawing/2017/model3d" xmlns:o="urn:schemas-microsoft-com:office:office" xmlns:oel="http://schemas.microsoft.com/office/2019/extlst" xmlns:r="http://schemas.openxmlformats.org/officeDocument/2006/relationships" xmlns:m="http://schemas.openxmlformats.org/officeDocument/2006/math" xmlns:v="urn:schemas-microsoft-com:vml" xmlns:wp14="http://schemas.microsoft.com/office/word/2010/wordprocessingDrawing" xmlns:wp="http://schemas.openxmlformats.org/drawingml/2006/wordprocessingDrawing" xmlns:w10="urn:schemas-microsoft-com:office:word" xmlns:w="http://schemas.openxmlformats.org/wordprocessingml/2006/main" xmlns:w14="http://schemas.microsoft.com/office/word/2010/wordml" xmlns:w15="http://schemas.microsoft.com/office/word/2012/wordml" xmlns:w16cei="http://schemas.microsoft.com/office/word/2026/wordml/cei" xmlns:w16cex="http://schemas.microsoft.com/office/word/2018/wordml/cex" xmlns:w16cid="http://schemas.microsoft.com/office/word/2016/wordml/cid" xmlns:w16="http://schemas.microsoft.com/office/word/2018/wordml" xmlns:w16du="http://schemas.microsoft.com/office/word/2023/wordml/word16du" xmlns:w16sdtdh="http://schemas.microsoft.com/office/word/2020/wordml/sdtdatahash" xmlns:w16sdtfl="http://schemas.microsoft.com/office/word/2024/wordml/sdtformatlock" xmlns:w16se="http://schemas.microsoft.com/office/word/2015/wordml/symex" xmlns:wpg="http://schemas.microsoft.com/office/word/2010/wordprocessingGroup" xmlns:wpi="http://schemas.microsoft.com/office/word/2010/wordprocessingInk" xmlns:wne="http://schemas.microsoft.com/office/word/2006/wordml" xmlns:wps="http://schemas.microsoft.com/office/word/2010/wordprocessingShape" mc:Ignorable="w14 w15 w16se w16cid w16 w16cex w16sdtdh w16sdtfl w16du wp14">
   <w15:commentEx w15:paraId="6BB4029C" w15:done="0"/>
   <w15:commentEx w15:paraId="0806BA41" w15:done="0"/>
   <w15:commentEx w15:paraId="6B3DBE48" w15:done="0"/>
@@ -20466,7 +20487,7 @@
 </file>
 
 <file path=word/commentsExtensible.xml><?xml version="1.0" encoding="utf-8"?>
-<w16cex:commentsExtensible xmlns:wpc="http://schemas.microsoft.com/office/word/2010/wordprocessingCanvas" xmlns:cx="http://schemas.microsoft.com/office/drawing/2014/chartex" xmlns:cx1="http://schemas.microsoft.com/office/drawing/2015/9/8/chartex" xmlns:cx2="http://schemas.microsoft.com/office/drawing/2015/10/21/chartex" xmlns:cx3="http://schemas.microsoft.com/office/drawing/2016/5/9/chartex" xmlns:cx4="http://schemas.microsoft.com/office/drawing/2016/5/10/chartex" xmlns:cx5="http://schemas.microsoft.com/office/drawing/2016/5/11/chartex" xmlns:cx6="http://schemas.microsoft.com/office/drawing/2016/5/12/chartex" xmlns:cx7="http://schemas.microsoft.com/office/drawing/2016/5/13/chartex" xmlns:cx8="http://schemas.microsoft.com/office/drawing/2016/5/14/chartex" xmlns:cr="http://schemas.microsoft.com/office/comments/2020/reactions" xmlns:mc="http://schemas.openxmlformats.org/markup-compatibility/2006" xmlns:m="http://schemas.openxmlformats.org/officeDocument/2006/math" xmlns:aink="http://schemas.microsoft.com/office/drawing/2016/ink" xmlns:am3d="http://schemas.microsoft.com/office/drawing/2017/model3d" xmlns:oel="http://schemas.microsoft.com/office/2019/extlst" xmlns:r="http://schemas.openxmlformats.org/officeDocument/2006/relationships" xmlns:wp14="http://schemas.microsoft.com/office/word/2010/wordprocessingDrawing" xmlns:wp="http://schemas.openxmlformats.org/drawingml/2006/wordprocessingDrawing" xmlns:wpg="http://schemas.microsoft.com/office/word/2010/wordprocessingGroup" xmlns:wpi="http://schemas.microsoft.com/office/word/2010/wordprocessingInk" xmlns:wps="http://schemas.microsoft.com/office/word/2010/wordprocessingShape" xmlns:o="urn:schemas-microsoft-com:office:office" xmlns:v="urn:schemas-microsoft-com:vml" xmlns:w10="urn:schemas-microsoft-com:office:word" xmlns:w="http://schemas.openxmlformats.org/wordprocessingml/2006/main" xmlns:w14="http://schemas.microsoft.com/office/word/2010/wordml" xmlns:w15="http://schemas.microsoft.com/office/word/2012/wordml" xmlns:w16cex="http://schemas.microsoft.com/office/word/2018/wordml/cex" xmlns:w16cid="http://schemas.microsoft.com/office/word/2016/wordml/cid" xmlns:w16="http://schemas.microsoft.com/office/word/2018/wordml" xmlns:w16sdtdh="http://schemas.microsoft.com/office/word/2020/wordml/sdtdatahash" xmlns:w16sdtfl="http://schemas.microsoft.com/office/word/2024/wordml/sdtformatlock" xmlns:w16se="http://schemas.microsoft.com/office/word/2015/wordml/symex" xmlns:w16du="http://schemas.microsoft.com/office/word/2023/wordml/word16du" xmlns:wne="http://schemas.microsoft.com/office/word/2006/wordml" mc:Ignorable="w14 w15 w16se w16cid w16 w16cex w16sdtdh w16sdtfl cr w16du wp14">
+<w16cex:commentsExtensible xmlns:wpc="http://schemas.microsoft.com/office/word/2010/wordprocessingCanvas" xmlns:cx="http://schemas.microsoft.com/office/drawing/2014/chartex" xmlns:cx1="http://schemas.microsoft.com/office/drawing/2015/9/8/chartex" xmlns:cx2="http://schemas.microsoft.com/office/drawing/2015/10/21/chartex" xmlns:cx3="http://schemas.microsoft.com/office/drawing/2016/5/9/chartex" xmlns:cx4="http://schemas.microsoft.com/office/drawing/2016/5/10/chartex" xmlns:cx5="http://schemas.microsoft.com/office/drawing/2016/5/11/chartex" xmlns:cx6="http://schemas.microsoft.com/office/drawing/2016/5/12/chartex" xmlns:cx7="http://schemas.microsoft.com/office/drawing/2016/5/13/chartex" xmlns:cx8="http://schemas.microsoft.com/office/drawing/2016/5/14/chartex" xmlns:cr="http://schemas.microsoft.com/office/comments/2020/reactions" xmlns:mc="http://schemas.openxmlformats.org/markup-compatibility/2006" xmlns:aink="http://schemas.microsoft.com/office/drawing/2016/ink" xmlns:am3d="http://schemas.microsoft.com/office/drawing/2017/model3d" xmlns:o="urn:schemas-microsoft-com:office:office" xmlns:oel="http://schemas.microsoft.com/office/2019/extlst" xmlns:r="http://schemas.openxmlformats.org/officeDocument/2006/relationships" xmlns:m="http://schemas.openxmlformats.org/officeDocument/2006/math" xmlns:v="urn:schemas-microsoft-com:vml" xmlns:wp14="http://schemas.microsoft.com/office/word/2010/wordprocessingDrawing" xmlns:wp="http://schemas.openxmlformats.org/drawingml/2006/wordprocessingDrawing" xmlns:w10="urn:schemas-microsoft-com:office:word" xmlns:w="http://schemas.openxmlformats.org/wordprocessingml/2006/main" xmlns:w14="http://schemas.microsoft.com/office/word/2010/wordml" xmlns:w15="http://schemas.microsoft.com/office/word/2012/wordml" xmlns:w16cei="http://schemas.microsoft.com/office/word/2026/wordml/cei" xmlns:w16cex="http://schemas.microsoft.com/office/word/2018/wordml/cex" xmlns:w16cid="http://schemas.microsoft.com/office/word/2016/wordml/cid" xmlns:w16="http://schemas.microsoft.com/office/word/2018/wordml" xmlns:w16du="http://schemas.microsoft.com/office/word/2023/wordml/word16du" xmlns:w16sdtdh="http://schemas.microsoft.com/office/word/2020/wordml/sdtdatahash" xmlns:w16sdtfl="http://schemas.microsoft.com/office/word/2024/wordml/sdtformatlock" xmlns:w16se="http://schemas.microsoft.com/office/word/2015/wordml/symex" xmlns:wpg="http://schemas.microsoft.com/office/word/2010/wordprocessingGroup" xmlns:wpi="http://schemas.microsoft.com/office/word/2010/wordprocessingInk" xmlns:wne="http://schemas.microsoft.com/office/word/2006/wordml" xmlns:wps="http://schemas.microsoft.com/office/word/2010/wordprocessingShape" mc:Ignorable="w14 w15 w16se w16cid w16 w16cex w16sdtdh w16sdtfl cr w16du wp14">
   <w16cex:commentExtensible w16cex:durableId="2BC21ABB" w16cex:dateUtc="2026-09-02T10:14:00Z"/>
   <w16cex:commentExtensible w16cex:durableId="2A5B135B" w16cex:dateUtc="2026-09-02T10:35:00Z"/>
   <w16cex:commentExtensible w16cex:durableId="3F4FEBC0" w16cex:dateUtc="2026-09-02T10:44:00Z"/>
@@ -20484,7 +20505,7 @@
 </file>
 
 <file path=word/commentsIds.xml><?xml version="1.0" encoding="utf-8"?>
-<w16cid:commentsIds xmlns:wpc="http://schemas.microsoft.com/office/word/2010/wordprocessingCanvas" xmlns:cx="http://schemas.microsoft.com/office/drawing/2014/chartex" xmlns:cx1="http://schemas.microsoft.com/office/drawing/2015/9/8/chartex" xmlns:cx2="http://schemas.microsoft.com/office/drawing/2015/10/21/chartex" xmlns:cx3="http://schemas.microsoft.com/office/drawing/2016/5/9/chartex" xmlns:cx4="http://schemas.microsoft.com/office/drawing/2016/5/10/chartex" xmlns:cx5="http://schemas.microsoft.com/office/drawing/2016/5/11/chartex" xmlns:cx6="http://schemas.microsoft.com/office/drawing/2016/5/12/chartex" xmlns:cx7="http://schemas.microsoft.com/office/drawing/2016/5/13/chartex" xmlns:cx8="http://schemas.microsoft.com/office/drawing/2016/5/14/chartex" xmlns:mc="http://schemas.openxmlformats.org/markup-compatibility/2006" xmlns:m="http://schemas.openxmlformats.org/officeDocument/2006/math" xmlns:aink="http://schemas.microsoft.com/office/drawing/2016/ink" xmlns:am3d="http://schemas.microsoft.com/office/drawing/2017/model3d" xmlns:oel="http://schemas.microsoft.com/office/2019/extlst" xmlns:r="http://schemas.openxmlformats.org/officeDocument/2006/relationships" xmlns:wp14="http://schemas.microsoft.com/office/word/2010/wordprocessingDrawing" xmlns:wp="http://schemas.openxmlformats.org/drawingml/2006/wordprocessingDrawing" xmlns:wpg="http://schemas.microsoft.com/office/word/2010/wordprocessingGroup" xmlns:wpi="http://schemas.microsoft.com/office/word/2010/wordprocessingInk" xmlns:wps="http://schemas.microsoft.com/office/word/2010/wordprocessingShape" xmlns:o="urn:schemas-microsoft-com:office:office" xmlns:v="urn:schemas-microsoft-com:vml" xmlns:w10="urn:schemas-microsoft-com:office:word" xmlns:w="http://schemas.openxmlformats.org/wordprocessingml/2006/main" xmlns:w14="http://schemas.microsoft.com/office/word/2010/wordml" xmlns:w15="http://schemas.microsoft.com/office/word/2012/wordml" xmlns:w16cex="http://schemas.microsoft.com/office/word/2018/wordml/cex" xmlns:w16cid="http://schemas.microsoft.com/office/word/2016/wordml/cid" xmlns:w16="http://schemas.microsoft.com/office/word/2018/wordml" xmlns:w16sdtdh="http://schemas.microsoft.com/office/word/2020/wordml/sdtdatahash" xmlns:w16sdtfl="http://schemas.microsoft.com/office/word/2024/wordml/sdtformatlock" xmlns:w16se="http://schemas.microsoft.com/office/word/2015/wordml/symex" xmlns:w16du="http://schemas.microsoft.com/office/word/2023/wordml/word16du" xmlns:wne="http://schemas.microsoft.com/office/word/2006/wordml" mc:Ignorable="w14 w15 w16se w16cid w16 w16cex w16sdtdh w16sdtfl w16du wp14">
+<w16cid:commentsIds xmlns:wpc="http://schemas.microsoft.com/office/word/2010/wordprocessingCanvas" xmlns:cx="http://schemas.microsoft.com/office/drawing/2014/chartex" xmlns:cx1="http://schemas.microsoft.com/office/drawing/2015/9/8/chartex" xmlns:cx2="http://schemas.microsoft.com/office/drawing/2015/10/21/chartex" xmlns:cx3="http://schemas.microsoft.com/office/drawing/2016/5/9/chartex" xmlns:cx4="http://schemas.microsoft.com/office/drawing/2016/5/10/chartex" xmlns:cx5="http://schemas.microsoft.com/office/drawing/2016/5/11/chartex" xmlns:cx6="http://schemas.microsoft.com/office/drawing/2016/5/12/chartex" xmlns:cx7="http://schemas.microsoft.com/office/drawing/2016/5/13/chartex" xmlns:cx8="http://schemas.microsoft.com/office/drawing/2016/5/14/chartex" xmlns:mc="http://schemas.openxmlformats.org/markup-compatibility/2006" xmlns:aink="http://schemas.microsoft.com/office/drawing/2016/ink" xmlns:am3d="http://schemas.microsoft.com/office/drawing/2017/model3d" xmlns:o="urn:schemas-microsoft-com:office:office" xmlns:oel="http://schemas.microsoft.com/office/2019/extlst" xmlns:r="http://schemas.openxmlformats.org/officeDocument/2006/relationships" xmlns:m="http://schemas.openxmlformats.org/officeDocument/2006/math" xmlns:v="urn:schemas-microsoft-com:vml" xmlns:wp14="http://schemas.microsoft.com/office/word/2010/wordprocessingDrawing" xmlns:wp="http://schemas.openxmlformats.org/drawingml/2006/wordprocessingDrawing" xmlns:w10="urn:schemas-microsoft-com:office:word" xmlns:w="http://schemas.openxmlformats.org/wordprocessingml/2006/main" xmlns:w14="http://schemas.microsoft.com/office/word/2010/wordml" xmlns:w15="http://schemas.microsoft.com/office/word/2012/wordml" xmlns:w16cei="http://schemas.microsoft.com/office/word/2026/wordml/cei" xmlns:w16cex="http://schemas.microsoft.com/office/word/2018/wordml/cex" xmlns:w16cid="http://schemas.microsoft.com/office/word/2016/wordml/cid" xmlns:w16="http://schemas.microsoft.com/office/word/2018/wordml" xmlns:w16du="http://schemas.microsoft.com/office/word/2023/wordml/word16du" xmlns:w16sdtdh="http://schemas.microsoft.com/office/word/2020/wordml/sdtdatahash" xmlns:w16sdtfl="http://schemas.microsoft.com/office/word/2024/wordml/sdtformatlock" xmlns:w16se="http://schemas.microsoft.com/office/word/2015/wordml/symex" xmlns:wpg="http://schemas.microsoft.com/office/word/2010/wordprocessingGroup" xmlns:wpi="http://schemas.microsoft.com/office/word/2010/wordprocessingInk" xmlns:wne="http://schemas.microsoft.com/office/word/2006/wordml" xmlns:wps="http://schemas.microsoft.com/office/word/2010/wordprocessingShape" mc:Ignorable="w14 w15 w16se w16cid w16 w16cex w16sdtdh w16sdtfl w16du wp14">
   <w16cid:commentId w16cid:paraId="6BB4029C" w16cid:durableId="2BC21ABB"/>
   <w16cid:commentId w16cid:paraId="0806BA41" w16cid:durableId="2A5B135B"/>
   <w16cid:commentId w16cid:paraId="6B3DBE48" w16cid:durableId="3F4FEBC0"/>
@@ -20502,7 +20523,7 @@
 </file>
 
 <file path=word/endnotes.xml><?xml version="1.0" encoding="utf-8"?>
-<w:endnotes xmlns:wpc="http://schemas.microsoft.com/office/word/2010/wordprocessingCanvas" xmlns:cx="http://schemas.microsoft.com/office/drawing/2014/chartex" xmlns:cx1="http://schemas.microsoft.com/office/drawing/2015/9/8/chartex" xmlns:cx2="http://schemas.microsoft.com/office/drawing/2015/10/21/chartex" xmlns:cx3="http://schemas.microsoft.com/office/drawing/2016/5/9/chartex" xmlns:cx4="http://schemas.microsoft.com/office/drawing/2016/5/10/chartex" xmlns:cx5="http://schemas.microsoft.com/office/drawing/2016/5/11/chartex" xmlns:cx6="http://schemas.microsoft.com/office/drawing/2016/5/12/chartex" xmlns:cx7="http://schemas.microsoft.com/office/drawing/2016/5/13/chartex" xmlns:cx8="http://schemas.microsoft.com/office/drawing/2016/5/14/chartex" xmlns:mc="http://schemas.openxmlformats.org/markup-compatibility/2006" xmlns:m="http://schemas.openxmlformats.org/officeDocument/2006/math" xmlns:aink="http://schemas.microsoft.com/office/drawing/2016/ink" xmlns:am3d="http://schemas.microsoft.com/office/drawing/2017/model3d" xmlns:oel="http://schemas.microsoft.com/office/2019/extlst" xmlns:r="http://schemas.openxmlformats.org/officeDocument/2006/relationships" xmlns:wp14="http://schemas.microsoft.com/office/word/2010/wordprocessingDrawing" xmlns:wp="http://schemas.openxmlformats.org/drawingml/2006/wordprocessingDrawing" xmlns:wpg="http://schemas.microsoft.com/office/word/2010/wordprocessingGroup" xmlns:wpi="http://schemas.microsoft.com/office/word/2010/wordprocessingInk" xmlns:wps="http://schemas.microsoft.com/office/word/2010/wordprocessingShape" xmlns:o="urn:schemas-microsoft-com:office:office" xmlns:v="urn:schemas-microsoft-com:vml" xmlns:w10="urn:schemas-microsoft-com:office:word" xmlns:w="http://schemas.openxmlformats.org/wordprocessingml/2006/main" xmlns:w14="http://schemas.microsoft.com/office/word/2010/wordml" xmlns:w15="http://schemas.microsoft.com/office/word/2012/wordml" xmlns:w16cex="http://schemas.microsoft.com/office/word/2018/wordml/cex" xmlns:w16cid="http://schemas.microsoft.com/office/word/2016/wordml/cid" xmlns:w16="http://schemas.microsoft.com/office/word/2018/wordml" xmlns:w16sdtdh="http://schemas.microsoft.com/office/word/2020/wordml/sdtdatahash" xmlns:w16sdtfl="http://schemas.microsoft.com/office/word/2024/wordml/sdtformatlock" xmlns:w16se="http://schemas.microsoft.com/office/word/2015/wordml/symex" xmlns:w16du="http://schemas.microsoft.com/office/word/2023/wordml/word16du" xmlns:wne="http://schemas.microsoft.com/office/word/2006/wordml" mc:Ignorable="w14 w15 w16se w16cid w16 w16cex w16sdtdh w16sdtfl w16du wp14">
+<w:endnotes xmlns:wpc="http://schemas.microsoft.com/office/word/2010/wordprocessingCanvas" xmlns:cx="http://schemas.microsoft.com/office/drawing/2014/chartex" xmlns:cx1="http://schemas.microsoft.com/office/drawing/2015/9/8/chartex" xmlns:cx2="http://schemas.microsoft.com/office/drawing/2015/10/21/chartex" xmlns:cx3="http://schemas.microsoft.com/office/drawing/2016/5/9/chartex" xmlns:cx4="http://schemas.microsoft.com/office/drawing/2016/5/10/chartex" xmlns:cx5="http://schemas.microsoft.com/office/drawing/2016/5/11/chartex" xmlns:cx6="http://schemas.microsoft.com/office/drawing/2016/5/12/chartex" xmlns:cx7="http://schemas.microsoft.com/office/drawing/2016/5/13/chartex" xmlns:cx8="http://schemas.microsoft.com/office/drawing/2016/5/14/chartex" xmlns:mc="http://schemas.openxmlformats.org/markup-compatibility/2006" xmlns:aink="http://schemas.microsoft.com/office/drawing/2016/ink" xmlns:am3d="http://schemas.microsoft.com/office/drawing/2017/model3d" xmlns:o="urn:schemas-microsoft-com:office:office" xmlns:oel="http://schemas.microsoft.com/office/2019/extlst" xmlns:r="http://schemas.openxmlformats.org/officeDocument/2006/relationships" xmlns:m="http://schemas.openxmlformats.org/officeDocument/2006/math" xmlns:v="urn:schemas-microsoft-com:vml" xmlns:wp14="http://schemas.microsoft.com/office/word/2010/wordprocessingDrawing" xmlns:wp="http://schemas.openxmlformats.org/drawingml/2006/wordprocessingDrawing" xmlns:w10="urn:schemas-microsoft-com:office:word" xmlns:w="http://schemas.openxmlformats.org/wordprocessingml/2006/main" xmlns:w14="http://schemas.microsoft.com/office/word/2010/wordml" xmlns:w15="http://schemas.microsoft.com/office/word/2012/wordml" xmlns:w16cei="http://schemas.microsoft.com/office/word/2026/wordml/cei" xmlns:w16cex="http://schemas.microsoft.com/office/word/2018/wordml/cex" xmlns:w16cid="http://schemas.microsoft.com/office/word/2016/wordml/cid" xmlns:w16="http://schemas.microsoft.com/office/word/2018/wordml" xmlns:w16du="http://schemas.microsoft.com/office/word/2023/wordml/word16du" xmlns:w16sdtdh="http://schemas.microsoft.com/office/word/2020/wordml/sdtdatahash" xmlns:w16sdtfl="http://schemas.microsoft.com/office/word/2024/wordml/sdtformatlock" xmlns:w16se="http://schemas.microsoft.com/office/word/2015/wordml/symex" xmlns:wpg="http://schemas.microsoft.com/office/word/2010/wordprocessingGroup" xmlns:wpi="http://schemas.microsoft.com/office/word/2010/wordprocessingInk" xmlns:wne="http://schemas.microsoft.com/office/word/2006/wordml" xmlns:wps="http://schemas.microsoft.com/office/word/2010/wordprocessingShape" mc:Ignorable="w14 w15 w16se w16cid w16 w16cex w16sdtdh w16sdtfl w16du wp14">
   <w:endnote w:type="separator" w:id="-1">
     <w:p>
       <w:r>
@@ -20521,7 +20542,7 @@
 </file>
 
 <file path=word/footer1.xml><?xml version="1.0" encoding="utf-8"?>
-<w:ftr xmlns:wpc="http://schemas.microsoft.com/office/word/2010/wordprocessingCanvas" xmlns:cx="http://schemas.microsoft.com/office/drawing/2014/chartex" xmlns:cx1="http://schemas.microsoft.com/office/drawing/2015/9/8/chartex" xmlns:cx2="http://schemas.microsoft.com/office/drawing/2015/10/21/chartex" xmlns:cx3="http://schemas.microsoft.com/office/drawing/2016/5/9/chartex" xmlns:cx4="http://schemas.microsoft.com/office/drawing/2016/5/10/chartex" xmlns:cx5="http://schemas.microsoft.com/office/drawing/2016/5/11/chartex" xmlns:cx6="http://schemas.microsoft.com/office/drawing/2016/5/12/chartex" xmlns:cx7="http://schemas.microsoft.com/office/drawing/2016/5/13/chartex" xmlns:cx8="http://schemas.microsoft.com/office/drawing/2016/5/14/chartex" xmlns:mc="http://schemas.openxmlformats.org/markup-compatibility/2006" xmlns:m="http://schemas.openxmlformats.org/officeDocument/2006/math" xmlns:aink="http://schemas.microsoft.com/office/drawing/2016/ink" xmlns:am3d="http://schemas.microsoft.com/office/drawing/2017/model3d" xmlns:oel="http://schemas.microsoft.com/office/2019/extlst" xmlns:r="http://schemas.openxmlformats.org/officeDocument/2006/relationships" xmlns:wp14="http://schemas.microsoft.com/office/word/2010/wordprocessingDrawing" xmlns:wp="http://schemas.openxmlformats.org/drawingml/2006/wordprocessingDrawing" xmlns:wpg="http://schemas.microsoft.com/office/word/2010/wordprocessingGroup" xmlns:wpi="http://schemas.microsoft.com/office/word/2010/wordprocessingInk" xmlns:wps="http://schemas.microsoft.com/office/word/2010/wordprocessingShape" xmlns:o="urn:schemas-microsoft-com:office:office" xmlns:v="urn:schemas-microsoft-com:vml" xmlns:w10="urn:schemas-microsoft-com:office:word" xmlns:w="http://schemas.openxmlformats.org/wordprocessingml/2006/main" xmlns:w14="http://schemas.microsoft.com/office/word/2010/wordml" xmlns:w15="http://schemas.microsoft.com/office/word/2012/wordml" xmlns:w16cex="http://schemas.microsoft.com/office/word/2018/wordml/cex" xmlns:w16cid="http://schemas.microsoft.com/office/word/2016/wordml/cid" xmlns:w16="http://schemas.microsoft.com/office/word/2018/wordml" xmlns:w16sdtdh="http://schemas.microsoft.com/office/word/2020/wordml/sdtdatahash" xmlns:w16sdtfl="http://schemas.microsoft.com/office/word/2024/wordml/sdtformatlock" xmlns:w16se="http://schemas.microsoft.com/office/word/2015/wordml/symex" xmlns:w16du="http://schemas.microsoft.com/office/word/2023/wordml/word16du" xmlns:wne="http://schemas.microsoft.com/office/word/2006/wordml" mc:Ignorable="w14 w15 w16se w16cid w16 w16cex w16sdtdh w16sdtfl w16du wp14">
+<w:ftr xmlns:wpc="http://schemas.microsoft.com/office/word/2010/wordprocessingCanvas" xmlns:cx="http://schemas.microsoft.com/office/drawing/2014/chartex" xmlns:cx1="http://schemas.microsoft.com/office/drawing/2015/9/8/chartex" xmlns:cx2="http://schemas.microsoft.com/office/drawing/2015/10/21/chartex" xmlns:cx3="http://schemas.microsoft.com/office/drawing/2016/5/9/chartex" xmlns:cx4="http://schemas.microsoft.com/office/drawing/2016/5/10/chartex" xmlns:cx5="http://schemas.microsoft.com/office/drawing/2016/5/11/chartex" xmlns:cx6="http://schemas.microsoft.com/office/drawing/2016/5/12/chartex" xmlns:cx7="http://schemas.microsoft.com/office/drawing/2016/5/13/chartex" xmlns:cx8="http://schemas.microsoft.com/office/drawing/2016/5/14/chartex" xmlns:mc="http://schemas.openxmlformats.org/markup-compatibility/2006" xmlns:aink="http://schemas.microsoft.com/office/drawing/2016/ink" xmlns:am3d="http://schemas.microsoft.com/office/drawing/2017/model3d" xmlns:o="urn:schemas-microsoft-com:office:office" xmlns:oel="http://schemas.microsoft.com/office/2019/extlst" xmlns:r="http://schemas.openxmlformats.org/officeDocument/2006/relationships" xmlns:m="http://schemas.openxmlformats.org/officeDocument/2006/math" xmlns:v="urn:schemas-microsoft-com:vml" xmlns:wp14="http://schemas.microsoft.com/office/word/2010/wordprocessingDrawing" xmlns:wp="http://schemas.openxmlformats.org/drawingml/2006/wordprocessingDrawing" xmlns:w10="urn:schemas-microsoft-com:office:word" xmlns:w="http://schemas.openxmlformats.org/wordprocessingml/2006/main" xmlns:w14="http://schemas.microsoft.com/office/word/2010/wordml" xmlns:w15="http://schemas.microsoft.com/office/word/2012/wordml" xmlns:w16cei="http://schemas.microsoft.com/office/word/2026/wordml/cei" xmlns:w16cex="http://schemas.microsoft.com/office/word/2018/wordml/cex" xmlns:w16cid="http://schemas.microsoft.com/office/word/2016/wordml/cid" xmlns:w16="http://schemas.microsoft.com/office/word/2018/wordml" xmlns:w16du="http://schemas.microsoft.com/office/word/2023/wordml/word16du" xmlns:w16sdtdh="http://schemas.microsoft.com/office/word/2020/wordml/sdtdatahash" xmlns:w16sdtfl="http://schemas.microsoft.com/office/word/2024/wordml/sdtformatlock" xmlns:w16se="http://schemas.microsoft.com/office/word/2015/wordml/symex" xmlns:wpg="http://schemas.microsoft.com/office/word/2010/wordprocessingGroup" xmlns:wpi="http://schemas.microsoft.com/office/word/2010/wordprocessingInk" xmlns:wne="http://schemas.microsoft.com/office/word/2006/wordml" xmlns:wps="http://schemas.microsoft.com/office/word/2010/wordprocessingShape" mc:Ignorable="w14 w15 w16se w16cid w16 w16cex w16sdtdh w16sdtfl w16du wp14">
   <w:p>
     <w:pPr>
       <w:pStyle w:val="Footer"/>
@@ -20535,7 +20556,7 @@
 </file>
 
 <file path=word/footer2.xml><?xml version="1.0" encoding="utf-8"?>
-<w:ftr xmlns:wpc="http://schemas.microsoft.com/office/word/2010/wordprocessingCanvas" xmlns:cx="http://schemas.microsoft.com/office/drawing/2014/chartex" xmlns:cx1="http://schemas.microsoft.com/office/drawing/2015/9/8/chartex" xmlns:cx2="http://schemas.microsoft.com/office/drawing/2015/10/21/chartex" xmlns:cx3="http://schemas.microsoft.com/office/drawing/2016/5/9/chartex" xmlns:cx4="http://schemas.microsoft.com/office/drawing/2016/5/10/chartex" xmlns:cx5="http://schemas.microsoft.com/office/drawing/2016/5/11/chartex" xmlns:cx6="http://schemas.microsoft.com/office/drawing/2016/5/12/chartex" xmlns:cx7="http://schemas.microsoft.com/office/drawing/2016/5/13/chartex" xmlns:cx8="http://schemas.microsoft.com/office/drawing/2016/5/14/chartex" xmlns:mc="http://schemas.openxmlformats.org/markup-compatibility/2006" xmlns:m="http://schemas.openxmlformats.org/officeDocument/2006/math" xmlns:aink="http://schemas.microsoft.com/office/drawing/2016/ink" xmlns:am3d="http://schemas.microsoft.com/office/drawing/2017/model3d" xmlns:oel="http://schemas.microsoft.com/office/2019/extlst" xmlns:r="http://schemas.openxmlformats.org/officeDocument/2006/relationships" xmlns:wp14="http://schemas.microsoft.com/office/word/2010/wordprocessingDrawing" xmlns:wp="http://schemas.openxmlformats.org/drawingml/2006/wordprocessingDrawing" xmlns:wpg="http://schemas.microsoft.com/office/word/2010/wordprocessingGroup" xmlns:wpi="http://schemas.microsoft.com/office/word/2010/wordprocessingInk" xmlns:wps="http://schemas.microsoft.com/office/word/2010/wordprocessingShape" xmlns:o="urn:schemas-microsoft-com:office:office" xmlns:v="urn:schemas-microsoft-com:vml" xmlns:w10="urn:schemas-microsoft-com:office:word" xmlns:w="http://schemas.openxmlformats.org/wordprocessingml/2006/main" xmlns:w14="http://schemas.microsoft.com/office/word/2010/wordml" xmlns:w15="http://schemas.microsoft.com/office/word/2012/wordml" xmlns:w16cex="http://schemas.microsoft.com/office/word/2018/wordml/cex" xmlns:w16cid="http://schemas.microsoft.com/office/word/2016/wordml/cid" xmlns:w16="http://schemas.microsoft.com/office/word/2018/wordml" xmlns:w16sdtdh="http://schemas.microsoft.com/office/word/2020/wordml/sdtdatahash" xmlns:w16sdtfl="http://schemas.microsoft.com/office/word/2024/wordml/sdtformatlock" xmlns:w16se="http://schemas.microsoft.com/office/word/2015/wordml/symex" xmlns:w16du="http://schemas.microsoft.com/office/word/2023/wordml/word16du" xmlns:wne="http://schemas.microsoft.com/office/word/2006/wordml" mc:Ignorable="w14 w15 w16se w16cid w16 w16cex w16sdtdh w16sdtfl w16du wp14">
+<w:ftr xmlns:wpc="http://schemas.microsoft.com/office/word/2010/wordprocessingCanvas" xmlns:cx="http://schemas.microsoft.com/office/drawing/2014/chartex" xmlns:cx1="http://schemas.microsoft.com/office/drawing/2015/9/8/chartex" xmlns:cx2="http://schemas.microsoft.com/office/drawing/2015/10/21/chartex" xmlns:cx3="http://schemas.microsoft.com/office/drawing/2016/5/9/chartex" xmlns:cx4="http://schemas.microsoft.com/office/drawing/2016/5/10/chartex" xmlns:cx5="http://schemas.microsoft.com/office/drawing/2016/5/11/chartex" xmlns:cx6="http://schemas.microsoft.com/office/drawing/2016/5/12/chartex" xmlns:cx7="http://schemas.microsoft.com/office/drawing/2016/5/13/chartex" xmlns:cx8="http://schemas.microsoft.com/office/drawing/2016/5/14/chartex" xmlns:mc="http://schemas.openxmlformats.org/markup-compatibility/2006" xmlns:aink="http://schemas.microsoft.com/office/drawing/2016/ink" xmlns:am3d="http://schemas.microsoft.com/office/drawing/2017/model3d" xmlns:o="urn:schemas-microsoft-com:office:office" xmlns:oel="http://schemas.microsoft.com/office/2019/extlst" xmlns:r="http://schemas.openxmlformats.org/officeDocument/2006/relationships" xmlns:m="http://schemas.openxmlformats.org/officeDocument/2006/math" xmlns:v="urn:schemas-microsoft-com:vml" xmlns:wp14="http://schemas.microsoft.com/office/word/2010/wordprocessingDrawing" xmlns:wp="http://schemas.openxmlformats.org/drawingml/2006/wordprocessingDrawing" xmlns:w10="urn:schemas-microsoft-com:office:word" xmlns:w="http://schemas.openxmlformats.org/wordprocessingml/2006/main" xmlns:w14="http://schemas.microsoft.com/office/word/2010/wordml" xmlns:w15="http://schemas.microsoft.com/office/word/2012/wordml" xmlns:w16cei="http://schemas.microsoft.com/office/word/2026/wordml/cei" xmlns:w16cex="http://schemas.microsoft.com/office/word/2018/wordml/cex" xmlns:w16cid="http://schemas.microsoft.com/office/word/2016/wordml/cid" xmlns:w16="http://schemas.microsoft.com/office/word/2018/wordml" xmlns:w16du="http://schemas.microsoft.com/office/word/2023/wordml/word16du" xmlns:w16sdtdh="http://schemas.microsoft.com/office/word/2020/wordml/sdtdatahash" xmlns:w16sdtfl="http://schemas.microsoft.com/office/word/2024/wordml/sdtformatlock" xmlns:w16se="http://schemas.microsoft.com/office/word/2015/wordml/symex" xmlns:wpg="http://schemas.microsoft.com/office/word/2010/wordprocessingGroup" xmlns:wpi="http://schemas.microsoft.com/office/word/2010/wordprocessingInk" xmlns:wne="http://schemas.microsoft.com/office/word/2006/wordml" xmlns:wps="http://schemas.microsoft.com/office/word/2010/wordprocessingShape" mc:Ignorable="w14 w15 w16se w16cid w16 w16cex w16sdtdh w16sdtfl w16du wp14">
   <w:p>
     <w:pPr>
       <w:pStyle w:val="Footer"/>
@@ -20616,7 +20637,7 @@
 </file>
 
 <file path=word/footnotes.xml><?xml version="1.0" encoding="utf-8"?>
-<w:footnotes xmlns:wpc="http://schemas.microsoft.com/office/word/2010/wordprocessingCanvas" xmlns:cx="http://schemas.microsoft.com/office/drawing/2014/chartex" xmlns:cx1="http://schemas.microsoft.com/office/drawing/2015/9/8/chartex" xmlns:cx2="http://schemas.microsoft.com/office/drawing/2015/10/21/chartex" xmlns:cx3="http://schemas.microsoft.com/office/drawing/2016/5/9/chartex" xmlns:cx4="http://schemas.microsoft.com/office/drawing/2016/5/10/chartex" xmlns:cx5="http://schemas.microsoft.com/office/drawing/2016/5/11/chartex" xmlns:cx6="http://schemas.microsoft.com/office/drawing/2016/5/12/chartex" xmlns:cx7="http://schemas.microsoft.com/office/drawing/2016/5/13/chartex" xmlns:cx8="http://schemas.microsoft.com/office/drawing/2016/5/14/chartex" xmlns:mc="http://schemas.openxmlformats.org/markup-compatibility/2006" xmlns:m="http://schemas.openxmlformats.org/officeDocument/2006/math" xmlns:aink="http://schemas.microsoft.com/office/drawing/2016/ink" xmlns:am3d="http://schemas.microsoft.com/office/drawing/2017/model3d" xmlns:oel="http://schemas.microsoft.com/office/2019/extlst" xmlns:r="http://schemas.openxmlformats.org/officeDocument/2006/relationships" xmlns:wp14="http://schemas.microsoft.com/office/word/2010/wordprocessingDrawing" xmlns:wp="http://schemas.openxmlformats.org/drawingml/2006/wordprocessingDrawing" xmlns:wpg="http://schemas.microsoft.com/office/word/2010/wordprocessingGroup" xmlns:wpi="http://schemas.microsoft.com/office/word/2010/wordprocessingInk" xmlns:wps="http://schemas.microsoft.com/office/word/2010/wordprocessingShape" xmlns:o="urn:schemas-microsoft-com:office:office" xmlns:v="urn:schemas-microsoft-com:vml" xmlns:w10="urn:schemas-microsoft-com:office:word" xmlns:w="http://schemas.openxmlformats.org/wordprocessingml/2006/main" xmlns:w14="http://schemas.microsoft.com/office/word/2010/wordml" xmlns:w15="http://schemas.microsoft.com/office/word/2012/wordml" xmlns:w16cex="http://schemas.microsoft.com/office/word/2018/wordml/cex" xmlns:w16cid="http://schemas.microsoft.com/office/word/2016/wordml/cid" xmlns:w16="http://schemas.microsoft.com/office/word/2018/wordml" xmlns:w16sdtdh="http://schemas.microsoft.com/office/word/2020/wordml/sdtdatahash" xmlns:w16sdtfl="http://schemas.microsoft.com/office/word/2024/wordml/sdtformatlock" xmlns:w16se="http://schemas.microsoft.com/office/word/2015/wordml/symex" xmlns:w16du="http://schemas.microsoft.com/office/word/2023/wordml/word16du" xmlns:wne="http://schemas.microsoft.com/office/word/2006/wordml" mc:Ignorable="w14 w15 w16se w16cid w16 w16cex w16sdtdh w16sdtfl w16du wp14">
+<w:footnotes xmlns:wpc="http://schemas.microsoft.com/office/word/2010/wordprocessingCanvas" xmlns:cx="http://schemas.microsoft.com/office/drawing/2014/chartex" xmlns:cx1="http://schemas.microsoft.com/office/drawing/2015/9/8/chartex" xmlns:cx2="http://schemas.microsoft.com/office/drawing/2015/10/21/chartex" xmlns:cx3="http://schemas.microsoft.com/office/drawing/2016/5/9/chartex" xmlns:cx4="http://schemas.microsoft.com/office/drawing/2016/5/10/chartex" xmlns:cx5="http://schemas.microsoft.com/office/drawing/2016/5/11/chartex" xmlns:cx6="http://schemas.microsoft.com/office/drawing/2016/5/12/chartex" xmlns:cx7="http://schemas.microsoft.com/office/drawing/2016/5/13/chartex" xmlns:cx8="http://schemas.microsoft.com/office/drawing/2016/5/14/chartex" xmlns:mc="http://schemas.openxmlformats.org/markup-compatibility/2006" xmlns:aink="http://schemas.microsoft.com/office/drawing/2016/ink" xmlns:am3d="http://schemas.microsoft.com/office/drawing/2017/model3d" xmlns:o="urn:schemas-microsoft-com:office:office" xmlns:oel="http://schemas.microsoft.com/office/2019/extlst" xmlns:r="http://schemas.openxmlformats.org/officeDocument/2006/relationships" xmlns:m="http://schemas.openxmlformats.org/officeDocument/2006/math" xmlns:v="urn:schemas-microsoft-com:vml" xmlns:wp14="http://schemas.microsoft.com/office/word/2010/wordprocessingDrawing" xmlns:wp="http://schemas.openxmlformats.org/drawingml/2006/wordprocessingDrawing" xmlns:w10="urn:schemas-microsoft-com:office:word" xmlns:w="http://schemas.openxmlformats.org/wordprocessingml/2006/main" xmlns:w14="http://schemas.microsoft.com/office/word/2010/wordml" xmlns:w15="http://schemas.microsoft.com/office/word/2012/wordml" xmlns:w16cei="http://schemas.microsoft.com/office/word/2026/wordml/cei" xmlns:w16cex="http://schemas.microsoft.com/office/word/2018/wordml/cex" xmlns:w16cid="http://schemas.microsoft.com/office/word/2016/wordml/cid" xmlns:w16="http://schemas.microsoft.com/office/word/2018/wordml" xmlns:w16du="http://schemas.microsoft.com/office/word/2023/wordml/word16du" xmlns:w16sdtdh="http://schemas.microsoft.com/office/word/2020/wordml/sdtdatahash" xmlns:w16sdtfl="http://schemas.microsoft.com/office/word/2024/wordml/sdtformatlock" xmlns:w16se="http://schemas.microsoft.com/office/word/2015/wordml/symex" xmlns:wpg="http://schemas.microsoft.com/office/word/2010/wordprocessingGroup" xmlns:wpi="http://schemas.microsoft.com/office/word/2010/wordprocessingInk" xmlns:wne="http://schemas.microsoft.com/office/word/2006/wordml" xmlns:wps="http://schemas.microsoft.com/office/word/2010/wordprocessingShape" mc:Ignorable="w14 w15 w16se w16cid w16 w16cex w16sdtdh w16sdtfl w16du wp14">
   <w:footnote w:type="separator" w:id="-1">
     <w:p>
       <w:r>
@@ -20657,7 +20678,7 @@
 </file>
 
 <file path=word/header1.xml><?xml version="1.0" encoding="utf-8"?>
-<w:hdr xmlns:wpc="http://schemas.microsoft.com/office/word/2010/wordprocessingCanvas" xmlns:cx="http://schemas.microsoft.com/office/drawing/2014/chartex" xmlns:cx1="http://schemas.microsoft.com/office/drawing/2015/9/8/chartex" xmlns:cx2="http://schemas.microsoft.com/office/drawing/2015/10/21/chartex" xmlns:cx3="http://schemas.microsoft.com/office/drawing/2016/5/9/chartex" xmlns:cx4="http://schemas.microsoft.com/office/drawing/2016/5/10/chartex" xmlns:cx5="http://schemas.microsoft.com/office/drawing/2016/5/11/chartex" xmlns:cx6="http://schemas.microsoft.com/office/drawing/2016/5/12/chartex" xmlns:cx7="http://schemas.microsoft.com/office/drawing/2016/5/13/chartex" xmlns:cx8="http://schemas.microsoft.com/office/drawing/2016/5/14/chartex" xmlns:mc="http://schemas.openxmlformats.org/markup-compatibility/2006" xmlns:m="http://schemas.openxmlformats.org/officeDocument/2006/math" xmlns:aink="http://schemas.microsoft.com/office/drawing/2016/ink" xmlns:am3d="http://schemas.microsoft.com/office/drawing/2017/model3d" xmlns:oel="http://schemas.microsoft.com/office/2019/extlst" xmlns:r="http://schemas.openxmlformats.org/officeDocument/2006/relationships" xmlns:wp14="http://schemas.microsoft.com/office/word/2010/wordprocessingDrawing" xmlns:wp="http://schemas.openxmlformats.org/drawingml/2006/wordprocessingDrawing" xmlns:wpg="http://schemas.microsoft.com/office/word/2010/wordprocessingGroup" xmlns:wpi="http://schemas.microsoft.com/office/word/2010/wordprocessingInk" xmlns:wps="http://schemas.microsoft.com/office/word/2010/wordprocessingShape" xmlns:o="urn:schemas-microsoft-com:office:office" xmlns:v="urn:schemas-microsoft-com:vml" xmlns:w10="urn:schemas-microsoft-com:office:word" xmlns:w="http://schemas.openxmlformats.org/wordprocessingml/2006/main" xmlns:w14="http://schemas.microsoft.com/office/word/2010/wordml" xmlns:w15="http://schemas.microsoft.com/office/word/2012/wordml" xmlns:w16cex="http://schemas.microsoft.com/office/word/2018/wordml/cex" xmlns:w16cid="http://schemas.microsoft.com/office/word/2016/wordml/cid" xmlns:w16="http://schemas.microsoft.com/office/word/2018/wordml" xmlns:w16sdtdh="http://schemas.microsoft.com/office/word/2020/wordml/sdtdatahash" xmlns:w16sdtfl="http://schemas.microsoft.com/office/word/2024/wordml/sdtformatlock" xmlns:w16se="http://schemas.microsoft.com/office/word/2015/wordml/symex" xmlns:w16du="http://schemas.microsoft.com/office/word/2023/wordml/word16du" xmlns:wne="http://schemas.microsoft.com/office/word/2006/wordml" mc:Ignorable="w14 w15 w16se w16cid w16 w16cex w16sdtdh w16sdtfl w16du wp14">
+<w:hdr xmlns:wpc="http://schemas.microsoft.com/office/word/2010/wordprocessingCanvas" xmlns:cx="http://schemas.microsoft.com/office/drawing/2014/chartex" xmlns:cx1="http://schemas.microsoft.com/office/drawing/2015/9/8/chartex" xmlns:cx2="http://schemas.microsoft.com/office/drawing/2015/10/21/chartex" xmlns:cx3="http://schemas.microsoft.com/office/drawing/2016/5/9/chartex" xmlns:cx4="http://schemas.microsoft.com/office/drawing/2016/5/10/chartex" xmlns:cx5="http://schemas.microsoft.com/office/drawing/2016/5/11/chartex" xmlns:cx6="http://schemas.microsoft.com/office/drawing/2016/5/12/chartex" xmlns:cx7="http://schemas.microsoft.com/office/drawing/2016/5/13/chartex" xmlns:cx8="http://schemas.microsoft.com/office/drawing/2016/5/14/chartex" xmlns:mc="http://schemas.openxmlformats.org/markup-compatibility/2006" xmlns:aink="http://schemas.microsoft.com/office/drawing/2016/ink" xmlns:am3d="http://schemas.microsoft.com/office/drawing/2017/model3d" xmlns:o="urn:schemas-microsoft-com:office:office" xmlns:oel="http://schemas.microsoft.com/office/2019/extlst" xmlns:r="http://schemas.openxmlformats.org/officeDocument/2006/relationships" xmlns:m="http://schemas.openxmlformats.org/officeDocument/2006/math" xmlns:v="urn:schemas-microsoft-com:vml" xmlns:wp14="http://schemas.microsoft.com/office/word/2010/wordprocessingDrawing" xmlns:wp="http://schemas.openxmlformats.org/drawingml/2006/wordprocessingDrawing" xmlns:w10="urn:schemas-microsoft-com:office:word" xmlns:w="http://schemas.openxmlformats.org/wordprocessingml/2006/main" xmlns:w14="http://schemas.microsoft.com/office/word/2010/wordml" xmlns:w15="http://schemas.microsoft.com/office/word/2012/wordml" xmlns:w16cei="http://schemas.microsoft.com/office/word/2026/wordml/cei" xmlns:w16cex="http://schemas.microsoft.com/office/word/2018/wordml/cex" xmlns:w16cid="http://schemas.microsoft.com/office/word/2016/wordml/cid" xmlns:w16="http://schemas.microsoft.com/office/word/2018/wordml" xmlns:w16du="http://schemas.microsoft.com/office/word/2023/wordml/word16du" xmlns:w16sdtdh="http://schemas.microsoft.com/office/word/2020/wordml/sdtdatahash" xmlns:w16sdtfl="http://schemas.microsoft.com/office/word/2024/wordml/sdtformatlock" xmlns:w16se="http://schemas.microsoft.com/office/word/2015/wordml/symex" xmlns:wpg="http://schemas.microsoft.com/office/word/2010/wordprocessingGroup" xmlns:wpi="http://schemas.microsoft.com/office/word/2010/wordprocessingInk" xmlns:wne="http://schemas.microsoft.com/office/word/2006/wordml" xmlns:wps="http://schemas.microsoft.com/office/word/2010/wordprocessingShape" mc:Ignorable="w14 w15 w16se w16cid w16 w16cex w16sdtdh w16sdtfl w16du wp14">
   <w:p>
     <w:pPr>
       <w:pStyle w:val="Header"/>
@@ -20669,7 +20690,7 @@
 </file>
 
 <file path=word/header2.xml><?xml version="1.0" encoding="utf-8"?>
-<w:hdr xmlns:wpc="http://schemas.microsoft.com/office/word/2010/wordprocessingCanvas" xmlns:cx="http://schemas.microsoft.com/office/drawing/2014/chartex" xmlns:cx1="http://schemas.microsoft.com/office/drawing/2015/9/8/chartex" xmlns:cx2="http://schemas.microsoft.com/office/drawing/2015/10/21/chartex" xmlns:cx3="http://schemas.microsoft.com/office/drawing/2016/5/9/chartex" xmlns:cx4="http://schemas.microsoft.com/office/drawing/2016/5/10/chartex" xmlns:cx5="http://schemas.microsoft.com/office/drawing/2016/5/11/chartex" xmlns:cx6="http://schemas.microsoft.com/office/drawing/2016/5/12/chartex" xmlns:cx7="http://schemas.microsoft.com/office/drawing/2016/5/13/chartex" xmlns:cx8="http://schemas.microsoft.com/office/drawing/2016/5/14/chartex" xmlns:mc="http://schemas.openxmlformats.org/markup-compatibility/2006" xmlns:m="http://schemas.openxmlformats.org/officeDocument/2006/math" xmlns:aink="http://schemas.microsoft.com/office/drawing/2016/ink" xmlns:am3d="http://schemas.microsoft.com/office/drawing/2017/model3d" xmlns:oel="http://schemas.microsoft.com/office/2019/extlst" xmlns:r="http://schemas.openxmlformats.org/officeDocument/2006/relationships" xmlns:wp14="http://schemas.microsoft.com/office/word/2010/wordprocessingDrawing" xmlns:wp="http://schemas.openxmlformats.org/drawingml/2006/wordprocessingDrawing" xmlns:wpg="http://schemas.microsoft.com/office/word/2010/wordprocessingGroup" xmlns:wpi="http://schemas.microsoft.com/office/word/2010/wordprocessingInk" xmlns:wps="http://schemas.microsoft.com/office/word/2010/wordprocessingShape" xmlns:o="urn:schemas-microsoft-com:office:office" xmlns:v="urn:schemas-microsoft-com:vml" xmlns:w10="urn:schemas-microsoft-com:office:word" xmlns:w="http://schemas.openxmlformats.org/wordprocessingml/2006/main" xmlns:w14="http://schemas.microsoft.com/office/word/2010/wordml" xmlns:w15="http://schemas.microsoft.com/office/word/2012/wordml" xmlns:w16cex="http://schemas.microsoft.com/office/word/2018/wordml/cex" xmlns:w16cid="http://schemas.microsoft.com/office/word/2016/wordml/cid" xmlns:w16="http://schemas.microsoft.com/office/word/2018/wordml" xmlns:w16sdtdh="http://schemas.microsoft.com/office/word/2020/wordml/sdtdatahash" xmlns:w16sdtfl="http://schemas.microsoft.com/office/word/2024/wordml/sdtformatlock" xmlns:w16se="http://schemas.microsoft.com/office/word/2015/wordml/symex" xmlns:w16du="http://schemas.microsoft.com/office/word/2023/wordml/word16du" xmlns:wne="http://schemas.microsoft.com/office/word/2006/wordml" mc:Ignorable="w14 w15 w16se w16cid w16 w16cex w16sdtdh w16sdtfl w16du wp14">
+<w:hdr xmlns:wpc="http://schemas.microsoft.com/office/word/2010/wordprocessingCanvas" xmlns:cx="http://schemas.microsoft.com/office/drawing/2014/chartex" xmlns:cx1="http://schemas.microsoft.com/office/drawing/2015/9/8/chartex" xmlns:cx2="http://schemas.microsoft.com/office/drawing/2015/10/21/chartex" xmlns:cx3="http://schemas.microsoft.com/office/drawing/2016/5/9/chartex" xmlns:cx4="http://schemas.microsoft.com/office/drawing/2016/5/10/chartex" xmlns:cx5="http://schemas.microsoft.com/office/drawing/2016/5/11/chartex" xmlns:cx6="http://schemas.microsoft.com/office/drawing/2016/5/12/chartex" xmlns:cx7="http://schemas.microsoft.com/office/drawing/2016/5/13/chartex" xmlns:cx8="http://schemas.microsoft.com/office/drawing/2016/5/14/chartex" xmlns:mc="http://schemas.openxmlformats.org/markup-compatibility/2006" xmlns:aink="http://schemas.microsoft.com/office/drawing/2016/ink" xmlns:am3d="http://schemas.microsoft.com/office/drawing/2017/model3d" xmlns:o="urn:schemas-microsoft-com:office:office" xmlns:oel="http://schemas.microsoft.com/office/2019/extlst" xmlns:r="http://schemas.openxmlformats.org/officeDocument/2006/relationships" xmlns:m="http://schemas.openxmlformats.org/officeDocument/2006/math" xmlns:v="urn:schemas-microsoft-com:vml" xmlns:wp14="http://schemas.microsoft.com/office/word/2010/wordprocessingDrawing" xmlns:wp="http://schemas.openxmlformats.org/drawingml/2006/wordprocessingDrawing" xmlns:w10="urn:schemas-microsoft-com:office:word" xmlns:w="http://schemas.openxmlformats.org/wordprocessingml/2006/main" xmlns:w14="http://schemas.microsoft.com/office/word/2010/wordml" xmlns:w15="http://schemas.microsoft.com/office/word/2012/wordml" xmlns:w16cei="http://schemas.microsoft.com/office/word/2026/wordml/cei" xmlns:w16cex="http://schemas.microsoft.com/office/word/2018/wordml/cex" xmlns:w16cid="http://schemas.microsoft.com/office/word/2016/wordml/cid" xmlns:w16="http://schemas.microsoft.com/office/word/2018/wordml" xmlns:w16du="http://schemas.microsoft.com/office/word/2023/wordml/word16du" xmlns:w16sdtdh="http://schemas.microsoft.com/office/word/2020/wordml/sdtdatahash" xmlns:w16sdtfl="http://schemas.microsoft.com/office/word/2024/wordml/sdtformatlock" xmlns:w16se="http://schemas.microsoft.com/office/word/2015/wordml/symex" xmlns:wpg="http://schemas.microsoft.com/office/word/2010/wordprocessingGroup" xmlns:wpi="http://schemas.microsoft.com/office/word/2010/wordprocessingInk" xmlns:wne="http://schemas.microsoft.com/office/word/2006/wordml" xmlns:wps="http://schemas.microsoft.com/office/word/2010/wordprocessingShape" mc:Ignorable="w14 w15 w16se w16cid w16 w16cex w16sdtdh w16sdtfl w16du wp14">
   <w:p>
     <w:pPr>
       <w:pStyle w:val="Header"/>
@@ -21075,7 +21096,7 @@
 </file>
 
 <file path=word/numbering.xml><?xml version="1.0" encoding="utf-8"?>
-<w:numbering xmlns:wpc="http://schemas.microsoft.com/office/word/2010/wordprocessingCanvas" xmlns:cx="http://schemas.microsoft.com/office/drawing/2014/chartex" xmlns:cx1="http://schemas.microsoft.com/office/drawing/2015/9/8/chartex" xmlns:cx2="http://schemas.microsoft.com/office/drawing/2015/10/21/chartex" xmlns:cx3="http://schemas.microsoft.com/office/drawing/2016/5/9/chartex" xmlns:cx4="http://schemas.microsoft.com/office/drawing/2016/5/10/chartex" xmlns:cx5="http://schemas.microsoft.com/office/drawing/2016/5/11/chartex" xmlns:cx6="http://schemas.microsoft.com/office/drawing/2016/5/12/chartex" xmlns:cx7="http://schemas.microsoft.com/office/drawing/2016/5/13/chartex" xmlns:cx8="http://schemas.microsoft.com/office/drawing/2016/5/14/chartex" xmlns:mc="http://schemas.openxmlformats.org/markup-compatibility/2006" xmlns:m="http://schemas.openxmlformats.org/officeDocument/2006/math" xmlns:aink="http://schemas.microsoft.com/office/drawing/2016/ink" xmlns:am3d="http://schemas.microsoft.com/office/drawing/2017/model3d" xmlns:oel="http://schemas.microsoft.com/office/2019/extlst" xmlns:r="http://schemas.openxmlformats.org/officeDocument/2006/relationships" xmlns:wp14="http://schemas.microsoft.com/office/word/2010/wordprocessingDrawing" xmlns:wp="http://schemas.openxmlformats.org/drawingml/2006/wordprocessingDrawing" xmlns:wpg="http://schemas.microsoft.com/office/word/2010/wordprocessingGroup" xmlns:wpi="http://schemas.microsoft.com/office/word/2010/wordprocessingInk" xmlns:wps="http://schemas.microsoft.com/office/word/2010/wordprocessingShape" xmlns:o="urn:schemas-microsoft-com:office:office" xmlns:v="urn:schemas-microsoft-com:vml" xmlns:w10="urn:schemas-microsoft-com:office:word" xmlns:w="http://schemas.openxmlformats.org/wordprocessingml/2006/main" xmlns:w14="http://schemas.microsoft.com/office/word/2010/wordml" xmlns:w15="http://schemas.microsoft.com/office/word/2012/wordml" xmlns:w16cex="http://schemas.microsoft.com/office/word/2018/wordml/cex" xmlns:w16cid="http://schemas.microsoft.com/office/word/2016/wordml/cid" xmlns:w16="http://schemas.microsoft.com/office/word/2018/wordml" xmlns:w16sdtdh="http://schemas.microsoft.com/office/word/2020/wordml/sdtdatahash" xmlns:w16sdtfl="http://schemas.microsoft.com/office/word/2024/wordml/sdtformatlock" xmlns:w16se="http://schemas.microsoft.com/office/word/2015/wordml/symex" xmlns:w16du="http://schemas.microsoft.com/office/word/2023/wordml/word16du" xmlns:wne="http://schemas.microsoft.com/office/word/2006/wordml" mc:Ignorable="w14 w15 w16se w16cid w16 w16cex w16sdtdh w16sdtfl w16du wp14">
+<w:numbering xmlns:wpc="http://schemas.microsoft.com/office/word/2010/wordprocessingCanvas" xmlns:cx="http://schemas.microsoft.com/office/drawing/2014/chartex" xmlns:cx1="http://schemas.microsoft.com/office/drawing/2015/9/8/chartex" xmlns:cx2="http://schemas.microsoft.com/office/drawing/2015/10/21/chartex" xmlns:cx3="http://schemas.microsoft.com/office/drawing/2016/5/9/chartex" xmlns:cx4="http://schemas.microsoft.com/office/drawing/2016/5/10/chartex" xmlns:cx5="http://schemas.microsoft.com/office/drawing/2016/5/11/chartex" xmlns:cx6="http://schemas.microsoft.com/office/drawing/2016/5/12/chartex" xmlns:cx7="http://schemas.microsoft.com/office/drawing/2016/5/13/chartex" xmlns:cx8="http://schemas.microsoft.com/office/drawing/2016/5/14/chartex" xmlns:mc="http://schemas.openxmlformats.org/markup-compatibility/2006" xmlns:aink="http://schemas.microsoft.com/office/drawing/2016/ink" xmlns:am3d="http://schemas.microsoft.com/office/drawing/2017/model3d" xmlns:o="urn:schemas-microsoft-com:office:office" xmlns:oel="http://schemas.microsoft.com/office/2019/extlst" xmlns:r="http://schemas.openxmlformats.org/officeDocument/2006/relationships" xmlns:m="http://schemas.openxmlformats.org/officeDocument/2006/math" xmlns:v="urn:schemas-microsoft-com:vml" xmlns:wp14="http://schemas.microsoft.com/office/word/2010/wordprocessingDrawing" xmlns:wp="http://schemas.openxmlformats.org/drawingml/2006/wordprocessingDrawing" xmlns:w10="urn:schemas-microsoft-com:office:word" xmlns:w="http://schemas.openxmlformats.org/wordprocessingml/2006/main" xmlns:w14="http://schemas.microsoft.com/office/word/2010/wordml" xmlns:w15="http://schemas.microsoft.com/office/word/2012/wordml" xmlns:w16cei="http://schemas.microsoft.com/office/word/2026/wordml/cei" xmlns:w16cex="http://schemas.microsoft.com/office/word/2018/wordml/cex" xmlns:w16cid="http://schemas.microsoft.com/office/word/2016/wordml/cid" xmlns:w16="http://schemas.microsoft.com/office/word/2018/wordml" xmlns:w16du="http://schemas.microsoft.com/office/word/2023/wordml/word16du" xmlns:w16sdtdh="http://schemas.microsoft.com/office/word/2020/wordml/sdtdatahash" xmlns:w16sdtfl="http://schemas.microsoft.com/office/word/2024/wordml/sdtformatlock" xmlns:w16se="http://schemas.microsoft.com/office/word/2015/wordml/symex" xmlns:wpg="http://schemas.microsoft.com/office/word/2010/wordprocessingGroup" xmlns:wpi="http://schemas.microsoft.com/office/word/2010/wordprocessingInk" xmlns:wne="http://schemas.microsoft.com/office/word/2006/wordml" xmlns:wps="http://schemas.microsoft.com/office/word/2010/wordprocessingShape" mc:Ignorable="w14 w15 w16se w16cid w16 w16cex w16sdtdh w16sdtfl w16du wp14">
   <w:abstractNum w:abstractNumId="0" w15:restartNumberingAfterBreak="0">
     <w:nsid w:val="00A99411"/>
     <w:multiLevelType w:val="multilevel"/>
@@ -23464,7 +23485,7 @@
 </file>
 
 <file path=word/people.xml><?xml version="1.0" encoding="utf-8"?>
-<w15:people xmlns:wpc="http://schemas.microsoft.com/office/word/2010/wordprocessingCanvas" xmlns:cx="http://schemas.microsoft.com/office/drawing/2014/chartex" xmlns:cx1="http://schemas.microsoft.com/office/drawing/2015/9/8/chartex" xmlns:cx2="http://schemas.microsoft.com/office/drawing/2015/10/21/chartex" xmlns:cx3="http://schemas.microsoft.com/office/drawing/2016/5/9/chartex" xmlns:cx4="http://schemas.microsoft.com/office/drawing/2016/5/10/chartex" xmlns:cx5="http://schemas.microsoft.com/office/drawing/2016/5/11/chartex" xmlns:cx6="http://schemas.microsoft.com/office/drawing/2016/5/12/chartex" xmlns:cx7="http://schemas.microsoft.com/office/drawing/2016/5/13/chartex" xmlns:cx8="http://schemas.microsoft.com/office/drawing/2016/5/14/chartex" xmlns:mc="http://schemas.openxmlformats.org/markup-compatibility/2006" xmlns:m="http://schemas.openxmlformats.org/officeDocument/2006/math" xmlns:aink="http://schemas.microsoft.com/office/drawing/2016/ink" xmlns:am3d="http://schemas.microsoft.com/office/drawing/2017/model3d" xmlns:oel="http://schemas.microsoft.com/office/2019/extlst" xmlns:r="http://schemas.openxmlformats.org/officeDocument/2006/relationships" xmlns:wp14="http://schemas.microsoft.com/office/word/2010/wordprocessingDrawing" xmlns:wp="http://schemas.openxmlformats.org/drawingml/2006/wordprocessingDrawing" xmlns:wpg="http://schemas.microsoft.com/office/word/2010/wordprocessingGroup" xmlns:wpi="http://schemas.microsoft.com/office/word/2010/wordprocessingInk" xmlns:wps="http://schemas.microsoft.com/office/word/2010/wordprocessingShape" xmlns:o="urn:schemas-microsoft-com:office:office" xmlns:v="urn:schemas-microsoft-com:vml" xmlns:w10="urn:schemas-microsoft-com:office:word" xmlns:w="http://schemas.openxmlformats.org/wordprocessingml/2006/main" xmlns:w14="http://schemas.microsoft.com/office/word/2010/wordml" xmlns:w15="http://schemas.microsoft.com/office/word/2012/wordml" xmlns:w16cex="http://schemas.microsoft.com/office/word/2018/wordml/cex" xmlns:w16cid="http://schemas.microsoft.com/office/word/2016/wordml/cid" xmlns:w16="http://schemas.microsoft.com/office/word/2018/wordml" xmlns:w16sdtdh="http://schemas.microsoft.com/office/word/2020/wordml/sdtdatahash" xmlns:w16sdtfl="http://schemas.microsoft.com/office/word/2024/wordml/sdtformatlock" xmlns:w16se="http://schemas.microsoft.com/office/word/2015/wordml/symex" xmlns:w16du="http://schemas.microsoft.com/office/word/2023/wordml/word16du" xmlns:wne="http://schemas.microsoft.com/office/word/2006/wordml" mc:Ignorable="w14 w15 w16se w16cid w16 w16cex w16sdtdh w16sdtfl w16du wp14">
+<w15:people xmlns:wpc="http://schemas.microsoft.com/office/word/2010/wordprocessingCanvas" xmlns:cx="http://schemas.microsoft.com/office/drawing/2014/chartex" xmlns:cx1="http://schemas.microsoft.com/office/drawing/2015/9/8/chartex" xmlns:cx2="http://schemas.microsoft.com/office/drawing/2015/10/21/chartex" xmlns:cx3="http://schemas.microsoft.com/office/drawing/2016/5/9/chartex" xmlns:cx4="http://schemas.microsoft.com/office/drawing/2016/5/10/chartex" xmlns:cx5="http://schemas.microsoft.com/office/drawing/2016/5/11/chartex" xmlns:cx6="http://schemas.microsoft.com/office/drawing/2016/5/12/chartex" xmlns:cx7="http://schemas.microsoft.com/office/drawing/2016/5/13/chartex" xmlns:cx8="http://schemas.microsoft.com/office/drawing/2016/5/14/chartex" xmlns:mc="http://schemas.openxmlformats.org/markup-compatibility/2006" xmlns:aink="http://schemas.microsoft.com/office/drawing/2016/ink" xmlns:am3d="http://schemas.microsoft.com/office/drawing/2017/model3d" xmlns:o="urn:schemas-microsoft-com:office:office" xmlns:oel="http://schemas.microsoft.com/office/2019/extlst" xmlns:r="http://schemas.openxmlformats.org/officeDocument/2006/relationships" xmlns:m="http://schemas.openxmlformats.org/officeDocument/2006/math" xmlns:v="urn:schemas-microsoft-com:vml" xmlns:wp14="http://schemas.microsoft.com/office/word/2010/wordprocessingDrawing" xmlns:wp="http://schemas.openxmlformats.org/drawingml/2006/wordprocessingDrawing" xmlns:w10="urn:schemas-microsoft-com:office:word" xmlns:w="http://schemas.openxmlformats.org/wordprocessingml/2006/main" xmlns:w14="http://schemas.microsoft.com/office/word/2010/wordml" xmlns:w15="http://schemas.microsoft.com/office/word/2012/wordml" xmlns:w16cei="http://schemas.microsoft.com/office/word/2026/wordml/cei" xmlns:w16cex="http://schemas.microsoft.com/office/word/2018/wordml/cex" xmlns:w16cid="http://schemas.microsoft.com/office/word/2016/wordml/cid" xmlns:w16="http://schemas.microsoft.com/office/word/2018/wordml" xmlns:w16du="http://schemas.microsoft.com/office/word/2023/wordml/word16du" xmlns:w16sdtdh="http://schemas.microsoft.com/office/word/2020/wordml/sdtdatahash" xmlns:w16sdtfl="http://schemas.microsoft.com/office/word/2024/wordml/sdtformatlock" xmlns:w16se="http://schemas.microsoft.com/office/word/2015/wordml/symex" xmlns:wpg="http://schemas.microsoft.com/office/word/2010/wordprocessingGroup" xmlns:wpi="http://schemas.microsoft.com/office/word/2010/wordprocessingInk" xmlns:wne="http://schemas.microsoft.com/office/word/2006/wordml" xmlns:wps="http://schemas.microsoft.com/office/word/2010/wordprocessingShape" mc:Ignorable="w14 w15 w16se w16cid w16 w16cex w16sdtdh w16sdtfl w16du wp14">
   <w15:person w15:author="Li Jianfeng">
     <w15:presenceInfo w15:providerId="Windows Live" w15:userId="c82f4e25e81e1bb1"/>
   </w15:person>
@@ -23475,7 +23496,7 @@
 </file>
 
 <file path=word/styles.xml><?xml version="1.0" encoding="utf-8"?>
-<w:styles xmlns:mc="http://schemas.openxmlformats.org/markup-compatibility/2006" xmlns:r="http://schemas.openxmlformats.org/officeDocument/2006/relationships" xmlns:w="http://schemas.openxmlformats.org/wordprocessingml/2006/main" xmlns:w14="http://schemas.microsoft.com/office/word/2010/wordml" xmlns:w15="http://schemas.microsoft.com/office/word/2012/wordml" xmlns:w16cex="http://schemas.microsoft.com/office/word/2018/wordml/cex" xmlns:w16cid="http://schemas.microsoft.com/office/word/2016/wordml/cid" xmlns:w16="http://schemas.microsoft.com/office/word/2018/wordml" xmlns:w16sdtdh="http://schemas.microsoft.com/office/word/2020/wordml/sdtdatahash" xmlns:w16sdtfl="http://schemas.microsoft.com/office/word/2024/wordml/sdtformatlock" xmlns:w16se="http://schemas.microsoft.com/office/word/2015/wordml/symex" xmlns:w16du="http://schemas.microsoft.com/office/word/2023/wordml/word16du" mc:Ignorable="w14 w15 w16se w16cid w16 w16cex w16sdtdh w16sdtfl w16du">
+<w:styles xmlns:mc="http://schemas.openxmlformats.org/markup-compatibility/2006" xmlns:r="http://schemas.openxmlformats.org/officeDocument/2006/relationships" xmlns:w="http://schemas.openxmlformats.org/wordprocessingml/2006/main" xmlns:w14="http://schemas.microsoft.com/office/word/2010/wordml" xmlns:w15="http://schemas.microsoft.com/office/word/2012/wordml" xmlns:w16cex="http://schemas.microsoft.com/office/word/2018/wordml/cex" xmlns:w16cid="http://schemas.microsoft.com/office/word/2016/wordml/cid" xmlns:w16="http://schemas.microsoft.com/office/word/2018/wordml" xmlns:w16du="http://schemas.microsoft.com/office/word/2023/wordml/word16du" xmlns:w16sdtdh="http://schemas.microsoft.com/office/word/2020/wordml/sdtdatahash" xmlns:w16sdtfl="http://schemas.microsoft.com/office/word/2024/wordml/sdtformatlock" xmlns:w16se="http://schemas.microsoft.com/office/word/2015/wordml/symex" mc:Ignorable="w14 w15 w16se w16cid w16 w16cex w16sdtdh w16sdtfl w16du">
   <w:docDefaults>
     <w:rPrDefault>
       <w:rPr>
